--- a/reports/Resource/Spec.docx
+++ b/reports/Resource/Spec.docx
@@ -9,10 +9,14 @@
           <w:ilvl w:val="0"/>
           <w:numId w:val="5"/>
         </w:numPr>
+        <w:spacing w:after="0"/>
         <w:rPr>
           <w:rFonts w:asciiTheme="majorHAnsi" w:hAnsiTheme="majorHAnsi"/>
           <w:b/>
           <w:bCs/>
+          <w:color w:val="EE0000"/>
+          <w:sz w:val="32"/>
+          <w:szCs w:val="32"/>
         </w:rPr>
       </w:pPr>
       <w:r>
@@ -20,6 +24,9 @@
           <w:rFonts w:asciiTheme="majorHAnsi" w:hAnsiTheme="majorHAnsi"/>
           <w:b/>
           <w:bCs/>
+          <w:color w:val="EE0000"/>
+          <w:sz w:val="32"/>
+          <w:szCs w:val="32"/>
         </w:rPr>
         <w:t>THÔNG SỐ KỸ THUẬT HỆ THỐNG (System Specifications)</w:t>
       </w:r>
@@ -30,6 +37,7 @@
           <w:ilvl w:val="0"/>
           <w:numId w:val="1"/>
         </w:numPr>
+        <w:spacing w:after="0"/>
         <w:rPr>
           <w:rFonts w:asciiTheme="majorHAnsi" w:hAnsiTheme="majorHAnsi"/>
         </w:rPr>
@@ -55,6 +63,7 @@
           <w:ilvl w:val="0"/>
           <w:numId w:val="1"/>
         </w:numPr>
+        <w:spacing w:after="0"/>
         <w:rPr>
           <w:rFonts w:asciiTheme="majorHAnsi" w:hAnsiTheme="majorHAnsi"/>
         </w:rPr>
@@ -80,6 +89,7 @@
           <w:ilvl w:val="0"/>
           <w:numId w:val="1"/>
         </w:numPr>
+        <w:spacing w:after="0"/>
         <w:rPr>
           <w:rFonts w:asciiTheme="majorHAnsi" w:hAnsiTheme="majorHAnsi"/>
         </w:rPr>
@@ -137,6 +147,7 @@
           <w:ilvl w:val="0"/>
           <w:numId w:val="1"/>
         </w:numPr>
+        <w:spacing w:after="0"/>
         <w:rPr>
           <w:rFonts w:asciiTheme="majorHAnsi" w:eastAsiaTheme="minorEastAsia" w:hAnsiTheme="majorHAnsi"/>
         </w:rPr>
@@ -228,6 +239,7 @@
           <w:ilvl w:val="0"/>
           <w:numId w:val="3"/>
         </w:numPr>
+        <w:spacing w:after="0"/>
         <w:rPr>
           <w:rFonts w:asciiTheme="majorHAnsi" w:hAnsiTheme="majorHAnsi"/>
         </w:rPr>
@@ -283,6 +295,7 @@
           <w:ilvl w:val="0"/>
           <w:numId w:val="1"/>
         </w:numPr>
+        <w:spacing w:after="0"/>
         <w:rPr>
           <w:rFonts w:asciiTheme="majorHAnsi" w:hAnsiTheme="majorHAnsi"/>
         </w:rPr>
@@ -322,6 +335,7 @@
           <w:ilvl w:val="0"/>
           <w:numId w:val="1"/>
         </w:numPr>
+        <w:spacing w:after="0"/>
         <w:rPr>
           <w:rFonts w:asciiTheme="majorHAnsi" w:hAnsiTheme="majorHAnsi"/>
         </w:rPr>
@@ -362,10 +376,14 @@
           <w:ilvl w:val="0"/>
           <w:numId w:val="5"/>
         </w:numPr>
+        <w:spacing w:after="0"/>
         <w:rPr>
           <w:rFonts w:asciiTheme="majorHAnsi" w:hAnsiTheme="majorHAnsi"/>
           <w:b/>
           <w:bCs/>
+          <w:color w:val="EE0000"/>
+          <w:sz w:val="32"/>
+          <w:szCs w:val="32"/>
         </w:rPr>
       </w:pPr>
       <w:r>
@@ -373,16 +391,11 @@
           <w:rFonts w:asciiTheme="majorHAnsi" w:hAnsiTheme="majorHAnsi"/>
           <w:b/>
           <w:bCs/>
-        </w:rPr>
-        <w:t>PHÂN TÍCH CHI TIẾT CẤP ĐỘ CÔNG NGHỆ PHẦN CỨN</w:t>
-      </w:r>
-      <w:r>
-        <w:rPr>
-          <w:rFonts w:asciiTheme="majorHAnsi" w:hAnsiTheme="majorHAnsi"/>
-          <w:b/>
-          <w:bCs/>
-        </w:rPr>
-        <w:t>G</w:t>
+          <w:color w:val="EE0000"/>
+          <w:sz w:val="32"/>
+          <w:szCs w:val="32"/>
+        </w:rPr>
+        <w:t>PHÂN TÍCH CHI TIẾT CẤP ĐỘ CÔNG NGHỆ PHẦN CỨNG</w:t>
       </w:r>
     </w:p>
     <w:tbl>
@@ -394,8 +407,8 @@
       </w:tblPr>
       <w:tblGrid>
         <w:gridCol w:w="2210"/>
-        <w:gridCol w:w="2670"/>
-        <w:gridCol w:w="5752"/>
+        <w:gridCol w:w="2671"/>
+        <w:gridCol w:w="5751"/>
       </w:tblGrid>
       <w:tr>
         <w:trPr>
@@ -410,7 +423,7 @@
           </w:tcPr>
           <w:p>
             <w:pPr>
-              <w:spacing w:after="160" w:line="278" w:lineRule="auto"/>
+              <w:spacing w:line="278" w:lineRule="auto"/>
               <w:jc w:val="center"/>
               <w:rPr>
                 <w:rFonts w:asciiTheme="majorHAnsi" w:hAnsiTheme="majorHAnsi"/>
@@ -438,7 +451,7 @@
           </w:tcPr>
           <w:p>
             <w:pPr>
-              <w:spacing w:after="160" w:line="278" w:lineRule="auto"/>
+              <w:spacing w:line="278" w:lineRule="auto"/>
               <w:jc w:val="center"/>
               <w:cnfStyle w:val="100000000000" w:firstRow="1" w:lastRow="0" w:firstColumn="0" w:lastColumn="0" w:oddVBand="0" w:evenVBand="0" w:oddHBand="0" w:evenHBand="0" w:firstRowFirstColumn="0" w:firstRowLastColumn="0" w:lastRowFirstColumn="0" w:lastRowLastColumn="0"/>
               <w:rPr>
@@ -485,7 +498,7 @@
           </w:tcPr>
           <w:p>
             <w:pPr>
-              <w:spacing w:after="160" w:line="278" w:lineRule="auto"/>
+              <w:spacing w:line="278" w:lineRule="auto"/>
               <w:jc w:val="center"/>
               <w:cnfStyle w:val="100000000000" w:firstRow="1" w:lastRow="0" w:firstColumn="0" w:lastColumn="0" w:oddVBand="0" w:evenVBand="0" w:oddHBand="0" w:evenHBand="0" w:firstRowFirstColumn="0" w:firstRowLastColumn="0" w:lastRowFirstColumn="0" w:lastRowLastColumn="0"/>
               <w:rPr>
@@ -520,7 +533,7 @@
           </w:tcPr>
           <w:p>
             <w:pPr>
-              <w:spacing w:after="160" w:line="278" w:lineRule="auto"/>
+              <w:spacing w:line="278" w:lineRule="auto"/>
               <w:jc w:val="center"/>
               <w:rPr>
                 <w:rFonts w:asciiTheme="majorHAnsi" w:hAnsiTheme="majorHAnsi"/>
@@ -537,7 +550,7 @@
           </w:p>
           <w:p>
             <w:pPr>
-              <w:spacing w:after="160" w:line="278" w:lineRule="auto"/>
+              <w:spacing w:line="278" w:lineRule="auto"/>
               <w:jc w:val="center"/>
               <w:rPr>
                 <w:rFonts w:asciiTheme="majorHAnsi" w:hAnsiTheme="majorHAnsi"/>
@@ -559,7 +572,7 @@
           </w:tcPr>
           <w:p>
             <w:pPr>
-              <w:spacing w:after="160" w:line="278" w:lineRule="auto"/>
+              <w:spacing w:line="278" w:lineRule="auto"/>
               <w:jc w:val="center"/>
               <w:cnfStyle w:val="000000100000" w:firstRow="0" w:lastRow="0" w:firstColumn="0" w:lastColumn="0" w:oddVBand="0" w:evenVBand="0" w:oddHBand="1" w:evenHBand="0" w:firstRowFirstColumn="0" w:firstRowLastColumn="0" w:lastRowFirstColumn="0" w:lastRowLastColumn="0"/>
               <w:rPr>
@@ -579,7 +592,7 @@
           </w:p>
           <w:p>
             <w:pPr>
-              <w:spacing w:after="160" w:line="278" w:lineRule="auto"/>
+              <w:spacing w:line="278" w:lineRule="auto"/>
               <w:jc w:val="center"/>
               <w:cnfStyle w:val="000000100000" w:firstRow="0" w:lastRow="0" w:firstColumn="0" w:lastColumn="0" w:oddVBand="0" w:evenVBand="0" w:oddHBand="1" w:evenHBand="0" w:firstRowFirstColumn="0" w:firstRowLastColumn="0" w:lastRowFirstColumn="0" w:lastRowLastColumn="0"/>
               <w:rPr>
@@ -610,9 +623,95 @@
           </w:tcPr>
           <w:p>
             <w:pPr>
-              <w:spacing w:after="160" w:line="278" w:lineRule="auto"/>
+              <w:spacing w:line="278" w:lineRule="auto"/>
+              <w:jc w:val="both"/>
+              <w:cnfStyle w:val="000000100000" w:firstRow="0" w:lastRow="0" w:firstColumn="0" w:lastColumn="0" w:oddVBand="0" w:evenVBand="0" w:oddHBand="1" w:evenHBand="0" w:firstRowFirstColumn="0" w:firstRowLastColumn="0" w:lastRowFirstColumn="0" w:lastRowLastColumn="0"/>
+              <w:rPr>
+                <w:rFonts w:asciiTheme="majorHAnsi" w:hAnsiTheme="majorHAnsi"/>
+              </w:rPr>
+            </w:pPr>
+            <w:r>
+              <w:rPr>
+                <w:rFonts w:asciiTheme="majorHAnsi" w:hAnsiTheme="majorHAnsi"/>
+              </w:rPr>
+              <w:t xml:space="preserve">Máy trạng thái (protocol_engine) đang phát các lệnh điều khiển chu kỳ đơn lẻ (Single Data Rate) như </w:t>
+            </w:r>
+            <w:r>
+              <w:rPr>
+                <w:rFonts w:asciiTheme="majorHAnsi" w:hAnsiTheme="majorHAnsi"/>
+                <w:color w:val="EE0000"/>
+              </w:rPr>
+              <w:t>ACTIVATE, READ, WRITE, PRECHARGE</w:t>
+            </w:r>
+            <w:r>
+              <w:rPr>
+                <w:rFonts w:asciiTheme="majorHAnsi" w:hAnsiTheme="majorHAnsi"/>
+              </w:rPr>
+              <w:t xml:space="preserve">. Để lên chuẩn </w:t>
+            </w:r>
+            <w:r>
+              <w:rPr>
+                <w:rFonts w:asciiTheme="majorHAnsi" w:hAnsiTheme="majorHAnsi"/>
+                <w:color w:val="124F1A" w:themeColor="accent3" w:themeShade="BF"/>
+              </w:rPr>
+              <w:t>DDR2/DDR3/DDR4</w:t>
+            </w:r>
+            <w:r>
+              <w:rPr>
+                <w:rFonts w:asciiTheme="majorHAnsi" w:hAnsiTheme="majorHAnsi"/>
+              </w:rPr>
+              <w:t>, mạch sẽ cần bổ sung khối DFI (DDR PHY Interface) và bộ khóa pha DLL/PLL để nhân đôi dữ liệu ở cả 2 sườn xung nhịp.</w:t>
+            </w:r>
+          </w:p>
+        </w:tc>
+      </w:tr>
+      <w:tr>
+        <w:tc>
+          <w:tcPr>
+            <w:cnfStyle w:val="001000000000" w:firstRow="0" w:lastRow="0" w:firstColumn="1" w:lastColumn="0" w:oddVBand="0" w:evenVBand="0" w:oddHBand="0" w:evenHBand="0" w:firstRowFirstColumn="0" w:firstRowLastColumn="0" w:lastRowFirstColumn="0" w:lastRowLastColumn="0"/>
+            <w:tcW w:w="2127" w:type="dxa"/>
+            <w:vAlign w:val="center"/>
+            <w:hideMark/>
+          </w:tcPr>
+          <w:p>
+            <w:pPr>
+              <w:spacing w:line="278" w:lineRule="auto"/>
               <w:jc w:val="center"/>
-              <w:cnfStyle w:val="000000100000" w:firstRow="0" w:lastRow="0" w:firstColumn="0" w:lastColumn="0" w:oddVBand="0" w:evenVBand="0" w:oddHBand="1" w:evenHBand="0" w:firstRowFirstColumn="0" w:firstRowLastColumn="0" w:lastRowFirstColumn="0" w:lastRowLastColumn="0"/>
+              <w:rPr>
+                <w:rFonts w:asciiTheme="majorHAnsi" w:hAnsiTheme="majorHAnsi"/>
+              </w:rPr>
+            </w:pPr>
+            <w:r>
+              <w:rPr>
+                <w:rFonts w:asciiTheme="majorHAnsi" w:hAnsiTheme="majorHAnsi"/>
+              </w:rPr>
+              <w:t xml:space="preserve">Chuẩn </w:t>
+            </w:r>
+            <w:r>
+              <w:rPr>
+                <w:rFonts w:asciiTheme="majorHAnsi" w:hAnsiTheme="majorHAnsi"/>
+              </w:rPr>
+              <w:t>g</w:t>
+            </w:r>
+            <w:r>
+              <w:rPr>
+                <w:rFonts w:asciiTheme="majorHAnsi" w:hAnsiTheme="majorHAnsi"/>
+              </w:rPr>
+              <w:t>iao tiếp Bus</w:t>
+            </w:r>
+          </w:p>
+        </w:tc>
+        <w:tc>
+          <w:tcPr>
+            <w:tcW w:w="2693" w:type="dxa"/>
+            <w:vAlign w:val="center"/>
+            <w:hideMark/>
+          </w:tcPr>
+          <w:p>
+            <w:pPr>
+              <w:spacing w:line="278" w:lineRule="auto"/>
+              <w:jc w:val="center"/>
+              <w:cnfStyle w:val="000000000000" w:firstRow="0" w:lastRow="0" w:firstColumn="0" w:lastColumn="0" w:oddVBand="0" w:evenVBand="0" w:oddHBand="0" w:evenHBand="0" w:firstRowFirstColumn="0" w:firstRowLastColumn="0" w:lastRowFirstColumn="0" w:lastRowLastColumn="0"/>
               <w:rPr>
                 <w:rFonts w:asciiTheme="majorHAnsi" w:hAnsiTheme="majorHAnsi"/>
                 <w:b/>
@@ -625,130 +724,28 @@
                 <w:b/>
                 <w:bCs/>
               </w:rPr>
-              <w:t xml:space="preserve">Máy trạng thái (protocol_engine) đang phát các lệnh điều khiển chu kỳ đơn lẻ (Single Data Rate) như </w:t>
-            </w:r>
-            <w:r>
-              <w:rPr>
-                <w:rFonts w:asciiTheme="majorHAnsi" w:hAnsiTheme="majorHAnsi"/>
-                <w:b/>
-                <w:bCs/>
-                <w:color w:val="EE0000"/>
-              </w:rPr>
-              <w:t>ACTIVATE, READ, WRITE, PRECHARGE</w:t>
-            </w:r>
-            <w:r>
-              <w:rPr>
-                <w:rFonts w:asciiTheme="majorHAnsi" w:hAnsiTheme="majorHAnsi"/>
-                <w:b/>
-                <w:bCs/>
-              </w:rPr>
-              <w:t xml:space="preserve">. Để lên chuẩn </w:t>
-            </w:r>
-            <w:r>
-              <w:rPr>
-                <w:rFonts w:asciiTheme="majorHAnsi" w:hAnsiTheme="majorHAnsi"/>
-                <w:b/>
-                <w:bCs/>
-                <w:color w:val="124F1A" w:themeColor="accent3" w:themeShade="BF"/>
-              </w:rPr>
-              <w:t>DDR2/DDR3/DDR4</w:t>
-            </w:r>
-            <w:r>
-              <w:rPr>
-                <w:rFonts w:asciiTheme="majorHAnsi" w:hAnsiTheme="majorHAnsi"/>
-                <w:b/>
-                <w:bCs/>
-              </w:rPr>
-              <w:t>, mạch sẽ cần bổ sung khối DFI (DDR PHY Interface) và bộ khóa pha DLL/PLL để nhân đôi dữ liệu ở cả 2 sườn xung nhịp.</w:t>
-            </w:r>
-          </w:p>
-        </w:tc>
-      </w:tr>
-      <w:tr>
-        <w:tc>
-          <w:tcPr>
-            <w:cnfStyle w:val="001000000000" w:firstRow="0" w:lastRow="0" w:firstColumn="1" w:lastColumn="0" w:oddVBand="0" w:evenVBand="0" w:oddHBand="0" w:evenHBand="0" w:firstRowFirstColumn="0" w:firstRowLastColumn="0" w:lastRowFirstColumn="0" w:lastRowLastColumn="0"/>
-            <w:tcW w:w="2127" w:type="dxa"/>
+              <w:t>AXI4-Lite (Slave)</w:t>
+            </w:r>
+          </w:p>
+        </w:tc>
+        <w:tc>
+          <w:tcPr>
+            <w:tcW w:w="5812" w:type="dxa"/>
             <w:vAlign w:val="center"/>
             <w:hideMark/>
           </w:tcPr>
           <w:p>
             <w:pPr>
-              <w:spacing w:after="160" w:line="278" w:lineRule="auto"/>
-              <w:jc w:val="center"/>
-              <w:rPr>
-                <w:rFonts w:asciiTheme="majorHAnsi" w:hAnsiTheme="majorHAnsi"/>
-              </w:rPr>
-            </w:pPr>
-            <w:r>
-              <w:rPr>
-                <w:rFonts w:asciiTheme="majorHAnsi" w:hAnsiTheme="majorHAnsi"/>
-              </w:rPr>
-              <w:t xml:space="preserve">Chuẩn </w:t>
-            </w:r>
-            <w:r>
-              <w:rPr>
-                <w:rFonts w:asciiTheme="majorHAnsi" w:hAnsiTheme="majorHAnsi"/>
-              </w:rPr>
-              <w:t>g</w:t>
-            </w:r>
-            <w:r>
-              <w:rPr>
-                <w:rFonts w:asciiTheme="majorHAnsi" w:hAnsiTheme="majorHAnsi"/>
-              </w:rPr>
-              <w:t>iao tiếp Bus</w:t>
-            </w:r>
-          </w:p>
-        </w:tc>
-        <w:tc>
-          <w:tcPr>
-            <w:tcW w:w="2693" w:type="dxa"/>
-            <w:vAlign w:val="center"/>
-            <w:hideMark/>
-          </w:tcPr>
-          <w:p>
-            <w:pPr>
-              <w:spacing w:after="160" w:line="278" w:lineRule="auto"/>
-              <w:jc w:val="center"/>
-              <w:cnfStyle w:val="000000000000" w:firstRow="0" w:lastRow="0" w:firstColumn="0" w:lastColumn="0" w:oddVBand="0" w:evenVBand="0" w:oddHBand="0" w:evenHBand="0" w:firstRowFirstColumn="0" w:firstRowLastColumn="0" w:lastRowFirstColumn="0" w:lastRowLastColumn="0"/>
-              <w:rPr>
-                <w:rFonts w:asciiTheme="majorHAnsi" w:hAnsiTheme="majorHAnsi"/>
-                <w:b/>
-                <w:bCs/>
-              </w:rPr>
-            </w:pPr>
-            <w:r>
-              <w:rPr>
-                <w:rFonts w:asciiTheme="majorHAnsi" w:hAnsiTheme="majorHAnsi"/>
-                <w:b/>
-                <w:bCs/>
-              </w:rPr>
-              <w:t>AXI4-Lite (Slave)</w:t>
-            </w:r>
-          </w:p>
-        </w:tc>
-        <w:tc>
-          <w:tcPr>
-            <w:tcW w:w="5812" w:type="dxa"/>
-            <w:vAlign w:val="center"/>
-            <w:hideMark/>
-          </w:tcPr>
-          <w:p>
-            <w:pPr>
-              <w:spacing w:after="160" w:line="278" w:lineRule="auto"/>
+              <w:spacing w:line="278" w:lineRule="auto"/>
               <w:jc w:val="both"/>
               <w:cnfStyle w:val="000000000000" w:firstRow="0" w:lastRow="0" w:firstColumn="0" w:lastColumn="0" w:oddVBand="0" w:evenVBand="0" w:oddHBand="0" w:evenHBand="0" w:firstRowFirstColumn="0" w:firstRowLastColumn="0" w:lastRowFirstColumn="0" w:lastRowLastColumn="0"/>
               <w:rPr>
                 <w:rFonts w:asciiTheme="majorHAnsi" w:hAnsiTheme="majorHAnsi"/>
-                <w:b/>
-                <w:bCs/>
-              </w:rPr>
-            </w:pPr>
-            <w:r>
-              <w:rPr>
-                <w:rFonts w:asciiTheme="majorHAnsi" w:hAnsiTheme="majorHAnsi"/>
-                <w:b/>
-                <w:bCs/>
+              </w:rPr>
+            </w:pPr>
+            <w:r>
+              <w:rPr>
+                <w:rFonts w:asciiTheme="majorHAnsi" w:hAnsiTheme="majorHAnsi"/>
               </w:rPr>
               <w:t>Mức độ: Hoàn chỉnh. Hỗ trợ ngắt quãng (valid/ready) độc lập trên từng kênh. Đây là chuẩn tối ưu cho các hệ thống nhúng SoC kết nối với CPU (như ARM Cortex-A/M hoặc RISC-V). Do là bản Lite nên nó xử lý từng gói dữ liệu đơn lẻ (Single-transaction), chưa bật tính năng Burst Mode (gửi một loạt data chỉ với 1 địa chỉ).</w:t>
             </w:r>
@@ -768,7 +765,7 @@
           </w:tcPr>
           <w:p>
             <w:pPr>
-              <w:spacing w:after="160" w:line="278" w:lineRule="auto"/>
+              <w:spacing w:line="278" w:lineRule="auto"/>
               <w:jc w:val="center"/>
               <w:rPr>
                 <w:rFonts w:asciiTheme="majorHAnsi" w:hAnsiTheme="majorHAnsi"/>
@@ -814,7 +811,7 @@
           </w:tcPr>
           <w:p>
             <w:pPr>
-              <w:spacing w:after="160" w:line="278" w:lineRule="auto"/>
+              <w:spacing w:line="278" w:lineRule="auto"/>
               <w:jc w:val="center"/>
               <w:cnfStyle w:val="000000100000" w:firstRow="0" w:lastRow="0" w:firstColumn="0" w:lastColumn="0" w:oddVBand="0" w:evenVBand="0" w:oddHBand="1" w:evenHBand="0" w:firstRowFirstColumn="0" w:firstRowLastColumn="0" w:lastRowFirstColumn="0" w:lastRowLastColumn="0"/>
               <w:rPr>
@@ -841,23 +838,113 @@
           </w:tcPr>
           <w:p>
             <w:pPr>
-              <w:spacing w:after="160" w:line="278" w:lineRule="auto"/>
+              <w:spacing w:line="278" w:lineRule="auto"/>
+              <w:jc w:val="both"/>
+              <w:cnfStyle w:val="000000100000" w:firstRow="0" w:lastRow="0" w:firstColumn="0" w:lastColumn="0" w:oddVBand="0" w:evenVBand="0" w:oddHBand="1" w:evenHBand="0" w:firstRowFirstColumn="0" w:firstRowLastColumn="0" w:lastRowFirstColumn="0" w:lastRowLastColumn="0"/>
+              <w:rPr>
+                <w:rFonts w:asciiTheme="majorHAnsi" w:hAnsiTheme="majorHAnsi"/>
+              </w:rPr>
+            </w:pPr>
+            <w:r>
+              <w:rPr>
+                <w:rFonts w:asciiTheme="majorHAnsi" w:hAnsiTheme="majorHAnsi"/>
+              </w:rPr>
+              <w:t xml:space="preserve">Mức độ: Cao cấp (Advanced). Việc sử dụng 4 slots bộ nhớ đệm kết hợp thuật toán quét song song để "bốc" lệnh dựa trên Bank ID (last_accessed_bank) giúp thiết kế này vượt trội hơn 90% các bài làm chỉ dùng FIFO tuần tự. Nó giúp che giấu thời gian trễ nạp tụ </w:t>
+            </w:r>
+            <w:r>
+              <w:rPr>
+                <w:rFonts w:asciiTheme="majorHAnsi" w:hAnsiTheme="majorHAnsi"/>
+                <w:color w:val="EE0000"/>
+              </w:rPr>
+              <w:t>(tRP</w:t>
+            </w:r>
+            <w:r>
+              <w:rPr>
+                <w:rFonts w:asciiTheme="majorHAnsi" w:hAnsiTheme="majorHAnsi"/>
+                <w:color w:val="EE0000"/>
+              </w:rPr>
+              <w:t xml:space="preserve">, </w:t>
+            </w:r>
+            <w:r>
+              <w:rPr>
+                <w:rFonts w:asciiTheme="majorHAnsi" w:hAnsiTheme="majorHAnsi"/>
+                <w:color w:val="EE0000"/>
+              </w:rPr>
+              <w:t>tRCD)</w:t>
+            </w:r>
+            <w:r>
+              <w:rPr>
+                <w:rFonts w:asciiTheme="majorHAnsi" w:hAnsiTheme="majorHAnsi"/>
+              </w:rPr>
+              <w:t xml:space="preserve"> bằng cách cho phép các Bank khác làm việc gối đầu nhau.</w:t>
+            </w:r>
+          </w:p>
+        </w:tc>
+      </w:tr>
+      <w:tr>
+        <w:tc>
+          <w:tcPr>
+            <w:cnfStyle w:val="001000000000" w:firstRow="0" w:lastRow="0" w:firstColumn="1" w:lastColumn="0" w:oddVBand="0" w:evenVBand="0" w:oddHBand="0" w:evenHBand="0" w:firstRowFirstColumn="0" w:firstRowLastColumn="0" w:lastRowFirstColumn="0" w:lastRowLastColumn="0"/>
+            <w:tcW w:w="2127" w:type="dxa"/>
+            <w:vAlign w:val="center"/>
+            <w:hideMark/>
+          </w:tcPr>
+          <w:p>
+            <w:pPr>
+              <w:spacing w:line="278" w:lineRule="auto"/>
               <w:jc w:val="center"/>
-              <w:cnfStyle w:val="000000100000" w:firstRow="0" w:lastRow="0" w:firstColumn="0" w:lastColumn="0" w:oddVBand="0" w:evenVBand="0" w:oddHBand="1" w:evenHBand="0" w:firstRowFirstColumn="0" w:firstRowLastColumn="0" w:lastRowFirstColumn="0" w:lastRowLastColumn="0"/>
+              <w:rPr>
+                <w:rFonts w:asciiTheme="majorHAnsi" w:hAnsiTheme="majorHAnsi"/>
+                <w:b w:val="0"/>
+                <w:bCs w:val="0"/>
+              </w:rPr>
+            </w:pPr>
+            <w:r>
+              <w:rPr>
+                <w:rFonts w:asciiTheme="majorHAnsi" w:hAnsiTheme="majorHAnsi"/>
+              </w:rPr>
+              <w:t xml:space="preserve">Băng thông </w:t>
+            </w:r>
+          </w:p>
+          <w:p>
+            <w:pPr>
+              <w:spacing w:line="278" w:lineRule="auto"/>
+              <w:jc w:val="center"/>
+              <w:rPr>
+                <w:rFonts w:asciiTheme="majorHAnsi" w:hAnsiTheme="majorHAnsi"/>
+              </w:rPr>
+            </w:pPr>
+            <w:r>
+              <w:rPr>
+                <w:rFonts w:asciiTheme="majorHAnsi" w:hAnsiTheme="majorHAnsi"/>
+              </w:rPr>
+              <w:t>l</w:t>
+            </w:r>
+            <w:r>
+              <w:rPr>
+                <w:rFonts w:asciiTheme="majorHAnsi" w:hAnsiTheme="majorHAnsi"/>
+              </w:rPr>
+              <w:t>ý thuyết</w:t>
+            </w:r>
+          </w:p>
+        </w:tc>
+        <w:tc>
+          <w:tcPr>
+            <w:tcW w:w="2693" w:type="dxa"/>
+            <w:vAlign w:val="center"/>
+            <w:hideMark/>
+          </w:tcPr>
+          <w:p>
+            <w:pPr>
+              <w:spacing w:line="278" w:lineRule="auto"/>
+              <w:jc w:val="center"/>
+              <w:cnfStyle w:val="000000000000" w:firstRow="0" w:lastRow="0" w:firstColumn="0" w:lastColumn="0" w:oddVBand="0" w:evenVBand="0" w:oddHBand="0" w:evenHBand="0" w:firstRowFirstColumn="0" w:firstRowLastColumn="0" w:lastRowFirstColumn="0" w:lastRowLastColumn="0"/>
               <w:rPr>
                 <w:rFonts w:asciiTheme="majorHAnsi" w:hAnsiTheme="majorHAnsi"/>
                 <w:b/>
                 <w:bCs/>
               </w:rPr>
             </w:pPr>
-            <w:r>
-              <w:rPr>
-                <w:rFonts w:asciiTheme="majorHAnsi" w:hAnsiTheme="majorHAnsi"/>
-                <w:b/>
-                <w:bCs/>
-              </w:rPr>
-              <w:t xml:space="preserve">Mức độ: Cao cấp (Advanced). Việc sử dụng 4 slots bộ nhớ đệm kết hợp thuật toán quét song song để "bốc" lệnh dựa trên Bank ID (last_accessed_bank) giúp thiết kế này vượt trội hơn 90% các bài làm chỉ dùng FIFO tuần tự. Nó giúp che giấu thời gian trễ nạp tụ </w:t>
-            </w:r>
             <w:r>
               <w:rPr>
                 <w:rFonts w:asciiTheme="majorHAnsi" w:hAnsiTheme="majorHAnsi"/>
@@ -865,149 +952,38 @@
                 <w:bCs/>
                 <w:color w:val="EE0000"/>
               </w:rPr>
-              <w:t>(tRP</w:t>
-            </w:r>
-            <w:r>
-              <w:rPr>
-                <w:rFonts w:asciiTheme="majorHAnsi" w:hAnsiTheme="majorHAnsi"/>
-                <w:b/>
-                <w:bCs/>
-                <w:color w:val="EE0000"/>
-              </w:rPr>
-              <w:t xml:space="preserve">, </w:t>
-            </w:r>
-            <w:r>
-              <w:rPr>
-                <w:rFonts w:asciiTheme="majorHAnsi" w:hAnsiTheme="majorHAnsi"/>
-                <w:b/>
-                <w:bCs/>
-                <w:color w:val="EE0000"/>
-              </w:rPr>
-              <w:lastRenderedPageBreak/>
-              <w:t>tRCD)</w:t>
-            </w:r>
-            <w:r>
-              <w:rPr>
-                <w:rFonts w:asciiTheme="majorHAnsi" w:hAnsiTheme="majorHAnsi"/>
-                <w:b/>
-                <w:bCs/>
-              </w:rPr>
-              <w:t xml:space="preserve"> bằng cách cho phép các Bank khác làm việc gối đầu nhau.</w:t>
-            </w:r>
-          </w:p>
-        </w:tc>
-      </w:tr>
-      <w:tr>
-        <w:tc>
-          <w:tcPr>
-            <w:cnfStyle w:val="001000000000" w:firstRow="0" w:lastRow="0" w:firstColumn="1" w:lastColumn="0" w:oddVBand="0" w:evenVBand="0" w:oddHBand="0" w:evenHBand="0" w:firstRowFirstColumn="0" w:firstRowLastColumn="0" w:lastRowFirstColumn="0" w:lastRowLastColumn="0"/>
-            <w:tcW w:w="2127" w:type="dxa"/>
+              <w:t>400 MB/s</w:t>
+            </w:r>
+          </w:p>
+        </w:tc>
+        <w:tc>
+          <w:tcPr>
+            <w:tcW w:w="5812" w:type="dxa"/>
             <w:vAlign w:val="center"/>
             <w:hideMark/>
           </w:tcPr>
           <w:p>
             <w:pPr>
-              <w:spacing w:after="160" w:line="278" w:lineRule="auto"/>
-              <w:jc w:val="center"/>
-              <w:rPr>
-                <w:rFonts w:asciiTheme="majorHAnsi" w:hAnsiTheme="majorHAnsi"/>
-                <w:b w:val="0"/>
-                <w:bCs w:val="0"/>
-              </w:rPr>
-            </w:pPr>
-            <w:r>
-              <w:rPr>
-                <w:rFonts w:asciiTheme="majorHAnsi" w:hAnsiTheme="majorHAnsi"/>
-              </w:rPr>
-              <w:lastRenderedPageBreak/>
-              <w:t xml:space="preserve">Băng thông </w:t>
-            </w:r>
-          </w:p>
-          <w:p>
-            <w:pPr>
-              <w:spacing w:after="160" w:line="278" w:lineRule="auto"/>
-              <w:jc w:val="center"/>
-              <w:rPr>
-                <w:rFonts w:asciiTheme="majorHAnsi" w:hAnsiTheme="majorHAnsi"/>
-              </w:rPr>
-            </w:pPr>
-            <w:r>
-              <w:rPr>
-                <w:rFonts w:asciiTheme="majorHAnsi" w:hAnsiTheme="majorHAnsi"/>
-              </w:rPr>
-              <w:t>l</w:t>
-            </w:r>
-            <w:r>
-              <w:rPr>
-                <w:rFonts w:asciiTheme="majorHAnsi" w:hAnsiTheme="majorHAnsi"/>
-              </w:rPr>
-              <w:t>ý thuyết</w:t>
-            </w:r>
-          </w:p>
-        </w:tc>
-        <w:tc>
-          <w:tcPr>
-            <w:tcW w:w="2693" w:type="dxa"/>
-            <w:vAlign w:val="center"/>
-            <w:hideMark/>
-          </w:tcPr>
-          <w:p>
-            <w:pPr>
-              <w:spacing w:after="160" w:line="278" w:lineRule="auto"/>
-              <w:jc w:val="center"/>
+              <w:spacing w:line="278" w:lineRule="auto"/>
               <w:cnfStyle w:val="000000000000" w:firstRow="0" w:lastRow="0" w:firstColumn="0" w:lastColumn="0" w:oddVBand="0" w:evenVBand="0" w:oddHBand="0" w:evenHBand="0" w:firstRowFirstColumn="0" w:firstRowLastColumn="0" w:lastRowFirstColumn="0" w:lastRowLastColumn="0"/>
               <w:rPr>
                 <w:rFonts w:asciiTheme="majorHAnsi" w:hAnsiTheme="majorHAnsi"/>
-                <w:b/>
-                <w:bCs/>
-              </w:rPr>
-            </w:pPr>
-            <w:r>
-              <w:rPr>
-                <w:rFonts w:asciiTheme="majorHAnsi" w:hAnsiTheme="majorHAnsi"/>
-                <w:b/>
-                <w:bCs/>
-                <w:color w:val="EE0000"/>
-              </w:rPr>
-              <w:t>400 MB/s</w:t>
-            </w:r>
-          </w:p>
-        </w:tc>
-        <w:tc>
-          <w:tcPr>
-            <w:tcW w:w="5812" w:type="dxa"/>
-            <w:vAlign w:val="center"/>
-            <w:hideMark/>
-          </w:tcPr>
-          <w:p>
-            <w:pPr>
-              <w:spacing w:after="160" w:line="278" w:lineRule="auto"/>
+              </w:rPr>
+            </w:pPr>
+            <w:r>
+              <w:rPr>
+                <w:rFonts w:asciiTheme="majorHAnsi" w:hAnsiTheme="majorHAnsi"/>
+              </w:rPr>
+              <w:t>Tính toán dựa trên cấu hình hiện tại: Bus dữ liệu 32-bit (DATA_WIDTH = 32) chạy ở tần số Clock 100MHz.</w:t>
+            </w:r>
+          </w:p>
+          <w:p>
+            <w:pPr>
+              <w:spacing w:line="278" w:lineRule="auto"/>
               <w:ind w:left="360"/>
               <w:cnfStyle w:val="000000000000" w:firstRow="0" w:lastRow="0" w:firstColumn="0" w:lastColumn="0" w:oddVBand="0" w:evenVBand="0" w:oddHBand="0" w:evenHBand="0" w:firstRowFirstColumn="0" w:firstRowLastColumn="0" w:lastRowFirstColumn="0" w:lastRowLastColumn="0"/>
               <w:rPr>
-                <w:rFonts w:asciiTheme="majorHAnsi" w:hAnsiTheme="majorHAnsi"/>
-                <w:b/>
-                <w:bCs/>
-              </w:rPr>
-            </w:pPr>
-            <w:r>
-              <w:rPr>
-                <w:rFonts w:asciiTheme="majorHAnsi" w:hAnsiTheme="majorHAnsi"/>
-                <w:b/>
-                <w:bCs/>
-              </w:rPr>
-              <w:t>Tính toán dựa trên cấu hình hiện tại: Bus dữ liệu 32-bit (DATA_WIDTH = 32) chạy ở tần số Clock 100MHz.</w:t>
-            </w:r>
-          </w:p>
-          <w:p>
-            <w:pPr>
-              <w:spacing w:after="160" w:line="278" w:lineRule="auto"/>
-              <w:ind w:left="360"/>
-              <w:cnfStyle w:val="000000000000" w:firstRow="0" w:lastRow="0" w:firstColumn="0" w:lastColumn="0" w:oddVBand="0" w:evenVBand="0" w:oddHBand="0" w:evenHBand="0" w:firstRowFirstColumn="0" w:firstRowLastColumn="0" w:lastRowFirstColumn="0" w:lastRowLastColumn="0"/>
-              <w:rPr>
                 <w:rFonts w:asciiTheme="majorHAnsi" w:eastAsiaTheme="minorEastAsia" w:hAnsiTheme="majorHAnsi"/>
-                <w:b/>
-                <w:bCs/>
                 <w:color w:val="EE0000"/>
               </w:rPr>
             </w:pPr>
@@ -1019,16 +995,11 @@
                   </m:rPr>
                   <w:rPr>
                     <w:rFonts w:ascii="Cambria Math" w:hAnsi="Cambria Math"/>
-                    <w:b/>
-                    <w:bCs/>
                     <w:color w:val="EE0000"/>
                   </w:rPr>
                   <m:t>Bandwidth</m:t>
                 </m:r>
                 <m:r>
-                  <m:rPr>
-                    <m:sty m:val="bi"/>
-                  </m:rPr>
                   <w:rPr>
                     <w:rFonts w:ascii="Cambria Math" w:hAnsi="Cambria Math"/>
                     <w:color w:val="EE0000"/>
@@ -1041,16 +1012,11 @@
                   </m:rPr>
                   <w:rPr>
                     <w:rFonts w:ascii="Cambria Math" w:hAnsi="Cambria Math"/>
-                    <w:b/>
-                    <w:bCs/>
                     <w:color w:val="EE0000"/>
                   </w:rPr>
                   <m:t>MHz</m:t>
                 </m:r>
                 <m:r>
-                  <m:rPr>
-                    <m:sty m:val="bi"/>
-                  </m:rPr>
                   <w:rPr>
                     <w:rFonts w:ascii="Cambria Math" w:hAnsi="Cambria Math"/>
                     <w:color w:val="EE0000"/>
@@ -1063,16 +1029,11 @@
                   </m:rPr>
                   <w:rPr>
                     <w:rFonts w:ascii="Cambria Math" w:hAnsi="Cambria Math"/>
-                    <w:b/>
-                    <w:bCs/>
                     <w:color w:val="EE0000"/>
                   </w:rPr>
                   <m:t>Bytes</m:t>
                 </m:r>
                 <m:r>
-                  <m:rPr>
-                    <m:sty m:val="bi"/>
-                  </m:rPr>
                   <w:rPr>
                     <w:rFonts w:ascii="Cambria Math" w:hAnsi="Cambria Math"/>
                     <w:color w:val="EE0000"/>
@@ -1085,8 +1046,6 @@
                   </m:rPr>
                   <w:rPr>
                     <w:rFonts w:ascii="Cambria Math" w:hAnsi="Cambria Math"/>
-                    <w:b/>
-                    <w:bCs/>
                     <w:color w:val="EE0000"/>
                   </w:rPr>
                   <m:t>MB/s</m:t>
@@ -1096,13 +1055,11 @@
           </w:p>
           <w:p>
             <w:pPr>
-              <w:spacing w:after="160" w:line="278" w:lineRule="auto"/>
+              <w:spacing w:line="278" w:lineRule="auto"/>
               <w:ind w:left="360"/>
               <w:cnfStyle w:val="000000000000" w:firstRow="0" w:lastRow="0" w:firstColumn="0" w:lastColumn="0" w:oddVBand="0" w:evenVBand="0" w:oddHBand="0" w:evenHBand="0" w:firstRowFirstColumn="0" w:firstRowLastColumn="0" w:lastRowFirstColumn="0" w:lastRowLastColumn="0"/>
               <w:rPr>
                 <w:rFonts w:asciiTheme="majorHAnsi" w:hAnsiTheme="majorHAnsi"/>
-                <w:b/>
-                <w:bCs/>
               </w:rPr>
             </w:pPr>
           </w:p>
@@ -1121,7 +1078,7 @@
           </w:tcPr>
           <w:p>
             <w:pPr>
-              <w:spacing w:after="160" w:line="278" w:lineRule="auto"/>
+              <w:spacing w:line="278" w:lineRule="auto"/>
               <w:jc w:val="center"/>
               <w:rPr>
                 <w:rFonts w:asciiTheme="majorHAnsi" w:hAnsiTheme="majorHAnsi"/>
@@ -1131,6 +1088,7 @@
               <w:rPr>
                 <w:rFonts w:asciiTheme="majorHAnsi" w:hAnsiTheme="majorHAnsi"/>
               </w:rPr>
+              <w:lastRenderedPageBreak/>
               <w:t xml:space="preserve">Phân bổ </w:t>
             </w:r>
             <w:r>
@@ -1167,7 +1125,7 @@
           </w:tcPr>
           <w:p>
             <w:pPr>
-              <w:spacing w:after="160" w:line="278" w:lineRule="auto"/>
+              <w:spacing w:line="278" w:lineRule="auto"/>
               <w:jc w:val="center"/>
               <w:cnfStyle w:val="000000100000" w:firstRow="0" w:lastRow="0" w:firstColumn="0" w:lastColumn="0" w:oddVBand="0" w:evenVBand="0" w:oddHBand="1" w:evenHBand="0" w:firstRowFirstColumn="0" w:firstRowLastColumn="0" w:lastRowFirstColumn="0" w:lastRowLastColumn="0"/>
               <w:rPr>
@@ -1203,50 +1161,35 @@
           </w:tcPr>
           <w:p>
             <w:pPr>
-              <w:spacing w:after="160" w:line="278" w:lineRule="auto"/>
-              <w:jc w:val="center"/>
+              <w:spacing w:line="278" w:lineRule="auto"/>
+              <w:jc w:val="both"/>
               <w:cnfStyle w:val="000000100000" w:firstRow="0" w:lastRow="0" w:firstColumn="0" w:lastColumn="0" w:oddVBand="0" w:evenVBand="0" w:oddHBand="1" w:evenHBand="0" w:firstRowFirstColumn="0" w:firstRowLastColumn="0" w:lastRowFirstColumn="0" w:lastRowLastColumn="0"/>
               <w:rPr>
                 <w:rFonts w:asciiTheme="majorHAnsi" w:hAnsiTheme="majorHAnsi"/>
-                <w:b/>
-                <w:bCs/>
-              </w:rPr>
-            </w:pPr>
-            <w:r>
-              <w:rPr>
-                <w:rFonts w:asciiTheme="majorHAnsi" w:hAnsiTheme="majorHAnsi"/>
-                <w:b/>
-                <w:bCs/>
+              </w:rPr>
+            </w:pPr>
+            <w:r>
+              <w:rPr>
+                <w:rFonts w:asciiTheme="majorHAnsi" w:hAnsiTheme="majorHAnsi"/>
               </w:rPr>
               <w:t>Dựa trên cấu trúc trích xuất bit địa chỉ hiện tại trong protocol_engine:</w:t>
             </w:r>
           </w:p>
           <w:p>
             <w:pPr>
-              <w:spacing w:after="160" w:line="278" w:lineRule="auto"/>
+              <w:spacing w:line="278" w:lineRule="auto"/>
               <w:ind w:left="360"/>
+              <w:jc w:val="both"/>
               <w:cnfStyle w:val="000000100000" w:firstRow="0" w:lastRow="0" w:firstColumn="0" w:lastColumn="0" w:oddVBand="0" w:evenVBand="0" w:oddHBand="1" w:evenHBand="0" w:firstRowFirstColumn="0" w:firstRowLastColumn="0" w:lastRowFirstColumn="0" w:lastRowLastColumn="0"/>
               <w:rPr>
                 <w:rFonts w:asciiTheme="majorHAnsi" w:hAnsiTheme="majorHAnsi"/>
-                <w:b/>
-                <w:bCs/>
-              </w:rPr>
-            </w:pPr>
-            <w:r>
-              <w:rPr>
-                <w:rFonts w:asciiTheme="majorHAnsi" w:hAnsiTheme="majorHAnsi"/>
-                <w:b/>
-                <w:bCs/>
-              </w:rPr>
-              <w:t xml:space="preserve">• Bank: 3 bits </w:t>
-            </w:r>
-            <w:r>
-              <w:rPr>
-                <w:rFonts w:asciiTheme="majorHAnsi" w:hAnsiTheme="majorHAnsi"/>
-                <w:b/>
-                <w:bCs/>
-              </w:rPr>
-              <w:t>(</w:t>
+              </w:rPr>
+            </w:pPr>
+            <w:r>
+              <w:rPr>
+                <w:rFonts w:asciiTheme="majorHAnsi" w:hAnsiTheme="majorHAnsi"/>
+              </w:rPr>
+              <w:t>• Bank: 3 bits (</w:t>
             </w:r>
             <m:oMath>
               <m:sSup>
@@ -1254,16 +1197,11 @@
                   <m:ctrlPr>
                     <w:rPr>
                       <w:rFonts w:ascii="Cambria Math" w:hAnsi="Cambria Math"/>
-                      <w:b/>
-                      <w:bCs/>
                     </w:rPr>
                   </m:ctrlPr>
                 </m:sSupPr>
                 <m:e>
                   <m:r>
-                    <m:rPr>
-                      <m:sty m:val="bi"/>
-                    </m:rPr>
                     <w:rPr>
                       <w:rFonts w:ascii="Cambria Math" w:hAnsi="Cambria Math"/>
                     </w:rPr>
@@ -1272,9 +1210,6 @@
                 </m:e>
                 <m:sup>
                   <m:r>
-                    <m:rPr>
-                      <m:sty m:val="bi"/>
-                    </m:rPr>
                     <w:rPr>
                       <w:rFonts w:ascii="Cambria Math" w:hAnsi="Cambria Math"/>
                     </w:rPr>
@@ -1283,9 +1218,6 @@
                 </m:sup>
               </m:sSup>
               <m:r>
-                <m:rPr>
-                  <m:sty m:val="bi"/>
-                </m:rPr>
                 <w:rPr>
                   <w:rFonts w:ascii="Cambria Math" w:hAnsi="Cambria Math"/>
                 </w:rPr>
@@ -1295,36 +1227,29 @@
             <w:r>
               <w:rPr>
                 <w:rFonts w:asciiTheme="majorHAnsi" w:eastAsiaTheme="minorEastAsia" w:hAnsiTheme="majorHAnsi"/>
-                <w:b/>
-                <w:bCs/>
               </w:rPr>
               <w:t xml:space="preserve"> Banks</w:t>
             </w:r>
             <w:r>
               <w:rPr>
                 <w:rFonts w:asciiTheme="majorHAnsi" w:hAnsiTheme="majorHAnsi"/>
-                <w:b/>
-                <w:bCs/>
               </w:rPr>
               <w:t>)</w:t>
             </w:r>
           </w:p>
           <w:p>
             <w:pPr>
-              <w:spacing w:after="160" w:line="278" w:lineRule="auto"/>
+              <w:spacing w:line="278" w:lineRule="auto"/>
               <w:ind w:left="360"/>
+              <w:jc w:val="both"/>
               <w:cnfStyle w:val="000000100000" w:firstRow="0" w:lastRow="0" w:firstColumn="0" w:lastColumn="0" w:oddVBand="0" w:evenVBand="0" w:oddHBand="1" w:evenHBand="0" w:firstRowFirstColumn="0" w:firstRowLastColumn="0" w:lastRowFirstColumn="0" w:lastRowLastColumn="0"/>
               <w:rPr>
                 <w:rFonts w:asciiTheme="majorHAnsi" w:hAnsiTheme="majorHAnsi"/>
-                <w:b/>
-                <w:bCs/>
-              </w:rPr>
-            </w:pPr>
-            <w:r>
-              <w:rPr>
-                <w:rFonts w:asciiTheme="majorHAnsi" w:hAnsiTheme="majorHAnsi"/>
-                <w:b/>
-                <w:bCs/>
+              </w:rPr>
+            </w:pPr>
+            <w:r>
+              <w:rPr>
+                <w:rFonts w:asciiTheme="majorHAnsi" w:hAnsiTheme="majorHAnsi"/>
               </w:rPr>
               <w:t>• Row: 15 bits (</w:t>
             </w:r>
@@ -1364,36 +1289,29 @@
             <w:r>
               <w:rPr>
                 <w:rFonts w:asciiTheme="majorHAnsi" w:hAnsiTheme="majorHAnsi"/>
-                <w:b/>
-                <w:bCs/>
               </w:rPr>
               <w:t xml:space="preserve"> </w:t>
             </w:r>
             <w:r>
               <w:rPr>
                 <w:rFonts w:asciiTheme="majorHAnsi" w:hAnsiTheme="majorHAnsi"/>
-                <w:b/>
-                <w:bCs/>
               </w:rPr>
               <w:t>hàng)</w:t>
             </w:r>
           </w:p>
           <w:p>
             <w:pPr>
-              <w:spacing w:after="160" w:line="278" w:lineRule="auto"/>
+              <w:spacing w:line="278" w:lineRule="auto"/>
               <w:ind w:left="360"/>
+              <w:jc w:val="both"/>
               <w:cnfStyle w:val="000000100000" w:firstRow="0" w:lastRow="0" w:firstColumn="0" w:lastColumn="0" w:oddVBand="0" w:evenVBand="0" w:oddHBand="1" w:evenHBand="0" w:firstRowFirstColumn="0" w:firstRowLastColumn="0" w:lastRowFirstColumn="0" w:lastRowLastColumn="0"/>
               <w:rPr>
                 <w:rFonts w:asciiTheme="majorHAnsi" w:hAnsiTheme="majorHAnsi"/>
-                <w:b/>
-                <w:bCs/>
-              </w:rPr>
-            </w:pPr>
-            <w:r>
-              <w:rPr>
-                <w:rFonts w:asciiTheme="majorHAnsi" w:hAnsiTheme="majorHAnsi"/>
-                <w:b/>
-                <w:bCs/>
+              </w:rPr>
+            </w:pPr>
+            <w:r>
+              <w:rPr>
+                <w:rFonts w:asciiTheme="majorHAnsi" w:hAnsiTheme="majorHAnsi"/>
               </w:rPr>
               <w:t>• Column: 12 bits (</w:t>
             </w:r>
@@ -1433,41 +1351,35 @@
             <w:r>
               <w:rPr>
                 <w:rFonts w:asciiTheme="majorHAnsi" w:hAnsiTheme="majorHAnsi"/>
-                <w:b/>
-                <w:bCs/>
               </w:rPr>
               <w:t xml:space="preserve"> cột)</w:t>
             </w:r>
           </w:p>
           <w:p>
             <w:pPr>
-              <w:spacing w:after="160" w:line="278" w:lineRule="auto"/>
+              <w:spacing w:line="278" w:lineRule="auto"/>
               <w:ind w:left="360"/>
+              <w:jc w:val="both"/>
               <w:cnfStyle w:val="000000100000" w:firstRow="0" w:lastRow="0" w:firstColumn="0" w:lastColumn="0" w:oddVBand="0" w:evenVBand="0" w:oddHBand="1" w:evenHBand="0" w:firstRowFirstColumn="0" w:firstRowLastColumn="0" w:lastRowFirstColumn="0" w:lastRowLastColumn="0"/>
               <w:rPr>
                 <w:rFonts w:asciiTheme="majorHAnsi" w:hAnsiTheme="majorHAnsi"/>
-                <w:b/>
-                <w:bCs/>
-              </w:rPr>
-            </w:pPr>
-            <w:r>
-              <w:rPr>
-                <w:rFonts w:asciiTheme="majorHAnsi" w:hAnsiTheme="majorHAnsi"/>
-                <w:b/>
-                <w:bCs/>
+              </w:rPr>
+            </w:pPr>
+            <w:r>
+              <w:rPr>
+                <w:rFonts w:asciiTheme="majorHAnsi" w:hAnsiTheme="majorHAnsi"/>
               </w:rPr>
               <w:t>• Tổng số ô nhớ:</w:t>
             </w:r>
           </w:p>
           <w:p>
             <w:pPr>
-              <w:spacing w:after="160" w:line="278" w:lineRule="auto"/>
+              <w:spacing w:line="278" w:lineRule="auto"/>
               <w:ind w:left="360"/>
+              <w:jc w:val="both"/>
               <w:cnfStyle w:val="000000100000" w:firstRow="0" w:lastRow="0" w:firstColumn="0" w:lastColumn="0" w:oddVBand="0" w:evenVBand="0" w:oddHBand="1" w:evenHBand="0" w:firstRowFirstColumn="0" w:firstRowLastColumn="0" w:lastRowFirstColumn="0" w:lastRowLastColumn="0"/>
               <w:rPr>
                 <w:rFonts w:asciiTheme="majorHAnsi" w:eastAsiaTheme="minorEastAsia" w:hAnsiTheme="majorHAnsi"/>
-                <w:b/>
-                <w:bCs/>
                 <w:color w:val="EE0000"/>
               </w:rPr>
             </w:pPr>
@@ -1478,17 +1390,12 @@
                     <m:ctrlPr>
                       <w:rPr>
                         <w:rFonts w:ascii="Cambria Math" w:hAnsi="Cambria Math"/>
-                        <w:b/>
-                        <w:bCs/>
                         <w:color w:val="EE0000"/>
                       </w:rPr>
                     </m:ctrlPr>
                   </m:sSupPr>
                   <m:e>
                     <m:r>
-                      <m:rPr>
-                        <m:sty m:val="bi"/>
-                      </m:rPr>
                       <w:rPr>
                         <w:rFonts w:ascii="Cambria Math" w:hAnsi="Cambria Math"/>
                         <w:color w:val="EE0000"/>
@@ -1498,9 +1405,6 @@
                   </m:e>
                   <m:sup>
                     <m:r>
-                      <m:rPr>
-                        <m:sty m:val="bi"/>
-                      </m:rPr>
                       <w:rPr>
                         <w:rFonts w:ascii="Cambria Math" w:hAnsi="Cambria Math"/>
                         <w:color w:val="EE0000"/>
@@ -1510,9 +1414,6 @@
                   </m:sup>
                 </m:sSup>
                 <m:r>
-                  <m:rPr>
-                    <m:sty m:val="bi"/>
-                  </m:rPr>
                   <w:rPr>
                     <w:rFonts w:ascii="Cambria Math" w:hAnsi="Cambria Math"/>
                     <w:color w:val="EE0000"/>
@@ -1524,17 +1425,12 @@
                     <m:ctrlPr>
                       <w:rPr>
                         <w:rFonts w:ascii="Cambria Math" w:hAnsi="Cambria Math"/>
-                        <w:b/>
-                        <w:bCs/>
                         <w:color w:val="EE0000"/>
                       </w:rPr>
                     </m:ctrlPr>
                   </m:sSupPr>
                   <m:e>
                     <m:r>
-                      <m:rPr>
-                        <m:sty m:val="bi"/>
-                      </m:rPr>
                       <w:rPr>
                         <w:rFonts w:ascii="Cambria Math" w:hAnsi="Cambria Math"/>
                         <w:color w:val="EE0000"/>
@@ -1544,9 +1440,6 @@
                   </m:e>
                   <m:sup>
                     <m:r>
-                      <m:rPr>
-                        <m:sty m:val="bi"/>
-                      </m:rPr>
                       <w:rPr>
                         <w:rFonts w:ascii="Cambria Math" w:hAnsi="Cambria Math"/>
                         <w:color w:val="EE0000"/>
@@ -1556,24 +1449,11 @@
                   </m:sup>
                 </m:sSup>
                 <m:r>
-                  <m:rPr>
-                    <m:sty m:val="bi"/>
-                  </m:rPr>
                   <w:rPr>
                     <w:rFonts w:ascii="Cambria Math" w:hAnsi="Cambria Math"/>
                     <w:color w:val="EE0000"/>
                   </w:rPr>
-                  <m:t>≈</m:t>
-                </m:r>
-                <m:r>
-                  <m:rPr>
-                    <m:sty m:val="bi"/>
-                  </m:rPr>
-                  <w:rPr>
-                    <w:rFonts w:ascii="Cambria Math" w:hAnsi="Cambria Math"/>
-                    <w:color w:val="EE0000"/>
-                  </w:rPr>
-                  <m:t>1</m:t>
+                  <m:t>≈1</m:t>
                 </m:r>
                 <m:r>
                   <m:rPr>
@@ -1581,8 +1461,6 @@
                   </m:rPr>
                   <w:rPr>
                     <w:rFonts w:ascii="Cambria Math" w:hAnsi="Cambria Math"/>
-                    <w:b/>
-                    <w:bCs/>
                     <w:color w:val="EE0000"/>
                   </w:rPr>
                   <m:t>GB</m:t>
@@ -1592,9 +1470,87 @@
           </w:p>
           <w:p>
             <w:pPr>
-              <w:spacing w:after="160" w:line="278" w:lineRule="auto"/>
-              <w:ind w:left="360"/>
+              <w:spacing w:line="278" w:lineRule="auto"/>
+              <w:jc w:val="both"/>
               <w:cnfStyle w:val="000000100000" w:firstRow="0" w:lastRow="0" w:firstColumn="0" w:lastColumn="0" w:oddVBand="0" w:evenVBand="0" w:oddHBand="1" w:evenHBand="0" w:firstRowFirstColumn="0" w:firstRowLastColumn="0" w:lastRowFirstColumn="0" w:lastRowLastColumn="0"/>
+              <w:rPr>
+                <w:rFonts w:asciiTheme="majorHAnsi" w:hAnsiTheme="majorHAnsi"/>
+              </w:rPr>
+            </w:pPr>
+            <w:r>
+              <w:rPr>
+                <w:rFonts w:asciiTheme="majorHAnsi" w:hAnsiTheme="majorHAnsi"/>
+              </w:rPr>
+              <w:t xml:space="preserve">Với Bus 32-bit (4 Bytes), không gian định vị lý thuyết rất rộng, nhưng đang được ánh xạ thực tế ra chân vật lý </w:t>
+            </w:r>
+            <w:r>
+              <w:rPr>
+                <w:rFonts w:asciiTheme="majorHAnsi" w:hAnsiTheme="majorHAnsi"/>
+                <w:i/>
+                <w:iCs/>
+              </w:rPr>
+              <w:t>mem_addr[14:0]</w:t>
+            </w:r>
+            <w:r>
+              <w:rPr>
+                <w:rFonts w:asciiTheme="majorHAnsi" w:hAnsiTheme="majorHAnsi"/>
+              </w:rPr>
+              <w:t xml:space="preserve"> (15-bit).</w:t>
+            </w:r>
+          </w:p>
+        </w:tc>
+      </w:tr>
+      <w:tr>
+        <w:tc>
+          <w:tcPr>
+            <w:cnfStyle w:val="001000000000" w:firstRow="0" w:lastRow="0" w:firstColumn="1" w:lastColumn="0" w:oddVBand="0" w:evenVBand="0" w:oddHBand="0" w:evenHBand="0" w:firstRowFirstColumn="0" w:firstRowLastColumn="0" w:lastRowFirstColumn="0" w:lastRowLastColumn="0"/>
+            <w:tcW w:w="2127" w:type="dxa"/>
+            <w:vAlign w:val="center"/>
+            <w:hideMark/>
+          </w:tcPr>
+          <w:p>
+            <w:pPr>
+              <w:spacing w:line="278" w:lineRule="auto"/>
+              <w:jc w:val="center"/>
+              <w:rPr>
+                <w:rFonts w:asciiTheme="majorHAnsi" w:hAnsiTheme="majorHAnsi"/>
+                <w:b w:val="0"/>
+                <w:bCs w:val="0"/>
+              </w:rPr>
+            </w:pPr>
+            <w:r>
+              <w:rPr>
+                <w:rFonts w:asciiTheme="majorHAnsi" w:hAnsiTheme="majorHAnsi"/>
+              </w:rPr>
+              <w:t xml:space="preserve">Cơ chế </w:t>
+            </w:r>
+          </w:p>
+          <w:p>
+            <w:pPr>
+              <w:spacing w:line="278" w:lineRule="auto"/>
+              <w:jc w:val="center"/>
+              <w:rPr>
+                <w:rFonts w:asciiTheme="majorHAnsi" w:hAnsiTheme="majorHAnsi"/>
+              </w:rPr>
+            </w:pPr>
+            <w:r>
+              <w:rPr>
+                <w:rFonts w:asciiTheme="majorHAnsi" w:hAnsiTheme="majorHAnsi"/>
+              </w:rPr>
+              <w:t>An toàn Dữ liệu</w:t>
+            </w:r>
+          </w:p>
+        </w:tc>
+        <w:tc>
+          <w:tcPr>
+            <w:tcW w:w="2693" w:type="dxa"/>
+            <w:vAlign w:val="center"/>
+            <w:hideMark/>
+          </w:tcPr>
+          <w:p>
+            <w:pPr>
+              <w:spacing w:line="278" w:lineRule="auto"/>
+              <w:cnfStyle w:val="000000000000" w:firstRow="0" w:lastRow="0" w:firstColumn="0" w:lastColumn="0" w:oddVBand="0" w:evenVBand="0" w:oddHBand="0" w:evenHBand="0" w:firstRowFirstColumn="0" w:firstRowLastColumn="0" w:lastRowFirstColumn="0" w:lastRowLastColumn="0"/>
               <w:rPr>
                 <w:rFonts w:asciiTheme="majorHAnsi" w:hAnsiTheme="majorHAnsi"/>
                 <w:b/>
@@ -1607,174 +1563,70 @@
                 <w:b/>
                 <w:bCs/>
               </w:rPr>
-              <w:t xml:space="preserve">Với Bus 32-bit (4 Bytes), không gian định vị lý thuyết rất rộng, nhưng đang được ánh xạ thực tế ra chân vật lý </w:t>
-            </w:r>
-            <w:r>
-              <w:rPr>
-                <w:rFonts w:asciiTheme="majorHAnsi" w:hAnsiTheme="majorHAnsi"/>
-                <w:b/>
-                <w:bCs/>
-                <w:i/>
-                <w:iCs/>
-              </w:rPr>
-              <w:t>mem_addr[14:0]</w:t>
-            </w:r>
-            <w:r>
-              <w:rPr>
-                <w:rFonts w:asciiTheme="majorHAnsi" w:hAnsiTheme="majorHAnsi"/>
-                <w:b/>
-                <w:bCs/>
-              </w:rPr>
-              <w:t xml:space="preserve"> (15-bit).</w:t>
-            </w:r>
-          </w:p>
-        </w:tc>
-      </w:tr>
-      <w:tr>
-        <w:tc>
-          <w:tcPr>
-            <w:cnfStyle w:val="001000000000" w:firstRow="0" w:lastRow="0" w:firstColumn="1" w:lastColumn="0" w:oddVBand="0" w:evenVBand="0" w:oddHBand="0" w:evenHBand="0" w:firstRowFirstColumn="0" w:firstRowLastColumn="0" w:lastRowFirstColumn="0" w:lastRowLastColumn="0"/>
-            <w:tcW w:w="2127" w:type="dxa"/>
+              <w:t>Refresh Timer Tự động</w:t>
+            </w:r>
+          </w:p>
+        </w:tc>
+        <w:tc>
+          <w:tcPr>
+            <w:tcW w:w="5812" w:type="dxa"/>
             <w:vAlign w:val="center"/>
             <w:hideMark/>
           </w:tcPr>
           <w:p>
             <w:pPr>
-              <w:spacing w:after="160" w:line="278" w:lineRule="auto"/>
-              <w:jc w:val="center"/>
-              <w:rPr>
-                <w:rFonts w:asciiTheme="majorHAnsi" w:hAnsiTheme="majorHAnsi"/>
-                <w:b w:val="0"/>
-                <w:bCs w:val="0"/>
-              </w:rPr>
-            </w:pPr>
-            <w:r>
-              <w:rPr>
-                <w:rFonts w:asciiTheme="majorHAnsi" w:hAnsiTheme="majorHAnsi"/>
-              </w:rPr>
-              <w:t xml:space="preserve">Cơ chế </w:t>
-            </w:r>
-          </w:p>
-          <w:p>
-            <w:pPr>
-              <w:spacing w:after="160" w:line="278" w:lineRule="auto"/>
-              <w:jc w:val="center"/>
-              <w:rPr>
-                <w:rFonts w:asciiTheme="majorHAnsi" w:hAnsiTheme="majorHAnsi"/>
-              </w:rPr>
-            </w:pPr>
-            <w:r>
-              <w:rPr>
-                <w:rFonts w:asciiTheme="majorHAnsi" w:hAnsiTheme="majorHAnsi"/>
-              </w:rPr>
-              <w:t>An toàn Dữ liệu</w:t>
-            </w:r>
-          </w:p>
-        </w:tc>
-        <w:tc>
-          <w:tcPr>
-            <w:tcW w:w="2693" w:type="dxa"/>
-            <w:vAlign w:val="center"/>
-            <w:hideMark/>
-          </w:tcPr>
-          <w:p>
-            <w:pPr>
-              <w:spacing w:after="160" w:line="278" w:lineRule="auto"/>
+              <w:spacing w:line="278" w:lineRule="auto"/>
+              <w:jc w:val="both"/>
               <w:cnfStyle w:val="000000000000" w:firstRow="0" w:lastRow="0" w:firstColumn="0" w:lastColumn="0" w:oddVBand="0" w:evenVBand="0" w:oddHBand="0" w:evenHBand="0" w:firstRowFirstColumn="0" w:firstRowLastColumn="0" w:lastRowFirstColumn="0" w:lastRowLastColumn="0"/>
               <w:rPr>
                 <w:rFonts w:asciiTheme="majorHAnsi" w:hAnsiTheme="majorHAnsi"/>
-                <w:b/>
-                <w:bCs/>
-              </w:rPr>
-            </w:pPr>
-            <w:r>
-              <w:rPr>
-                <w:rFonts w:asciiTheme="majorHAnsi" w:hAnsiTheme="majorHAnsi"/>
-                <w:b/>
-                <w:bCs/>
-              </w:rPr>
-              <w:t>Refresh Timer Tự động</w:t>
-            </w:r>
-          </w:p>
-        </w:tc>
-        <w:tc>
-          <w:tcPr>
-            <w:tcW w:w="5812" w:type="dxa"/>
-            <w:vAlign w:val="center"/>
-            <w:hideMark/>
-          </w:tcPr>
-          <w:p>
-            <w:pPr>
-              <w:spacing w:after="160" w:line="278" w:lineRule="auto"/>
-              <w:jc w:val="center"/>
-              <w:cnfStyle w:val="000000000000" w:firstRow="0" w:lastRow="0" w:firstColumn="0" w:lastColumn="0" w:oddVBand="0" w:evenVBand="0" w:oddHBand="0" w:evenHBand="0" w:firstRowFirstColumn="0" w:firstRowLastColumn="0" w:lastRowFirstColumn="0" w:lastRowLastColumn="0"/>
-              <w:rPr>
-                <w:rFonts w:asciiTheme="majorHAnsi" w:hAnsiTheme="majorHAnsi"/>
-                <w:b/>
-                <w:bCs/>
-              </w:rPr>
-            </w:pPr>
-            <w:r>
-              <w:rPr>
-                <w:rFonts w:asciiTheme="majorHAnsi" w:hAnsiTheme="majorHAnsi"/>
-                <w:b/>
-                <w:bCs/>
+              </w:rPr>
+            </w:pPr>
+            <w:r>
+              <w:rPr>
+                <w:rFonts w:asciiTheme="majorHAnsi" w:hAnsiTheme="majorHAnsi"/>
               </w:rPr>
               <w:t>Mức độ: Chuẩn công nghiệp. Đã cấu hình chu kỳ đếm tự động hạ cờ reques</w:t>
             </w:r>
             <w:r>
               <w:rPr>
                 <w:rFonts w:asciiTheme="majorHAnsi" w:hAnsiTheme="majorHAnsi"/>
-                <w:b/>
-                <w:bCs/>
               </w:rPr>
               <w:t>t</w:t>
             </w:r>
             <w:r>
               <w:rPr>
                 <w:rFonts w:asciiTheme="majorHAnsi" w:hAnsiTheme="majorHAnsi"/>
-                <w:b/>
-                <w:bCs/>
               </w:rPr>
               <w:t xml:space="preserve">. </w:t>
             </w:r>
             <w:r>
               <w:rPr>
                 <w:rFonts w:asciiTheme="majorHAnsi" w:hAnsiTheme="majorHAnsi"/>
-                <w:b/>
-                <w:bCs/>
               </w:rPr>
               <w:t>Song, c</w:t>
             </w:r>
             <w:r>
               <w:rPr>
                 <w:rFonts w:asciiTheme="majorHAnsi" w:hAnsiTheme="majorHAnsi"/>
-                <w:b/>
-                <w:bCs/>
               </w:rPr>
               <w:t>hu kỳ 7.8</w:t>
             </w:r>
             <w:r>
               <w:rPr>
                 <w:rFonts w:asciiTheme="majorHAnsi" w:hAnsiTheme="majorHAnsi"/>
-                <w:b/>
-                <w:bCs/>
               </w:rPr>
               <w:t xml:space="preserve"> </w:t>
             </w:r>
             <w:r>
               <w:rPr>
                 <w:rFonts w:asciiTheme="majorHAnsi" w:hAnsiTheme="majorHAnsi"/>
-                <w:b/>
-                <w:bCs/>
               </w:rPr>
               <w:t xml:space="preserve">µs </w:t>
             </w:r>
             <w:r>
               <w:rPr>
                 <w:rFonts w:asciiTheme="majorHAnsi" w:hAnsiTheme="majorHAnsi"/>
-                <w:b/>
-                <w:bCs/>
                 <w:i/>
                 <w:iCs/>
                 <w:color w:val="0E2841" w:themeColor="text2"/>
@@ -1784,8 +1636,6 @@
             <w:r>
               <w:rPr>
                 <w:rFonts w:asciiTheme="majorHAnsi" w:hAnsiTheme="majorHAnsi"/>
-                <w:b/>
-                <w:bCs/>
                 <w:i/>
                 <w:iCs/>
                 <w:color w:val="0E2841" w:themeColor="text2"/>
@@ -1795,21 +1645,17 @@
             <w:r>
               <w:rPr>
                 <w:rFonts w:asciiTheme="majorHAnsi" w:hAnsiTheme="majorHAnsi"/>
-                <w:b/>
-                <w:bCs/>
               </w:rPr>
               <w:t xml:space="preserve"> chính xác tiêu chuẩn bảo toàn điện tích của các chip nhớ JEDEC trong môi trường thương mại </w:t>
             </w:r>
           </w:p>
           <w:p>
             <w:pPr>
-              <w:spacing w:after="160" w:line="278" w:lineRule="auto"/>
-              <w:jc w:val="center"/>
+              <w:spacing w:line="278" w:lineRule="auto"/>
+              <w:jc w:val="both"/>
               <w:cnfStyle w:val="000000000000" w:firstRow="0" w:lastRow="0" w:firstColumn="0" w:lastColumn="0" w:oddVBand="0" w:evenVBand="0" w:oddHBand="0" w:evenHBand="0" w:firstRowFirstColumn="0" w:firstRowLastColumn="0" w:lastRowFirstColumn="0" w:lastRowLastColumn="0"/>
               <w:rPr>
                 <w:rFonts w:asciiTheme="majorHAnsi" w:hAnsiTheme="majorHAnsi"/>
-                <w:b/>
-                <w:bCs/>
               </w:rPr>
             </w:pPr>
             <m:oMathPara>
@@ -1828,6 +1674,7 @@
     </w:tbl>
     <w:p>
       <w:pPr>
+        <w:spacing w:after="0"/>
         <w:jc w:val="both"/>
         <w:rPr>
           <w:rFonts w:asciiTheme="majorHAnsi" w:hAnsiTheme="majorHAnsi"/>
@@ -1843,7 +1690,6 @@
           <w:color w:val="EE0000"/>
           <w:sz w:val="28"/>
           <w:szCs w:val="28"/>
-          <w:u w:val="single"/>
         </w:rPr>
         <w:t>Hiện tại:</w:t>
       </w:r>
@@ -1903,11 +1749,5348 @@
     </w:p>
     <w:p>
       <w:pPr>
+        <w:pStyle w:val="ListParagraph"/>
+        <w:numPr>
+          <w:ilvl w:val="0"/>
+          <w:numId w:val="5"/>
+        </w:numPr>
+        <w:spacing w:after="0"/>
         <w:jc w:val="both"/>
         <w:rPr>
           <w:rFonts w:asciiTheme="majorHAnsi" w:hAnsiTheme="majorHAnsi"/>
-        </w:rPr>
-      </w:pPr>
+          <w:b/>
+          <w:bCs/>
+          <w:color w:val="EE0000"/>
+          <w:sz w:val="32"/>
+          <w:szCs w:val="32"/>
+        </w:rPr>
+      </w:pPr>
+      <w:r>
+        <w:rPr>
+          <w:rFonts w:asciiTheme="majorHAnsi" w:hAnsiTheme="majorHAnsi"/>
+          <w:b/>
+          <w:bCs/>
+          <w:color w:val="EE0000"/>
+          <w:sz w:val="32"/>
+          <w:szCs w:val="32"/>
+        </w:rPr>
+        <w:t>KIẾN TRÚC MODULE</w:t>
+      </w:r>
+    </w:p>
+    <w:p>
+      <w:pPr>
+        <w:pStyle w:val="ListParagraph"/>
+        <w:numPr>
+          <w:ilvl w:val="0"/>
+          <w:numId w:val="6"/>
+        </w:numPr>
+        <w:spacing w:after="0"/>
+        <w:jc w:val="both"/>
+        <w:rPr>
+          <w:rFonts w:asciiTheme="majorHAnsi" w:hAnsiTheme="majorHAnsi"/>
+          <w:b/>
+          <w:bCs/>
+          <w:color w:val="0070C0"/>
+        </w:rPr>
+      </w:pPr>
+      <w:r>
+        <w:rPr>
+          <w:rFonts w:asciiTheme="majorHAnsi" w:hAnsiTheme="majorHAnsi"/>
+          <w:b/>
+          <w:bCs/>
+          <w:color w:val="0070C0"/>
+        </w:rPr>
+        <w:t>Lõi giao thức  / FSM – Protocol Engine:</w:t>
+      </w:r>
+    </w:p>
+    <w:p>
+      <w:pPr>
+        <w:pStyle w:val="ListParagraph"/>
+        <w:numPr>
+          <w:ilvl w:val="0"/>
+          <w:numId w:val="7"/>
+        </w:numPr>
+        <w:spacing w:after="0"/>
+        <w:jc w:val="both"/>
+        <w:rPr>
+          <w:rFonts w:asciiTheme="majorHAnsi" w:hAnsiTheme="majorHAnsi"/>
+          <w:b/>
+          <w:bCs/>
+          <w:color w:val="000000" w:themeColor="text1"/>
+        </w:rPr>
+      </w:pPr>
+      <w:r>
+        <w:rPr>
+          <w:rFonts w:asciiTheme="majorHAnsi" w:hAnsiTheme="majorHAnsi"/>
+          <w:b/>
+          <w:bCs/>
+          <w:color w:val="000000" w:themeColor="text1"/>
+        </w:rPr>
+        <w:t>Chức năng</w:t>
+      </w:r>
+    </w:p>
+    <w:p>
+      <w:pPr>
+        <w:spacing w:after="0"/>
+        <w:ind w:left="720"/>
+        <w:jc w:val="both"/>
+        <w:rPr>
+          <w:rFonts w:asciiTheme="majorHAnsi" w:hAnsiTheme="majorHAnsi"/>
+        </w:rPr>
+      </w:pPr>
+      <w:r>
+        <w:rPr>
+          <w:rFonts w:asciiTheme="majorHAnsi" w:hAnsiTheme="majorHAnsi"/>
+        </w:rPr>
+        <w:t>B</w:t>
+      </w:r>
+      <w:r>
+        <w:rPr>
+          <w:rFonts w:asciiTheme="majorHAnsi" w:hAnsiTheme="majorHAnsi"/>
+        </w:rPr>
+        <w:t>ộ não điều khiển toàn bộ trình tự thời gian, chịu trách nhiệm dịch các yêu cầu đọc/ghi chung thành các tập lệnh bật/tắt chân đúng theo chuẩn bộ nhớ (DRAM Protocol Enforcement)</w:t>
+      </w:r>
+    </w:p>
+    <w:p>
+      <w:pPr>
+        <w:spacing w:after="0"/>
+        <w:rPr>
+          <w:rFonts w:asciiTheme="majorHAnsi" w:hAnsiTheme="majorHAnsi"/>
+        </w:rPr>
+      </w:pPr>
+      <w:r>
+        <w:rPr>
+          <w:rFonts w:asciiTheme="majorHAnsi" w:hAnsiTheme="majorHAnsi"/>
+        </w:rPr>
+        <w:br w:type="page"/>
+      </w:r>
+    </w:p>
+    <w:p>
+      <w:pPr>
+        <w:pStyle w:val="ListParagraph"/>
+        <w:numPr>
+          <w:ilvl w:val="0"/>
+          <w:numId w:val="7"/>
+        </w:numPr>
+        <w:spacing w:after="0"/>
+        <w:jc w:val="both"/>
+        <w:rPr>
+          <w:rFonts w:asciiTheme="majorHAnsi" w:hAnsiTheme="majorHAnsi"/>
+          <w:b/>
+          <w:bCs/>
+        </w:rPr>
+      </w:pPr>
+      <w:r>
+        <w:rPr>
+          <w:rFonts w:asciiTheme="majorHAnsi" w:hAnsiTheme="majorHAnsi"/>
+          <w:b/>
+          <w:bCs/>
+        </w:rPr>
+        <w:lastRenderedPageBreak/>
+        <w:t>Cổng kết nối</w:t>
+      </w:r>
+    </w:p>
+    <w:tbl>
+      <w:tblPr>
+        <w:tblStyle w:val="TableGridLight"/>
+        <w:tblW w:w="5000" w:type="pct"/>
+        <w:jc w:val="center"/>
+        <w:tblBorders>
+          <w:top w:val="single" w:sz="4" w:space="0" w:color="auto"/>
+          <w:left w:val="single" w:sz="4" w:space="0" w:color="auto"/>
+          <w:bottom w:val="single" w:sz="4" w:space="0" w:color="auto"/>
+          <w:right w:val="single" w:sz="4" w:space="0" w:color="auto"/>
+          <w:insideH w:val="single" w:sz="4" w:space="0" w:color="auto"/>
+          <w:insideV w:val="single" w:sz="4" w:space="0" w:color="auto"/>
+        </w:tblBorders>
+        <w:tblLook w:val="06A0" w:firstRow="1" w:lastRow="0" w:firstColumn="1" w:lastColumn="0" w:noHBand="1" w:noVBand="1"/>
+      </w:tblPr>
+      <w:tblGrid>
+        <w:gridCol w:w="1467"/>
+        <w:gridCol w:w="1408"/>
+        <w:gridCol w:w="833"/>
+        <w:gridCol w:w="5308"/>
+      </w:tblGrid>
+      <w:tr>
+        <w:trPr>
+          <w:trHeight w:val="480"/>
+          <w:jc w:val="center"/>
+        </w:trPr>
+        <w:tc>
+          <w:tcPr>
+            <w:tcW w:w="815" w:type="pct"/>
+            <w:shd w:val="clear" w:color="auto" w:fill="4C94D8" w:themeFill="text2" w:themeFillTint="80"/>
+            <w:vAlign w:val="center"/>
+          </w:tcPr>
+          <w:p>
+            <w:pPr>
+              <w:jc w:val="center"/>
+              <w:rPr>
+                <w:rFonts w:asciiTheme="majorHAnsi" w:hAnsiTheme="majorHAnsi"/>
+                <w:b/>
+                <w:bCs/>
+                <w:color w:val="FFFFFF" w:themeColor="background1"/>
+              </w:rPr>
+            </w:pPr>
+            <w:r>
+              <w:rPr>
+                <w:rFonts w:asciiTheme="majorHAnsi" w:hAnsiTheme="majorHAnsi"/>
+                <w:b/>
+                <w:bCs/>
+                <w:color w:val="FFFFFF" w:themeColor="background1"/>
+              </w:rPr>
+              <w:t>Port</w:t>
+            </w:r>
+          </w:p>
+        </w:tc>
+        <w:tc>
+          <w:tcPr>
+            <w:tcW w:w="782" w:type="pct"/>
+            <w:shd w:val="clear" w:color="auto" w:fill="4C94D8" w:themeFill="text2" w:themeFillTint="80"/>
+            <w:vAlign w:val="center"/>
+          </w:tcPr>
+          <w:p>
+            <w:pPr>
+              <w:jc w:val="center"/>
+              <w:rPr>
+                <w:rFonts w:asciiTheme="majorHAnsi" w:hAnsiTheme="majorHAnsi"/>
+                <w:b/>
+                <w:bCs/>
+                <w:color w:val="FFFFFF" w:themeColor="background1"/>
+              </w:rPr>
+            </w:pPr>
+            <w:r>
+              <w:rPr>
+                <w:rFonts w:asciiTheme="majorHAnsi" w:hAnsiTheme="majorHAnsi"/>
+                <w:b/>
+                <w:bCs/>
+                <w:color w:val="FFFFFF" w:themeColor="background1"/>
+              </w:rPr>
+              <w:t>Type</w:t>
+            </w:r>
+          </w:p>
+        </w:tc>
+        <w:tc>
+          <w:tcPr>
+            <w:tcW w:w="458" w:type="pct"/>
+            <w:shd w:val="clear" w:color="auto" w:fill="4C94D8" w:themeFill="text2" w:themeFillTint="80"/>
+            <w:vAlign w:val="center"/>
+          </w:tcPr>
+          <w:p>
+            <w:pPr>
+              <w:jc w:val="center"/>
+              <w:rPr>
+                <w:rFonts w:asciiTheme="majorHAnsi" w:hAnsiTheme="majorHAnsi"/>
+                <w:b/>
+                <w:bCs/>
+                <w:color w:val="FFFFFF" w:themeColor="background1"/>
+              </w:rPr>
+            </w:pPr>
+            <w:r>
+              <w:rPr>
+                <w:rFonts w:asciiTheme="majorHAnsi" w:hAnsiTheme="majorHAnsi"/>
+                <w:b/>
+                <w:bCs/>
+                <w:color w:val="FFFFFF" w:themeColor="background1"/>
+              </w:rPr>
+              <w:t>Width</w:t>
+            </w:r>
+          </w:p>
+        </w:tc>
+        <w:tc>
+          <w:tcPr>
+            <w:tcW w:w="2945" w:type="pct"/>
+            <w:shd w:val="clear" w:color="auto" w:fill="4C94D8" w:themeFill="text2" w:themeFillTint="80"/>
+            <w:vAlign w:val="center"/>
+          </w:tcPr>
+          <w:p>
+            <w:pPr>
+              <w:jc w:val="center"/>
+              <w:rPr>
+                <w:rFonts w:asciiTheme="majorHAnsi" w:hAnsiTheme="majorHAnsi"/>
+                <w:b/>
+                <w:bCs/>
+                <w:color w:val="FFFFFF" w:themeColor="background1"/>
+              </w:rPr>
+            </w:pPr>
+            <w:r>
+              <w:rPr>
+                <w:rFonts w:asciiTheme="majorHAnsi" w:hAnsiTheme="majorHAnsi"/>
+                <w:b/>
+                <w:bCs/>
+                <w:color w:val="FFFFFF" w:themeColor="background1"/>
+              </w:rPr>
+              <w:t>Logic</w:t>
+            </w:r>
+          </w:p>
+        </w:tc>
+      </w:tr>
+      <w:tr>
+        <w:trPr>
+          <w:jc w:val="center"/>
+        </w:trPr>
+        <w:tc>
+          <w:tcPr>
+            <w:tcW w:w="815" w:type="pct"/>
+            <w:vAlign w:val="center"/>
+          </w:tcPr>
+          <w:p>
+            <w:pPr>
+              <w:jc w:val="center"/>
+              <w:rPr>
+                <w:rFonts w:asciiTheme="majorHAnsi" w:hAnsiTheme="majorHAnsi"/>
+              </w:rPr>
+            </w:pPr>
+            <w:r>
+              <w:rPr>
+                <w:rFonts w:asciiTheme="majorHAnsi" w:hAnsiTheme="majorHAnsi"/>
+              </w:rPr>
+              <w:t>clk</w:t>
+            </w:r>
+          </w:p>
+        </w:tc>
+        <w:tc>
+          <w:tcPr>
+            <w:tcW w:w="782" w:type="pct"/>
+            <w:vAlign w:val="center"/>
+          </w:tcPr>
+          <w:p>
+            <w:pPr>
+              <w:jc w:val="center"/>
+              <w:rPr>
+                <w:rFonts w:asciiTheme="majorHAnsi" w:hAnsiTheme="majorHAnsi"/>
+              </w:rPr>
+            </w:pPr>
+            <w:r>
+              <w:rPr>
+                <w:rFonts w:asciiTheme="majorHAnsi" w:hAnsiTheme="majorHAnsi"/>
+              </w:rPr>
+              <w:t>input</w:t>
+            </w:r>
+          </w:p>
+        </w:tc>
+        <w:tc>
+          <w:tcPr>
+            <w:tcW w:w="458" w:type="pct"/>
+            <w:vAlign w:val="center"/>
+          </w:tcPr>
+          <w:p>
+            <w:pPr>
+              <w:jc w:val="center"/>
+              <w:rPr>
+                <w:rFonts w:asciiTheme="majorHAnsi" w:hAnsiTheme="majorHAnsi"/>
+              </w:rPr>
+            </w:pPr>
+            <w:r>
+              <w:rPr>
+                <w:rFonts w:asciiTheme="majorHAnsi" w:hAnsiTheme="majorHAnsi"/>
+              </w:rPr>
+              <w:t>1 bit</w:t>
+            </w:r>
+          </w:p>
+        </w:tc>
+        <w:tc>
+          <w:tcPr>
+            <w:tcW w:w="2945" w:type="pct"/>
+            <w:vAlign w:val="center"/>
+          </w:tcPr>
+          <w:p>
+            <w:pPr>
+              <w:jc w:val="center"/>
+              <w:rPr>
+                <w:rFonts w:asciiTheme="majorHAnsi" w:hAnsiTheme="majorHAnsi"/>
+              </w:rPr>
+            </w:pPr>
+            <w:r>
+              <w:rPr>
+                <w:rFonts w:asciiTheme="majorHAnsi" w:hAnsiTheme="majorHAnsi"/>
+              </w:rPr>
+              <w:t>System clock (posedge)</w:t>
+            </w:r>
+          </w:p>
+        </w:tc>
+      </w:tr>
+      <w:tr>
+        <w:trPr>
+          <w:jc w:val="center"/>
+        </w:trPr>
+        <w:tc>
+          <w:tcPr>
+            <w:tcW w:w="815" w:type="pct"/>
+            <w:vAlign w:val="center"/>
+            <w:hideMark/>
+          </w:tcPr>
+          <w:p>
+            <w:pPr>
+              <w:spacing w:line="278" w:lineRule="auto"/>
+              <w:jc w:val="center"/>
+              <w:rPr>
+                <w:rFonts w:asciiTheme="majorHAnsi" w:hAnsiTheme="majorHAnsi"/>
+              </w:rPr>
+            </w:pPr>
+            <w:r>
+              <w:rPr>
+                <w:rFonts w:asciiTheme="majorHAnsi" w:hAnsiTheme="majorHAnsi"/>
+              </w:rPr>
+              <w:t>rst_n</w:t>
+            </w:r>
+          </w:p>
+        </w:tc>
+        <w:tc>
+          <w:tcPr>
+            <w:tcW w:w="782" w:type="pct"/>
+            <w:vAlign w:val="center"/>
+            <w:hideMark/>
+          </w:tcPr>
+          <w:p>
+            <w:pPr>
+              <w:spacing w:line="278" w:lineRule="auto"/>
+              <w:jc w:val="center"/>
+              <w:rPr>
+                <w:rFonts w:asciiTheme="majorHAnsi" w:hAnsiTheme="majorHAnsi"/>
+              </w:rPr>
+            </w:pPr>
+            <w:r>
+              <w:rPr>
+                <w:rFonts w:asciiTheme="majorHAnsi" w:hAnsiTheme="majorHAnsi"/>
+              </w:rPr>
+              <w:t>input</w:t>
+            </w:r>
+          </w:p>
+        </w:tc>
+        <w:tc>
+          <w:tcPr>
+            <w:tcW w:w="458" w:type="pct"/>
+            <w:vAlign w:val="center"/>
+            <w:hideMark/>
+          </w:tcPr>
+          <w:p>
+            <w:pPr>
+              <w:spacing w:line="278" w:lineRule="auto"/>
+              <w:jc w:val="center"/>
+              <w:rPr>
+                <w:rFonts w:asciiTheme="majorHAnsi" w:hAnsiTheme="majorHAnsi"/>
+              </w:rPr>
+            </w:pPr>
+            <w:r>
+              <w:rPr>
+                <w:rFonts w:asciiTheme="majorHAnsi" w:hAnsiTheme="majorHAnsi"/>
+              </w:rPr>
+              <w:t>1 bit</w:t>
+            </w:r>
+          </w:p>
+        </w:tc>
+        <w:tc>
+          <w:tcPr>
+            <w:tcW w:w="2945" w:type="pct"/>
+            <w:vAlign w:val="center"/>
+            <w:hideMark/>
+          </w:tcPr>
+          <w:p>
+            <w:pPr>
+              <w:spacing w:line="278" w:lineRule="auto"/>
+              <w:jc w:val="center"/>
+              <w:rPr>
+                <w:rFonts w:asciiTheme="majorHAnsi" w:hAnsiTheme="majorHAnsi"/>
+              </w:rPr>
+            </w:pPr>
+            <w:r>
+              <w:rPr>
+                <w:rFonts w:asciiTheme="majorHAnsi" w:hAnsiTheme="majorHAnsi"/>
+                <w:b/>
+                <w:bCs/>
+              </w:rPr>
+              <w:t>Asynchronous Reset</w:t>
+            </w:r>
+            <w:r>
+              <w:rPr>
+                <w:rFonts w:asciiTheme="majorHAnsi" w:hAnsiTheme="majorHAnsi"/>
+                <w:b/>
+                <w:bCs/>
+              </w:rPr>
+              <w:t xml:space="preserve"> (tích cực mức thấp)</w:t>
+            </w:r>
+            <w:r>
+              <w:rPr>
+                <w:rFonts w:asciiTheme="majorHAnsi" w:hAnsiTheme="majorHAnsi"/>
+                <w:b/>
+                <w:bCs/>
+              </w:rPr>
+              <w:br/>
+            </w:r>
+            <w:r>
+              <w:rPr>
+                <w:rFonts w:asciiTheme="majorHAnsi" w:hAnsiTheme="majorHAnsi"/>
+              </w:rPr>
+              <w:t xml:space="preserve">FSM trở về trạng thái </w:t>
+            </w:r>
+            <w:r>
+              <w:rPr>
+                <w:rFonts w:asciiTheme="majorHAnsi" w:hAnsiTheme="majorHAnsi"/>
+              </w:rPr>
+              <w:t>INIT</w:t>
+            </w:r>
+          </w:p>
+        </w:tc>
+      </w:tr>
+      <w:tr>
+        <w:tblPrEx>
+          <w:tblLook w:val="04A0" w:firstRow="1" w:lastRow="0" w:firstColumn="1" w:lastColumn="0" w:noHBand="0" w:noVBand="1"/>
+        </w:tblPrEx>
+        <w:trPr>
+          <w:jc w:val="center"/>
+        </w:trPr>
+        <w:tc>
+          <w:tcPr>
+            <w:tcW w:w="0" w:type="auto"/>
+            <w:vAlign w:val="center"/>
+            <w:hideMark/>
+          </w:tcPr>
+          <w:p>
+            <w:pPr>
+              <w:jc w:val="center"/>
+              <w:rPr>
+                <w:rFonts w:asciiTheme="majorHAnsi" w:eastAsia="Times New Roman" w:hAnsiTheme="majorHAnsi" w:cs="Arial"/>
+                <w:color w:val="1F1F1F"/>
+                <w:kern w:val="0"/>
+                <w:lang w:eastAsia="en-GB"/>
+                <w14:ligatures w14:val="none"/>
+              </w:rPr>
+            </w:pPr>
+            <w:r>
+              <w:rPr>
+                <w:rFonts w:asciiTheme="majorHAnsi" w:eastAsia="Times New Roman" w:hAnsiTheme="majorHAnsi" w:cs="Arial"/>
+                <w:color w:val="1F1F1F"/>
+                <w:kern w:val="0"/>
+                <w:sz w:val="23"/>
+                <w:szCs w:val="23"/>
+                <w:bdr w:val="none" w:sz="0" w:space="0" w:color="auto" w:frame="1"/>
+                <w:lang w:eastAsia="en-GB"/>
+                <w14:ligatures w14:val="none"/>
+              </w:rPr>
+              <w:t>cmd_valid</w:t>
+            </w:r>
+          </w:p>
+        </w:tc>
+        <w:tc>
+          <w:tcPr>
+            <w:tcW w:w="782" w:type="pct"/>
+            <w:vAlign w:val="center"/>
+            <w:hideMark/>
+          </w:tcPr>
+          <w:p>
+            <w:pPr>
+              <w:jc w:val="center"/>
+              <w:rPr>
+                <w:rFonts w:asciiTheme="majorHAnsi" w:eastAsia="Times New Roman" w:hAnsiTheme="majorHAnsi" w:cs="Arial"/>
+                <w:color w:val="1F1F1F"/>
+                <w:kern w:val="0"/>
+                <w:lang w:eastAsia="en-GB"/>
+                <w14:ligatures w14:val="none"/>
+              </w:rPr>
+            </w:pPr>
+            <w:r>
+              <w:rPr>
+                <w:rFonts w:asciiTheme="majorHAnsi" w:eastAsia="Times New Roman" w:hAnsiTheme="majorHAnsi" w:cs="Arial"/>
+                <w:color w:val="1F1F1F"/>
+                <w:kern w:val="0"/>
+                <w:sz w:val="23"/>
+                <w:szCs w:val="23"/>
+                <w:bdr w:val="none" w:sz="0" w:space="0" w:color="auto" w:frame="1"/>
+                <w:lang w:eastAsia="en-GB"/>
+                <w14:ligatures w14:val="none"/>
+              </w:rPr>
+              <w:t>input</w:t>
+            </w:r>
+          </w:p>
+        </w:tc>
+        <w:tc>
+          <w:tcPr>
+            <w:tcW w:w="458" w:type="pct"/>
+            <w:vAlign w:val="center"/>
+            <w:hideMark/>
+          </w:tcPr>
+          <w:p>
+            <w:pPr>
+              <w:jc w:val="center"/>
+              <w:rPr>
+                <w:rFonts w:asciiTheme="majorHAnsi" w:eastAsia="Times New Roman" w:hAnsiTheme="majorHAnsi" w:cs="Arial"/>
+                <w:color w:val="1F1F1F"/>
+                <w:kern w:val="0"/>
+                <w:lang w:eastAsia="en-GB"/>
+                <w14:ligatures w14:val="none"/>
+              </w:rPr>
+            </w:pPr>
+            <w:r>
+              <w:rPr>
+                <w:rFonts w:asciiTheme="majorHAnsi" w:eastAsia="Times New Roman" w:hAnsiTheme="majorHAnsi" w:cs="Arial"/>
+                <w:color w:val="1F1F1F"/>
+                <w:kern w:val="0"/>
+                <w:bdr w:val="none" w:sz="0" w:space="0" w:color="auto" w:frame="1"/>
+                <w:lang w:eastAsia="en-GB"/>
+                <w14:ligatures w14:val="none"/>
+              </w:rPr>
+              <w:t>1 bit</w:t>
+            </w:r>
+          </w:p>
+        </w:tc>
+        <w:tc>
+          <w:tcPr>
+            <w:tcW w:w="2945" w:type="pct"/>
+            <w:vAlign w:val="center"/>
+            <w:hideMark/>
+          </w:tcPr>
+          <w:p>
+            <w:pPr>
+              <w:jc w:val="both"/>
+              <w:rPr>
+                <w:rFonts w:asciiTheme="majorHAnsi" w:eastAsia="Times New Roman" w:hAnsiTheme="majorHAnsi" w:cs="Arial"/>
+                <w:color w:val="1F1F1F"/>
+                <w:kern w:val="0"/>
+                <w:lang w:eastAsia="en-GB"/>
+                <w14:ligatures w14:val="none"/>
+              </w:rPr>
+            </w:pPr>
+            <w:r>
+              <w:rPr>
+                <w:rFonts w:asciiTheme="majorHAnsi" w:eastAsia="Times New Roman" w:hAnsiTheme="majorHAnsi" w:cs="Arial"/>
+                <w:color w:val="1F1F1F"/>
+                <w:kern w:val="0"/>
+                <w:bdr w:val="none" w:sz="0" w:space="0" w:color="auto" w:frame="1"/>
+                <w:lang w:eastAsia="en-GB"/>
+                <w14:ligatures w14:val="none"/>
+              </w:rPr>
+              <w:t xml:space="preserve">Tín hiệu từ hệ thống báo cho bộ điều khiển biết đang có một yêu cầu truy cập RAM (Đọc hoặc Ghi) sẵn sàng. </w:t>
+            </w:r>
+          </w:p>
+        </w:tc>
+      </w:tr>
+      <w:tr>
+        <w:tblPrEx>
+          <w:tblLook w:val="04A0" w:firstRow="1" w:lastRow="0" w:firstColumn="1" w:lastColumn="0" w:noHBand="0" w:noVBand="1"/>
+        </w:tblPrEx>
+        <w:trPr>
+          <w:jc w:val="center"/>
+        </w:trPr>
+        <w:tc>
+          <w:tcPr>
+            <w:tcW w:w="0" w:type="auto"/>
+            <w:vAlign w:val="center"/>
+            <w:hideMark/>
+          </w:tcPr>
+          <w:p>
+            <w:pPr>
+              <w:jc w:val="center"/>
+              <w:rPr>
+                <w:rFonts w:asciiTheme="majorHAnsi" w:eastAsia="Times New Roman" w:hAnsiTheme="majorHAnsi" w:cs="Arial"/>
+                <w:color w:val="1F1F1F"/>
+                <w:kern w:val="0"/>
+                <w:lang w:eastAsia="en-GB"/>
+                <w14:ligatures w14:val="none"/>
+              </w:rPr>
+            </w:pPr>
+            <w:r>
+              <w:rPr>
+                <w:rFonts w:asciiTheme="majorHAnsi" w:eastAsia="Times New Roman" w:hAnsiTheme="majorHAnsi" w:cs="Arial"/>
+                <w:color w:val="1F1F1F"/>
+                <w:kern w:val="0"/>
+                <w:sz w:val="23"/>
+                <w:szCs w:val="23"/>
+                <w:bdr w:val="none" w:sz="0" w:space="0" w:color="auto" w:frame="1"/>
+                <w:lang w:eastAsia="en-GB"/>
+                <w14:ligatures w14:val="none"/>
+              </w:rPr>
+              <w:t>cmd_w</w:t>
+            </w:r>
+            <w:r>
+              <w:rPr>
+                <w:rFonts w:asciiTheme="majorHAnsi" w:eastAsia="Times New Roman" w:hAnsiTheme="majorHAnsi" w:cs="Arial"/>
+                <w:color w:val="1F1F1F"/>
+                <w:kern w:val="0"/>
+                <w:sz w:val="23"/>
+                <w:szCs w:val="23"/>
+                <w:bdr w:val="none" w:sz="0" w:space="0" w:color="auto" w:frame="1"/>
+                <w:lang w:eastAsia="en-GB"/>
+                <w14:ligatures w14:val="none"/>
+              </w:rPr>
+              <w:t>r</w:t>
+            </w:r>
+          </w:p>
+        </w:tc>
+        <w:tc>
+          <w:tcPr>
+            <w:tcW w:w="782" w:type="pct"/>
+            <w:vAlign w:val="center"/>
+            <w:hideMark/>
+          </w:tcPr>
+          <w:p>
+            <w:pPr>
+              <w:jc w:val="center"/>
+              <w:rPr>
+                <w:rFonts w:asciiTheme="majorHAnsi" w:eastAsia="Times New Roman" w:hAnsiTheme="majorHAnsi" w:cs="Arial"/>
+                <w:color w:val="1F1F1F"/>
+                <w:kern w:val="0"/>
+                <w:lang w:eastAsia="en-GB"/>
+                <w14:ligatures w14:val="none"/>
+              </w:rPr>
+            </w:pPr>
+            <w:r>
+              <w:rPr>
+                <w:rFonts w:asciiTheme="majorHAnsi" w:eastAsia="Times New Roman" w:hAnsiTheme="majorHAnsi" w:cs="Arial"/>
+                <w:color w:val="1F1F1F"/>
+                <w:kern w:val="0"/>
+                <w:sz w:val="23"/>
+                <w:szCs w:val="23"/>
+                <w:bdr w:val="none" w:sz="0" w:space="0" w:color="auto" w:frame="1"/>
+                <w:lang w:eastAsia="en-GB"/>
+                <w14:ligatures w14:val="none"/>
+              </w:rPr>
+              <w:t>input</w:t>
+            </w:r>
+          </w:p>
+        </w:tc>
+        <w:tc>
+          <w:tcPr>
+            <w:tcW w:w="458" w:type="pct"/>
+            <w:vAlign w:val="center"/>
+            <w:hideMark/>
+          </w:tcPr>
+          <w:p>
+            <w:pPr>
+              <w:jc w:val="center"/>
+              <w:rPr>
+                <w:rFonts w:asciiTheme="majorHAnsi" w:eastAsia="Times New Roman" w:hAnsiTheme="majorHAnsi" w:cs="Arial"/>
+                <w:color w:val="1F1F1F"/>
+                <w:kern w:val="0"/>
+                <w:lang w:eastAsia="en-GB"/>
+                <w14:ligatures w14:val="none"/>
+              </w:rPr>
+            </w:pPr>
+            <w:r>
+              <w:rPr>
+                <w:rFonts w:asciiTheme="majorHAnsi" w:eastAsia="Times New Roman" w:hAnsiTheme="majorHAnsi" w:cs="Arial"/>
+                <w:color w:val="1F1F1F"/>
+                <w:kern w:val="0"/>
+                <w:bdr w:val="none" w:sz="0" w:space="0" w:color="auto" w:frame="1"/>
+                <w:lang w:eastAsia="en-GB"/>
+                <w14:ligatures w14:val="none"/>
+              </w:rPr>
+              <w:t>1 bit</w:t>
+            </w:r>
+          </w:p>
+        </w:tc>
+        <w:tc>
+          <w:tcPr>
+            <w:tcW w:w="2945" w:type="pct"/>
+            <w:vAlign w:val="center"/>
+            <w:hideMark/>
+          </w:tcPr>
+          <w:p>
+            <w:pPr>
+              <w:jc w:val="both"/>
+              <w:rPr>
+                <w:rFonts w:asciiTheme="majorHAnsi" w:eastAsia="Times New Roman" w:hAnsiTheme="majorHAnsi" w:cs="Arial"/>
+                <w:color w:val="1F1F1F"/>
+                <w:kern w:val="0"/>
+                <w:lang w:eastAsia="en-GB"/>
+                <w14:ligatures w14:val="none"/>
+              </w:rPr>
+            </w:pPr>
+            <w:r>
+              <w:rPr>
+                <w:rFonts w:asciiTheme="majorHAnsi" w:eastAsia="Times New Roman" w:hAnsiTheme="majorHAnsi" w:cs="Arial"/>
+                <w:color w:val="1F1F1F"/>
+                <w:kern w:val="0"/>
+                <w:lang w:eastAsia="en-GB"/>
+                <w14:ligatures w14:val="none"/>
+              </w:rPr>
+              <w:t xml:space="preserve">Xác định loại lệnh khi </w:t>
+            </w:r>
+            <w:r>
+              <w:rPr>
+                <w:rFonts w:asciiTheme="majorHAnsi" w:eastAsia="Times New Roman" w:hAnsiTheme="majorHAnsi" w:cs="Arial"/>
+                <w:color w:val="1F1F1F"/>
+                <w:kern w:val="0"/>
+                <w:sz w:val="23"/>
+                <w:szCs w:val="23"/>
+                <w:lang w:eastAsia="en-GB"/>
+                <w14:ligatures w14:val="none"/>
+              </w:rPr>
+              <w:t>cmd_valid</w:t>
+            </w:r>
+            <w:r>
+              <w:rPr>
+                <w:rFonts w:asciiTheme="majorHAnsi" w:eastAsia="Times New Roman" w:hAnsiTheme="majorHAnsi" w:cs="Arial"/>
+                <w:color w:val="1F1F1F"/>
+                <w:kern w:val="0"/>
+                <w:lang w:eastAsia="en-GB"/>
+                <w14:ligatures w14:val="none"/>
+              </w:rPr>
+              <w:t xml:space="preserve"> bật lên.</w:t>
+            </w:r>
+          </w:p>
+          <w:p>
+            <w:pPr>
+              <w:jc w:val="both"/>
+              <w:rPr>
+                <w:rFonts w:asciiTheme="majorHAnsi" w:eastAsia="Times New Roman" w:hAnsiTheme="majorHAnsi" w:cs="Arial"/>
+                <w:color w:val="1F1F1F"/>
+                <w:kern w:val="0"/>
+                <w:lang w:eastAsia="en-GB"/>
+                <w14:ligatures w14:val="none"/>
+              </w:rPr>
+            </w:pPr>
+            <w:r>
+              <w:rPr>
+                <w:rFonts w:asciiTheme="majorHAnsi" w:eastAsia="Times New Roman" w:hAnsiTheme="majorHAnsi" w:cs="Arial"/>
+                <w:color w:val="1F1F1F"/>
+                <w:kern w:val="0"/>
+                <w:lang w:eastAsia="en-GB"/>
+                <w14:ligatures w14:val="none"/>
+              </w:rPr>
+              <w:t xml:space="preserve">• </w:t>
+            </w:r>
+            <w:r>
+              <w:rPr>
+                <w:rFonts w:asciiTheme="majorHAnsi" w:eastAsia="Times New Roman" w:hAnsiTheme="majorHAnsi" w:cs="Arial"/>
+                <w:color w:val="1F1F1F"/>
+                <w:kern w:val="0"/>
+                <w:sz w:val="23"/>
+                <w:szCs w:val="23"/>
+                <w:lang w:eastAsia="en-GB"/>
+                <w14:ligatures w14:val="none"/>
+              </w:rPr>
+              <w:t>1</w:t>
+            </w:r>
+            <w:r>
+              <w:rPr>
+                <w:rFonts w:asciiTheme="majorHAnsi" w:eastAsia="Times New Roman" w:hAnsiTheme="majorHAnsi" w:cs="Arial"/>
+                <w:color w:val="1F1F1F"/>
+                <w:kern w:val="0"/>
+                <w:lang w:eastAsia="en-GB"/>
+                <w14:ligatures w14:val="none"/>
+              </w:rPr>
+              <w:t xml:space="preserve">: Thực hiện chu trình </w:t>
+            </w:r>
+            <w:r>
+              <w:rPr>
+                <w:rFonts w:asciiTheme="majorHAnsi" w:eastAsia="Times New Roman" w:hAnsiTheme="majorHAnsi" w:cs="Arial"/>
+                <w:b/>
+                <w:bCs/>
+                <w:color w:val="1F1F1F"/>
+                <w:kern w:val="0"/>
+                <w:bdr w:val="none" w:sz="0" w:space="0" w:color="auto" w:frame="1"/>
+                <w:lang w:eastAsia="en-GB"/>
+                <w14:ligatures w14:val="none"/>
+              </w:rPr>
+              <w:t>Ghi</w:t>
+            </w:r>
+            <w:r>
+              <w:rPr>
+                <w:rFonts w:asciiTheme="majorHAnsi" w:eastAsia="Times New Roman" w:hAnsiTheme="majorHAnsi" w:cs="Arial"/>
+                <w:color w:val="1F1F1F"/>
+                <w:kern w:val="0"/>
+                <w:lang w:eastAsia="en-GB"/>
+                <w14:ligatures w14:val="none"/>
+              </w:rPr>
+              <w:t xml:space="preserve"> dữ liệu.</w:t>
+            </w:r>
+          </w:p>
+          <w:p>
+            <w:pPr>
+              <w:jc w:val="both"/>
+              <w:rPr>
+                <w:rFonts w:asciiTheme="majorHAnsi" w:eastAsia="Times New Roman" w:hAnsiTheme="majorHAnsi" w:cs="Arial"/>
+                <w:color w:val="1F1F1F"/>
+                <w:kern w:val="0"/>
+                <w:lang w:eastAsia="en-GB"/>
+                <w14:ligatures w14:val="none"/>
+              </w:rPr>
+            </w:pPr>
+            <w:r>
+              <w:rPr>
+                <w:rFonts w:asciiTheme="majorHAnsi" w:eastAsia="Times New Roman" w:hAnsiTheme="majorHAnsi" w:cs="Arial"/>
+                <w:color w:val="1F1F1F"/>
+                <w:kern w:val="0"/>
+                <w:lang w:eastAsia="en-GB"/>
+                <w14:ligatures w14:val="none"/>
+              </w:rPr>
+              <w:t xml:space="preserve">• </w:t>
+            </w:r>
+            <w:r>
+              <w:rPr>
+                <w:rFonts w:asciiTheme="majorHAnsi" w:eastAsia="Times New Roman" w:hAnsiTheme="majorHAnsi" w:cs="Arial"/>
+                <w:color w:val="1F1F1F"/>
+                <w:kern w:val="0"/>
+                <w:sz w:val="23"/>
+                <w:szCs w:val="23"/>
+                <w:lang w:eastAsia="en-GB"/>
+                <w14:ligatures w14:val="none"/>
+              </w:rPr>
+              <w:t>0</w:t>
+            </w:r>
+            <w:r>
+              <w:rPr>
+                <w:rFonts w:asciiTheme="majorHAnsi" w:eastAsia="Times New Roman" w:hAnsiTheme="majorHAnsi" w:cs="Arial"/>
+                <w:color w:val="1F1F1F"/>
+                <w:kern w:val="0"/>
+                <w:lang w:eastAsia="en-GB"/>
+                <w14:ligatures w14:val="none"/>
+              </w:rPr>
+              <w:t xml:space="preserve">: Thực hiện chu trình </w:t>
+            </w:r>
+            <w:r>
+              <w:rPr>
+                <w:rFonts w:asciiTheme="majorHAnsi" w:eastAsia="Times New Roman" w:hAnsiTheme="majorHAnsi" w:cs="Arial"/>
+                <w:b/>
+                <w:bCs/>
+                <w:color w:val="1F1F1F"/>
+                <w:kern w:val="0"/>
+                <w:bdr w:val="none" w:sz="0" w:space="0" w:color="auto" w:frame="1"/>
+                <w:lang w:eastAsia="en-GB"/>
+                <w14:ligatures w14:val="none"/>
+              </w:rPr>
+              <w:t>Đọc</w:t>
+            </w:r>
+            <w:r>
+              <w:rPr>
+                <w:rFonts w:asciiTheme="majorHAnsi" w:eastAsia="Times New Roman" w:hAnsiTheme="majorHAnsi" w:cs="Arial"/>
+                <w:color w:val="1F1F1F"/>
+                <w:kern w:val="0"/>
+                <w:lang w:eastAsia="en-GB"/>
+                <w14:ligatures w14:val="none"/>
+              </w:rPr>
+              <w:t xml:space="preserve"> dữ liệu.</w:t>
+            </w:r>
+          </w:p>
+        </w:tc>
+      </w:tr>
+      <w:tr>
+        <w:tblPrEx>
+          <w:tblLook w:val="04A0" w:firstRow="1" w:lastRow="0" w:firstColumn="1" w:lastColumn="0" w:noHBand="0" w:noVBand="1"/>
+        </w:tblPrEx>
+        <w:trPr>
+          <w:jc w:val="center"/>
+        </w:trPr>
+        <w:tc>
+          <w:tcPr>
+            <w:tcW w:w="0" w:type="auto"/>
+            <w:vAlign w:val="center"/>
+            <w:hideMark/>
+          </w:tcPr>
+          <w:p>
+            <w:pPr>
+              <w:jc w:val="center"/>
+              <w:rPr>
+                <w:rFonts w:asciiTheme="majorHAnsi" w:eastAsia="Times New Roman" w:hAnsiTheme="majorHAnsi" w:cs="Arial"/>
+                <w:color w:val="1F1F1F"/>
+                <w:kern w:val="0"/>
+                <w:lang w:eastAsia="en-GB"/>
+                <w14:ligatures w14:val="none"/>
+              </w:rPr>
+            </w:pPr>
+            <w:r>
+              <w:rPr>
+                <w:rFonts w:asciiTheme="majorHAnsi" w:eastAsia="Times New Roman" w:hAnsiTheme="majorHAnsi" w:cs="Arial"/>
+                <w:color w:val="1F1F1F"/>
+                <w:kern w:val="0"/>
+                <w:sz w:val="23"/>
+                <w:szCs w:val="23"/>
+                <w:bdr w:val="none" w:sz="0" w:space="0" w:color="auto" w:frame="1"/>
+                <w:lang w:eastAsia="en-GB"/>
+                <w14:ligatures w14:val="none"/>
+              </w:rPr>
+              <w:t>cmd_addr</w:t>
+            </w:r>
+          </w:p>
+        </w:tc>
+        <w:tc>
+          <w:tcPr>
+            <w:tcW w:w="782" w:type="pct"/>
+            <w:vAlign w:val="center"/>
+            <w:hideMark/>
+          </w:tcPr>
+          <w:p>
+            <w:pPr>
+              <w:jc w:val="center"/>
+              <w:rPr>
+                <w:rFonts w:asciiTheme="majorHAnsi" w:eastAsia="Times New Roman" w:hAnsiTheme="majorHAnsi" w:cs="Arial"/>
+                <w:color w:val="1F1F1F"/>
+                <w:kern w:val="0"/>
+                <w:lang w:eastAsia="en-GB"/>
+                <w14:ligatures w14:val="none"/>
+              </w:rPr>
+            </w:pPr>
+            <w:r>
+              <w:rPr>
+                <w:rFonts w:asciiTheme="majorHAnsi" w:eastAsia="Times New Roman" w:hAnsiTheme="majorHAnsi" w:cs="Arial"/>
+                <w:color w:val="1F1F1F"/>
+                <w:kern w:val="0"/>
+                <w:sz w:val="23"/>
+                <w:szCs w:val="23"/>
+                <w:bdr w:val="none" w:sz="0" w:space="0" w:color="auto" w:frame="1"/>
+                <w:lang w:eastAsia="en-GB"/>
+                <w14:ligatures w14:val="none"/>
+              </w:rPr>
+              <w:t>input</w:t>
+            </w:r>
+          </w:p>
+        </w:tc>
+        <w:tc>
+          <w:tcPr>
+            <w:tcW w:w="458" w:type="pct"/>
+            <w:vAlign w:val="center"/>
+            <w:hideMark/>
+          </w:tcPr>
+          <w:p>
+            <w:pPr>
+              <w:jc w:val="center"/>
+              <w:rPr>
+                <w:rFonts w:asciiTheme="majorHAnsi" w:eastAsia="Times New Roman" w:hAnsiTheme="majorHAnsi" w:cs="Arial"/>
+                <w:color w:val="1F1F1F"/>
+                <w:kern w:val="0"/>
+                <w:lang w:eastAsia="en-GB"/>
+                <w14:ligatures w14:val="none"/>
+              </w:rPr>
+            </w:pPr>
+            <w:r>
+              <w:rPr>
+                <w:rFonts w:asciiTheme="majorHAnsi" w:eastAsia="Times New Roman" w:hAnsiTheme="majorHAnsi" w:cs="Arial"/>
+                <w:color w:val="1F1F1F"/>
+                <w:kern w:val="0"/>
+                <w:bdr w:val="none" w:sz="0" w:space="0" w:color="auto" w:frame="1"/>
+                <w:lang w:eastAsia="en-GB"/>
+                <w14:ligatures w14:val="none"/>
+              </w:rPr>
+              <w:t>15 bit</w:t>
+            </w:r>
+          </w:p>
+        </w:tc>
+        <w:tc>
+          <w:tcPr>
+            <w:tcW w:w="2945" w:type="pct"/>
+            <w:vAlign w:val="center"/>
+            <w:hideMark/>
+          </w:tcPr>
+          <w:p>
+            <w:pPr>
+              <w:jc w:val="both"/>
+              <w:rPr>
+                <w:rFonts w:asciiTheme="majorHAnsi" w:eastAsia="Times New Roman" w:hAnsiTheme="majorHAnsi" w:cs="Arial"/>
+                <w:color w:val="1F1F1F"/>
+                <w:kern w:val="0"/>
+                <w:lang w:eastAsia="en-GB"/>
+                <w14:ligatures w14:val="none"/>
+              </w:rPr>
+            </w:pPr>
+            <w:r>
+              <w:rPr>
+                <w:rFonts w:asciiTheme="majorHAnsi" w:eastAsia="Times New Roman" w:hAnsiTheme="majorHAnsi" w:cs="Arial"/>
+                <w:b/>
+                <w:bCs/>
+                <w:color w:val="1F1F1F"/>
+                <w:kern w:val="0"/>
+                <w:bdr w:val="none" w:sz="0" w:space="0" w:color="auto" w:frame="1"/>
+                <w:lang w:eastAsia="en-GB"/>
+                <w14:ligatures w14:val="none"/>
+              </w:rPr>
+              <w:t>Địa ch</w:t>
+            </w:r>
+            <w:r>
+              <w:rPr>
+                <w:rFonts w:asciiTheme="majorHAnsi" w:eastAsia="Times New Roman" w:hAnsiTheme="majorHAnsi" w:cs="Arial"/>
+                <w:b/>
+                <w:bCs/>
+                <w:color w:val="1F1F1F"/>
+                <w:kern w:val="0"/>
+                <w:bdr w:val="none" w:sz="0" w:space="0" w:color="auto" w:frame="1"/>
+                <w:lang w:eastAsia="en-GB"/>
+                <w14:ligatures w14:val="none"/>
+              </w:rPr>
+              <w:t>ỉ:</w:t>
+            </w:r>
+            <w:r>
+              <w:rPr>
+                <w:rFonts w:asciiTheme="majorHAnsi" w:eastAsia="Times New Roman" w:hAnsiTheme="majorHAnsi" w:cs="Arial"/>
+                <w:color w:val="1F1F1F"/>
+                <w:kern w:val="0"/>
+                <w:bdr w:val="none" w:sz="0" w:space="0" w:color="auto" w:frame="1"/>
+                <w:lang w:eastAsia="en-GB"/>
+                <w14:ligatures w14:val="none"/>
+              </w:rPr>
+              <w:t xml:space="preserve"> Mang thông tin địa chỉ hàng/cột do hệ thống cấp, được FSM giữ lại và ánh xạ ra chân </w:t>
+            </w:r>
+            <w:r>
+              <w:rPr>
+                <w:rFonts w:asciiTheme="majorHAnsi" w:eastAsia="Times New Roman" w:hAnsiTheme="majorHAnsi" w:cs="Arial"/>
+                <w:i/>
+                <w:iCs/>
+                <w:color w:val="1F1F1F"/>
+                <w:kern w:val="0"/>
+                <w:sz w:val="23"/>
+                <w:szCs w:val="23"/>
+                <w:bdr w:val="none" w:sz="0" w:space="0" w:color="auto" w:frame="1"/>
+                <w:lang w:eastAsia="en-GB"/>
+                <w14:ligatures w14:val="none"/>
+              </w:rPr>
+              <w:t>mem_addr</w:t>
+            </w:r>
+            <w:r>
+              <w:rPr>
+                <w:rFonts w:asciiTheme="majorHAnsi" w:eastAsia="Times New Roman" w:hAnsiTheme="majorHAnsi" w:cs="Arial"/>
+                <w:color w:val="1F1F1F"/>
+                <w:kern w:val="0"/>
+                <w:bdr w:val="none" w:sz="0" w:space="0" w:color="auto" w:frame="1"/>
+                <w:lang w:eastAsia="en-GB"/>
+                <w14:ligatures w14:val="none"/>
+              </w:rPr>
+              <w:t xml:space="preserve"> vật lý ở thời điểm thích hợp.</w:t>
+            </w:r>
+          </w:p>
+        </w:tc>
+      </w:tr>
+      <w:tr>
+        <w:tblPrEx>
+          <w:tblLook w:val="04A0" w:firstRow="1" w:lastRow="0" w:firstColumn="1" w:lastColumn="0" w:noHBand="0" w:noVBand="1"/>
+        </w:tblPrEx>
+        <w:trPr>
+          <w:jc w:val="center"/>
+        </w:trPr>
+        <w:tc>
+          <w:tcPr>
+            <w:tcW w:w="0" w:type="auto"/>
+            <w:vAlign w:val="center"/>
+            <w:hideMark/>
+          </w:tcPr>
+          <w:p>
+            <w:pPr>
+              <w:jc w:val="center"/>
+              <w:rPr>
+                <w:rFonts w:asciiTheme="majorHAnsi" w:eastAsia="Times New Roman" w:hAnsiTheme="majorHAnsi" w:cs="Arial"/>
+                <w:color w:val="1F1F1F"/>
+                <w:kern w:val="0"/>
+                <w:lang w:eastAsia="en-GB"/>
+                <w14:ligatures w14:val="none"/>
+              </w:rPr>
+            </w:pPr>
+            <w:r>
+              <w:rPr>
+                <w:rFonts w:asciiTheme="majorHAnsi" w:eastAsia="Times New Roman" w:hAnsiTheme="majorHAnsi" w:cs="Arial"/>
+                <w:color w:val="1F1F1F"/>
+                <w:kern w:val="0"/>
+                <w:sz w:val="23"/>
+                <w:szCs w:val="23"/>
+                <w:bdr w:val="none" w:sz="0" w:space="0" w:color="auto" w:frame="1"/>
+                <w:lang w:eastAsia="en-GB"/>
+                <w14:ligatures w14:val="none"/>
+              </w:rPr>
+              <w:t>cmd_ba</w:t>
+            </w:r>
+          </w:p>
+        </w:tc>
+        <w:tc>
+          <w:tcPr>
+            <w:tcW w:w="782" w:type="pct"/>
+            <w:vAlign w:val="center"/>
+            <w:hideMark/>
+          </w:tcPr>
+          <w:p>
+            <w:pPr>
+              <w:jc w:val="center"/>
+              <w:rPr>
+                <w:rFonts w:asciiTheme="majorHAnsi" w:eastAsia="Times New Roman" w:hAnsiTheme="majorHAnsi" w:cs="Arial"/>
+                <w:color w:val="1F1F1F"/>
+                <w:kern w:val="0"/>
+                <w:lang w:eastAsia="en-GB"/>
+                <w14:ligatures w14:val="none"/>
+              </w:rPr>
+            </w:pPr>
+            <w:r>
+              <w:rPr>
+                <w:rFonts w:asciiTheme="majorHAnsi" w:eastAsia="Times New Roman" w:hAnsiTheme="majorHAnsi" w:cs="Arial"/>
+                <w:color w:val="1F1F1F"/>
+                <w:kern w:val="0"/>
+                <w:sz w:val="23"/>
+                <w:szCs w:val="23"/>
+                <w:bdr w:val="none" w:sz="0" w:space="0" w:color="auto" w:frame="1"/>
+                <w:lang w:eastAsia="en-GB"/>
+                <w14:ligatures w14:val="none"/>
+              </w:rPr>
+              <w:t>input</w:t>
+            </w:r>
+          </w:p>
+        </w:tc>
+        <w:tc>
+          <w:tcPr>
+            <w:tcW w:w="458" w:type="pct"/>
+            <w:vAlign w:val="center"/>
+            <w:hideMark/>
+          </w:tcPr>
+          <w:p>
+            <w:pPr>
+              <w:jc w:val="center"/>
+              <w:rPr>
+                <w:rFonts w:asciiTheme="majorHAnsi" w:eastAsia="Times New Roman" w:hAnsiTheme="majorHAnsi" w:cs="Arial"/>
+                <w:color w:val="1F1F1F"/>
+                <w:kern w:val="0"/>
+                <w:lang w:eastAsia="en-GB"/>
+                <w14:ligatures w14:val="none"/>
+              </w:rPr>
+            </w:pPr>
+            <w:r>
+              <w:rPr>
+                <w:rFonts w:asciiTheme="majorHAnsi" w:eastAsia="Times New Roman" w:hAnsiTheme="majorHAnsi" w:cs="Arial"/>
+                <w:color w:val="1F1F1F"/>
+                <w:kern w:val="0"/>
+                <w:bdr w:val="none" w:sz="0" w:space="0" w:color="auto" w:frame="1"/>
+                <w:lang w:eastAsia="en-GB"/>
+                <w14:ligatures w14:val="none"/>
+              </w:rPr>
+              <w:t>3 bit</w:t>
+            </w:r>
+          </w:p>
+        </w:tc>
+        <w:tc>
+          <w:tcPr>
+            <w:tcW w:w="2945" w:type="pct"/>
+            <w:vAlign w:val="center"/>
+            <w:hideMark/>
+          </w:tcPr>
+          <w:p>
+            <w:pPr>
+              <w:jc w:val="both"/>
+              <w:rPr>
+                <w:rFonts w:asciiTheme="majorHAnsi" w:eastAsia="Times New Roman" w:hAnsiTheme="majorHAnsi" w:cs="Arial"/>
+                <w:color w:val="1F1F1F"/>
+                <w:kern w:val="0"/>
+                <w:lang w:eastAsia="en-GB"/>
+                <w14:ligatures w14:val="none"/>
+              </w:rPr>
+            </w:pPr>
+            <w:r>
+              <w:rPr>
+                <w:rFonts w:asciiTheme="majorHAnsi" w:eastAsia="Times New Roman" w:hAnsiTheme="majorHAnsi" w:cs="Arial"/>
+                <w:b/>
+                <w:bCs/>
+                <w:color w:val="1F1F1F"/>
+                <w:kern w:val="0"/>
+                <w:bdr w:val="none" w:sz="0" w:space="0" w:color="auto" w:frame="1"/>
+                <w:lang w:eastAsia="en-GB"/>
+                <w14:ligatures w14:val="none"/>
+              </w:rPr>
+              <w:t>Địa chỉ</w:t>
+            </w:r>
+            <w:r>
+              <w:rPr>
+                <w:rFonts w:asciiTheme="majorHAnsi" w:eastAsia="Times New Roman" w:hAnsiTheme="majorHAnsi" w:cs="Arial"/>
+                <w:b/>
+                <w:bCs/>
+                <w:color w:val="1F1F1F"/>
+                <w:kern w:val="0"/>
+                <w:bdr w:val="none" w:sz="0" w:space="0" w:color="auto" w:frame="1"/>
+                <w:lang w:eastAsia="en-GB"/>
+                <w14:ligatures w14:val="none"/>
+              </w:rPr>
+              <w:t xml:space="preserve"> bank</w:t>
+            </w:r>
+            <w:r>
+              <w:rPr>
+                <w:rFonts w:asciiTheme="majorHAnsi" w:eastAsia="Times New Roman" w:hAnsiTheme="majorHAnsi" w:cs="Arial"/>
+                <w:b/>
+                <w:bCs/>
+                <w:color w:val="1F1F1F"/>
+                <w:kern w:val="0"/>
+                <w:bdr w:val="none" w:sz="0" w:space="0" w:color="auto" w:frame="1"/>
+                <w:lang w:eastAsia="en-GB"/>
+                <w14:ligatures w14:val="none"/>
+              </w:rPr>
+              <w:t xml:space="preserve"> bộ nhớ:</w:t>
+            </w:r>
+            <w:r>
+              <w:rPr>
+                <w:rFonts w:asciiTheme="majorHAnsi" w:eastAsia="Times New Roman" w:hAnsiTheme="majorHAnsi" w:cs="Arial"/>
+                <w:color w:val="1F1F1F"/>
+                <w:kern w:val="0"/>
+                <w:bdr w:val="none" w:sz="0" w:space="0" w:color="auto" w:frame="1"/>
+                <w:lang w:eastAsia="en-GB"/>
+                <w14:ligatures w14:val="none"/>
+              </w:rPr>
+              <w:t xml:space="preserve"> Chọn 1 trong 8 Bank độc lập bên trong chip RAM mà hệ thống muốn truy cập.</w:t>
+            </w:r>
+          </w:p>
+        </w:tc>
+      </w:tr>
+      <w:tr>
+        <w:tblPrEx>
+          <w:tblLook w:val="04A0" w:firstRow="1" w:lastRow="0" w:firstColumn="1" w:lastColumn="0" w:noHBand="0" w:noVBand="1"/>
+        </w:tblPrEx>
+        <w:trPr>
+          <w:jc w:val="center"/>
+        </w:trPr>
+        <w:tc>
+          <w:tcPr>
+            <w:tcW w:w="0" w:type="auto"/>
+            <w:vAlign w:val="center"/>
+            <w:hideMark/>
+          </w:tcPr>
+          <w:p>
+            <w:pPr>
+              <w:jc w:val="center"/>
+              <w:rPr>
+                <w:rFonts w:asciiTheme="majorHAnsi" w:eastAsia="Times New Roman" w:hAnsiTheme="majorHAnsi" w:cs="Arial"/>
+                <w:color w:val="1F1F1F"/>
+                <w:kern w:val="0"/>
+                <w:lang w:eastAsia="en-GB"/>
+                <w14:ligatures w14:val="none"/>
+              </w:rPr>
+            </w:pPr>
+            <w:r>
+              <w:rPr>
+                <w:rFonts w:asciiTheme="majorHAnsi" w:eastAsia="Times New Roman" w:hAnsiTheme="majorHAnsi" w:cs="Arial"/>
+                <w:color w:val="1F1F1F"/>
+                <w:kern w:val="0"/>
+                <w:sz w:val="23"/>
+                <w:szCs w:val="23"/>
+                <w:bdr w:val="none" w:sz="0" w:space="0" w:color="auto" w:frame="1"/>
+                <w:lang w:eastAsia="en-GB"/>
+                <w14:ligatures w14:val="none"/>
+              </w:rPr>
+              <w:t>cmd_wdata</w:t>
+            </w:r>
+          </w:p>
+        </w:tc>
+        <w:tc>
+          <w:tcPr>
+            <w:tcW w:w="782" w:type="pct"/>
+            <w:vAlign w:val="center"/>
+            <w:hideMark/>
+          </w:tcPr>
+          <w:p>
+            <w:pPr>
+              <w:jc w:val="center"/>
+              <w:rPr>
+                <w:rFonts w:asciiTheme="majorHAnsi" w:eastAsia="Times New Roman" w:hAnsiTheme="majorHAnsi" w:cs="Arial"/>
+                <w:color w:val="1F1F1F"/>
+                <w:kern w:val="0"/>
+                <w:lang w:eastAsia="en-GB"/>
+                <w14:ligatures w14:val="none"/>
+              </w:rPr>
+            </w:pPr>
+            <w:r>
+              <w:rPr>
+                <w:rFonts w:asciiTheme="majorHAnsi" w:eastAsia="Times New Roman" w:hAnsiTheme="majorHAnsi" w:cs="Arial"/>
+                <w:color w:val="1F1F1F"/>
+                <w:kern w:val="0"/>
+                <w:sz w:val="23"/>
+                <w:szCs w:val="23"/>
+                <w:bdr w:val="none" w:sz="0" w:space="0" w:color="auto" w:frame="1"/>
+                <w:lang w:eastAsia="en-GB"/>
+                <w14:ligatures w14:val="none"/>
+              </w:rPr>
+              <w:t>input</w:t>
+            </w:r>
+          </w:p>
+        </w:tc>
+        <w:tc>
+          <w:tcPr>
+            <w:tcW w:w="458" w:type="pct"/>
+            <w:vAlign w:val="center"/>
+            <w:hideMark/>
+          </w:tcPr>
+          <w:p>
+            <w:pPr>
+              <w:jc w:val="center"/>
+              <w:rPr>
+                <w:rFonts w:asciiTheme="majorHAnsi" w:eastAsia="Times New Roman" w:hAnsiTheme="majorHAnsi" w:cs="Arial"/>
+                <w:color w:val="1F1F1F"/>
+                <w:kern w:val="0"/>
+                <w:lang w:eastAsia="en-GB"/>
+                <w14:ligatures w14:val="none"/>
+              </w:rPr>
+            </w:pPr>
+            <w:r>
+              <w:rPr>
+                <w:rFonts w:asciiTheme="majorHAnsi" w:eastAsia="Times New Roman" w:hAnsiTheme="majorHAnsi" w:cs="Arial"/>
+                <w:color w:val="1F1F1F"/>
+                <w:kern w:val="0"/>
+                <w:bdr w:val="none" w:sz="0" w:space="0" w:color="auto" w:frame="1"/>
+                <w:lang w:eastAsia="en-GB"/>
+                <w14:ligatures w14:val="none"/>
+              </w:rPr>
+              <w:t>32 bit</w:t>
+            </w:r>
+          </w:p>
+        </w:tc>
+        <w:tc>
+          <w:tcPr>
+            <w:tcW w:w="2945" w:type="pct"/>
+            <w:vAlign w:val="center"/>
+            <w:hideMark/>
+          </w:tcPr>
+          <w:p>
+            <w:pPr>
+              <w:jc w:val="both"/>
+              <w:rPr>
+                <w:rFonts w:asciiTheme="majorHAnsi" w:eastAsia="Times New Roman" w:hAnsiTheme="majorHAnsi" w:cs="Arial"/>
+                <w:color w:val="1F1F1F"/>
+                <w:kern w:val="0"/>
+                <w:lang w:eastAsia="en-GB"/>
+                <w14:ligatures w14:val="none"/>
+              </w:rPr>
+            </w:pPr>
+            <w:r>
+              <w:rPr>
+                <w:rFonts w:asciiTheme="majorHAnsi" w:eastAsia="Times New Roman" w:hAnsiTheme="majorHAnsi" w:cs="Arial"/>
+                <w:b/>
+                <w:bCs/>
+                <w:color w:val="1F1F1F"/>
+                <w:kern w:val="0"/>
+                <w:bdr w:val="none" w:sz="0" w:space="0" w:color="auto" w:frame="1"/>
+                <w:lang w:eastAsia="en-GB"/>
+                <w14:ligatures w14:val="none"/>
+              </w:rPr>
+              <w:t>Dữ liệu Ghi (Write Data):</w:t>
+            </w:r>
+            <w:r>
+              <w:rPr>
+                <w:rFonts w:asciiTheme="majorHAnsi" w:eastAsia="Times New Roman" w:hAnsiTheme="majorHAnsi" w:cs="Arial"/>
+                <w:color w:val="1F1F1F"/>
+                <w:kern w:val="0"/>
+                <w:bdr w:val="none" w:sz="0" w:space="0" w:color="auto" w:frame="1"/>
+                <w:lang w:eastAsia="en-GB"/>
+                <w14:ligatures w14:val="none"/>
+              </w:rPr>
+              <w:t xml:space="preserve"> dữ liệu mà hệ thống muốn đẩy vào RAM</w:t>
+            </w:r>
+            <w:r>
+              <w:rPr>
+                <w:rFonts w:asciiTheme="majorHAnsi" w:eastAsia="Times New Roman" w:hAnsiTheme="majorHAnsi" w:cs="Arial"/>
+                <w:color w:val="1F1F1F"/>
+                <w:kern w:val="0"/>
+                <w:bdr w:val="none" w:sz="0" w:space="0" w:color="auto" w:frame="1"/>
+                <w:lang w:eastAsia="en-GB"/>
+                <w14:ligatures w14:val="none"/>
+              </w:rPr>
+              <w:t>.</w:t>
+            </w:r>
+          </w:p>
+        </w:tc>
+      </w:tr>
+      <w:tr>
+        <w:tblPrEx>
+          <w:tblLook w:val="04A0" w:firstRow="1" w:lastRow="0" w:firstColumn="1" w:lastColumn="0" w:noHBand="0" w:noVBand="1"/>
+        </w:tblPrEx>
+        <w:trPr>
+          <w:jc w:val="center"/>
+        </w:trPr>
+        <w:tc>
+          <w:tcPr>
+            <w:tcW w:w="0" w:type="auto"/>
+            <w:vAlign w:val="center"/>
+            <w:hideMark/>
+          </w:tcPr>
+          <w:p>
+            <w:pPr>
+              <w:jc w:val="center"/>
+              <w:rPr>
+                <w:rFonts w:asciiTheme="majorHAnsi" w:eastAsia="Times New Roman" w:hAnsiTheme="majorHAnsi" w:cs="Arial"/>
+                <w:color w:val="1F1F1F"/>
+                <w:kern w:val="0"/>
+                <w:lang w:eastAsia="en-GB"/>
+                <w14:ligatures w14:val="none"/>
+              </w:rPr>
+            </w:pPr>
+            <w:r>
+              <w:rPr>
+                <w:rFonts w:asciiTheme="majorHAnsi" w:eastAsia="Times New Roman" w:hAnsiTheme="majorHAnsi" w:cs="Arial"/>
+                <w:color w:val="1F1F1F"/>
+                <w:kern w:val="0"/>
+                <w:sz w:val="23"/>
+                <w:szCs w:val="23"/>
+                <w:bdr w:val="none" w:sz="0" w:space="0" w:color="auto" w:frame="1"/>
+                <w:lang w:eastAsia="en-GB"/>
+                <w14:ligatures w14:val="none"/>
+              </w:rPr>
+              <w:t>cmd_rdata</w:t>
+            </w:r>
+          </w:p>
+        </w:tc>
+        <w:tc>
+          <w:tcPr>
+            <w:tcW w:w="782" w:type="pct"/>
+            <w:vAlign w:val="center"/>
+            <w:hideMark/>
+          </w:tcPr>
+          <w:p>
+            <w:pPr>
+              <w:jc w:val="center"/>
+              <w:rPr>
+                <w:rFonts w:asciiTheme="majorHAnsi" w:eastAsia="Times New Roman" w:hAnsiTheme="majorHAnsi" w:cs="Arial"/>
+                <w:color w:val="1F1F1F"/>
+                <w:kern w:val="0"/>
+                <w:lang w:eastAsia="en-GB"/>
+                <w14:ligatures w14:val="none"/>
+              </w:rPr>
+            </w:pPr>
+            <w:r>
+              <w:rPr>
+                <w:rFonts w:asciiTheme="majorHAnsi" w:eastAsia="Times New Roman" w:hAnsiTheme="majorHAnsi" w:cs="Arial"/>
+                <w:color w:val="1F1F1F"/>
+                <w:kern w:val="0"/>
+                <w:sz w:val="23"/>
+                <w:szCs w:val="23"/>
+                <w:bdr w:val="none" w:sz="0" w:space="0" w:color="auto" w:frame="1"/>
+                <w:lang w:eastAsia="en-GB"/>
+                <w14:ligatures w14:val="none"/>
+              </w:rPr>
+              <w:t>output reg</w:t>
+            </w:r>
+          </w:p>
+        </w:tc>
+        <w:tc>
+          <w:tcPr>
+            <w:tcW w:w="458" w:type="pct"/>
+            <w:vAlign w:val="center"/>
+            <w:hideMark/>
+          </w:tcPr>
+          <w:p>
+            <w:pPr>
+              <w:jc w:val="center"/>
+              <w:rPr>
+                <w:rFonts w:asciiTheme="majorHAnsi" w:eastAsia="Times New Roman" w:hAnsiTheme="majorHAnsi" w:cs="Arial"/>
+                <w:color w:val="1F1F1F"/>
+                <w:kern w:val="0"/>
+                <w:lang w:eastAsia="en-GB"/>
+                <w14:ligatures w14:val="none"/>
+              </w:rPr>
+            </w:pPr>
+            <w:r>
+              <w:rPr>
+                <w:rFonts w:asciiTheme="majorHAnsi" w:eastAsia="Times New Roman" w:hAnsiTheme="majorHAnsi" w:cs="Arial"/>
+                <w:color w:val="1F1F1F"/>
+                <w:kern w:val="0"/>
+                <w:bdr w:val="none" w:sz="0" w:space="0" w:color="auto" w:frame="1"/>
+                <w:lang w:eastAsia="en-GB"/>
+                <w14:ligatures w14:val="none"/>
+              </w:rPr>
+              <w:t>32 bit</w:t>
+            </w:r>
+          </w:p>
+        </w:tc>
+        <w:tc>
+          <w:tcPr>
+            <w:tcW w:w="2945" w:type="pct"/>
+            <w:vAlign w:val="center"/>
+            <w:hideMark/>
+          </w:tcPr>
+          <w:p>
+            <w:pPr>
+              <w:jc w:val="both"/>
+              <w:rPr>
+                <w:rFonts w:asciiTheme="majorHAnsi" w:eastAsia="Times New Roman" w:hAnsiTheme="majorHAnsi" w:cs="Arial"/>
+                <w:color w:val="1F1F1F"/>
+                <w:kern w:val="0"/>
+                <w:lang w:eastAsia="en-GB"/>
+                <w14:ligatures w14:val="none"/>
+              </w:rPr>
+            </w:pPr>
+            <w:r>
+              <w:rPr>
+                <w:rFonts w:asciiTheme="majorHAnsi" w:eastAsia="Times New Roman" w:hAnsiTheme="majorHAnsi" w:cs="Arial"/>
+                <w:b/>
+                <w:bCs/>
+                <w:color w:val="1F1F1F"/>
+                <w:kern w:val="0"/>
+                <w:bdr w:val="none" w:sz="0" w:space="0" w:color="auto" w:frame="1"/>
+                <w:lang w:eastAsia="en-GB"/>
+                <w14:ligatures w14:val="none"/>
+              </w:rPr>
+              <w:t>Dữ liệu Đọc trả về (Read Data):</w:t>
+            </w:r>
+            <w:r>
+              <w:rPr>
+                <w:rFonts w:asciiTheme="majorHAnsi" w:eastAsia="Times New Roman" w:hAnsiTheme="majorHAnsi" w:cs="Arial"/>
+                <w:color w:val="1F1F1F"/>
+                <w:kern w:val="0"/>
+                <w:bdr w:val="none" w:sz="0" w:space="0" w:color="auto" w:frame="1"/>
+                <w:lang w:eastAsia="en-GB"/>
+                <w14:ligatures w14:val="none"/>
+              </w:rPr>
+              <w:t xml:space="preserve"> dữ liệu lấy được từ chip RAM sau chu trình Đọc thành công</w:t>
+            </w:r>
+            <w:r>
+              <w:rPr>
+                <w:rFonts w:asciiTheme="majorHAnsi" w:eastAsia="Times New Roman" w:hAnsiTheme="majorHAnsi" w:cs="Arial"/>
+                <w:color w:val="1F1F1F"/>
+                <w:kern w:val="0"/>
+                <w:bdr w:val="none" w:sz="0" w:space="0" w:color="auto" w:frame="1"/>
+                <w:lang w:eastAsia="en-GB"/>
+                <w14:ligatures w14:val="none"/>
+              </w:rPr>
+              <w:t>.</w:t>
+            </w:r>
+          </w:p>
+        </w:tc>
+      </w:tr>
+      <w:tr>
+        <w:tblPrEx>
+          <w:tblLook w:val="04A0" w:firstRow="1" w:lastRow="0" w:firstColumn="1" w:lastColumn="0" w:noHBand="0" w:noVBand="1"/>
+        </w:tblPrEx>
+        <w:trPr>
+          <w:jc w:val="center"/>
+        </w:trPr>
+        <w:tc>
+          <w:tcPr>
+            <w:tcW w:w="0" w:type="auto"/>
+            <w:tcBorders>
+              <w:bottom w:val="single" w:sz="4" w:space="0" w:color="auto"/>
+            </w:tcBorders>
+            <w:vAlign w:val="center"/>
+            <w:hideMark/>
+          </w:tcPr>
+          <w:p>
+            <w:pPr>
+              <w:jc w:val="center"/>
+              <w:rPr>
+                <w:rFonts w:asciiTheme="majorHAnsi" w:eastAsia="Times New Roman" w:hAnsiTheme="majorHAnsi" w:cs="Arial"/>
+                <w:color w:val="1F1F1F"/>
+                <w:kern w:val="0"/>
+                <w:lang w:eastAsia="en-GB"/>
+                <w14:ligatures w14:val="none"/>
+              </w:rPr>
+            </w:pPr>
+            <w:r>
+              <w:rPr>
+                <w:rFonts w:asciiTheme="majorHAnsi" w:eastAsia="Times New Roman" w:hAnsiTheme="majorHAnsi" w:cs="Arial"/>
+                <w:color w:val="1F1F1F"/>
+                <w:kern w:val="0"/>
+                <w:sz w:val="23"/>
+                <w:szCs w:val="23"/>
+                <w:bdr w:val="none" w:sz="0" w:space="0" w:color="auto" w:frame="1"/>
+                <w:lang w:eastAsia="en-GB"/>
+                <w14:ligatures w14:val="none"/>
+              </w:rPr>
+              <w:t>cmd_ready</w:t>
+            </w:r>
+          </w:p>
+        </w:tc>
+        <w:tc>
+          <w:tcPr>
+            <w:tcW w:w="782" w:type="pct"/>
+            <w:tcBorders>
+              <w:bottom w:val="single" w:sz="4" w:space="0" w:color="auto"/>
+            </w:tcBorders>
+            <w:vAlign w:val="center"/>
+            <w:hideMark/>
+          </w:tcPr>
+          <w:p>
+            <w:pPr>
+              <w:jc w:val="center"/>
+              <w:rPr>
+                <w:rFonts w:asciiTheme="majorHAnsi" w:eastAsia="Times New Roman" w:hAnsiTheme="majorHAnsi" w:cs="Arial"/>
+                <w:color w:val="1F1F1F"/>
+                <w:kern w:val="0"/>
+                <w:lang w:eastAsia="en-GB"/>
+                <w14:ligatures w14:val="none"/>
+              </w:rPr>
+            </w:pPr>
+            <w:r>
+              <w:rPr>
+                <w:rFonts w:asciiTheme="majorHAnsi" w:eastAsia="Times New Roman" w:hAnsiTheme="majorHAnsi" w:cs="Arial"/>
+                <w:color w:val="1F1F1F"/>
+                <w:kern w:val="0"/>
+                <w:sz w:val="23"/>
+                <w:szCs w:val="23"/>
+                <w:bdr w:val="none" w:sz="0" w:space="0" w:color="auto" w:frame="1"/>
+                <w:lang w:eastAsia="en-GB"/>
+                <w14:ligatures w14:val="none"/>
+              </w:rPr>
+              <w:t>output reg</w:t>
+            </w:r>
+          </w:p>
+        </w:tc>
+        <w:tc>
+          <w:tcPr>
+            <w:tcW w:w="458" w:type="pct"/>
+            <w:tcBorders>
+              <w:bottom w:val="single" w:sz="4" w:space="0" w:color="auto"/>
+            </w:tcBorders>
+            <w:vAlign w:val="center"/>
+            <w:hideMark/>
+          </w:tcPr>
+          <w:p>
+            <w:pPr>
+              <w:jc w:val="center"/>
+              <w:rPr>
+                <w:rFonts w:asciiTheme="majorHAnsi" w:eastAsia="Times New Roman" w:hAnsiTheme="majorHAnsi" w:cs="Arial"/>
+                <w:color w:val="1F1F1F"/>
+                <w:kern w:val="0"/>
+                <w:lang w:eastAsia="en-GB"/>
+                <w14:ligatures w14:val="none"/>
+              </w:rPr>
+            </w:pPr>
+            <w:r>
+              <w:rPr>
+                <w:rFonts w:asciiTheme="majorHAnsi" w:eastAsia="Times New Roman" w:hAnsiTheme="majorHAnsi" w:cs="Arial"/>
+                <w:color w:val="1F1F1F"/>
+                <w:kern w:val="0"/>
+                <w:bdr w:val="none" w:sz="0" w:space="0" w:color="auto" w:frame="1"/>
+                <w:lang w:eastAsia="en-GB"/>
+                <w14:ligatures w14:val="none"/>
+              </w:rPr>
+              <w:t>1 bit</w:t>
+            </w:r>
+          </w:p>
+        </w:tc>
+        <w:tc>
+          <w:tcPr>
+            <w:tcW w:w="2945" w:type="pct"/>
+            <w:tcBorders>
+              <w:bottom w:val="single" w:sz="4" w:space="0" w:color="auto"/>
+            </w:tcBorders>
+            <w:vAlign w:val="center"/>
+            <w:hideMark/>
+          </w:tcPr>
+          <w:p>
+            <w:pPr>
+              <w:jc w:val="both"/>
+              <w:rPr>
+                <w:rFonts w:asciiTheme="majorHAnsi" w:eastAsia="Times New Roman" w:hAnsiTheme="majorHAnsi" w:cs="Arial"/>
+                <w:color w:val="1F1F1F"/>
+                <w:kern w:val="0"/>
+                <w:lang w:eastAsia="en-GB"/>
+                <w14:ligatures w14:val="none"/>
+              </w:rPr>
+            </w:pPr>
+            <w:r>
+              <w:rPr>
+                <w:rFonts w:asciiTheme="majorHAnsi" w:eastAsia="Times New Roman" w:hAnsiTheme="majorHAnsi" w:cs="Arial"/>
+                <w:b/>
+                <w:bCs/>
+                <w:color w:val="1F1F1F"/>
+                <w:kern w:val="0"/>
+                <w:bdr w:val="none" w:sz="0" w:space="0" w:color="auto" w:frame="1"/>
+                <w:lang w:eastAsia="en-GB"/>
+                <w14:ligatures w14:val="none"/>
+              </w:rPr>
+              <w:t>Tín hiện s</w:t>
+            </w:r>
+            <w:r>
+              <w:rPr>
+                <w:rFonts w:asciiTheme="majorHAnsi" w:eastAsia="Times New Roman" w:hAnsiTheme="majorHAnsi" w:cs="Arial"/>
+                <w:b/>
+                <w:bCs/>
+                <w:color w:val="1F1F1F"/>
+                <w:kern w:val="0"/>
+                <w:bdr w:val="none" w:sz="0" w:space="0" w:color="auto" w:frame="1"/>
+                <w:lang w:eastAsia="en-GB"/>
+                <w14:ligatures w14:val="none"/>
+              </w:rPr>
+              <w:t>ẵn sàng phản hồi:</w:t>
+            </w:r>
+            <w:r>
+              <w:rPr>
+                <w:rFonts w:asciiTheme="majorHAnsi" w:eastAsia="Times New Roman" w:hAnsiTheme="majorHAnsi" w:cs="Arial"/>
+                <w:color w:val="1F1F1F"/>
+                <w:kern w:val="0"/>
+                <w:bdr w:val="none" w:sz="0" w:space="0" w:color="auto" w:frame="1"/>
+                <w:lang w:eastAsia="en-GB"/>
+                <w14:ligatures w14:val="none"/>
+              </w:rPr>
+              <w:t xml:space="preserve"> Controller bật tín hiệu này lên </w:t>
+            </w:r>
+            <w:r>
+              <w:rPr>
+                <w:rFonts w:asciiTheme="majorHAnsi" w:eastAsia="Times New Roman" w:hAnsiTheme="majorHAnsi" w:cs="Arial"/>
+                <w:color w:val="1F1F1F"/>
+                <w:kern w:val="0"/>
+                <w:sz w:val="23"/>
+                <w:szCs w:val="23"/>
+                <w:bdr w:val="none" w:sz="0" w:space="0" w:color="auto" w:frame="1"/>
+                <w:lang w:eastAsia="en-GB"/>
+                <w14:ligatures w14:val="none"/>
+              </w:rPr>
+              <w:t>= 1</w:t>
+            </w:r>
+            <w:r>
+              <w:rPr>
+                <w:rFonts w:asciiTheme="majorHAnsi" w:eastAsia="Times New Roman" w:hAnsiTheme="majorHAnsi" w:cs="Arial"/>
+                <w:color w:val="1F1F1F"/>
+                <w:kern w:val="0"/>
+                <w:bdr w:val="none" w:sz="0" w:space="0" w:color="auto" w:frame="1"/>
+                <w:lang w:eastAsia="en-GB"/>
+                <w14:ligatures w14:val="none"/>
+              </w:rPr>
+              <w:t xml:space="preserve"> trong đúng 1 chu kỳ xung nhịp để báo cho phía hệ thống biết tác vụ đã hoàn tất</w:t>
+            </w:r>
+            <w:r>
+              <w:rPr>
+                <w:rFonts w:asciiTheme="majorHAnsi" w:eastAsia="Times New Roman" w:hAnsiTheme="majorHAnsi" w:cs="Arial"/>
+                <w:color w:val="1F1F1F"/>
+                <w:kern w:val="0"/>
+                <w:bdr w:val="none" w:sz="0" w:space="0" w:color="auto" w:frame="1"/>
+                <w:lang w:eastAsia="en-GB"/>
+                <w14:ligatures w14:val="none"/>
+              </w:rPr>
+              <w:t>.</w:t>
+            </w:r>
+          </w:p>
+        </w:tc>
+      </w:tr>
+      <w:tr>
+        <w:tblPrEx>
+          <w:jc w:val="left"/>
+          <w:tblBorders>
+            <w:top w:val="single" w:sz="4" w:space="0" w:color="BFBFBF" w:themeColor="background1" w:themeShade="BF"/>
+            <w:left w:val="single" w:sz="4" w:space="0" w:color="BFBFBF" w:themeColor="background1" w:themeShade="BF"/>
+            <w:bottom w:val="single" w:sz="4" w:space="0" w:color="BFBFBF" w:themeColor="background1" w:themeShade="BF"/>
+            <w:right w:val="single" w:sz="4" w:space="0" w:color="BFBFBF" w:themeColor="background1" w:themeShade="BF"/>
+            <w:insideH w:val="single" w:sz="4" w:space="0" w:color="BFBFBF" w:themeColor="background1" w:themeShade="BF"/>
+            <w:insideV w:val="single" w:sz="4" w:space="0" w:color="BFBFBF" w:themeColor="background1" w:themeShade="BF"/>
+          </w:tblBorders>
+          <w:tblLook w:val="04A0" w:firstRow="1" w:lastRow="0" w:firstColumn="1" w:lastColumn="0" w:noHBand="0" w:noVBand="1"/>
+        </w:tblPrEx>
+        <w:tc>
+          <w:tcPr>
+            <w:tcW w:w="0" w:type="auto"/>
+            <w:tcBorders>
+              <w:top w:val="single" w:sz="4" w:space="0" w:color="auto"/>
+              <w:left w:val="single" w:sz="4" w:space="0" w:color="auto"/>
+              <w:bottom w:val="single" w:sz="4" w:space="0" w:color="auto"/>
+              <w:right w:val="single" w:sz="4" w:space="0" w:color="auto"/>
+            </w:tcBorders>
+            <w:vAlign w:val="center"/>
+            <w:hideMark/>
+          </w:tcPr>
+          <w:p>
+            <w:pPr>
+              <w:jc w:val="center"/>
+              <w:rPr>
+                <w:rFonts w:asciiTheme="majorHAnsi" w:eastAsia="Times New Roman" w:hAnsiTheme="majorHAnsi" w:cs="Arial"/>
+                <w:color w:val="1F1F1F"/>
+                <w:kern w:val="0"/>
+                <w:lang w:eastAsia="en-GB"/>
+                <w14:ligatures w14:val="none"/>
+              </w:rPr>
+            </w:pPr>
+            <w:r>
+              <w:rPr>
+                <w:rFonts w:asciiTheme="majorHAnsi" w:eastAsia="Times New Roman" w:hAnsiTheme="majorHAnsi" w:cs="Arial"/>
+                <w:color w:val="1F1F1F"/>
+                <w:kern w:val="0"/>
+                <w:sz w:val="23"/>
+                <w:szCs w:val="23"/>
+                <w:bdr w:val="none" w:sz="0" w:space="0" w:color="auto" w:frame="1"/>
+                <w:lang w:eastAsia="en-GB"/>
+                <w14:ligatures w14:val="none"/>
+              </w:rPr>
+              <w:t>mem_cke</w:t>
+            </w:r>
+          </w:p>
+        </w:tc>
+        <w:tc>
+          <w:tcPr>
+            <w:tcW w:w="0" w:type="auto"/>
+            <w:tcBorders>
+              <w:top w:val="single" w:sz="4" w:space="0" w:color="auto"/>
+              <w:left w:val="single" w:sz="4" w:space="0" w:color="auto"/>
+              <w:bottom w:val="single" w:sz="4" w:space="0" w:color="auto"/>
+              <w:right w:val="single" w:sz="4" w:space="0" w:color="auto"/>
+            </w:tcBorders>
+            <w:vAlign w:val="center"/>
+            <w:hideMark/>
+          </w:tcPr>
+          <w:p>
+            <w:pPr>
+              <w:jc w:val="center"/>
+              <w:rPr>
+                <w:rFonts w:asciiTheme="majorHAnsi" w:eastAsia="Times New Roman" w:hAnsiTheme="majorHAnsi" w:cs="Arial"/>
+                <w:color w:val="1F1F1F"/>
+                <w:kern w:val="0"/>
+                <w:lang w:eastAsia="en-GB"/>
+                <w14:ligatures w14:val="none"/>
+              </w:rPr>
+            </w:pPr>
+            <w:r>
+              <w:rPr>
+                <w:rFonts w:asciiTheme="majorHAnsi" w:eastAsia="Times New Roman" w:hAnsiTheme="majorHAnsi" w:cs="Arial"/>
+                <w:color w:val="1F1F1F"/>
+                <w:kern w:val="0"/>
+                <w:sz w:val="23"/>
+                <w:szCs w:val="23"/>
+                <w:bdr w:val="none" w:sz="0" w:space="0" w:color="auto" w:frame="1"/>
+                <w:lang w:eastAsia="en-GB"/>
+                <w14:ligatures w14:val="none"/>
+              </w:rPr>
+              <w:t>output reg</w:t>
+            </w:r>
+          </w:p>
+        </w:tc>
+        <w:tc>
+          <w:tcPr>
+            <w:tcW w:w="0" w:type="auto"/>
+            <w:tcBorders>
+              <w:top w:val="single" w:sz="4" w:space="0" w:color="auto"/>
+              <w:left w:val="single" w:sz="4" w:space="0" w:color="auto"/>
+              <w:bottom w:val="single" w:sz="4" w:space="0" w:color="auto"/>
+              <w:right w:val="single" w:sz="4" w:space="0" w:color="auto"/>
+            </w:tcBorders>
+            <w:vAlign w:val="center"/>
+            <w:hideMark/>
+          </w:tcPr>
+          <w:p>
+            <w:pPr>
+              <w:jc w:val="center"/>
+              <w:rPr>
+                <w:rFonts w:asciiTheme="majorHAnsi" w:eastAsia="Times New Roman" w:hAnsiTheme="majorHAnsi" w:cs="Arial"/>
+                <w:color w:val="1F1F1F"/>
+                <w:kern w:val="0"/>
+                <w:lang w:eastAsia="en-GB"/>
+                <w14:ligatures w14:val="none"/>
+              </w:rPr>
+            </w:pPr>
+            <w:r>
+              <w:rPr>
+                <w:rFonts w:asciiTheme="majorHAnsi" w:eastAsia="Times New Roman" w:hAnsiTheme="majorHAnsi" w:cs="Arial"/>
+                <w:color w:val="1F1F1F"/>
+                <w:kern w:val="0"/>
+                <w:bdr w:val="none" w:sz="0" w:space="0" w:color="auto" w:frame="1"/>
+                <w:lang w:eastAsia="en-GB"/>
+                <w14:ligatures w14:val="none"/>
+              </w:rPr>
+              <w:t>1 bit</w:t>
+            </w:r>
+          </w:p>
+        </w:tc>
+        <w:tc>
+          <w:tcPr>
+            <w:tcW w:w="0" w:type="auto"/>
+            <w:tcBorders>
+              <w:top w:val="single" w:sz="4" w:space="0" w:color="auto"/>
+              <w:left w:val="single" w:sz="4" w:space="0" w:color="auto"/>
+              <w:bottom w:val="single" w:sz="4" w:space="0" w:color="auto"/>
+              <w:right w:val="single" w:sz="4" w:space="0" w:color="auto"/>
+            </w:tcBorders>
+            <w:vAlign w:val="center"/>
+            <w:hideMark/>
+          </w:tcPr>
+          <w:p>
+            <w:pPr>
+              <w:jc w:val="both"/>
+              <w:rPr>
+                <w:rFonts w:asciiTheme="majorHAnsi" w:eastAsia="Times New Roman" w:hAnsiTheme="majorHAnsi" w:cs="Arial"/>
+                <w:color w:val="1F1F1F"/>
+                <w:kern w:val="0"/>
+                <w:lang w:eastAsia="en-GB"/>
+                <w14:ligatures w14:val="none"/>
+              </w:rPr>
+            </w:pPr>
+            <w:r>
+              <w:rPr>
+                <w:rFonts w:asciiTheme="majorHAnsi" w:eastAsia="Times New Roman" w:hAnsiTheme="majorHAnsi" w:cs="Arial"/>
+                <w:b/>
+                <w:bCs/>
+                <w:color w:val="1F1F1F"/>
+                <w:kern w:val="0"/>
+                <w:bdr w:val="none" w:sz="0" w:space="0" w:color="auto" w:frame="1"/>
+                <w:lang w:eastAsia="en-GB"/>
+                <w14:ligatures w14:val="none"/>
+              </w:rPr>
+              <w:t>Clock Enable:</w:t>
+            </w:r>
+            <w:r>
+              <w:rPr>
+                <w:rFonts w:asciiTheme="majorHAnsi" w:eastAsia="Times New Roman" w:hAnsiTheme="majorHAnsi" w:cs="Arial"/>
+                <w:color w:val="1F1F1F"/>
+                <w:kern w:val="0"/>
+                <w:bdr w:val="none" w:sz="0" w:space="0" w:color="auto" w:frame="1"/>
+                <w:lang w:eastAsia="en-GB"/>
+                <w14:ligatures w14:val="none"/>
+              </w:rPr>
+              <w:t xml:space="preserve"> Bật/Tắt bộ nhận xung nhịp trên chip RAM.</w:t>
+            </w:r>
+          </w:p>
+        </w:tc>
+      </w:tr>
+      <w:tr>
+        <w:tblPrEx>
+          <w:jc w:val="left"/>
+          <w:tblBorders>
+            <w:top w:val="single" w:sz="4" w:space="0" w:color="BFBFBF" w:themeColor="background1" w:themeShade="BF"/>
+            <w:left w:val="single" w:sz="4" w:space="0" w:color="BFBFBF" w:themeColor="background1" w:themeShade="BF"/>
+            <w:bottom w:val="single" w:sz="4" w:space="0" w:color="BFBFBF" w:themeColor="background1" w:themeShade="BF"/>
+            <w:right w:val="single" w:sz="4" w:space="0" w:color="BFBFBF" w:themeColor="background1" w:themeShade="BF"/>
+            <w:insideH w:val="single" w:sz="4" w:space="0" w:color="BFBFBF" w:themeColor="background1" w:themeShade="BF"/>
+            <w:insideV w:val="single" w:sz="4" w:space="0" w:color="BFBFBF" w:themeColor="background1" w:themeShade="BF"/>
+          </w:tblBorders>
+          <w:tblLook w:val="04A0" w:firstRow="1" w:lastRow="0" w:firstColumn="1" w:lastColumn="0" w:noHBand="0" w:noVBand="1"/>
+        </w:tblPrEx>
+        <w:tc>
+          <w:tcPr>
+            <w:tcW w:w="0" w:type="auto"/>
+            <w:tcBorders>
+              <w:top w:val="single" w:sz="4" w:space="0" w:color="auto"/>
+              <w:left w:val="single" w:sz="4" w:space="0" w:color="auto"/>
+              <w:bottom w:val="single" w:sz="4" w:space="0" w:color="auto"/>
+              <w:right w:val="single" w:sz="4" w:space="0" w:color="auto"/>
+            </w:tcBorders>
+            <w:vAlign w:val="center"/>
+            <w:hideMark/>
+          </w:tcPr>
+          <w:p>
+            <w:pPr>
+              <w:jc w:val="center"/>
+              <w:rPr>
+                <w:rFonts w:asciiTheme="majorHAnsi" w:eastAsia="Times New Roman" w:hAnsiTheme="majorHAnsi" w:cs="Arial"/>
+                <w:color w:val="1F1F1F"/>
+                <w:kern w:val="0"/>
+                <w:lang w:eastAsia="en-GB"/>
+                <w14:ligatures w14:val="none"/>
+              </w:rPr>
+            </w:pPr>
+            <w:r>
+              <w:rPr>
+                <w:rFonts w:asciiTheme="majorHAnsi" w:eastAsia="Times New Roman" w:hAnsiTheme="majorHAnsi" w:cs="Arial"/>
+                <w:color w:val="1F1F1F"/>
+                <w:kern w:val="0"/>
+                <w:sz w:val="23"/>
+                <w:szCs w:val="23"/>
+                <w:bdr w:val="none" w:sz="0" w:space="0" w:color="auto" w:frame="1"/>
+                <w:lang w:eastAsia="en-GB"/>
+                <w14:ligatures w14:val="none"/>
+              </w:rPr>
+              <w:t>mem_cs_n</w:t>
+            </w:r>
+          </w:p>
+        </w:tc>
+        <w:tc>
+          <w:tcPr>
+            <w:tcW w:w="0" w:type="auto"/>
+            <w:tcBorders>
+              <w:top w:val="single" w:sz="4" w:space="0" w:color="auto"/>
+              <w:left w:val="single" w:sz="4" w:space="0" w:color="auto"/>
+              <w:bottom w:val="single" w:sz="4" w:space="0" w:color="auto"/>
+              <w:right w:val="single" w:sz="4" w:space="0" w:color="auto"/>
+            </w:tcBorders>
+            <w:vAlign w:val="center"/>
+            <w:hideMark/>
+          </w:tcPr>
+          <w:p>
+            <w:pPr>
+              <w:jc w:val="center"/>
+              <w:rPr>
+                <w:rFonts w:asciiTheme="majorHAnsi" w:eastAsia="Times New Roman" w:hAnsiTheme="majorHAnsi" w:cs="Arial"/>
+                <w:color w:val="1F1F1F"/>
+                <w:kern w:val="0"/>
+                <w:lang w:eastAsia="en-GB"/>
+                <w14:ligatures w14:val="none"/>
+              </w:rPr>
+            </w:pPr>
+            <w:r>
+              <w:rPr>
+                <w:rFonts w:asciiTheme="majorHAnsi" w:eastAsia="Times New Roman" w:hAnsiTheme="majorHAnsi" w:cs="Arial"/>
+                <w:color w:val="1F1F1F"/>
+                <w:kern w:val="0"/>
+                <w:sz w:val="23"/>
+                <w:szCs w:val="23"/>
+                <w:bdr w:val="none" w:sz="0" w:space="0" w:color="auto" w:frame="1"/>
+                <w:lang w:eastAsia="en-GB"/>
+                <w14:ligatures w14:val="none"/>
+              </w:rPr>
+              <w:t>output reg</w:t>
+            </w:r>
+          </w:p>
+        </w:tc>
+        <w:tc>
+          <w:tcPr>
+            <w:tcW w:w="0" w:type="auto"/>
+            <w:tcBorders>
+              <w:top w:val="single" w:sz="4" w:space="0" w:color="auto"/>
+              <w:left w:val="single" w:sz="4" w:space="0" w:color="auto"/>
+              <w:bottom w:val="single" w:sz="4" w:space="0" w:color="auto"/>
+              <w:right w:val="single" w:sz="4" w:space="0" w:color="auto"/>
+            </w:tcBorders>
+            <w:vAlign w:val="center"/>
+            <w:hideMark/>
+          </w:tcPr>
+          <w:p>
+            <w:pPr>
+              <w:jc w:val="center"/>
+              <w:rPr>
+                <w:rFonts w:asciiTheme="majorHAnsi" w:eastAsia="Times New Roman" w:hAnsiTheme="majorHAnsi" w:cs="Arial"/>
+                <w:color w:val="1F1F1F"/>
+                <w:kern w:val="0"/>
+                <w:lang w:eastAsia="en-GB"/>
+                <w14:ligatures w14:val="none"/>
+              </w:rPr>
+            </w:pPr>
+            <w:r>
+              <w:rPr>
+                <w:rFonts w:asciiTheme="majorHAnsi" w:eastAsia="Times New Roman" w:hAnsiTheme="majorHAnsi" w:cs="Arial"/>
+                <w:color w:val="1F1F1F"/>
+                <w:kern w:val="0"/>
+                <w:bdr w:val="none" w:sz="0" w:space="0" w:color="auto" w:frame="1"/>
+                <w:lang w:eastAsia="en-GB"/>
+                <w14:ligatures w14:val="none"/>
+              </w:rPr>
+              <w:t>1 bit</w:t>
+            </w:r>
+          </w:p>
+        </w:tc>
+        <w:tc>
+          <w:tcPr>
+            <w:tcW w:w="0" w:type="auto"/>
+            <w:tcBorders>
+              <w:top w:val="single" w:sz="4" w:space="0" w:color="auto"/>
+              <w:left w:val="single" w:sz="4" w:space="0" w:color="auto"/>
+              <w:bottom w:val="single" w:sz="4" w:space="0" w:color="auto"/>
+              <w:right w:val="single" w:sz="4" w:space="0" w:color="auto"/>
+            </w:tcBorders>
+            <w:vAlign w:val="center"/>
+            <w:hideMark/>
+          </w:tcPr>
+          <w:p>
+            <w:pPr>
+              <w:jc w:val="both"/>
+              <w:rPr>
+                <w:rFonts w:asciiTheme="majorHAnsi" w:eastAsia="Times New Roman" w:hAnsiTheme="majorHAnsi" w:cs="Arial"/>
+                <w:color w:val="1F1F1F"/>
+                <w:kern w:val="0"/>
+                <w:lang w:eastAsia="en-GB"/>
+                <w14:ligatures w14:val="none"/>
+              </w:rPr>
+            </w:pPr>
+            <w:r>
+              <w:rPr>
+                <w:rFonts w:asciiTheme="majorHAnsi" w:eastAsia="Times New Roman" w:hAnsiTheme="majorHAnsi" w:cs="Arial"/>
+                <w:b/>
+                <w:bCs/>
+                <w:color w:val="1F1F1F"/>
+                <w:kern w:val="0"/>
+                <w:bdr w:val="none" w:sz="0" w:space="0" w:color="auto" w:frame="1"/>
+                <w:lang w:eastAsia="en-GB"/>
+                <w14:ligatures w14:val="none"/>
+              </w:rPr>
+              <w:t>Chip Select (Tích cực mức thấp):</w:t>
+            </w:r>
+            <w:r>
+              <w:rPr>
+                <w:rFonts w:asciiTheme="majorHAnsi" w:eastAsia="Times New Roman" w:hAnsiTheme="majorHAnsi" w:cs="Arial"/>
+                <w:color w:val="1F1F1F"/>
+                <w:kern w:val="0"/>
+                <w:bdr w:val="none" w:sz="0" w:space="0" w:color="auto" w:frame="1"/>
+                <w:lang w:eastAsia="en-GB"/>
+                <w14:ligatures w14:val="none"/>
+              </w:rPr>
+              <w:t xml:space="preserve"> Chọn chip. Khi </w:t>
+            </w:r>
+            <w:r>
+              <w:rPr>
+                <w:rFonts w:asciiTheme="majorHAnsi" w:eastAsia="Times New Roman" w:hAnsiTheme="majorHAnsi" w:cs="Arial"/>
+                <w:color w:val="1F1F1F"/>
+                <w:kern w:val="0"/>
+                <w:sz w:val="23"/>
+                <w:szCs w:val="23"/>
+                <w:bdr w:val="none" w:sz="0" w:space="0" w:color="auto" w:frame="1"/>
+                <w:lang w:eastAsia="en-GB"/>
+                <w14:ligatures w14:val="none"/>
+              </w:rPr>
+              <w:t>= 1</w:t>
+            </w:r>
+            <w:r>
+              <w:rPr>
+                <w:rFonts w:asciiTheme="majorHAnsi" w:eastAsia="Times New Roman" w:hAnsiTheme="majorHAnsi" w:cs="Arial"/>
+                <w:color w:val="1F1F1F"/>
+                <w:kern w:val="0"/>
+                <w:bdr w:val="none" w:sz="0" w:space="0" w:color="auto" w:frame="1"/>
+                <w:lang w:eastAsia="en-GB"/>
+                <w14:ligatures w14:val="none"/>
+              </w:rPr>
+              <w:t xml:space="preserve">, chip RAM phớt lờ mọi lệnh từ FPGA. Khi </w:t>
+            </w:r>
+            <w:r>
+              <w:rPr>
+                <w:rFonts w:asciiTheme="majorHAnsi" w:eastAsia="Times New Roman" w:hAnsiTheme="majorHAnsi" w:cs="Arial"/>
+                <w:color w:val="1F1F1F"/>
+                <w:kern w:val="0"/>
+                <w:sz w:val="23"/>
+                <w:szCs w:val="23"/>
+                <w:bdr w:val="none" w:sz="0" w:space="0" w:color="auto" w:frame="1"/>
+                <w:lang w:eastAsia="en-GB"/>
+                <w14:ligatures w14:val="none"/>
+              </w:rPr>
+              <w:t>= 0</w:t>
+            </w:r>
+            <w:r>
+              <w:rPr>
+                <w:rFonts w:asciiTheme="majorHAnsi" w:eastAsia="Times New Roman" w:hAnsiTheme="majorHAnsi" w:cs="Arial"/>
+                <w:color w:val="1F1F1F"/>
+                <w:kern w:val="0"/>
+                <w:bdr w:val="none" w:sz="0" w:space="0" w:color="auto" w:frame="1"/>
+                <w:lang w:eastAsia="en-GB"/>
+                <w14:ligatures w14:val="none"/>
+              </w:rPr>
+              <w:t xml:space="preserve">, RAM bắt đầu giải mã các chân lệnh </w:t>
+            </w:r>
+            <w:r>
+              <w:rPr>
+                <w:rFonts w:asciiTheme="majorHAnsi" w:eastAsia="Times New Roman" w:hAnsiTheme="majorHAnsi" w:cs="Arial"/>
+                <w:color w:val="1F1F1F"/>
+                <w:kern w:val="0"/>
+                <w:sz w:val="23"/>
+                <w:szCs w:val="23"/>
+                <w:bdr w:val="none" w:sz="0" w:space="0" w:color="auto" w:frame="1"/>
+                <w:lang w:eastAsia="en-GB"/>
+                <w14:ligatures w14:val="none"/>
+              </w:rPr>
+              <w:t>ras_n</w:t>
+            </w:r>
+            <w:r>
+              <w:rPr>
+                <w:rFonts w:asciiTheme="majorHAnsi" w:eastAsia="Times New Roman" w:hAnsiTheme="majorHAnsi" w:cs="Arial"/>
+                <w:color w:val="1F1F1F"/>
+                <w:kern w:val="0"/>
+                <w:bdr w:val="none" w:sz="0" w:space="0" w:color="auto" w:frame="1"/>
+                <w:lang w:eastAsia="en-GB"/>
+                <w14:ligatures w14:val="none"/>
+              </w:rPr>
+              <w:t xml:space="preserve">, </w:t>
+            </w:r>
+            <w:r>
+              <w:rPr>
+                <w:rFonts w:asciiTheme="majorHAnsi" w:eastAsia="Times New Roman" w:hAnsiTheme="majorHAnsi" w:cs="Arial"/>
+                <w:color w:val="1F1F1F"/>
+                <w:kern w:val="0"/>
+                <w:sz w:val="23"/>
+                <w:szCs w:val="23"/>
+                <w:bdr w:val="none" w:sz="0" w:space="0" w:color="auto" w:frame="1"/>
+                <w:lang w:eastAsia="en-GB"/>
+                <w14:ligatures w14:val="none"/>
+              </w:rPr>
+              <w:t>cas_n</w:t>
+            </w:r>
+            <w:r>
+              <w:rPr>
+                <w:rFonts w:asciiTheme="majorHAnsi" w:eastAsia="Times New Roman" w:hAnsiTheme="majorHAnsi" w:cs="Arial"/>
+                <w:color w:val="1F1F1F"/>
+                <w:kern w:val="0"/>
+                <w:bdr w:val="none" w:sz="0" w:space="0" w:color="auto" w:frame="1"/>
+                <w:lang w:eastAsia="en-GB"/>
+                <w14:ligatures w14:val="none"/>
+              </w:rPr>
+              <w:t xml:space="preserve">, </w:t>
+            </w:r>
+            <w:r>
+              <w:rPr>
+                <w:rFonts w:asciiTheme="majorHAnsi" w:eastAsia="Times New Roman" w:hAnsiTheme="majorHAnsi" w:cs="Arial"/>
+                <w:color w:val="1F1F1F"/>
+                <w:kern w:val="0"/>
+                <w:sz w:val="23"/>
+                <w:szCs w:val="23"/>
+                <w:bdr w:val="none" w:sz="0" w:space="0" w:color="auto" w:frame="1"/>
+                <w:lang w:eastAsia="en-GB"/>
+                <w14:ligatures w14:val="none"/>
+              </w:rPr>
+              <w:t>we_n</w:t>
+            </w:r>
+            <w:r>
+              <w:rPr>
+                <w:rFonts w:asciiTheme="majorHAnsi" w:eastAsia="Times New Roman" w:hAnsiTheme="majorHAnsi" w:cs="Arial"/>
+                <w:color w:val="1F1F1F"/>
+                <w:kern w:val="0"/>
+                <w:bdr w:val="none" w:sz="0" w:space="0" w:color="auto" w:frame="1"/>
+                <w:lang w:eastAsia="en-GB"/>
+                <w14:ligatures w14:val="none"/>
+              </w:rPr>
+              <w:t>.</w:t>
+            </w:r>
+          </w:p>
+        </w:tc>
+      </w:tr>
+      <w:tr>
+        <w:tblPrEx>
+          <w:jc w:val="left"/>
+          <w:tblBorders>
+            <w:top w:val="single" w:sz="4" w:space="0" w:color="BFBFBF" w:themeColor="background1" w:themeShade="BF"/>
+            <w:left w:val="single" w:sz="4" w:space="0" w:color="BFBFBF" w:themeColor="background1" w:themeShade="BF"/>
+            <w:bottom w:val="single" w:sz="4" w:space="0" w:color="BFBFBF" w:themeColor="background1" w:themeShade="BF"/>
+            <w:right w:val="single" w:sz="4" w:space="0" w:color="BFBFBF" w:themeColor="background1" w:themeShade="BF"/>
+            <w:insideH w:val="single" w:sz="4" w:space="0" w:color="BFBFBF" w:themeColor="background1" w:themeShade="BF"/>
+            <w:insideV w:val="single" w:sz="4" w:space="0" w:color="BFBFBF" w:themeColor="background1" w:themeShade="BF"/>
+          </w:tblBorders>
+          <w:tblLook w:val="04A0" w:firstRow="1" w:lastRow="0" w:firstColumn="1" w:lastColumn="0" w:noHBand="0" w:noVBand="1"/>
+        </w:tblPrEx>
+        <w:tc>
+          <w:tcPr>
+            <w:tcW w:w="0" w:type="auto"/>
+            <w:tcBorders>
+              <w:top w:val="single" w:sz="4" w:space="0" w:color="auto"/>
+              <w:left w:val="single" w:sz="4" w:space="0" w:color="auto"/>
+              <w:bottom w:val="single" w:sz="4" w:space="0" w:color="auto"/>
+              <w:right w:val="single" w:sz="4" w:space="0" w:color="auto"/>
+            </w:tcBorders>
+            <w:vAlign w:val="center"/>
+            <w:hideMark/>
+          </w:tcPr>
+          <w:p>
+            <w:pPr>
+              <w:jc w:val="center"/>
+              <w:rPr>
+                <w:rFonts w:asciiTheme="majorHAnsi" w:eastAsia="Times New Roman" w:hAnsiTheme="majorHAnsi" w:cs="Arial"/>
+                <w:color w:val="1F1F1F"/>
+                <w:kern w:val="0"/>
+                <w:lang w:eastAsia="en-GB"/>
+                <w14:ligatures w14:val="none"/>
+              </w:rPr>
+            </w:pPr>
+            <w:r>
+              <w:rPr>
+                <w:rFonts w:asciiTheme="majorHAnsi" w:eastAsia="Times New Roman" w:hAnsiTheme="majorHAnsi" w:cs="Arial"/>
+                <w:color w:val="1F1F1F"/>
+                <w:kern w:val="0"/>
+                <w:sz w:val="23"/>
+                <w:szCs w:val="23"/>
+                <w:bdr w:val="none" w:sz="0" w:space="0" w:color="auto" w:frame="1"/>
+                <w:lang w:eastAsia="en-GB"/>
+                <w14:ligatures w14:val="none"/>
+              </w:rPr>
+              <w:t>mem_ras_n</w:t>
+            </w:r>
+          </w:p>
+        </w:tc>
+        <w:tc>
+          <w:tcPr>
+            <w:tcW w:w="0" w:type="auto"/>
+            <w:tcBorders>
+              <w:top w:val="single" w:sz="4" w:space="0" w:color="auto"/>
+              <w:left w:val="single" w:sz="4" w:space="0" w:color="auto"/>
+              <w:bottom w:val="single" w:sz="4" w:space="0" w:color="auto"/>
+              <w:right w:val="single" w:sz="4" w:space="0" w:color="auto"/>
+            </w:tcBorders>
+            <w:vAlign w:val="center"/>
+            <w:hideMark/>
+          </w:tcPr>
+          <w:p>
+            <w:pPr>
+              <w:jc w:val="center"/>
+              <w:rPr>
+                <w:rFonts w:asciiTheme="majorHAnsi" w:eastAsia="Times New Roman" w:hAnsiTheme="majorHAnsi" w:cs="Arial"/>
+                <w:color w:val="1F1F1F"/>
+                <w:kern w:val="0"/>
+                <w:lang w:eastAsia="en-GB"/>
+                <w14:ligatures w14:val="none"/>
+              </w:rPr>
+            </w:pPr>
+            <w:r>
+              <w:rPr>
+                <w:rFonts w:asciiTheme="majorHAnsi" w:eastAsia="Times New Roman" w:hAnsiTheme="majorHAnsi" w:cs="Arial"/>
+                <w:color w:val="1F1F1F"/>
+                <w:kern w:val="0"/>
+                <w:sz w:val="23"/>
+                <w:szCs w:val="23"/>
+                <w:bdr w:val="none" w:sz="0" w:space="0" w:color="auto" w:frame="1"/>
+                <w:lang w:eastAsia="en-GB"/>
+                <w14:ligatures w14:val="none"/>
+              </w:rPr>
+              <w:t>output reg</w:t>
+            </w:r>
+          </w:p>
+        </w:tc>
+        <w:tc>
+          <w:tcPr>
+            <w:tcW w:w="0" w:type="auto"/>
+            <w:tcBorders>
+              <w:top w:val="single" w:sz="4" w:space="0" w:color="auto"/>
+              <w:left w:val="single" w:sz="4" w:space="0" w:color="auto"/>
+              <w:bottom w:val="single" w:sz="4" w:space="0" w:color="auto"/>
+              <w:right w:val="single" w:sz="4" w:space="0" w:color="auto"/>
+            </w:tcBorders>
+            <w:vAlign w:val="center"/>
+            <w:hideMark/>
+          </w:tcPr>
+          <w:p>
+            <w:pPr>
+              <w:jc w:val="center"/>
+              <w:rPr>
+                <w:rFonts w:asciiTheme="majorHAnsi" w:eastAsia="Times New Roman" w:hAnsiTheme="majorHAnsi" w:cs="Arial"/>
+                <w:color w:val="1F1F1F"/>
+                <w:kern w:val="0"/>
+                <w:lang w:eastAsia="en-GB"/>
+                <w14:ligatures w14:val="none"/>
+              </w:rPr>
+            </w:pPr>
+            <w:r>
+              <w:rPr>
+                <w:rFonts w:asciiTheme="majorHAnsi" w:eastAsia="Times New Roman" w:hAnsiTheme="majorHAnsi" w:cs="Arial"/>
+                <w:color w:val="1F1F1F"/>
+                <w:kern w:val="0"/>
+                <w:bdr w:val="none" w:sz="0" w:space="0" w:color="auto" w:frame="1"/>
+                <w:lang w:eastAsia="en-GB"/>
+                <w14:ligatures w14:val="none"/>
+              </w:rPr>
+              <w:t>1 bit</w:t>
+            </w:r>
+          </w:p>
+        </w:tc>
+        <w:tc>
+          <w:tcPr>
+            <w:tcW w:w="0" w:type="auto"/>
+            <w:tcBorders>
+              <w:top w:val="single" w:sz="4" w:space="0" w:color="auto"/>
+              <w:left w:val="single" w:sz="4" w:space="0" w:color="auto"/>
+              <w:bottom w:val="single" w:sz="4" w:space="0" w:color="auto"/>
+              <w:right w:val="single" w:sz="4" w:space="0" w:color="auto"/>
+            </w:tcBorders>
+            <w:vAlign w:val="center"/>
+            <w:hideMark/>
+          </w:tcPr>
+          <w:p>
+            <w:pPr>
+              <w:jc w:val="both"/>
+              <w:rPr>
+                <w:rFonts w:asciiTheme="majorHAnsi" w:eastAsia="Times New Roman" w:hAnsiTheme="majorHAnsi" w:cs="Arial"/>
+                <w:color w:val="1F1F1F"/>
+                <w:kern w:val="0"/>
+                <w:lang w:eastAsia="en-GB"/>
+                <w14:ligatures w14:val="none"/>
+              </w:rPr>
+            </w:pPr>
+            <w:r>
+              <w:rPr>
+                <w:rFonts w:asciiTheme="majorHAnsi" w:eastAsia="Times New Roman" w:hAnsiTheme="majorHAnsi" w:cs="Arial"/>
+                <w:b/>
+                <w:bCs/>
+                <w:color w:val="1F1F1F"/>
+                <w:kern w:val="0"/>
+                <w:bdr w:val="none" w:sz="0" w:space="0" w:color="auto" w:frame="1"/>
+                <w:lang w:eastAsia="en-GB"/>
+                <w14:ligatures w14:val="none"/>
+              </w:rPr>
+              <w:t>Row Address Strobe (Tích cực mức thấp):</w:t>
+            </w:r>
+            <w:r>
+              <w:rPr>
+                <w:rFonts w:asciiTheme="majorHAnsi" w:eastAsia="Times New Roman" w:hAnsiTheme="majorHAnsi" w:cs="Arial"/>
+                <w:color w:val="1F1F1F"/>
+                <w:kern w:val="0"/>
+                <w:bdr w:val="none" w:sz="0" w:space="0" w:color="auto" w:frame="1"/>
+                <w:lang w:eastAsia="en-GB"/>
+                <w14:ligatures w14:val="none"/>
+              </w:rPr>
+              <w:t xml:space="preserve"> Phối hợp với </w:t>
+            </w:r>
+            <w:r>
+              <w:rPr>
+                <w:rFonts w:asciiTheme="majorHAnsi" w:eastAsia="Times New Roman" w:hAnsiTheme="majorHAnsi" w:cs="Arial"/>
+                <w:color w:val="1F1F1F"/>
+                <w:kern w:val="0"/>
+                <w:sz w:val="23"/>
+                <w:szCs w:val="23"/>
+                <w:bdr w:val="none" w:sz="0" w:space="0" w:color="auto" w:frame="1"/>
+                <w:lang w:eastAsia="en-GB"/>
+                <w14:ligatures w14:val="none"/>
+              </w:rPr>
+              <w:t>mem_cs_n</w:t>
+            </w:r>
+            <w:r>
+              <w:rPr>
+                <w:rFonts w:asciiTheme="majorHAnsi" w:eastAsia="Times New Roman" w:hAnsiTheme="majorHAnsi" w:cs="Arial"/>
+                <w:color w:val="1F1F1F"/>
+                <w:kern w:val="0"/>
+                <w:bdr w:val="none" w:sz="0" w:space="0" w:color="auto" w:frame="1"/>
+                <w:lang w:eastAsia="en-GB"/>
+                <w14:ligatures w14:val="none"/>
+              </w:rPr>
+              <w:t xml:space="preserve"> để phát lệnh </w:t>
+            </w:r>
+            <w:r>
+              <w:rPr>
+                <w:rFonts w:asciiTheme="majorHAnsi" w:eastAsia="Times New Roman" w:hAnsiTheme="majorHAnsi" w:cs="Arial"/>
+                <w:color w:val="1F1F1F"/>
+                <w:kern w:val="0"/>
+                <w:sz w:val="23"/>
+                <w:szCs w:val="23"/>
+                <w:bdr w:val="none" w:sz="0" w:space="0" w:color="auto" w:frame="1"/>
+                <w:lang w:eastAsia="en-GB"/>
+                <w14:ligatures w14:val="none"/>
+              </w:rPr>
+              <w:t>ACTIVATE</w:t>
+            </w:r>
+            <w:r>
+              <w:rPr>
+                <w:rFonts w:asciiTheme="majorHAnsi" w:eastAsia="Times New Roman" w:hAnsiTheme="majorHAnsi" w:cs="Arial"/>
+                <w:color w:val="1F1F1F"/>
+                <w:kern w:val="0"/>
+                <w:bdr w:val="none" w:sz="0" w:space="0" w:color="auto" w:frame="1"/>
+                <w:lang w:eastAsia="en-GB"/>
+                <w14:ligatures w14:val="none"/>
+              </w:rPr>
+              <w:t xml:space="preserve"> (Mở hàng ô nhớ) nhằm nạp địa chỉ hàng hiện tại.</w:t>
+            </w:r>
+          </w:p>
+        </w:tc>
+      </w:tr>
+      <w:tr>
+        <w:tblPrEx>
+          <w:jc w:val="left"/>
+          <w:tblBorders>
+            <w:top w:val="single" w:sz="4" w:space="0" w:color="BFBFBF" w:themeColor="background1" w:themeShade="BF"/>
+            <w:left w:val="single" w:sz="4" w:space="0" w:color="BFBFBF" w:themeColor="background1" w:themeShade="BF"/>
+            <w:bottom w:val="single" w:sz="4" w:space="0" w:color="BFBFBF" w:themeColor="background1" w:themeShade="BF"/>
+            <w:right w:val="single" w:sz="4" w:space="0" w:color="BFBFBF" w:themeColor="background1" w:themeShade="BF"/>
+            <w:insideH w:val="single" w:sz="4" w:space="0" w:color="BFBFBF" w:themeColor="background1" w:themeShade="BF"/>
+            <w:insideV w:val="single" w:sz="4" w:space="0" w:color="BFBFBF" w:themeColor="background1" w:themeShade="BF"/>
+          </w:tblBorders>
+          <w:tblLook w:val="04A0" w:firstRow="1" w:lastRow="0" w:firstColumn="1" w:lastColumn="0" w:noHBand="0" w:noVBand="1"/>
+        </w:tblPrEx>
+        <w:tc>
+          <w:tcPr>
+            <w:tcW w:w="0" w:type="auto"/>
+            <w:tcBorders>
+              <w:top w:val="single" w:sz="4" w:space="0" w:color="auto"/>
+              <w:left w:val="single" w:sz="4" w:space="0" w:color="auto"/>
+              <w:bottom w:val="single" w:sz="4" w:space="0" w:color="auto"/>
+              <w:right w:val="single" w:sz="4" w:space="0" w:color="auto"/>
+            </w:tcBorders>
+            <w:vAlign w:val="center"/>
+            <w:hideMark/>
+          </w:tcPr>
+          <w:p>
+            <w:pPr>
+              <w:jc w:val="center"/>
+              <w:rPr>
+                <w:rFonts w:asciiTheme="majorHAnsi" w:eastAsia="Times New Roman" w:hAnsiTheme="majorHAnsi" w:cs="Arial"/>
+                <w:color w:val="1F1F1F"/>
+                <w:kern w:val="0"/>
+                <w:lang w:eastAsia="en-GB"/>
+                <w14:ligatures w14:val="none"/>
+              </w:rPr>
+            </w:pPr>
+            <w:r>
+              <w:rPr>
+                <w:rFonts w:asciiTheme="majorHAnsi" w:eastAsia="Times New Roman" w:hAnsiTheme="majorHAnsi" w:cs="Arial"/>
+                <w:color w:val="1F1F1F"/>
+                <w:kern w:val="0"/>
+                <w:sz w:val="23"/>
+                <w:szCs w:val="23"/>
+                <w:bdr w:val="none" w:sz="0" w:space="0" w:color="auto" w:frame="1"/>
+                <w:lang w:eastAsia="en-GB"/>
+                <w14:ligatures w14:val="none"/>
+              </w:rPr>
+              <w:t>mem_cas_n</w:t>
+            </w:r>
+          </w:p>
+        </w:tc>
+        <w:tc>
+          <w:tcPr>
+            <w:tcW w:w="0" w:type="auto"/>
+            <w:tcBorders>
+              <w:top w:val="single" w:sz="4" w:space="0" w:color="auto"/>
+              <w:left w:val="single" w:sz="4" w:space="0" w:color="auto"/>
+              <w:bottom w:val="single" w:sz="4" w:space="0" w:color="auto"/>
+              <w:right w:val="single" w:sz="4" w:space="0" w:color="auto"/>
+            </w:tcBorders>
+            <w:vAlign w:val="center"/>
+            <w:hideMark/>
+          </w:tcPr>
+          <w:p>
+            <w:pPr>
+              <w:jc w:val="center"/>
+              <w:rPr>
+                <w:rFonts w:asciiTheme="majorHAnsi" w:eastAsia="Times New Roman" w:hAnsiTheme="majorHAnsi" w:cs="Arial"/>
+                <w:color w:val="1F1F1F"/>
+                <w:kern w:val="0"/>
+                <w:lang w:eastAsia="en-GB"/>
+                <w14:ligatures w14:val="none"/>
+              </w:rPr>
+            </w:pPr>
+            <w:r>
+              <w:rPr>
+                <w:rFonts w:asciiTheme="majorHAnsi" w:eastAsia="Times New Roman" w:hAnsiTheme="majorHAnsi" w:cs="Arial"/>
+                <w:color w:val="1F1F1F"/>
+                <w:kern w:val="0"/>
+                <w:sz w:val="23"/>
+                <w:szCs w:val="23"/>
+                <w:bdr w:val="none" w:sz="0" w:space="0" w:color="auto" w:frame="1"/>
+                <w:lang w:eastAsia="en-GB"/>
+                <w14:ligatures w14:val="none"/>
+              </w:rPr>
+              <w:t>output reg</w:t>
+            </w:r>
+          </w:p>
+        </w:tc>
+        <w:tc>
+          <w:tcPr>
+            <w:tcW w:w="0" w:type="auto"/>
+            <w:tcBorders>
+              <w:top w:val="single" w:sz="4" w:space="0" w:color="auto"/>
+              <w:left w:val="single" w:sz="4" w:space="0" w:color="auto"/>
+              <w:bottom w:val="single" w:sz="4" w:space="0" w:color="auto"/>
+              <w:right w:val="single" w:sz="4" w:space="0" w:color="auto"/>
+            </w:tcBorders>
+            <w:vAlign w:val="center"/>
+            <w:hideMark/>
+          </w:tcPr>
+          <w:p>
+            <w:pPr>
+              <w:jc w:val="center"/>
+              <w:rPr>
+                <w:rFonts w:asciiTheme="majorHAnsi" w:eastAsia="Times New Roman" w:hAnsiTheme="majorHAnsi" w:cs="Arial"/>
+                <w:color w:val="1F1F1F"/>
+                <w:kern w:val="0"/>
+                <w:lang w:eastAsia="en-GB"/>
+                <w14:ligatures w14:val="none"/>
+              </w:rPr>
+            </w:pPr>
+            <w:r>
+              <w:rPr>
+                <w:rFonts w:asciiTheme="majorHAnsi" w:eastAsia="Times New Roman" w:hAnsiTheme="majorHAnsi" w:cs="Arial"/>
+                <w:color w:val="1F1F1F"/>
+                <w:kern w:val="0"/>
+                <w:bdr w:val="none" w:sz="0" w:space="0" w:color="auto" w:frame="1"/>
+                <w:lang w:eastAsia="en-GB"/>
+                <w14:ligatures w14:val="none"/>
+              </w:rPr>
+              <w:t>1 bit</w:t>
+            </w:r>
+          </w:p>
+        </w:tc>
+        <w:tc>
+          <w:tcPr>
+            <w:tcW w:w="0" w:type="auto"/>
+            <w:tcBorders>
+              <w:top w:val="single" w:sz="4" w:space="0" w:color="auto"/>
+              <w:left w:val="single" w:sz="4" w:space="0" w:color="auto"/>
+              <w:bottom w:val="single" w:sz="4" w:space="0" w:color="auto"/>
+              <w:right w:val="single" w:sz="4" w:space="0" w:color="auto"/>
+            </w:tcBorders>
+            <w:vAlign w:val="center"/>
+            <w:hideMark/>
+          </w:tcPr>
+          <w:p>
+            <w:pPr>
+              <w:jc w:val="both"/>
+              <w:rPr>
+                <w:rFonts w:asciiTheme="majorHAnsi" w:eastAsia="Times New Roman" w:hAnsiTheme="majorHAnsi" w:cs="Arial"/>
+                <w:color w:val="1F1F1F"/>
+                <w:kern w:val="0"/>
+                <w:lang w:eastAsia="en-GB"/>
+                <w14:ligatures w14:val="none"/>
+              </w:rPr>
+            </w:pPr>
+            <w:r>
+              <w:rPr>
+                <w:rFonts w:asciiTheme="majorHAnsi" w:eastAsia="Times New Roman" w:hAnsiTheme="majorHAnsi" w:cs="Arial"/>
+                <w:b/>
+                <w:bCs/>
+                <w:color w:val="1F1F1F"/>
+                <w:kern w:val="0"/>
+                <w:bdr w:val="none" w:sz="0" w:space="0" w:color="auto" w:frame="1"/>
+                <w:lang w:eastAsia="en-GB"/>
+                <w14:ligatures w14:val="none"/>
+              </w:rPr>
+              <w:t>Column Address Strobe (Tích cực mức thấp):</w:t>
+            </w:r>
+            <w:r>
+              <w:rPr>
+                <w:rFonts w:asciiTheme="majorHAnsi" w:eastAsia="Times New Roman" w:hAnsiTheme="majorHAnsi" w:cs="Arial"/>
+                <w:color w:val="1F1F1F"/>
+                <w:kern w:val="0"/>
+                <w:bdr w:val="none" w:sz="0" w:space="0" w:color="auto" w:frame="1"/>
+                <w:lang w:eastAsia="en-GB"/>
+                <w14:ligatures w14:val="none"/>
+              </w:rPr>
+              <w:t xml:space="preserve"> Phối hợp để phát lệnh </w:t>
+            </w:r>
+            <w:r>
+              <w:rPr>
+                <w:rFonts w:asciiTheme="majorHAnsi" w:eastAsia="Times New Roman" w:hAnsiTheme="majorHAnsi" w:cs="Arial"/>
+                <w:color w:val="1F1F1F"/>
+                <w:kern w:val="0"/>
+                <w:sz w:val="23"/>
+                <w:szCs w:val="23"/>
+                <w:bdr w:val="none" w:sz="0" w:space="0" w:color="auto" w:frame="1"/>
+                <w:lang w:eastAsia="en-GB"/>
+                <w14:ligatures w14:val="none"/>
+              </w:rPr>
+              <w:t>READ</w:t>
+            </w:r>
+            <w:r>
+              <w:rPr>
+                <w:rFonts w:asciiTheme="majorHAnsi" w:eastAsia="Times New Roman" w:hAnsiTheme="majorHAnsi" w:cs="Arial"/>
+                <w:color w:val="1F1F1F"/>
+                <w:kern w:val="0"/>
+                <w:bdr w:val="none" w:sz="0" w:space="0" w:color="auto" w:frame="1"/>
+                <w:lang w:eastAsia="en-GB"/>
+                <w14:ligatures w14:val="none"/>
+              </w:rPr>
+              <w:t xml:space="preserve"> hoặc </w:t>
+            </w:r>
+            <w:r>
+              <w:rPr>
+                <w:rFonts w:asciiTheme="majorHAnsi" w:eastAsia="Times New Roman" w:hAnsiTheme="majorHAnsi" w:cs="Arial"/>
+                <w:color w:val="1F1F1F"/>
+                <w:kern w:val="0"/>
+                <w:sz w:val="23"/>
+                <w:szCs w:val="23"/>
+                <w:bdr w:val="none" w:sz="0" w:space="0" w:color="auto" w:frame="1"/>
+                <w:lang w:eastAsia="en-GB"/>
+                <w14:ligatures w14:val="none"/>
+              </w:rPr>
+              <w:t>WRITE</w:t>
+            </w:r>
+            <w:r>
+              <w:rPr>
+                <w:rFonts w:asciiTheme="majorHAnsi" w:eastAsia="Times New Roman" w:hAnsiTheme="majorHAnsi" w:cs="Arial"/>
+                <w:color w:val="1F1F1F"/>
+                <w:kern w:val="0"/>
+                <w:bdr w:val="none" w:sz="0" w:space="0" w:color="auto" w:frame="1"/>
+                <w:lang w:eastAsia="en-GB"/>
+                <w14:ligatures w14:val="none"/>
+              </w:rPr>
+              <w:t xml:space="preserve"> nhằm nạp địa chỉ cột phục vụ việc truy cập dữ liệu.</w:t>
+            </w:r>
+          </w:p>
+        </w:tc>
+      </w:tr>
+      <w:tr>
+        <w:tblPrEx>
+          <w:jc w:val="left"/>
+          <w:tblBorders>
+            <w:top w:val="single" w:sz="4" w:space="0" w:color="BFBFBF" w:themeColor="background1" w:themeShade="BF"/>
+            <w:left w:val="single" w:sz="4" w:space="0" w:color="BFBFBF" w:themeColor="background1" w:themeShade="BF"/>
+            <w:bottom w:val="single" w:sz="4" w:space="0" w:color="BFBFBF" w:themeColor="background1" w:themeShade="BF"/>
+            <w:right w:val="single" w:sz="4" w:space="0" w:color="BFBFBF" w:themeColor="background1" w:themeShade="BF"/>
+            <w:insideH w:val="single" w:sz="4" w:space="0" w:color="BFBFBF" w:themeColor="background1" w:themeShade="BF"/>
+            <w:insideV w:val="single" w:sz="4" w:space="0" w:color="BFBFBF" w:themeColor="background1" w:themeShade="BF"/>
+          </w:tblBorders>
+          <w:tblLook w:val="04A0" w:firstRow="1" w:lastRow="0" w:firstColumn="1" w:lastColumn="0" w:noHBand="0" w:noVBand="1"/>
+        </w:tblPrEx>
+        <w:tc>
+          <w:tcPr>
+            <w:tcW w:w="0" w:type="auto"/>
+            <w:tcBorders>
+              <w:top w:val="single" w:sz="4" w:space="0" w:color="auto"/>
+              <w:left w:val="single" w:sz="4" w:space="0" w:color="auto"/>
+              <w:bottom w:val="single" w:sz="4" w:space="0" w:color="auto"/>
+              <w:right w:val="single" w:sz="4" w:space="0" w:color="auto"/>
+            </w:tcBorders>
+            <w:vAlign w:val="center"/>
+            <w:hideMark/>
+          </w:tcPr>
+          <w:p>
+            <w:pPr>
+              <w:jc w:val="center"/>
+              <w:rPr>
+                <w:rFonts w:asciiTheme="majorHAnsi" w:eastAsia="Times New Roman" w:hAnsiTheme="majorHAnsi" w:cs="Arial"/>
+                <w:color w:val="1F1F1F"/>
+                <w:kern w:val="0"/>
+                <w:lang w:eastAsia="en-GB"/>
+                <w14:ligatures w14:val="none"/>
+              </w:rPr>
+            </w:pPr>
+            <w:r>
+              <w:rPr>
+                <w:rFonts w:asciiTheme="majorHAnsi" w:eastAsia="Times New Roman" w:hAnsiTheme="majorHAnsi" w:cs="Arial"/>
+                <w:color w:val="1F1F1F"/>
+                <w:kern w:val="0"/>
+                <w:sz w:val="23"/>
+                <w:szCs w:val="23"/>
+                <w:bdr w:val="none" w:sz="0" w:space="0" w:color="auto" w:frame="1"/>
+                <w:lang w:eastAsia="en-GB"/>
+                <w14:ligatures w14:val="none"/>
+              </w:rPr>
+              <w:t>mem_we_n</w:t>
+            </w:r>
+          </w:p>
+        </w:tc>
+        <w:tc>
+          <w:tcPr>
+            <w:tcW w:w="0" w:type="auto"/>
+            <w:tcBorders>
+              <w:top w:val="single" w:sz="4" w:space="0" w:color="auto"/>
+              <w:left w:val="single" w:sz="4" w:space="0" w:color="auto"/>
+              <w:bottom w:val="single" w:sz="4" w:space="0" w:color="auto"/>
+              <w:right w:val="single" w:sz="4" w:space="0" w:color="auto"/>
+            </w:tcBorders>
+            <w:vAlign w:val="center"/>
+            <w:hideMark/>
+          </w:tcPr>
+          <w:p>
+            <w:pPr>
+              <w:jc w:val="center"/>
+              <w:rPr>
+                <w:rFonts w:asciiTheme="majorHAnsi" w:eastAsia="Times New Roman" w:hAnsiTheme="majorHAnsi" w:cs="Arial"/>
+                <w:color w:val="1F1F1F"/>
+                <w:kern w:val="0"/>
+                <w:lang w:eastAsia="en-GB"/>
+                <w14:ligatures w14:val="none"/>
+              </w:rPr>
+            </w:pPr>
+            <w:r>
+              <w:rPr>
+                <w:rFonts w:asciiTheme="majorHAnsi" w:eastAsia="Times New Roman" w:hAnsiTheme="majorHAnsi" w:cs="Arial"/>
+                <w:color w:val="1F1F1F"/>
+                <w:kern w:val="0"/>
+                <w:sz w:val="23"/>
+                <w:szCs w:val="23"/>
+                <w:bdr w:val="none" w:sz="0" w:space="0" w:color="auto" w:frame="1"/>
+                <w:lang w:eastAsia="en-GB"/>
+                <w14:ligatures w14:val="none"/>
+              </w:rPr>
+              <w:t>output reg</w:t>
+            </w:r>
+          </w:p>
+        </w:tc>
+        <w:tc>
+          <w:tcPr>
+            <w:tcW w:w="0" w:type="auto"/>
+            <w:tcBorders>
+              <w:top w:val="single" w:sz="4" w:space="0" w:color="auto"/>
+              <w:left w:val="single" w:sz="4" w:space="0" w:color="auto"/>
+              <w:bottom w:val="single" w:sz="4" w:space="0" w:color="auto"/>
+              <w:right w:val="single" w:sz="4" w:space="0" w:color="auto"/>
+            </w:tcBorders>
+            <w:vAlign w:val="center"/>
+            <w:hideMark/>
+          </w:tcPr>
+          <w:p>
+            <w:pPr>
+              <w:jc w:val="center"/>
+              <w:rPr>
+                <w:rFonts w:asciiTheme="majorHAnsi" w:eastAsia="Times New Roman" w:hAnsiTheme="majorHAnsi" w:cs="Arial"/>
+                <w:color w:val="1F1F1F"/>
+                <w:kern w:val="0"/>
+                <w:lang w:eastAsia="en-GB"/>
+                <w14:ligatures w14:val="none"/>
+              </w:rPr>
+            </w:pPr>
+            <w:r>
+              <w:rPr>
+                <w:rFonts w:asciiTheme="majorHAnsi" w:eastAsia="Times New Roman" w:hAnsiTheme="majorHAnsi" w:cs="Arial"/>
+                <w:color w:val="1F1F1F"/>
+                <w:kern w:val="0"/>
+                <w:bdr w:val="none" w:sz="0" w:space="0" w:color="auto" w:frame="1"/>
+                <w:lang w:eastAsia="en-GB"/>
+                <w14:ligatures w14:val="none"/>
+              </w:rPr>
+              <w:t>1 bit</w:t>
+            </w:r>
+          </w:p>
+        </w:tc>
+        <w:tc>
+          <w:tcPr>
+            <w:tcW w:w="0" w:type="auto"/>
+            <w:tcBorders>
+              <w:top w:val="single" w:sz="4" w:space="0" w:color="auto"/>
+              <w:left w:val="single" w:sz="4" w:space="0" w:color="auto"/>
+              <w:bottom w:val="single" w:sz="4" w:space="0" w:color="auto"/>
+              <w:right w:val="single" w:sz="4" w:space="0" w:color="auto"/>
+            </w:tcBorders>
+            <w:vAlign w:val="center"/>
+            <w:hideMark/>
+          </w:tcPr>
+          <w:p>
+            <w:pPr>
+              <w:jc w:val="both"/>
+              <w:rPr>
+                <w:rFonts w:asciiTheme="majorHAnsi" w:eastAsia="Times New Roman" w:hAnsiTheme="majorHAnsi" w:cs="Arial"/>
+                <w:color w:val="1F1F1F"/>
+                <w:kern w:val="0"/>
+                <w:lang w:eastAsia="en-GB"/>
+                <w14:ligatures w14:val="none"/>
+              </w:rPr>
+            </w:pPr>
+            <w:r>
+              <w:rPr>
+                <w:rFonts w:asciiTheme="majorHAnsi" w:eastAsia="Times New Roman" w:hAnsiTheme="majorHAnsi" w:cs="Arial"/>
+                <w:b/>
+                <w:bCs/>
+                <w:color w:val="1F1F1F"/>
+                <w:kern w:val="0"/>
+                <w:bdr w:val="none" w:sz="0" w:space="0" w:color="auto" w:frame="1"/>
+                <w:lang w:eastAsia="en-GB"/>
+                <w14:ligatures w14:val="none"/>
+              </w:rPr>
+              <w:t>Write Enable (Tích cực mức thấp):</w:t>
+            </w:r>
+            <w:r>
+              <w:rPr>
+                <w:rFonts w:asciiTheme="majorHAnsi" w:eastAsia="Times New Roman" w:hAnsiTheme="majorHAnsi" w:cs="Arial"/>
+                <w:color w:val="1F1F1F"/>
+                <w:kern w:val="0"/>
+                <w:bdr w:val="none" w:sz="0" w:space="0" w:color="auto" w:frame="1"/>
+                <w:lang w:eastAsia="en-GB"/>
+                <w14:ligatures w14:val="none"/>
+              </w:rPr>
+              <w:t xml:space="preserve"> Quyết định xem chu trình tại cột là </w:t>
+            </w:r>
+            <w:r>
+              <w:rPr>
+                <w:rFonts w:asciiTheme="majorHAnsi" w:eastAsia="Times New Roman" w:hAnsiTheme="majorHAnsi" w:cs="Arial"/>
+                <w:i/>
+                <w:iCs/>
+                <w:color w:val="1F1F1F"/>
+                <w:kern w:val="0"/>
+                <w:bdr w:val="none" w:sz="0" w:space="0" w:color="auto" w:frame="1"/>
+                <w:lang w:eastAsia="en-GB"/>
+                <w14:ligatures w14:val="none"/>
+              </w:rPr>
+              <w:t>Ghi (</w:t>
+            </w:r>
+            <w:r>
+              <w:rPr>
+                <w:rFonts w:asciiTheme="majorHAnsi" w:eastAsia="Times New Roman" w:hAnsiTheme="majorHAnsi" w:cs="Arial"/>
+                <w:i/>
+                <w:iCs/>
+                <w:color w:val="1F1F1F"/>
+                <w:kern w:val="0"/>
+                <w:sz w:val="23"/>
+                <w:szCs w:val="23"/>
+                <w:bdr w:val="none" w:sz="0" w:space="0" w:color="auto" w:frame="1"/>
+                <w:lang w:eastAsia="en-GB"/>
+                <w14:ligatures w14:val="none"/>
+              </w:rPr>
+              <w:t>mem_we_n = 0</w:t>
+            </w:r>
+            <w:r>
+              <w:rPr>
+                <w:rFonts w:asciiTheme="majorHAnsi" w:eastAsia="Times New Roman" w:hAnsiTheme="majorHAnsi" w:cs="Arial"/>
+                <w:i/>
+                <w:iCs/>
+                <w:color w:val="1F1F1F"/>
+                <w:kern w:val="0"/>
+                <w:bdr w:val="none" w:sz="0" w:space="0" w:color="auto" w:frame="1"/>
+                <w:lang w:eastAsia="en-GB"/>
+                <w14:ligatures w14:val="none"/>
+              </w:rPr>
+              <w:t>)</w:t>
+            </w:r>
+            <w:r>
+              <w:rPr>
+                <w:rFonts w:asciiTheme="majorHAnsi" w:eastAsia="Times New Roman" w:hAnsiTheme="majorHAnsi" w:cs="Arial"/>
+                <w:color w:val="1F1F1F"/>
+                <w:kern w:val="0"/>
+                <w:bdr w:val="none" w:sz="0" w:space="0" w:color="auto" w:frame="1"/>
+                <w:lang w:eastAsia="en-GB"/>
+                <w14:ligatures w14:val="none"/>
+              </w:rPr>
+              <w:t xml:space="preserve"> hay </w:t>
+            </w:r>
+            <w:r>
+              <w:rPr>
+                <w:rFonts w:asciiTheme="majorHAnsi" w:eastAsia="Times New Roman" w:hAnsiTheme="majorHAnsi" w:cs="Arial"/>
+                <w:i/>
+                <w:iCs/>
+                <w:color w:val="1F1F1F"/>
+                <w:kern w:val="0"/>
+                <w:bdr w:val="none" w:sz="0" w:space="0" w:color="auto" w:frame="1"/>
+                <w:lang w:eastAsia="en-GB"/>
+                <w14:ligatures w14:val="none"/>
+              </w:rPr>
+              <w:t>Đọc (</w:t>
+            </w:r>
+            <w:r>
+              <w:rPr>
+                <w:rFonts w:asciiTheme="majorHAnsi" w:eastAsia="Times New Roman" w:hAnsiTheme="majorHAnsi" w:cs="Arial"/>
+                <w:i/>
+                <w:iCs/>
+                <w:color w:val="1F1F1F"/>
+                <w:kern w:val="0"/>
+                <w:sz w:val="23"/>
+                <w:szCs w:val="23"/>
+                <w:bdr w:val="none" w:sz="0" w:space="0" w:color="auto" w:frame="1"/>
+                <w:lang w:eastAsia="en-GB"/>
+                <w14:ligatures w14:val="none"/>
+              </w:rPr>
+              <w:t>mem_we_n = 1</w:t>
+            </w:r>
+            <w:r>
+              <w:rPr>
+                <w:rFonts w:asciiTheme="majorHAnsi" w:eastAsia="Times New Roman" w:hAnsiTheme="majorHAnsi" w:cs="Arial"/>
+                <w:i/>
+                <w:iCs/>
+                <w:color w:val="1F1F1F"/>
+                <w:kern w:val="0"/>
+                <w:bdr w:val="none" w:sz="0" w:space="0" w:color="auto" w:frame="1"/>
+                <w:lang w:eastAsia="en-GB"/>
+                <w14:ligatures w14:val="none"/>
+              </w:rPr>
+              <w:t>).</w:t>
+            </w:r>
+          </w:p>
+        </w:tc>
+      </w:tr>
+      <w:tr>
+        <w:tblPrEx>
+          <w:jc w:val="left"/>
+          <w:tblBorders>
+            <w:top w:val="single" w:sz="4" w:space="0" w:color="BFBFBF" w:themeColor="background1" w:themeShade="BF"/>
+            <w:left w:val="single" w:sz="4" w:space="0" w:color="BFBFBF" w:themeColor="background1" w:themeShade="BF"/>
+            <w:bottom w:val="single" w:sz="4" w:space="0" w:color="BFBFBF" w:themeColor="background1" w:themeShade="BF"/>
+            <w:right w:val="single" w:sz="4" w:space="0" w:color="BFBFBF" w:themeColor="background1" w:themeShade="BF"/>
+            <w:insideH w:val="single" w:sz="4" w:space="0" w:color="BFBFBF" w:themeColor="background1" w:themeShade="BF"/>
+            <w:insideV w:val="single" w:sz="4" w:space="0" w:color="BFBFBF" w:themeColor="background1" w:themeShade="BF"/>
+          </w:tblBorders>
+          <w:tblLook w:val="04A0" w:firstRow="1" w:lastRow="0" w:firstColumn="1" w:lastColumn="0" w:noHBand="0" w:noVBand="1"/>
+        </w:tblPrEx>
+        <w:tc>
+          <w:tcPr>
+            <w:tcW w:w="0" w:type="auto"/>
+            <w:tcBorders>
+              <w:top w:val="single" w:sz="4" w:space="0" w:color="auto"/>
+              <w:left w:val="single" w:sz="4" w:space="0" w:color="auto"/>
+              <w:bottom w:val="single" w:sz="4" w:space="0" w:color="auto"/>
+              <w:right w:val="single" w:sz="4" w:space="0" w:color="auto"/>
+            </w:tcBorders>
+            <w:vAlign w:val="center"/>
+            <w:hideMark/>
+          </w:tcPr>
+          <w:p>
+            <w:pPr>
+              <w:jc w:val="center"/>
+              <w:rPr>
+                <w:rFonts w:asciiTheme="majorHAnsi" w:eastAsia="Times New Roman" w:hAnsiTheme="majorHAnsi" w:cs="Arial"/>
+                <w:color w:val="1F1F1F"/>
+                <w:kern w:val="0"/>
+                <w:lang w:eastAsia="en-GB"/>
+                <w14:ligatures w14:val="none"/>
+              </w:rPr>
+            </w:pPr>
+            <w:r>
+              <w:rPr>
+                <w:rFonts w:asciiTheme="majorHAnsi" w:eastAsia="Times New Roman" w:hAnsiTheme="majorHAnsi" w:cs="Arial"/>
+                <w:color w:val="1F1F1F"/>
+                <w:kern w:val="0"/>
+                <w:sz w:val="23"/>
+                <w:szCs w:val="23"/>
+                <w:bdr w:val="none" w:sz="0" w:space="0" w:color="auto" w:frame="1"/>
+                <w:lang w:eastAsia="en-GB"/>
+                <w14:ligatures w14:val="none"/>
+              </w:rPr>
+              <w:t>mem_addr</w:t>
+            </w:r>
+          </w:p>
+        </w:tc>
+        <w:tc>
+          <w:tcPr>
+            <w:tcW w:w="0" w:type="auto"/>
+            <w:tcBorders>
+              <w:top w:val="single" w:sz="4" w:space="0" w:color="auto"/>
+              <w:left w:val="single" w:sz="4" w:space="0" w:color="auto"/>
+              <w:bottom w:val="single" w:sz="4" w:space="0" w:color="auto"/>
+              <w:right w:val="single" w:sz="4" w:space="0" w:color="auto"/>
+            </w:tcBorders>
+            <w:vAlign w:val="center"/>
+            <w:hideMark/>
+          </w:tcPr>
+          <w:p>
+            <w:pPr>
+              <w:jc w:val="center"/>
+              <w:rPr>
+                <w:rFonts w:asciiTheme="majorHAnsi" w:eastAsia="Times New Roman" w:hAnsiTheme="majorHAnsi" w:cs="Arial"/>
+                <w:color w:val="1F1F1F"/>
+                <w:kern w:val="0"/>
+                <w:lang w:eastAsia="en-GB"/>
+                <w14:ligatures w14:val="none"/>
+              </w:rPr>
+            </w:pPr>
+            <w:r>
+              <w:rPr>
+                <w:rFonts w:asciiTheme="majorHAnsi" w:eastAsia="Times New Roman" w:hAnsiTheme="majorHAnsi" w:cs="Arial"/>
+                <w:color w:val="1F1F1F"/>
+                <w:kern w:val="0"/>
+                <w:sz w:val="23"/>
+                <w:szCs w:val="23"/>
+                <w:bdr w:val="none" w:sz="0" w:space="0" w:color="auto" w:frame="1"/>
+                <w:lang w:eastAsia="en-GB"/>
+                <w14:ligatures w14:val="none"/>
+              </w:rPr>
+              <w:t>output reg</w:t>
+            </w:r>
+          </w:p>
+        </w:tc>
+        <w:tc>
+          <w:tcPr>
+            <w:tcW w:w="0" w:type="auto"/>
+            <w:tcBorders>
+              <w:top w:val="single" w:sz="4" w:space="0" w:color="auto"/>
+              <w:left w:val="single" w:sz="4" w:space="0" w:color="auto"/>
+              <w:bottom w:val="single" w:sz="4" w:space="0" w:color="auto"/>
+              <w:right w:val="single" w:sz="4" w:space="0" w:color="auto"/>
+            </w:tcBorders>
+            <w:vAlign w:val="center"/>
+            <w:hideMark/>
+          </w:tcPr>
+          <w:p>
+            <w:pPr>
+              <w:jc w:val="center"/>
+              <w:rPr>
+                <w:rFonts w:asciiTheme="majorHAnsi" w:eastAsia="Times New Roman" w:hAnsiTheme="majorHAnsi" w:cs="Arial"/>
+                <w:color w:val="1F1F1F"/>
+                <w:kern w:val="0"/>
+                <w:lang w:eastAsia="en-GB"/>
+                <w14:ligatures w14:val="none"/>
+              </w:rPr>
+            </w:pPr>
+            <w:r>
+              <w:rPr>
+                <w:rFonts w:asciiTheme="majorHAnsi" w:eastAsia="Times New Roman" w:hAnsiTheme="majorHAnsi" w:cs="Arial"/>
+                <w:color w:val="1F1F1F"/>
+                <w:kern w:val="0"/>
+                <w:bdr w:val="none" w:sz="0" w:space="0" w:color="auto" w:frame="1"/>
+                <w:lang w:eastAsia="en-GB"/>
+                <w14:ligatures w14:val="none"/>
+              </w:rPr>
+              <w:t>15 bit</w:t>
+            </w:r>
+          </w:p>
+        </w:tc>
+        <w:tc>
+          <w:tcPr>
+            <w:tcW w:w="0" w:type="auto"/>
+            <w:tcBorders>
+              <w:top w:val="single" w:sz="4" w:space="0" w:color="auto"/>
+              <w:left w:val="single" w:sz="4" w:space="0" w:color="auto"/>
+              <w:bottom w:val="single" w:sz="4" w:space="0" w:color="auto"/>
+              <w:right w:val="single" w:sz="4" w:space="0" w:color="auto"/>
+            </w:tcBorders>
+            <w:vAlign w:val="center"/>
+            <w:hideMark/>
+          </w:tcPr>
+          <w:p>
+            <w:pPr>
+              <w:jc w:val="both"/>
+              <w:rPr>
+                <w:rFonts w:asciiTheme="majorHAnsi" w:eastAsia="Times New Roman" w:hAnsiTheme="majorHAnsi" w:cs="Arial"/>
+                <w:color w:val="1F1F1F"/>
+                <w:kern w:val="0"/>
+                <w:lang w:eastAsia="en-GB"/>
+                <w14:ligatures w14:val="none"/>
+              </w:rPr>
+            </w:pPr>
+            <w:r>
+              <w:rPr>
+                <w:rFonts w:asciiTheme="majorHAnsi" w:eastAsia="Times New Roman" w:hAnsiTheme="majorHAnsi" w:cs="Arial"/>
+                <w:b/>
+                <w:bCs/>
+                <w:color w:val="1F1F1F"/>
+                <w:kern w:val="0"/>
+                <w:bdr w:val="none" w:sz="0" w:space="0" w:color="auto" w:frame="1"/>
+                <w:lang w:eastAsia="en-GB"/>
+                <w14:ligatures w14:val="none"/>
+              </w:rPr>
+              <w:t>Bus Địa chỉ Vật lý:</w:t>
+            </w:r>
+            <w:r>
+              <w:rPr>
+                <w:rFonts w:asciiTheme="majorHAnsi" w:eastAsia="Times New Roman" w:hAnsiTheme="majorHAnsi" w:cs="Arial"/>
+                <w:color w:val="1F1F1F"/>
+                <w:kern w:val="0"/>
+                <w:bdr w:val="none" w:sz="0" w:space="0" w:color="auto" w:frame="1"/>
+                <w:lang w:eastAsia="en-GB"/>
+                <w14:ligatures w14:val="none"/>
+              </w:rPr>
+              <w:t xml:space="preserve"> Truyền tải thông tin địa chỉ hàng (khi bật </w:t>
+            </w:r>
+            <w:r>
+              <w:rPr>
+                <w:rFonts w:asciiTheme="majorHAnsi" w:eastAsia="Times New Roman" w:hAnsiTheme="majorHAnsi" w:cs="Arial"/>
+                <w:color w:val="1F1F1F"/>
+                <w:kern w:val="0"/>
+                <w:sz w:val="23"/>
+                <w:szCs w:val="23"/>
+                <w:bdr w:val="none" w:sz="0" w:space="0" w:color="auto" w:frame="1"/>
+                <w:lang w:eastAsia="en-GB"/>
+                <w14:ligatures w14:val="none"/>
+              </w:rPr>
+              <w:t>ras_n</w:t>
+            </w:r>
+            <w:r>
+              <w:rPr>
+                <w:rFonts w:asciiTheme="majorHAnsi" w:eastAsia="Times New Roman" w:hAnsiTheme="majorHAnsi" w:cs="Arial"/>
+                <w:color w:val="1F1F1F"/>
+                <w:kern w:val="0"/>
+                <w:bdr w:val="none" w:sz="0" w:space="0" w:color="auto" w:frame="1"/>
+                <w:lang w:eastAsia="en-GB"/>
+                <w14:ligatures w14:val="none"/>
+              </w:rPr>
+              <w:t xml:space="preserve">) hoặc địa chỉ cột (khi bật </w:t>
+            </w:r>
+            <w:r>
+              <w:rPr>
+                <w:rFonts w:asciiTheme="majorHAnsi" w:eastAsia="Times New Roman" w:hAnsiTheme="majorHAnsi" w:cs="Arial"/>
+                <w:color w:val="1F1F1F"/>
+                <w:kern w:val="0"/>
+                <w:sz w:val="23"/>
+                <w:szCs w:val="23"/>
+                <w:bdr w:val="none" w:sz="0" w:space="0" w:color="auto" w:frame="1"/>
+                <w:lang w:eastAsia="en-GB"/>
+                <w14:ligatures w14:val="none"/>
+              </w:rPr>
+              <w:t>cas_n</w:t>
+            </w:r>
+            <w:r>
+              <w:rPr>
+                <w:rFonts w:asciiTheme="majorHAnsi" w:eastAsia="Times New Roman" w:hAnsiTheme="majorHAnsi" w:cs="Arial"/>
+                <w:color w:val="1F1F1F"/>
+                <w:kern w:val="0"/>
+                <w:bdr w:val="none" w:sz="0" w:space="0" w:color="auto" w:frame="1"/>
+                <w:lang w:eastAsia="en-GB"/>
+                <w14:ligatures w14:val="none"/>
+              </w:rPr>
+              <w:t>) chạy trực tiếp ra chân chip RAM.</w:t>
+            </w:r>
+          </w:p>
+        </w:tc>
+      </w:tr>
+      <w:tr>
+        <w:tblPrEx>
+          <w:jc w:val="left"/>
+          <w:tblBorders>
+            <w:top w:val="single" w:sz="4" w:space="0" w:color="BFBFBF" w:themeColor="background1" w:themeShade="BF"/>
+            <w:left w:val="single" w:sz="4" w:space="0" w:color="BFBFBF" w:themeColor="background1" w:themeShade="BF"/>
+            <w:bottom w:val="single" w:sz="4" w:space="0" w:color="BFBFBF" w:themeColor="background1" w:themeShade="BF"/>
+            <w:right w:val="single" w:sz="4" w:space="0" w:color="BFBFBF" w:themeColor="background1" w:themeShade="BF"/>
+            <w:insideH w:val="single" w:sz="4" w:space="0" w:color="BFBFBF" w:themeColor="background1" w:themeShade="BF"/>
+            <w:insideV w:val="single" w:sz="4" w:space="0" w:color="BFBFBF" w:themeColor="background1" w:themeShade="BF"/>
+          </w:tblBorders>
+          <w:tblLook w:val="04A0" w:firstRow="1" w:lastRow="0" w:firstColumn="1" w:lastColumn="0" w:noHBand="0" w:noVBand="1"/>
+        </w:tblPrEx>
+        <w:tc>
+          <w:tcPr>
+            <w:tcW w:w="0" w:type="auto"/>
+            <w:tcBorders>
+              <w:top w:val="single" w:sz="4" w:space="0" w:color="auto"/>
+              <w:left w:val="single" w:sz="4" w:space="0" w:color="auto"/>
+              <w:bottom w:val="single" w:sz="4" w:space="0" w:color="auto"/>
+              <w:right w:val="single" w:sz="4" w:space="0" w:color="auto"/>
+            </w:tcBorders>
+            <w:vAlign w:val="center"/>
+            <w:hideMark/>
+          </w:tcPr>
+          <w:p>
+            <w:pPr>
+              <w:jc w:val="center"/>
+              <w:rPr>
+                <w:rFonts w:asciiTheme="majorHAnsi" w:eastAsia="Times New Roman" w:hAnsiTheme="majorHAnsi" w:cs="Arial"/>
+                <w:color w:val="1F1F1F"/>
+                <w:kern w:val="0"/>
+                <w:lang w:eastAsia="en-GB"/>
+                <w14:ligatures w14:val="none"/>
+              </w:rPr>
+            </w:pPr>
+            <w:r>
+              <w:rPr>
+                <w:rFonts w:asciiTheme="majorHAnsi" w:eastAsia="Times New Roman" w:hAnsiTheme="majorHAnsi" w:cs="Arial"/>
+                <w:color w:val="1F1F1F"/>
+                <w:kern w:val="0"/>
+                <w:sz w:val="23"/>
+                <w:szCs w:val="23"/>
+                <w:bdr w:val="none" w:sz="0" w:space="0" w:color="auto" w:frame="1"/>
+                <w:lang w:eastAsia="en-GB"/>
+                <w14:ligatures w14:val="none"/>
+              </w:rPr>
+              <w:t>mem_ba</w:t>
+            </w:r>
+          </w:p>
+        </w:tc>
+        <w:tc>
+          <w:tcPr>
+            <w:tcW w:w="0" w:type="auto"/>
+            <w:tcBorders>
+              <w:top w:val="single" w:sz="4" w:space="0" w:color="auto"/>
+              <w:left w:val="single" w:sz="4" w:space="0" w:color="auto"/>
+              <w:bottom w:val="single" w:sz="4" w:space="0" w:color="auto"/>
+              <w:right w:val="single" w:sz="4" w:space="0" w:color="auto"/>
+            </w:tcBorders>
+            <w:vAlign w:val="center"/>
+            <w:hideMark/>
+          </w:tcPr>
+          <w:p>
+            <w:pPr>
+              <w:jc w:val="center"/>
+              <w:rPr>
+                <w:rFonts w:asciiTheme="majorHAnsi" w:eastAsia="Times New Roman" w:hAnsiTheme="majorHAnsi" w:cs="Arial"/>
+                <w:color w:val="1F1F1F"/>
+                <w:kern w:val="0"/>
+                <w:lang w:eastAsia="en-GB"/>
+                <w14:ligatures w14:val="none"/>
+              </w:rPr>
+            </w:pPr>
+            <w:r>
+              <w:rPr>
+                <w:rFonts w:asciiTheme="majorHAnsi" w:eastAsia="Times New Roman" w:hAnsiTheme="majorHAnsi" w:cs="Arial"/>
+                <w:color w:val="1F1F1F"/>
+                <w:kern w:val="0"/>
+                <w:sz w:val="23"/>
+                <w:szCs w:val="23"/>
+                <w:bdr w:val="none" w:sz="0" w:space="0" w:color="auto" w:frame="1"/>
+                <w:lang w:eastAsia="en-GB"/>
+                <w14:ligatures w14:val="none"/>
+              </w:rPr>
+              <w:t>output reg</w:t>
+            </w:r>
+          </w:p>
+        </w:tc>
+        <w:tc>
+          <w:tcPr>
+            <w:tcW w:w="0" w:type="auto"/>
+            <w:tcBorders>
+              <w:top w:val="single" w:sz="4" w:space="0" w:color="auto"/>
+              <w:left w:val="single" w:sz="4" w:space="0" w:color="auto"/>
+              <w:bottom w:val="single" w:sz="4" w:space="0" w:color="auto"/>
+              <w:right w:val="single" w:sz="4" w:space="0" w:color="auto"/>
+            </w:tcBorders>
+            <w:vAlign w:val="center"/>
+            <w:hideMark/>
+          </w:tcPr>
+          <w:p>
+            <w:pPr>
+              <w:jc w:val="center"/>
+              <w:rPr>
+                <w:rFonts w:asciiTheme="majorHAnsi" w:eastAsia="Times New Roman" w:hAnsiTheme="majorHAnsi" w:cs="Arial"/>
+                <w:color w:val="1F1F1F"/>
+                <w:kern w:val="0"/>
+                <w:lang w:eastAsia="en-GB"/>
+                <w14:ligatures w14:val="none"/>
+              </w:rPr>
+            </w:pPr>
+            <w:r>
+              <w:rPr>
+                <w:rFonts w:asciiTheme="majorHAnsi" w:eastAsia="Times New Roman" w:hAnsiTheme="majorHAnsi" w:cs="Arial"/>
+                <w:color w:val="1F1F1F"/>
+                <w:kern w:val="0"/>
+                <w:bdr w:val="none" w:sz="0" w:space="0" w:color="auto" w:frame="1"/>
+                <w:lang w:eastAsia="en-GB"/>
+                <w14:ligatures w14:val="none"/>
+              </w:rPr>
+              <w:t>3 bit</w:t>
+            </w:r>
+          </w:p>
+        </w:tc>
+        <w:tc>
+          <w:tcPr>
+            <w:tcW w:w="0" w:type="auto"/>
+            <w:tcBorders>
+              <w:top w:val="single" w:sz="4" w:space="0" w:color="auto"/>
+              <w:left w:val="single" w:sz="4" w:space="0" w:color="auto"/>
+              <w:bottom w:val="single" w:sz="4" w:space="0" w:color="auto"/>
+              <w:right w:val="single" w:sz="4" w:space="0" w:color="auto"/>
+            </w:tcBorders>
+            <w:vAlign w:val="center"/>
+            <w:hideMark/>
+          </w:tcPr>
+          <w:p>
+            <w:pPr>
+              <w:jc w:val="both"/>
+              <w:rPr>
+                <w:rFonts w:asciiTheme="majorHAnsi" w:eastAsia="Times New Roman" w:hAnsiTheme="majorHAnsi" w:cs="Arial"/>
+                <w:color w:val="1F1F1F"/>
+                <w:kern w:val="0"/>
+                <w:lang w:eastAsia="en-GB"/>
+                <w14:ligatures w14:val="none"/>
+              </w:rPr>
+            </w:pPr>
+            <w:r>
+              <w:rPr>
+                <w:rFonts w:asciiTheme="majorHAnsi" w:eastAsia="Times New Roman" w:hAnsiTheme="majorHAnsi" w:cs="Arial"/>
+                <w:b/>
+                <w:bCs/>
+                <w:color w:val="1F1F1F"/>
+                <w:kern w:val="0"/>
+                <w:bdr w:val="none" w:sz="0" w:space="0" w:color="auto" w:frame="1"/>
+                <w:lang w:eastAsia="en-GB"/>
+                <w14:ligatures w14:val="none"/>
+              </w:rPr>
+              <w:t>Bus Địa chỉ Bank Vật lý:</w:t>
+            </w:r>
+            <w:r>
+              <w:rPr>
+                <w:rFonts w:asciiTheme="majorHAnsi" w:eastAsia="Times New Roman" w:hAnsiTheme="majorHAnsi" w:cs="Arial"/>
+                <w:color w:val="1F1F1F"/>
+                <w:kern w:val="0"/>
+                <w:bdr w:val="none" w:sz="0" w:space="0" w:color="auto" w:frame="1"/>
+                <w:lang w:eastAsia="en-GB"/>
+                <w14:ligatures w14:val="none"/>
+              </w:rPr>
+              <w:t xml:space="preserve"> Đẩy thông tin chọn</w:t>
+            </w:r>
+            <w:r>
+              <w:rPr>
+                <w:rFonts w:asciiTheme="majorHAnsi" w:eastAsia="Times New Roman" w:hAnsiTheme="majorHAnsi" w:cs="Arial"/>
+                <w:color w:val="1F1F1F"/>
+                <w:kern w:val="0"/>
+                <w:bdr w:val="none" w:sz="0" w:space="0" w:color="auto" w:frame="1"/>
+                <w:lang w:eastAsia="en-GB"/>
+                <w14:ligatures w14:val="none"/>
+              </w:rPr>
+              <w:t xml:space="preserve"> bank</w:t>
+            </w:r>
+            <w:r>
+              <w:rPr>
+                <w:rFonts w:asciiTheme="majorHAnsi" w:eastAsia="Times New Roman" w:hAnsiTheme="majorHAnsi" w:cs="Arial"/>
+                <w:color w:val="1F1F1F"/>
+                <w:kern w:val="0"/>
+                <w:bdr w:val="none" w:sz="0" w:space="0" w:color="auto" w:frame="1"/>
+                <w:lang w:eastAsia="en-GB"/>
+                <w14:ligatures w14:val="none"/>
+              </w:rPr>
+              <w:t xml:space="preserve"> ô nhớ ra phần cứng bên ngoài.</w:t>
+            </w:r>
+          </w:p>
+        </w:tc>
+      </w:tr>
+      <w:tr>
+        <w:tblPrEx>
+          <w:jc w:val="left"/>
+          <w:tblBorders>
+            <w:top w:val="single" w:sz="4" w:space="0" w:color="BFBFBF" w:themeColor="background1" w:themeShade="BF"/>
+            <w:left w:val="single" w:sz="4" w:space="0" w:color="BFBFBF" w:themeColor="background1" w:themeShade="BF"/>
+            <w:bottom w:val="single" w:sz="4" w:space="0" w:color="BFBFBF" w:themeColor="background1" w:themeShade="BF"/>
+            <w:right w:val="single" w:sz="4" w:space="0" w:color="BFBFBF" w:themeColor="background1" w:themeShade="BF"/>
+            <w:insideH w:val="single" w:sz="4" w:space="0" w:color="BFBFBF" w:themeColor="background1" w:themeShade="BF"/>
+            <w:insideV w:val="single" w:sz="4" w:space="0" w:color="BFBFBF" w:themeColor="background1" w:themeShade="BF"/>
+          </w:tblBorders>
+          <w:tblLook w:val="04A0" w:firstRow="1" w:lastRow="0" w:firstColumn="1" w:lastColumn="0" w:noHBand="0" w:noVBand="1"/>
+        </w:tblPrEx>
+        <w:tc>
+          <w:tcPr>
+            <w:tcW w:w="0" w:type="auto"/>
+            <w:tcBorders>
+              <w:top w:val="single" w:sz="4" w:space="0" w:color="auto"/>
+              <w:left w:val="single" w:sz="4" w:space="0" w:color="auto"/>
+              <w:bottom w:val="single" w:sz="4" w:space="0" w:color="auto"/>
+              <w:right w:val="single" w:sz="4" w:space="0" w:color="auto"/>
+            </w:tcBorders>
+            <w:vAlign w:val="center"/>
+          </w:tcPr>
+          <w:p>
+            <w:pPr>
+              <w:jc w:val="center"/>
+              <w:rPr>
+                <w:rFonts w:asciiTheme="majorHAnsi" w:eastAsia="Times New Roman" w:hAnsiTheme="majorHAnsi" w:cs="Arial"/>
+                <w:color w:val="1F1F1F"/>
+                <w:kern w:val="0"/>
+                <w:sz w:val="23"/>
+                <w:szCs w:val="23"/>
+                <w:bdr w:val="none" w:sz="0" w:space="0" w:color="auto" w:frame="1"/>
+                <w:lang w:eastAsia="en-GB"/>
+                <w14:ligatures w14:val="none"/>
+              </w:rPr>
+            </w:pPr>
+            <w:r>
+              <w:rPr>
+                <w:rFonts w:asciiTheme="majorHAnsi" w:eastAsia="Times New Roman" w:hAnsiTheme="majorHAnsi" w:cs="Arial"/>
+                <w:color w:val="1F1F1F"/>
+                <w:kern w:val="0"/>
+                <w:sz w:val="23"/>
+                <w:szCs w:val="23"/>
+                <w:bdr w:val="none" w:sz="0" w:space="0" w:color="auto" w:frame="1"/>
+                <w:lang w:eastAsia="en-GB"/>
+                <w14:ligatures w14:val="none"/>
+              </w:rPr>
+              <w:t>mem_dq</w:t>
+            </w:r>
+          </w:p>
+        </w:tc>
+        <w:tc>
+          <w:tcPr>
+            <w:tcW w:w="0" w:type="auto"/>
+            <w:tcBorders>
+              <w:top w:val="single" w:sz="4" w:space="0" w:color="auto"/>
+              <w:left w:val="single" w:sz="4" w:space="0" w:color="auto"/>
+              <w:bottom w:val="single" w:sz="4" w:space="0" w:color="auto"/>
+              <w:right w:val="single" w:sz="4" w:space="0" w:color="auto"/>
+            </w:tcBorders>
+            <w:vAlign w:val="center"/>
+          </w:tcPr>
+          <w:p>
+            <w:pPr>
+              <w:jc w:val="center"/>
+              <w:rPr>
+                <w:rFonts w:asciiTheme="majorHAnsi" w:eastAsia="Times New Roman" w:hAnsiTheme="majorHAnsi" w:cs="Arial"/>
+                <w:color w:val="1F1F1F"/>
+                <w:kern w:val="0"/>
+                <w:sz w:val="23"/>
+                <w:szCs w:val="23"/>
+                <w:bdr w:val="none" w:sz="0" w:space="0" w:color="auto" w:frame="1"/>
+                <w:lang w:eastAsia="en-GB"/>
+                <w14:ligatures w14:val="none"/>
+              </w:rPr>
+            </w:pPr>
+            <w:r>
+              <w:rPr>
+                <w:rFonts w:asciiTheme="majorHAnsi" w:eastAsia="Times New Roman" w:hAnsiTheme="majorHAnsi" w:cs="Arial"/>
+                <w:color w:val="1F1F1F"/>
+                <w:kern w:val="0"/>
+                <w:sz w:val="23"/>
+                <w:szCs w:val="23"/>
+                <w:bdr w:val="none" w:sz="0" w:space="0" w:color="auto" w:frame="1"/>
+                <w:lang w:eastAsia="en-GB"/>
+                <w14:ligatures w14:val="none"/>
+              </w:rPr>
+              <w:t>inout</w:t>
+            </w:r>
+          </w:p>
+        </w:tc>
+        <w:tc>
+          <w:tcPr>
+            <w:tcW w:w="0" w:type="auto"/>
+            <w:tcBorders>
+              <w:top w:val="single" w:sz="4" w:space="0" w:color="auto"/>
+              <w:left w:val="single" w:sz="4" w:space="0" w:color="auto"/>
+              <w:bottom w:val="single" w:sz="4" w:space="0" w:color="auto"/>
+              <w:right w:val="single" w:sz="4" w:space="0" w:color="auto"/>
+            </w:tcBorders>
+            <w:vAlign w:val="center"/>
+          </w:tcPr>
+          <w:p>
+            <w:pPr>
+              <w:jc w:val="center"/>
+              <w:rPr>
+                <w:rFonts w:asciiTheme="majorHAnsi" w:eastAsia="Times New Roman" w:hAnsiTheme="majorHAnsi" w:cs="Arial"/>
+                <w:color w:val="1F1F1F"/>
+                <w:kern w:val="0"/>
+                <w:bdr w:val="none" w:sz="0" w:space="0" w:color="auto" w:frame="1"/>
+                <w:lang w:eastAsia="en-GB"/>
+                <w14:ligatures w14:val="none"/>
+              </w:rPr>
+            </w:pPr>
+            <w:r>
+              <w:rPr>
+                <w:rFonts w:asciiTheme="majorHAnsi" w:eastAsia="Times New Roman" w:hAnsiTheme="majorHAnsi" w:cs="Arial"/>
+                <w:color w:val="1F1F1F"/>
+                <w:kern w:val="0"/>
+                <w:bdr w:val="none" w:sz="0" w:space="0" w:color="auto" w:frame="1"/>
+                <w:lang w:eastAsia="en-GB"/>
+                <w14:ligatures w14:val="none"/>
+              </w:rPr>
+              <w:t>32 bit</w:t>
+            </w:r>
+          </w:p>
+        </w:tc>
+        <w:tc>
+          <w:tcPr>
+            <w:tcW w:w="0" w:type="auto"/>
+            <w:tcBorders>
+              <w:top w:val="single" w:sz="4" w:space="0" w:color="auto"/>
+              <w:left w:val="single" w:sz="4" w:space="0" w:color="auto"/>
+              <w:bottom w:val="single" w:sz="4" w:space="0" w:color="auto"/>
+              <w:right w:val="single" w:sz="4" w:space="0" w:color="auto"/>
+            </w:tcBorders>
+            <w:vAlign w:val="center"/>
+          </w:tcPr>
+          <w:p>
+            <w:pPr>
+              <w:jc w:val="both"/>
+              <w:rPr>
+                <w:rFonts w:asciiTheme="majorHAnsi" w:eastAsia="Times New Roman" w:hAnsiTheme="majorHAnsi" w:cs="Arial"/>
+                <w:color w:val="1F1F1F"/>
+                <w:kern w:val="0"/>
+                <w:bdr w:val="none" w:sz="0" w:space="0" w:color="auto" w:frame="1"/>
+                <w:lang w:eastAsia="en-GB"/>
+                <w14:ligatures w14:val="none"/>
+              </w:rPr>
+            </w:pPr>
+            <w:r>
+              <w:rPr>
+                <w:rFonts w:asciiTheme="majorHAnsi" w:eastAsia="Times New Roman" w:hAnsiTheme="majorHAnsi" w:cs="Arial"/>
+                <w:color w:val="1F1F1F"/>
+                <w:kern w:val="0"/>
+                <w:bdr w:val="none" w:sz="0" w:space="0" w:color="auto" w:frame="1"/>
+                <w:lang w:eastAsia="en-GB"/>
+                <w14:ligatures w14:val="none"/>
+              </w:rPr>
+              <w:t>Đường dữ liệu xuất / nhập</w:t>
+            </w:r>
+          </w:p>
+        </w:tc>
+      </w:tr>
+    </w:tbl>
+    <w:p>
+      <w:pPr>
+        <w:spacing w:after="0"/>
+        <w:rPr>
+          <w:rFonts w:asciiTheme="majorHAnsi" w:hAnsiTheme="majorHAnsi"/>
+          <w:b/>
+          <w:bCs/>
+        </w:rPr>
+      </w:pPr>
+      <w:r>
+        <w:rPr>
+          <w:rFonts w:asciiTheme="majorHAnsi" w:hAnsiTheme="majorHAnsi"/>
+          <w:b/>
+          <w:bCs/>
+        </w:rPr>
+        <w:br w:type="page"/>
+      </w:r>
+    </w:p>
+    <w:p>
+      <w:pPr>
+        <w:pStyle w:val="ListParagraph"/>
+        <w:numPr>
+          <w:ilvl w:val="0"/>
+          <w:numId w:val="7"/>
+        </w:numPr>
+        <w:spacing w:after="0"/>
+        <w:jc w:val="both"/>
+        <w:rPr>
+          <w:rFonts w:asciiTheme="majorHAnsi" w:hAnsiTheme="majorHAnsi"/>
+          <w:b/>
+          <w:bCs/>
+        </w:rPr>
+      </w:pPr>
+      <w:r>
+        <w:rPr>
+          <w:rFonts w:asciiTheme="majorHAnsi" w:hAnsiTheme="majorHAnsi"/>
+          <w:b/>
+          <w:bCs/>
+        </w:rPr>
+        <w:lastRenderedPageBreak/>
+        <w:t>Logic xử lý</w:t>
+      </w:r>
+    </w:p>
+    <w:p>
+      <w:pPr>
+        <w:pStyle w:val="ListParagraph"/>
+        <w:numPr>
+          <w:ilvl w:val="0"/>
+          <w:numId w:val="13"/>
+        </w:numPr>
+        <w:spacing w:after="0"/>
+        <w:jc w:val="both"/>
+        <w:rPr>
+          <w:rFonts w:asciiTheme="majorHAnsi" w:hAnsiTheme="majorHAnsi"/>
+          <w:b/>
+          <w:bCs/>
+          <w:color w:val="EE0000"/>
+        </w:rPr>
+      </w:pPr>
+      <w:r>
+        <w:rPr>
+          <w:rFonts w:asciiTheme="majorHAnsi" w:hAnsiTheme="majorHAnsi"/>
+          <w:b/>
+          <w:bCs/>
+          <w:color w:val="EE0000"/>
+        </w:rPr>
+        <w:t>Quản lý Thời gian (Timer Logic)</w:t>
+      </w:r>
+    </w:p>
+    <w:p>
+      <w:pPr>
+        <w:numPr>
+          <w:ilvl w:val="0"/>
+          <w:numId w:val="9"/>
+        </w:numPr>
+        <w:spacing w:after="0"/>
+        <w:jc w:val="both"/>
+        <w:rPr>
+          <w:rFonts w:asciiTheme="majorHAnsi" w:hAnsiTheme="majorHAnsi"/>
+        </w:rPr>
+      </w:pPr>
+      <w:r>
+        <w:rPr>
+          <w:rFonts w:asciiTheme="majorHAnsi" w:hAnsiTheme="majorHAnsi"/>
+        </w:rPr>
+        <w:t xml:space="preserve">Hệ thống sử dụng một bộ đếm thời gian </w:t>
+      </w:r>
+      <w:r>
+        <w:rPr>
+          <w:rFonts w:asciiTheme="majorHAnsi" w:hAnsiTheme="majorHAnsi"/>
+          <w:b/>
+          <w:bCs/>
+          <w:i/>
+          <w:iCs/>
+        </w:rPr>
+        <w:t>(timer_reg)</w:t>
+      </w:r>
+      <w:r>
+        <w:rPr>
+          <w:rFonts w:asciiTheme="majorHAnsi" w:hAnsiTheme="majorHAnsi"/>
+        </w:rPr>
+        <w:t xml:space="preserve">. Tại mỗi chu kỳ xung nhịp (clk), nếu giá trị của </w:t>
+      </w:r>
+      <w:r>
+        <w:rPr>
+          <w:rFonts w:asciiTheme="majorHAnsi" w:hAnsiTheme="majorHAnsi"/>
+          <w:b/>
+          <w:bCs/>
+          <w:i/>
+          <w:iCs/>
+        </w:rPr>
+        <w:t>timer_reg</w:t>
+      </w:r>
+      <w:r>
+        <w:rPr>
+          <w:rFonts w:asciiTheme="majorHAnsi" w:hAnsiTheme="majorHAnsi"/>
+        </w:rPr>
+        <w:t xml:space="preserve"> lớn hơn 0, nó sẽ tự động giảm đi 1 đơn vị cho đến khi chạm mức 8'd0 để giữ nguyên trạng thái.</w:t>
+      </w:r>
+    </w:p>
+    <w:p>
+      <w:pPr>
+        <w:numPr>
+          <w:ilvl w:val="0"/>
+          <w:numId w:val="9"/>
+        </w:numPr>
+        <w:spacing w:after="0"/>
+        <w:jc w:val="both"/>
+        <w:rPr>
+          <w:rFonts w:asciiTheme="majorHAnsi" w:hAnsiTheme="majorHAnsi"/>
+        </w:rPr>
+      </w:pPr>
+      <w:r>
+        <w:rPr>
+          <w:rFonts w:asciiTheme="majorHAnsi" w:hAnsiTheme="majorHAnsi"/>
+        </w:rPr>
+        <w:t xml:space="preserve">Vai trò: Bộ đếm này hoạt động như một rào cản thời gian (Timing barrier), bắt Máy trạng thái phải đứng im tại trạng thái hiện tại nhằm đáp ứng các khoảng trễ phần cứng bắt buộc của DRAM (như trễ nạp hàng </w:t>
+      </w:r>
+      <w:r>
+        <w:rPr>
+          <w:rFonts w:asciiTheme="majorHAnsi" w:hAnsiTheme="majorHAnsi"/>
+        </w:rPr>
+        <w:t>tRCD</w:t>
+      </w:r>
+      <w:r>
+        <w:rPr>
+          <w:rFonts w:asciiTheme="majorHAnsi" w:hAnsiTheme="majorHAnsi"/>
+        </w:rPr>
+        <w:t xml:space="preserve">, trễ đóng hàng </w:t>
+      </w:r>
+      <w:r>
+        <w:rPr>
+          <w:rFonts w:asciiTheme="majorHAnsi" w:hAnsiTheme="majorHAnsi"/>
+        </w:rPr>
+        <w:t>tRP</w:t>
+      </w:r>
+      <w:r>
+        <w:rPr>
+          <w:rFonts w:asciiTheme="majorHAnsi" w:hAnsiTheme="majorHAnsi"/>
+        </w:rPr>
+        <w:t>, hoặc độ dài chu kỳ đọc/ghi).</w:t>
+      </w:r>
+    </w:p>
+    <w:p>
+      <w:pPr>
+        <w:pStyle w:val="ListParagraph"/>
+        <w:numPr>
+          <w:ilvl w:val="0"/>
+          <w:numId w:val="13"/>
+        </w:numPr>
+        <w:spacing w:after="0"/>
+        <w:jc w:val="both"/>
+        <w:rPr>
+          <w:rFonts w:asciiTheme="majorHAnsi" w:hAnsiTheme="majorHAnsi"/>
+        </w:rPr>
+      </w:pPr>
+      <w:r>
+        <w:rPr>
+          <w:rFonts w:asciiTheme="majorHAnsi" w:hAnsiTheme="majorHAnsi"/>
+          <w:b/>
+          <w:bCs/>
+          <w:color w:val="EE0000"/>
+        </w:rPr>
+        <w:t>Chuyển Trạng Thái FSM (Combinational Next-State Logic)</w:t>
+      </w:r>
+      <w:r>
+        <w:rPr>
+          <w:rFonts w:asciiTheme="majorHAnsi" w:hAnsiTheme="majorHAnsi"/>
+          <w:b/>
+          <w:bCs/>
+          <w:color w:val="EE0000"/>
+        </w:rPr>
+        <w:t xml:space="preserve">: </w:t>
+      </w:r>
+      <w:r>
+        <w:rPr>
+          <w:rFonts w:asciiTheme="majorHAnsi" w:hAnsiTheme="majorHAnsi"/>
+        </w:rPr>
+        <w:t>Luồng dịch chuyển giữa 7 trạng thái của hệ thống tuân theo các điều kiện logic cụ thể sau:</w:t>
+      </w:r>
+    </w:p>
+    <w:p>
+      <w:pPr>
+        <w:numPr>
+          <w:ilvl w:val="0"/>
+          <w:numId w:val="10"/>
+        </w:numPr>
+        <w:tabs>
+          <w:tab w:val="num" w:pos="720"/>
+        </w:tabs>
+        <w:spacing w:after="0"/>
+        <w:jc w:val="both"/>
+        <w:rPr>
+          <w:rFonts w:asciiTheme="majorHAnsi" w:hAnsiTheme="majorHAnsi"/>
+        </w:rPr>
+      </w:pPr>
+      <w:r>
+        <w:rPr>
+          <w:rFonts w:asciiTheme="majorHAnsi" w:hAnsiTheme="majorHAnsi"/>
+          <w:b/>
+          <w:bCs/>
+          <w:i/>
+          <w:iCs/>
+        </w:rPr>
+        <w:t>STATE_INIT:</w:t>
+      </w:r>
+      <w:r>
+        <w:rPr>
+          <w:rFonts w:asciiTheme="majorHAnsi" w:hAnsiTheme="majorHAnsi"/>
+        </w:rPr>
+        <w:t xml:space="preserve"> </w:t>
+      </w:r>
+      <w:r>
+        <w:rPr>
+          <w:rFonts w:asciiTheme="majorHAnsi" w:hAnsiTheme="majorHAnsi"/>
+        </w:rPr>
+        <w:t>l</w:t>
+      </w:r>
+      <w:r>
+        <w:rPr>
+          <w:rFonts w:asciiTheme="majorHAnsi" w:hAnsiTheme="majorHAnsi"/>
+        </w:rPr>
+        <w:t xml:space="preserve">ập tức chuyển sang </w:t>
+      </w:r>
+      <w:r>
+        <w:rPr>
+          <w:rFonts w:asciiTheme="majorHAnsi" w:hAnsiTheme="majorHAnsi"/>
+          <w:b/>
+          <w:bCs/>
+          <w:i/>
+          <w:iCs/>
+        </w:rPr>
+        <w:t>STATE_IDLE</w:t>
+      </w:r>
+      <w:r>
+        <w:rPr>
+          <w:rFonts w:asciiTheme="majorHAnsi" w:hAnsiTheme="majorHAnsi"/>
+        </w:rPr>
+        <w:t xml:space="preserve"> ngay chu kỳ kế tiếp mà không tốn thời gian trễ (next_timer = 0).</w:t>
+      </w:r>
+    </w:p>
+    <w:p>
+      <w:pPr>
+        <w:numPr>
+          <w:ilvl w:val="0"/>
+          <w:numId w:val="10"/>
+        </w:numPr>
+        <w:tabs>
+          <w:tab w:val="num" w:pos="720"/>
+        </w:tabs>
+        <w:spacing w:after="0"/>
+        <w:jc w:val="both"/>
+        <w:rPr>
+          <w:rFonts w:asciiTheme="majorHAnsi" w:hAnsiTheme="majorHAnsi"/>
+          <w:b/>
+          <w:bCs/>
+          <w:i/>
+          <w:iCs/>
+        </w:rPr>
+      </w:pPr>
+      <w:r>
+        <w:rPr>
+          <w:rFonts w:asciiTheme="majorHAnsi" w:hAnsiTheme="majorHAnsi"/>
+          <w:b/>
+          <w:bCs/>
+          <w:i/>
+          <w:iCs/>
+        </w:rPr>
+        <w:t xml:space="preserve">STATE_IDLE: </w:t>
+      </w:r>
+      <w:r>
+        <w:rPr>
+          <w:rFonts w:asciiTheme="majorHAnsi" w:hAnsiTheme="majorHAnsi"/>
+        </w:rPr>
+        <w:t>chờ lệnh</w:t>
+      </w:r>
+    </w:p>
+    <w:p>
+      <w:pPr>
+        <w:numPr>
+          <w:ilvl w:val="1"/>
+          <w:numId w:val="10"/>
+        </w:numPr>
+        <w:spacing w:after="0"/>
+        <w:jc w:val="both"/>
+        <w:rPr>
+          <w:rFonts w:asciiTheme="majorHAnsi" w:hAnsiTheme="majorHAnsi"/>
+        </w:rPr>
+      </w:pPr>
+      <w:r>
+        <w:rPr>
+          <w:rFonts w:asciiTheme="majorHAnsi" w:hAnsiTheme="majorHAnsi"/>
+        </w:rPr>
+        <w:t>Ưu tiên 1: Nếu có yêu cầu làm</w:t>
+      </w:r>
+      <w:r>
+        <w:rPr>
+          <w:rFonts w:asciiTheme="majorHAnsi" w:hAnsiTheme="majorHAnsi"/>
+        </w:rPr>
+        <w:t xml:space="preserve"> mới</w:t>
+      </w:r>
+      <w:r>
+        <w:rPr>
+          <w:rFonts w:asciiTheme="majorHAnsi" w:hAnsiTheme="majorHAnsi"/>
+        </w:rPr>
+        <w:t xml:space="preserve"> (ref_req), chuyển sang </w:t>
+      </w:r>
+      <w:r>
+        <w:rPr>
+          <w:rFonts w:asciiTheme="majorHAnsi" w:hAnsiTheme="majorHAnsi"/>
+          <w:b/>
+          <w:bCs/>
+          <w:i/>
+          <w:iCs/>
+        </w:rPr>
+        <w:t>STATE_REFRESH</w:t>
+      </w:r>
+      <w:r>
+        <w:rPr>
+          <w:rFonts w:asciiTheme="majorHAnsi" w:hAnsiTheme="majorHAnsi"/>
+        </w:rPr>
+        <w:t xml:space="preserve"> và nạp thời gian trễ </w:t>
+      </w:r>
+      <w:r>
+        <w:rPr>
+          <w:rFonts w:asciiTheme="majorHAnsi" w:hAnsiTheme="majorHAnsi"/>
+        </w:rPr>
+        <w:t>làm mới</w:t>
+      </w:r>
+      <w:r>
+        <w:rPr>
+          <w:rFonts w:asciiTheme="majorHAnsi" w:hAnsiTheme="majorHAnsi"/>
+        </w:rPr>
+        <w:t xml:space="preserve"> là 5 chu kỳ.</w:t>
+      </w:r>
+    </w:p>
+    <w:p>
+      <w:pPr>
+        <w:numPr>
+          <w:ilvl w:val="1"/>
+          <w:numId w:val="10"/>
+        </w:numPr>
+        <w:tabs>
+          <w:tab w:val="num" w:pos="1440"/>
+        </w:tabs>
+        <w:spacing w:after="0"/>
+        <w:jc w:val="both"/>
+        <w:rPr>
+          <w:rFonts w:asciiTheme="majorHAnsi" w:hAnsiTheme="majorHAnsi"/>
+        </w:rPr>
+      </w:pPr>
+      <w:r>
+        <w:rPr>
+          <w:rFonts w:asciiTheme="majorHAnsi" w:hAnsiTheme="majorHAnsi"/>
+        </w:rPr>
+        <w:t xml:space="preserve">Ưu tiên 2: Nếu không có yêu cầu </w:t>
+      </w:r>
+      <w:r>
+        <w:rPr>
+          <w:rFonts w:asciiTheme="majorHAnsi" w:hAnsiTheme="majorHAnsi"/>
+        </w:rPr>
+        <w:t>làm mới</w:t>
+      </w:r>
+      <w:r>
+        <w:rPr>
+          <w:rFonts w:asciiTheme="majorHAnsi" w:hAnsiTheme="majorHAnsi"/>
+        </w:rPr>
+        <w:t xml:space="preserve"> nhưng có lệnh hợp lệ (cmd_valid), chuyển sang </w:t>
+      </w:r>
+      <w:r>
+        <w:rPr>
+          <w:rFonts w:asciiTheme="majorHAnsi" w:hAnsiTheme="majorHAnsi"/>
+          <w:b/>
+          <w:bCs/>
+          <w:i/>
+          <w:iCs/>
+        </w:rPr>
+        <w:t>STATE_ACTIVATE</w:t>
+      </w:r>
+      <w:r>
+        <w:rPr>
+          <w:rFonts w:asciiTheme="majorHAnsi" w:hAnsiTheme="majorHAnsi"/>
+        </w:rPr>
+        <w:t xml:space="preserve"> và nạp trễ định thời hàng</w:t>
+      </w:r>
+      <w:r>
+        <w:rPr>
+          <w:rFonts w:asciiTheme="majorHAnsi" w:hAnsiTheme="majorHAnsi"/>
+        </w:rPr>
+        <w:t xml:space="preserve"> </w:t>
+      </w:r>
+      <w:r>
+        <w:rPr>
+          <w:rFonts w:asciiTheme="majorHAnsi" w:hAnsiTheme="majorHAnsi"/>
+        </w:rPr>
+        <w:t>sang</w:t>
+      </w:r>
+      <w:r>
+        <w:rPr>
+          <w:rFonts w:asciiTheme="majorHAnsi" w:hAnsiTheme="majorHAnsi"/>
+        </w:rPr>
+        <w:t xml:space="preserve"> </w:t>
+      </w:r>
+      <w:r>
+        <w:rPr>
+          <w:rFonts w:asciiTheme="majorHAnsi" w:hAnsiTheme="majorHAnsi"/>
+        </w:rPr>
+        <w:t>cột (</w:t>
+      </w:r>
+      <w:r>
+        <w:rPr>
+          <w:rFonts w:asciiTheme="majorHAnsi" w:hAnsiTheme="majorHAnsi"/>
+        </w:rPr>
+        <w:t>tRCD</w:t>
+      </w:r>
+      <w:r>
+        <w:rPr>
+          <w:rFonts w:asciiTheme="majorHAnsi" w:hAnsiTheme="majorHAnsi"/>
+        </w:rPr>
+        <w:t>) là 3 chu kỳ.</w:t>
+      </w:r>
+    </w:p>
+    <w:p>
+      <w:pPr>
+        <w:numPr>
+          <w:ilvl w:val="0"/>
+          <w:numId w:val="10"/>
+        </w:numPr>
+        <w:tabs>
+          <w:tab w:val="num" w:pos="720"/>
+        </w:tabs>
+        <w:spacing w:after="0"/>
+        <w:jc w:val="both"/>
+        <w:rPr>
+          <w:rFonts w:asciiTheme="majorHAnsi" w:hAnsiTheme="majorHAnsi"/>
+        </w:rPr>
+      </w:pPr>
+      <w:r>
+        <w:rPr>
+          <w:rFonts w:asciiTheme="majorHAnsi" w:hAnsiTheme="majorHAnsi"/>
+          <w:b/>
+          <w:bCs/>
+          <w:i/>
+          <w:iCs/>
+        </w:rPr>
+        <w:t>STATE_ACTIVATE</w:t>
+      </w:r>
+      <w:r>
+        <w:rPr>
+          <w:rFonts w:asciiTheme="majorHAnsi" w:hAnsiTheme="majorHAnsi"/>
+          <w:b/>
+          <w:bCs/>
+          <w:i/>
+          <w:iCs/>
+        </w:rPr>
+        <w:t>:</w:t>
+      </w:r>
+      <w:r>
+        <w:rPr>
+          <w:rFonts w:asciiTheme="majorHAnsi" w:hAnsiTheme="majorHAnsi"/>
+        </w:rPr>
+        <w:t xml:space="preserve"> (Mở hàng ô nhớ): Đợi cho đến khi bộ đếm trễ quay về 8'd0. Sau đó, kiểm tra tín hiệu hướng tác vụ (cmd_rw): </w:t>
+      </w:r>
+    </w:p>
+    <w:p>
+      <w:pPr>
+        <w:numPr>
+          <w:ilvl w:val="1"/>
+          <w:numId w:val="10"/>
+        </w:numPr>
+        <w:spacing w:after="0"/>
+        <w:jc w:val="both"/>
+        <w:rPr>
+          <w:rFonts w:asciiTheme="majorHAnsi" w:hAnsiTheme="majorHAnsi"/>
+        </w:rPr>
+      </w:pPr>
+      <w:r>
+        <w:rPr>
+          <w:rFonts w:asciiTheme="majorHAnsi" w:hAnsiTheme="majorHAnsi"/>
+        </w:rPr>
+        <w:t>N</w:t>
+      </w:r>
+      <w:r>
+        <w:rPr>
+          <w:rFonts w:asciiTheme="majorHAnsi" w:hAnsiTheme="majorHAnsi"/>
+        </w:rPr>
+        <w:t>ếu bằng 1 thì nhảy sang STATE_WRITE</w:t>
+      </w:r>
+    </w:p>
+    <w:p>
+      <w:pPr>
+        <w:numPr>
+          <w:ilvl w:val="1"/>
+          <w:numId w:val="10"/>
+        </w:numPr>
+        <w:spacing w:after="0"/>
+        <w:jc w:val="both"/>
+        <w:rPr>
+          <w:rFonts w:asciiTheme="majorHAnsi" w:hAnsiTheme="majorHAnsi"/>
+        </w:rPr>
+      </w:pPr>
+      <w:r>
+        <w:rPr>
+          <w:rFonts w:asciiTheme="majorHAnsi" w:hAnsiTheme="majorHAnsi"/>
+        </w:rPr>
+        <w:t>N</w:t>
+      </w:r>
+      <w:r>
+        <w:rPr>
+          <w:rFonts w:asciiTheme="majorHAnsi" w:hAnsiTheme="majorHAnsi"/>
+        </w:rPr>
+        <w:t xml:space="preserve">ếu bằng 0 thì nhảy sang STATE_READ. </w:t>
+      </w:r>
+    </w:p>
+    <w:p>
+      <w:pPr>
+        <w:spacing w:after="0"/>
+        <w:ind w:left="1080" w:firstLine="720"/>
+        <w:jc w:val="both"/>
+        <w:rPr>
+          <w:rFonts w:asciiTheme="majorHAnsi" w:hAnsiTheme="majorHAnsi"/>
+        </w:rPr>
+      </w:pPr>
+      <w:r>
+        <w:rPr>
+          <w:rFonts w:asciiTheme="majorHAnsi" w:hAnsiTheme="majorHAnsi"/>
+        </w:rPr>
+        <w:t>Cả hai hướng đều nạp sẵn trễ thực thi dữ liệu là 4 chu kỳ.</w:t>
+      </w:r>
+    </w:p>
+    <w:p>
+      <w:pPr>
+        <w:numPr>
+          <w:ilvl w:val="0"/>
+          <w:numId w:val="10"/>
+        </w:numPr>
+        <w:tabs>
+          <w:tab w:val="num" w:pos="720"/>
+        </w:tabs>
+        <w:spacing w:after="0"/>
+        <w:jc w:val="both"/>
+        <w:rPr>
+          <w:rFonts w:asciiTheme="majorHAnsi" w:hAnsiTheme="majorHAnsi"/>
+        </w:rPr>
+      </w:pPr>
+      <w:r>
+        <w:rPr>
+          <w:rFonts w:asciiTheme="majorHAnsi" w:hAnsiTheme="majorHAnsi"/>
+          <w:b/>
+          <w:bCs/>
+          <w:i/>
+          <w:iCs/>
+        </w:rPr>
+        <w:t>STATE_READ &amp; STATE_WRITE</w:t>
+      </w:r>
+      <w:r>
+        <w:rPr>
+          <w:rFonts w:asciiTheme="majorHAnsi" w:hAnsiTheme="majorHAnsi"/>
+        </w:rPr>
+        <w:t xml:space="preserve"> (Đọc/Ghi dữ liệu): Đợi cho đến khi hết 4 chu kỳ thực thi (timer_reg == 0), sau đó bắt buộc phải chuyển sang STATE_PRECHARGE để đóng hàng ô nhớ và nạp trễ đóng hàng (</w:t>
+      </w:r>
+      <w:r>
+        <w:rPr>
+          <w:rFonts w:asciiTheme="majorHAnsi" w:hAnsiTheme="majorHAnsi"/>
+        </w:rPr>
+        <w:t>tRP</w:t>
+      </w:r>
+      <w:r>
+        <w:rPr>
+          <w:rFonts w:asciiTheme="majorHAnsi" w:hAnsiTheme="majorHAnsi"/>
+        </w:rPr>
+        <w:t>) là 3 chu kỳ.</w:t>
+      </w:r>
+    </w:p>
+    <w:p>
+      <w:pPr>
+        <w:numPr>
+          <w:ilvl w:val="0"/>
+          <w:numId w:val="10"/>
+        </w:numPr>
+        <w:tabs>
+          <w:tab w:val="num" w:pos="720"/>
+        </w:tabs>
+        <w:spacing w:after="0"/>
+        <w:jc w:val="both"/>
+        <w:rPr>
+          <w:rFonts w:asciiTheme="majorHAnsi" w:hAnsiTheme="majorHAnsi"/>
+        </w:rPr>
+      </w:pPr>
+      <w:r>
+        <w:rPr>
+          <w:rFonts w:asciiTheme="majorHAnsi" w:hAnsiTheme="majorHAnsi"/>
+          <w:b/>
+          <w:bCs/>
+          <w:i/>
+          <w:iCs/>
+        </w:rPr>
+        <w:t>STATE_PRECHARGE</w:t>
+      </w:r>
+      <w:r>
+        <w:rPr>
+          <w:rFonts w:asciiTheme="majorHAnsi" w:hAnsiTheme="majorHAnsi"/>
+        </w:rPr>
+        <w:t xml:space="preserve"> (Đóng hàng) &amp; </w:t>
+      </w:r>
+      <w:r>
+        <w:rPr>
+          <w:rFonts w:asciiTheme="majorHAnsi" w:hAnsiTheme="majorHAnsi"/>
+          <w:b/>
+          <w:bCs/>
+          <w:i/>
+          <w:iCs/>
+        </w:rPr>
+        <w:t>STATE_REFRESH</w:t>
+      </w:r>
+      <w:r>
+        <w:rPr>
+          <w:rFonts w:asciiTheme="majorHAnsi" w:hAnsiTheme="majorHAnsi"/>
+        </w:rPr>
+        <w:t xml:space="preserve"> (</w:t>
+      </w:r>
+      <w:r>
+        <w:rPr>
+          <w:rFonts w:asciiTheme="majorHAnsi" w:hAnsiTheme="majorHAnsi"/>
+        </w:rPr>
+        <w:t>Làm mới</w:t>
+      </w:r>
+      <w:r>
+        <w:rPr>
+          <w:rFonts w:asciiTheme="majorHAnsi" w:hAnsiTheme="majorHAnsi"/>
+        </w:rPr>
+        <w:t>): Đều đứng im đợi cho đến khi bộ đếm thời gian thực hiện xong nhiệm vụ đếm lùi về 8'd0, sau đó cùng quay trở lại trạng thái gốc STATE_IDLE để sẵn sàng nhận các yêu cầu tiếp theo.</w:t>
+      </w:r>
+    </w:p>
+    <w:p>
+      <w:pPr>
+        <w:pStyle w:val="ListParagraph"/>
+        <w:numPr>
+          <w:ilvl w:val="0"/>
+          <w:numId w:val="13"/>
+        </w:numPr>
+        <w:spacing w:after="0"/>
+        <w:jc w:val="both"/>
+        <w:rPr>
+          <w:rFonts w:asciiTheme="majorHAnsi" w:hAnsiTheme="majorHAnsi"/>
+          <w:b/>
+          <w:bCs/>
+          <w:color w:val="EE0000"/>
+        </w:rPr>
+      </w:pPr>
+      <w:r>
+        <w:rPr>
+          <w:rFonts w:asciiTheme="majorHAnsi" w:hAnsiTheme="majorHAnsi"/>
+          <w:b/>
+          <w:bCs/>
+          <w:color w:val="EE0000"/>
+        </w:rPr>
+        <w:t>Logic Điều Khiển Đầu Ra Đồng Bộ (Output Control Logic</w:t>
+      </w:r>
+      <w:r>
+        <w:rPr>
+          <w:rFonts w:asciiTheme="majorHAnsi" w:hAnsiTheme="majorHAnsi"/>
+          <w:b/>
+          <w:bCs/>
+          <w:color w:val="EE0000"/>
+        </w:rPr>
+        <w:t>)</w:t>
+      </w:r>
+    </w:p>
+    <w:p>
+      <w:pPr>
+        <w:pStyle w:val="ListParagraph"/>
+        <w:spacing w:after="0"/>
+        <w:ind w:left="1440"/>
+        <w:jc w:val="both"/>
+        <w:rPr>
+          <w:rFonts w:asciiTheme="majorHAnsi" w:hAnsiTheme="majorHAnsi"/>
+        </w:rPr>
+      </w:pPr>
+      <w:r>
+        <w:rPr>
+          <w:rFonts w:asciiTheme="majorHAnsi" w:hAnsiTheme="majorHAnsi"/>
+        </w:rPr>
+        <w:t>Khối này chạy bằng xung nhịp (clk), giám sát trạng thái tiếp theo (next_state) để phát lệnh vật lý và địa chỉ ra chip DRAM ngay chu kỳ chuyển dịch:</w:t>
+      </w:r>
+    </w:p>
+    <w:p>
+      <w:pPr>
+        <w:pStyle w:val="ListParagraph"/>
+        <w:numPr>
+          <w:ilvl w:val="0"/>
+          <w:numId w:val="14"/>
+        </w:numPr>
+        <w:spacing w:after="0"/>
+        <w:jc w:val="both"/>
+        <w:rPr>
+          <w:rFonts w:asciiTheme="majorHAnsi" w:hAnsiTheme="majorHAnsi"/>
+        </w:rPr>
+      </w:pPr>
+      <w:r>
+        <w:rPr>
+          <w:rFonts w:asciiTheme="majorHAnsi" w:hAnsiTheme="majorHAnsi"/>
+          <w:b/>
+          <w:bCs/>
+        </w:rPr>
+        <w:t>Mặc định:</w:t>
+      </w:r>
+      <w:r>
+        <w:rPr>
+          <w:rFonts w:asciiTheme="majorHAnsi" w:hAnsiTheme="majorHAnsi"/>
+        </w:rPr>
+        <w:t xml:space="preserve"> Giữ lệnh trống CMD_NOP (4'b0111) để bảo vệ RAM. Các tín hiệu bắt tay (cmd_ready, ref_ack, read_data_valid) giữ bằng 0.</w:t>
+      </w:r>
+    </w:p>
+    <w:p>
+      <w:pPr>
+        <w:pStyle w:val="ListParagraph"/>
+        <w:numPr>
+          <w:ilvl w:val="0"/>
+          <w:numId w:val="14"/>
+        </w:numPr>
+        <w:spacing w:after="0"/>
+        <w:jc w:val="both"/>
+        <w:rPr>
+          <w:rFonts w:asciiTheme="majorHAnsi" w:hAnsiTheme="majorHAnsi"/>
+        </w:rPr>
+      </w:pPr>
+      <w:r>
+        <w:rPr>
+          <w:rFonts w:asciiTheme="majorHAnsi" w:hAnsiTheme="majorHAnsi"/>
+          <w:b/>
+          <w:bCs/>
+        </w:rPr>
+        <w:t>Phát lệnh:</w:t>
+      </w:r>
+      <w:r>
+        <w:rPr>
+          <w:rFonts w:asciiTheme="majorHAnsi" w:hAnsiTheme="majorHAnsi"/>
+        </w:rPr>
+        <w:t xml:space="preserve"> </w:t>
+      </w:r>
+    </w:p>
+    <w:p>
+      <w:pPr>
+        <w:pStyle w:val="ListParagraph"/>
+        <w:numPr>
+          <w:ilvl w:val="1"/>
+          <w:numId w:val="14"/>
+        </w:numPr>
+        <w:spacing w:after="0"/>
+        <w:jc w:val="both"/>
+        <w:rPr>
+          <w:rFonts w:asciiTheme="majorHAnsi" w:hAnsiTheme="majorHAnsi"/>
+        </w:rPr>
+      </w:pPr>
+      <w:r>
+        <w:rPr>
+          <w:rFonts w:asciiTheme="majorHAnsi" w:hAnsiTheme="majorHAnsi"/>
+        </w:rPr>
+        <w:t>STATE_ACTIVATE: Bắn lệnh mở hàng (CMD_ACT), đẩy địa chỉ Bank và Hàng ra ngoài.</w:t>
+      </w:r>
+    </w:p>
+    <w:p>
+      <w:pPr>
+        <w:pStyle w:val="ListParagraph"/>
+        <w:numPr>
+          <w:ilvl w:val="1"/>
+          <w:numId w:val="14"/>
+        </w:numPr>
+        <w:spacing w:after="0"/>
+        <w:jc w:val="both"/>
+        <w:rPr>
+          <w:rFonts w:asciiTheme="majorHAnsi" w:hAnsiTheme="majorHAnsi"/>
+        </w:rPr>
+      </w:pPr>
+      <w:r>
+        <w:rPr>
+          <w:rFonts w:asciiTheme="majorHAnsi" w:hAnsiTheme="majorHAnsi"/>
+        </w:rPr>
+        <w:t>STATE_WRITE: Bắn lệnh ghi (CMD_WRIT), đẩy địa chỉ Cột.</w:t>
+      </w:r>
+    </w:p>
+    <w:p>
+      <w:pPr>
+        <w:pStyle w:val="ListParagraph"/>
+        <w:numPr>
+          <w:ilvl w:val="1"/>
+          <w:numId w:val="14"/>
+        </w:numPr>
+        <w:spacing w:after="0"/>
+        <w:jc w:val="both"/>
+        <w:rPr>
+          <w:rFonts w:asciiTheme="majorHAnsi" w:hAnsiTheme="majorHAnsi"/>
+        </w:rPr>
+      </w:pPr>
+      <w:r>
+        <w:rPr>
+          <w:rFonts w:asciiTheme="majorHAnsi" w:hAnsiTheme="majorHAnsi"/>
+        </w:rPr>
+        <w:lastRenderedPageBreak/>
+        <w:t>STATE_READ: Bắn lệnh đọc (CMD_READ), đẩy địa chỉ Cột. Khi bộ đếm thời gian sắp hết (timer_reg == 1), chốt dữ liệu từ chân mem_dq vào read_data_out và bật read_data_valid = 1.</w:t>
+      </w:r>
+    </w:p>
+    <w:p>
+      <w:pPr>
+        <w:pStyle w:val="ListParagraph"/>
+        <w:numPr>
+          <w:ilvl w:val="1"/>
+          <w:numId w:val="14"/>
+        </w:numPr>
+        <w:spacing w:after="0"/>
+        <w:jc w:val="both"/>
+        <w:rPr>
+          <w:rFonts w:asciiTheme="majorHAnsi" w:hAnsiTheme="majorHAnsi"/>
+        </w:rPr>
+      </w:pPr>
+      <w:r>
+        <w:rPr>
+          <w:rFonts w:asciiTheme="majorHAnsi" w:hAnsiTheme="majorHAnsi"/>
+        </w:rPr>
+        <w:t>STATE_PRECHARGE: Bắn lệnh đóng hàng (CMD_PRE) cho Bank chỉ định.</w:t>
+      </w:r>
+    </w:p>
+    <w:p>
+      <w:pPr>
+        <w:pStyle w:val="ListParagraph"/>
+        <w:numPr>
+          <w:ilvl w:val="1"/>
+          <w:numId w:val="14"/>
+        </w:numPr>
+        <w:spacing w:after="0"/>
+        <w:jc w:val="both"/>
+        <w:rPr>
+          <w:rFonts w:asciiTheme="majorHAnsi" w:hAnsiTheme="majorHAnsi"/>
+        </w:rPr>
+      </w:pPr>
+      <w:r>
+        <w:rPr>
+          <w:rFonts w:asciiTheme="majorHAnsi" w:hAnsiTheme="majorHAnsi"/>
+        </w:rPr>
+        <w:t xml:space="preserve">STATE_REFRESH: Bắn lệnh </w:t>
+      </w:r>
+      <w:r>
+        <w:rPr>
+          <w:rFonts w:asciiTheme="majorHAnsi" w:hAnsiTheme="majorHAnsi"/>
+        </w:rPr>
+        <w:t>làm mới</w:t>
+      </w:r>
+      <w:r>
+        <w:rPr>
+          <w:rFonts w:asciiTheme="majorHAnsi" w:hAnsiTheme="majorHAnsi"/>
+        </w:rPr>
+        <w:t xml:space="preserve"> (CMD_REF) và xác nhận qua ref_ack = 1.</w:t>
+      </w:r>
+    </w:p>
+    <w:p>
+      <w:pPr>
+        <w:pStyle w:val="ListParagraph"/>
+        <w:numPr>
+          <w:ilvl w:val="0"/>
+          <w:numId w:val="14"/>
+        </w:numPr>
+        <w:spacing w:after="0"/>
+        <w:jc w:val="both"/>
+        <w:rPr>
+          <w:rFonts w:asciiTheme="majorHAnsi" w:hAnsiTheme="majorHAnsi"/>
+        </w:rPr>
+      </w:pPr>
+      <w:r>
+        <w:rPr>
+          <w:rFonts w:asciiTheme="majorHAnsi" w:hAnsiTheme="majorHAnsi"/>
+          <w:b/>
+          <w:bCs/>
+        </w:rPr>
+        <w:t>N</w:t>
+      </w:r>
+      <w:r>
+        <w:rPr>
+          <w:rFonts w:asciiTheme="majorHAnsi" w:hAnsiTheme="majorHAnsi"/>
+          <w:b/>
+          <w:bCs/>
+        </w:rPr>
+        <w:t>hận lệnh:</w:t>
+      </w:r>
+      <w:r>
+        <w:rPr>
+          <w:rFonts w:asciiTheme="majorHAnsi" w:hAnsiTheme="majorHAnsi"/>
+        </w:rPr>
+        <w:t xml:space="preserve"> Khi rảnh tại STATE_IDLE, bật cmd_ready = 1 trong 1 chu kỳ để Scheduler nạp lệnh mới.</w:t>
+      </w:r>
+    </w:p>
+    <w:p>
+      <w:pPr>
+        <w:pStyle w:val="ListParagraph"/>
+        <w:numPr>
+          <w:ilvl w:val="0"/>
+          <w:numId w:val="6"/>
+        </w:numPr>
+        <w:spacing w:after="0"/>
+        <w:jc w:val="both"/>
+        <w:rPr>
+          <w:rFonts w:asciiTheme="majorHAnsi" w:hAnsiTheme="majorHAnsi"/>
+          <w:b/>
+          <w:bCs/>
+          <w:color w:val="0070C0"/>
+        </w:rPr>
+      </w:pPr>
+      <w:r>
+        <w:rPr>
+          <w:rFonts w:asciiTheme="majorHAnsi" w:hAnsiTheme="majorHAnsi"/>
+          <w:b/>
+          <w:bCs/>
+          <w:color w:val="0070C0"/>
+        </w:rPr>
+        <w:t>Refresh Timer</w:t>
+      </w:r>
+    </w:p>
+    <w:p>
+      <w:pPr>
+        <w:pStyle w:val="ListParagraph"/>
+        <w:numPr>
+          <w:ilvl w:val="0"/>
+          <w:numId w:val="15"/>
+        </w:numPr>
+        <w:spacing w:after="0"/>
+        <w:jc w:val="both"/>
+        <w:rPr>
+          <w:rFonts w:asciiTheme="majorHAnsi" w:hAnsiTheme="majorHAnsi"/>
+          <w:b/>
+          <w:bCs/>
+        </w:rPr>
+      </w:pPr>
+      <w:r>
+        <w:rPr>
+          <w:rFonts w:asciiTheme="majorHAnsi" w:hAnsiTheme="majorHAnsi"/>
+          <w:b/>
+          <w:bCs/>
+        </w:rPr>
+        <w:t xml:space="preserve">Chức năng: </w:t>
+      </w:r>
+    </w:p>
+    <w:p>
+      <w:pPr>
+        <w:spacing w:after="0"/>
+        <w:ind w:left="1080"/>
+        <w:jc w:val="both"/>
+        <w:rPr>
+          <w:rFonts w:asciiTheme="majorHAnsi" w:hAnsiTheme="majorHAnsi"/>
+        </w:rPr>
+      </w:pPr>
+      <w:r>
+        <w:rPr>
+          <w:rFonts w:asciiTheme="majorHAnsi" w:hAnsiTheme="majorHAnsi"/>
+        </w:rPr>
+        <w:t>Tự động đếm chu kỳ xung nhịp để tạo ra khoảng thời gian định kỳ (780 chu kỳ clock ở tần số 100MHz) nhằm phát tín hiệu yêu cầu làm</w:t>
+      </w:r>
+      <w:r>
+        <w:rPr>
+          <w:rFonts w:asciiTheme="majorHAnsi" w:hAnsiTheme="majorHAnsi"/>
+        </w:rPr>
+        <w:t xml:space="preserve"> mới</w:t>
+      </w:r>
+      <w:r>
+        <w:rPr>
+          <w:rFonts w:asciiTheme="majorHAnsi" w:hAnsiTheme="majorHAnsi"/>
+        </w:rPr>
+        <w:t xml:space="preserve"> (REFRESH) cho DRAM, đảm bảo ô nhớ không bị mất dữ liệu.</w:t>
+      </w:r>
+    </w:p>
+    <w:p>
+      <w:pPr>
+        <w:pStyle w:val="ListParagraph"/>
+        <w:numPr>
+          <w:ilvl w:val="0"/>
+          <w:numId w:val="15"/>
+        </w:numPr>
+        <w:spacing w:after="0"/>
+        <w:jc w:val="both"/>
+        <w:rPr>
+          <w:rFonts w:asciiTheme="majorHAnsi" w:hAnsiTheme="majorHAnsi"/>
+          <w:b/>
+          <w:bCs/>
+        </w:rPr>
+      </w:pPr>
+      <w:r>
+        <w:rPr>
+          <w:rFonts w:asciiTheme="majorHAnsi" w:hAnsiTheme="majorHAnsi"/>
+          <w:b/>
+          <w:bCs/>
+        </w:rPr>
+        <w:t>Cổng kết nối:</w:t>
+      </w:r>
+    </w:p>
+    <w:tbl>
+      <w:tblPr>
+        <w:tblStyle w:val="TableGrid"/>
+        <w:tblW w:w="0" w:type="auto"/>
+        <w:tblInd w:w="1080" w:type="dxa"/>
+        <w:tblLook w:val="04A0" w:firstRow="1" w:lastRow="0" w:firstColumn="1" w:lastColumn="0" w:noHBand="0" w:noVBand="1"/>
+      </w:tblPr>
+      <w:tblGrid>
+        <w:gridCol w:w="1467"/>
+        <w:gridCol w:w="1417"/>
+        <w:gridCol w:w="993"/>
+        <w:gridCol w:w="4059"/>
+      </w:tblGrid>
+      <w:tr>
+        <w:trPr>
+          <w:trHeight w:val="572"/>
+        </w:trPr>
+        <w:tc>
+          <w:tcPr>
+            <w:tcW w:w="1467" w:type="dxa"/>
+            <w:shd w:val="clear" w:color="auto" w:fill="4C94D8" w:themeFill="text2" w:themeFillTint="80"/>
+            <w:vAlign w:val="center"/>
+          </w:tcPr>
+          <w:p>
+            <w:pPr>
+              <w:jc w:val="center"/>
+              <w:rPr>
+                <w:rFonts w:asciiTheme="majorHAnsi" w:hAnsiTheme="majorHAnsi"/>
+                <w:b/>
+                <w:bCs/>
+                <w:color w:val="FFFFFF" w:themeColor="background1"/>
+              </w:rPr>
+            </w:pPr>
+            <w:r>
+              <w:rPr>
+                <w:rFonts w:asciiTheme="majorHAnsi" w:hAnsiTheme="majorHAnsi"/>
+                <w:b/>
+                <w:bCs/>
+                <w:color w:val="FFFFFF" w:themeColor="background1"/>
+              </w:rPr>
+              <w:t>Port</w:t>
+            </w:r>
+          </w:p>
+        </w:tc>
+        <w:tc>
+          <w:tcPr>
+            <w:tcW w:w="1417" w:type="dxa"/>
+            <w:shd w:val="clear" w:color="auto" w:fill="4C94D8" w:themeFill="text2" w:themeFillTint="80"/>
+            <w:vAlign w:val="center"/>
+          </w:tcPr>
+          <w:p>
+            <w:pPr>
+              <w:jc w:val="center"/>
+              <w:rPr>
+                <w:rFonts w:asciiTheme="majorHAnsi" w:hAnsiTheme="majorHAnsi"/>
+                <w:b/>
+                <w:bCs/>
+                <w:color w:val="FFFFFF" w:themeColor="background1"/>
+              </w:rPr>
+            </w:pPr>
+            <w:r>
+              <w:rPr>
+                <w:rFonts w:asciiTheme="majorHAnsi" w:hAnsiTheme="majorHAnsi"/>
+                <w:b/>
+                <w:bCs/>
+                <w:color w:val="FFFFFF" w:themeColor="background1"/>
+              </w:rPr>
+              <w:t>Type</w:t>
+            </w:r>
+          </w:p>
+        </w:tc>
+        <w:tc>
+          <w:tcPr>
+            <w:tcW w:w="993" w:type="dxa"/>
+            <w:shd w:val="clear" w:color="auto" w:fill="4C94D8" w:themeFill="text2" w:themeFillTint="80"/>
+            <w:vAlign w:val="center"/>
+          </w:tcPr>
+          <w:p>
+            <w:pPr>
+              <w:jc w:val="center"/>
+              <w:rPr>
+                <w:rFonts w:asciiTheme="majorHAnsi" w:hAnsiTheme="majorHAnsi"/>
+                <w:b/>
+                <w:bCs/>
+                <w:color w:val="FFFFFF" w:themeColor="background1"/>
+              </w:rPr>
+            </w:pPr>
+            <w:r>
+              <w:rPr>
+                <w:rFonts w:asciiTheme="majorHAnsi" w:hAnsiTheme="majorHAnsi"/>
+                <w:b/>
+                <w:bCs/>
+                <w:color w:val="FFFFFF" w:themeColor="background1"/>
+              </w:rPr>
+              <w:t>Width</w:t>
+            </w:r>
+          </w:p>
+        </w:tc>
+        <w:tc>
+          <w:tcPr>
+            <w:tcW w:w="4059" w:type="dxa"/>
+            <w:shd w:val="clear" w:color="auto" w:fill="4C94D8" w:themeFill="text2" w:themeFillTint="80"/>
+            <w:vAlign w:val="center"/>
+          </w:tcPr>
+          <w:p>
+            <w:pPr>
+              <w:jc w:val="center"/>
+              <w:rPr>
+                <w:rFonts w:asciiTheme="majorHAnsi" w:hAnsiTheme="majorHAnsi"/>
+                <w:b/>
+                <w:bCs/>
+                <w:color w:val="FFFFFF" w:themeColor="background1"/>
+              </w:rPr>
+            </w:pPr>
+            <w:r>
+              <w:rPr>
+                <w:rFonts w:asciiTheme="majorHAnsi" w:hAnsiTheme="majorHAnsi"/>
+                <w:b/>
+                <w:bCs/>
+                <w:color w:val="FFFFFF" w:themeColor="background1"/>
+              </w:rPr>
+              <w:t>Logic</w:t>
+            </w:r>
+          </w:p>
+        </w:tc>
+      </w:tr>
+      <w:tr>
+        <w:tc>
+          <w:tcPr>
+            <w:tcW w:w="1467" w:type="dxa"/>
+            <w:vAlign w:val="center"/>
+          </w:tcPr>
+          <w:p>
+            <w:pPr>
+              <w:jc w:val="center"/>
+              <w:rPr>
+                <w:rFonts w:asciiTheme="majorHAnsi" w:hAnsiTheme="majorHAnsi"/>
+              </w:rPr>
+            </w:pPr>
+            <w:r>
+              <w:rPr>
+                <w:rFonts w:asciiTheme="majorHAnsi" w:hAnsiTheme="majorHAnsi"/>
+              </w:rPr>
+              <w:t>clk</w:t>
+            </w:r>
+          </w:p>
+        </w:tc>
+        <w:tc>
+          <w:tcPr>
+            <w:tcW w:w="1417" w:type="dxa"/>
+            <w:vAlign w:val="center"/>
+          </w:tcPr>
+          <w:p>
+            <w:pPr>
+              <w:jc w:val="center"/>
+              <w:rPr>
+                <w:rFonts w:asciiTheme="majorHAnsi" w:hAnsiTheme="majorHAnsi"/>
+              </w:rPr>
+            </w:pPr>
+            <w:r>
+              <w:rPr>
+                <w:rFonts w:asciiTheme="majorHAnsi" w:hAnsiTheme="majorHAnsi"/>
+              </w:rPr>
+              <w:t>Input</w:t>
+            </w:r>
+          </w:p>
+        </w:tc>
+        <w:tc>
+          <w:tcPr>
+            <w:tcW w:w="993" w:type="dxa"/>
+            <w:vAlign w:val="center"/>
+          </w:tcPr>
+          <w:p>
+            <w:pPr>
+              <w:jc w:val="center"/>
+              <w:rPr>
+                <w:rFonts w:asciiTheme="majorHAnsi" w:hAnsiTheme="majorHAnsi"/>
+              </w:rPr>
+            </w:pPr>
+            <w:r>
+              <w:rPr>
+                <w:rFonts w:asciiTheme="majorHAnsi" w:hAnsiTheme="majorHAnsi"/>
+              </w:rPr>
+              <w:t>1 bit</w:t>
+            </w:r>
+          </w:p>
+        </w:tc>
+        <w:tc>
+          <w:tcPr>
+            <w:tcW w:w="4059" w:type="dxa"/>
+            <w:vAlign w:val="center"/>
+          </w:tcPr>
+          <w:p>
+            <w:pPr>
+              <w:jc w:val="both"/>
+              <w:rPr>
+                <w:rFonts w:asciiTheme="majorHAnsi" w:hAnsiTheme="majorHAnsi"/>
+              </w:rPr>
+            </w:pPr>
+            <w:r>
+              <w:rPr>
+                <w:rFonts w:asciiTheme="majorHAnsi" w:hAnsiTheme="majorHAnsi"/>
+              </w:rPr>
+              <w:t>Xung nhịp hệ thống (100MHz)</w:t>
+            </w:r>
+          </w:p>
+        </w:tc>
+      </w:tr>
+      <w:tr>
+        <w:tc>
+          <w:tcPr>
+            <w:tcW w:w="1467" w:type="dxa"/>
+            <w:vAlign w:val="center"/>
+          </w:tcPr>
+          <w:p>
+            <w:pPr>
+              <w:jc w:val="center"/>
+              <w:rPr>
+                <w:rFonts w:asciiTheme="majorHAnsi" w:hAnsiTheme="majorHAnsi"/>
+              </w:rPr>
+            </w:pPr>
+            <w:r>
+              <w:rPr>
+                <w:rFonts w:asciiTheme="majorHAnsi" w:hAnsiTheme="majorHAnsi"/>
+              </w:rPr>
+              <w:t>rst_n</w:t>
+            </w:r>
+          </w:p>
+        </w:tc>
+        <w:tc>
+          <w:tcPr>
+            <w:tcW w:w="1417" w:type="dxa"/>
+            <w:vAlign w:val="center"/>
+          </w:tcPr>
+          <w:p>
+            <w:pPr>
+              <w:jc w:val="center"/>
+              <w:rPr>
+                <w:rFonts w:asciiTheme="majorHAnsi" w:hAnsiTheme="majorHAnsi"/>
+              </w:rPr>
+            </w:pPr>
+            <w:r>
+              <w:rPr>
+                <w:rFonts w:asciiTheme="majorHAnsi" w:hAnsiTheme="majorHAnsi"/>
+              </w:rPr>
+              <w:t>Input</w:t>
+            </w:r>
+          </w:p>
+        </w:tc>
+        <w:tc>
+          <w:tcPr>
+            <w:tcW w:w="993" w:type="dxa"/>
+            <w:vAlign w:val="center"/>
+          </w:tcPr>
+          <w:p>
+            <w:pPr>
+              <w:jc w:val="center"/>
+              <w:rPr>
+                <w:rFonts w:asciiTheme="majorHAnsi" w:hAnsiTheme="majorHAnsi"/>
+              </w:rPr>
+            </w:pPr>
+            <w:r>
+              <w:rPr>
+                <w:rFonts w:asciiTheme="majorHAnsi" w:hAnsiTheme="majorHAnsi"/>
+              </w:rPr>
+              <w:t>1 bit</w:t>
+            </w:r>
+          </w:p>
+        </w:tc>
+        <w:tc>
+          <w:tcPr>
+            <w:tcW w:w="4059" w:type="dxa"/>
+            <w:vAlign w:val="center"/>
+          </w:tcPr>
+          <w:p>
+            <w:pPr>
+              <w:jc w:val="both"/>
+              <w:rPr>
+                <w:rFonts w:asciiTheme="majorHAnsi" w:hAnsiTheme="majorHAnsi"/>
+              </w:rPr>
+            </w:pPr>
+            <w:r>
+              <w:rPr>
+                <w:rFonts w:asciiTheme="majorHAnsi" w:hAnsiTheme="majorHAnsi"/>
+              </w:rPr>
+              <w:t>Reset hệ thống (tích cực mức thấp)</w:t>
+            </w:r>
+          </w:p>
+        </w:tc>
+      </w:tr>
+      <w:tr>
+        <w:tc>
+          <w:tcPr>
+            <w:tcW w:w="1467" w:type="dxa"/>
+            <w:vAlign w:val="center"/>
+          </w:tcPr>
+          <w:p>
+            <w:pPr>
+              <w:jc w:val="center"/>
+              <w:rPr>
+                <w:rFonts w:asciiTheme="majorHAnsi" w:hAnsiTheme="majorHAnsi"/>
+              </w:rPr>
+            </w:pPr>
+            <w:r>
+              <w:rPr>
+                <w:rFonts w:asciiTheme="majorHAnsi" w:hAnsiTheme="majorHAnsi"/>
+              </w:rPr>
+              <w:t>ref_req</w:t>
+            </w:r>
+          </w:p>
+        </w:tc>
+        <w:tc>
+          <w:tcPr>
+            <w:tcW w:w="1417" w:type="dxa"/>
+            <w:vAlign w:val="center"/>
+          </w:tcPr>
+          <w:p>
+            <w:pPr>
+              <w:jc w:val="center"/>
+              <w:rPr>
+                <w:rFonts w:asciiTheme="majorHAnsi" w:hAnsiTheme="majorHAnsi"/>
+              </w:rPr>
+            </w:pPr>
+            <w:r>
+              <w:rPr>
+                <w:rFonts w:asciiTheme="majorHAnsi" w:hAnsiTheme="majorHAnsi"/>
+              </w:rPr>
+              <w:t>output reg</w:t>
+            </w:r>
+          </w:p>
+        </w:tc>
+        <w:tc>
+          <w:tcPr>
+            <w:tcW w:w="993" w:type="dxa"/>
+            <w:vAlign w:val="center"/>
+          </w:tcPr>
+          <w:p>
+            <w:pPr>
+              <w:jc w:val="center"/>
+              <w:rPr>
+                <w:rFonts w:asciiTheme="majorHAnsi" w:hAnsiTheme="majorHAnsi"/>
+              </w:rPr>
+            </w:pPr>
+            <w:r>
+              <w:rPr>
+                <w:rFonts w:asciiTheme="majorHAnsi" w:hAnsiTheme="majorHAnsi"/>
+              </w:rPr>
+              <w:t>1</w:t>
+            </w:r>
+          </w:p>
+        </w:tc>
+        <w:tc>
+          <w:tcPr>
+            <w:tcW w:w="4059" w:type="dxa"/>
+            <w:vAlign w:val="center"/>
+          </w:tcPr>
+          <w:p>
+            <w:pPr>
+              <w:jc w:val="both"/>
+              <w:rPr>
+                <w:rFonts w:asciiTheme="majorHAnsi" w:hAnsiTheme="majorHAnsi"/>
+              </w:rPr>
+            </w:pPr>
+            <w:r>
+              <w:rPr>
+                <w:rFonts w:asciiTheme="majorHAnsi" w:hAnsiTheme="majorHAnsi"/>
+              </w:rPr>
+              <w:t>Cờ yêu cầu Refresh gửi tới khối protocol_engine.</w:t>
+            </w:r>
+          </w:p>
+        </w:tc>
+      </w:tr>
+      <w:tr>
+        <w:tc>
+          <w:tcPr>
+            <w:tcW w:w="1467" w:type="dxa"/>
+            <w:vAlign w:val="center"/>
+          </w:tcPr>
+          <w:p>
+            <w:pPr>
+              <w:jc w:val="center"/>
+              <w:rPr>
+                <w:rFonts w:asciiTheme="majorHAnsi" w:hAnsiTheme="majorHAnsi"/>
+              </w:rPr>
+            </w:pPr>
+            <w:r>
+              <w:rPr>
+                <w:rFonts w:asciiTheme="majorHAnsi" w:hAnsiTheme="majorHAnsi"/>
+              </w:rPr>
+              <w:t>ref_ack</w:t>
+            </w:r>
+          </w:p>
+        </w:tc>
+        <w:tc>
+          <w:tcPr>
+            <w:tcW w:w="1417" w:type="dxa"/>
+            <w:vAlign w:val="center"/>
+          </w:tcPr>
+          <w:p>
+            <w:pPr>
+              <w:jc w:val="center"/>
+              <w:rPr>
+                <w:rFonts w:asciiTheme="majorHAnsi" w:hAnsiTheme="majorHAnsi"/>
+              </w:rPr>
+            </w:pPr>
+            <w:r>
+              <w:rPr>
+                <w:rFonts w:asciiTheme="majorHAnsi" w:hAnsiTheme="majorHAnsi"/>
+              </w:rPr>
+              <w:t>input</w:t>
+            </w:r>
+          </w:p>
+        </w:tc>
+        <w:tc>
+          <w:tcPr>
+            <w:tcW w:w="993" w:type="dxa"/>
+            <w:vAlign w:val="center"/>
+          </w:tcPr>
+          <w:p>
+            <w:pPr>
+              <w:jc w:val="center"/>
+              <w:rPr>
+                <w:rFonts w:asciiTheme="majorHAnsi" w:hAnsiTheme="majorHAnsi"/>
+              </w:rPr>
+            </w:pPr>
+            <w:r>
+              <w:rPr>
+                <w:rFonts w:asciiTheme="majorHAnsi" w:hAnsiTheme="majorHAnsi"/>
+              </w:rPr>
+              <w:t>1</w:t>
+            </w:r>
+          </w:p>
+        </w:tc>
+        <w:tc>
+          <w:tcPr>
+            <w:tcW w:w="4059" w:type="dxa"/>
+            <w:vAlign w:val="center"/>
+          </w:tcPr>
+          <w:p>
+            <w:pPr>
+              <w:jc w:val="both"/>
+              <w:rPr>
+                <w:rFonts w:asciiTheme="majorHAnsi" w:hAnsiTheme="majorHAnsi"/>
+              </w:rPr>
+            </w:pPr>
+            <w:r>
+              <w:rPr>
+                <w:rFonts w:asciiTheme="majorHAnsi" w:hAnsiTheme="majorHAnsi"/>
+              </w:rPr>
+              <w:t>Tín hiệu phản hồi từ protocol_engine báo rằng đã tiếp nhận và đang thực hiện lệnh Refresh.</w:t>
+            </w:r>
+          </w:p>
+        </w:tc>
+      </w:tr>
+    </w:tbl>
+    <w:p>
+      <w:pPr>
+        <w:pStyle w:val="ListParagraph"/>
+        <w:numPr>
+          <w:ilvl w:val="0"/>
+          <w:numId w:val="15"/>
+        </w:numPr>
+        <w:spacing w:after="0"/>
+        <w:jc w:val="both"/>
+        <w:rPr>
+          <w:rFonts w:asciiTheme="majorHAnsi" w:hAnsiTheme="majorHAnsi"/>
+          <w:b/>
+          <w:bCs/>
+        </w:rPr>
+      </w:pPr>
+      <w:r>
+        <w:rPr>
+          <w:rFonts w:asciiTheme="majorHAnsi" w:hAnsiTheme="majorHAnsi"/>
+          <w:b/>
+          <w:bCs/>
+        </w:rPr>
+        <w:t>Logic xử lý</w:t>
+      </w:r>
+    </w:p>
+    <w:p>
+      <w:pPr>
+        <w:numPr>
+          <w:ilvl w:val="0"/>
+          <w:numId w:val="16"/>
+        </w:numPr>
+        <w:spacing w:after="0"/>
+        <w:ind w:left="1440"/>
+        <w:jc w:val="both"/>
+        <w:rPr>
+          <w:rFonts w:asciiTheme="majorHAnsi" w:hAnsiTheme="majorHAnsi"/>
+        </w:rPr>
+      </w:pPr>
+      <w:r>
+        <w:rPr>
+          <w:rFonts w:asciiTheme="majorHAnsi" w:hAnsiTheme="majorHAnsi"/>
+        </w:rPr>
+        <w:t>Mạch đếm thời gian liên tục (count_reg): Bộ đếm 16-bit tăng dần 1 đơn vị sau mỗi chu kỳ clock. Khi đếm chạm ngưỡng giới hạn (REFRESH_LIMIT - 1), bộ đếm tự động reset về 16'd0 để bắt đầu một chu kỳ định thời mới.</w:t>
+      </w:r>
+    </w:p>
+    <w:p>
+      <w:pPr>
+        <w:numPr>
+          <w:ilvl w:val="0"/>
+          <w:numId w:val="16"/>
+        </w:numPr>
+        <w:spacing w:after="0"/>
+        <w:ind w:left="1440"/>
+        <w:jc w:val="both"/>
+        <w:rPr>
+          <w:rFonts w:asciiTheme="majorHAnsi" w:hAnsiTheme="majorHAnsi"/>
+        </w:rPr>
+      </w:pPr>
+      <w:r>
+        <w:rPr>
+          <w:rFonts w:asciiTheme="majorHAnsi" w:hAnsiTheme="majorHAnsi"/>
+        </w:rPr>
+        <w:t>Cơ chế bật/tắt cờ yêu cầu (ref_req):</w:t>
+      </w:r>
+    </w:p>
+    <w:p>
+      <w:pPr>
+        <w:numPr>
+          <w:ilvl w:val="1"/>
+          <w:numId w:val="16"/>
+        </w:numPr>
+        <w:spacing w:after="0"/>
+        <w:jc w:val="both"/>
+        <w:rPr>
+          <w:rFonts w:asciiTheme="majorHAnsi" w:hAnsiTheme="majorHAnsi"/>
+        </w:rPr>
+      </w:pPr>
+      <w:r>
+        <w:rPr>
+          <w:rFonts w:asciiTheme="majorHAnsi" w:hAnsiTheme="majorHAnsi"/>
+        </w:rPr>
+        <w:t xml:space="preserve">Bật cờ (Set): Ngay khi bộ đếm count_reg chạm ngưỡng giới hạn (hết khoảng thời gian </w:t>
+      </w:r>
+      <m:oMath>
+        <m:r>
+          <w:rPr>
+            <w:rFonts w:ascii="Cambria Math" w:hAnsi="Cambria Math"/>
+          </w:rPr>
+          <m:t>7,8μs</m:t>
+        </m:r>
+      </m:oMath>
+      <w:r>
+        <w:rPr>
+          <w:rFonts w:asciiTheme="majorHAnsi" w:hAnsiTheme="majorHAnsi"/>
+        </w:rPr>
+        <w:t>), tín hiệu ref_req lập tức được đẩy lên mức 1 và giữ nguyên trạng thái này.</w:t>
+      </w:r>
+    </w:p>
+    <w:p>
+      <w:pPr>
+        <w:numPr>
+          <w:ilvl w:val="1"/>
+          <w:numId w:val="16"/>
+        </w:numPr>
+        <w:spacing w:after="0"/>
+        <w:jc w:val="both"/>
+        <w:rPr>
+          <w:rFonts w:asciiTheme="majorHAnsi" w:hAnsiTheme="majorHAnsi"/>
+        </w:rPr>
+      </w:pPr>
+      <w:r>
+        <w:rPr>
+          <w:rFonts w:asciiTheme="majorHAnsi" w:hAnsiTheme="majorHAnsi"/>
+        </w:rPr>
+        <w:t xml:space="preserve">Tắt cờ (Clear): Cờ ref_req sẽ được hạ xuống mức 0 ngay khi khối protocol_engine phản hồi bằng tín hiệu ref_ack = 1 (xác nhận bắt đầu thực hiện chu trình </w:t>
+      </w:r>
+      <w:r>
+        <w:rPr>
+          <w:rFonts w:asciiTheme="majorHAnsi" w:hAnsiTheme="majorHAnsi"/>
+        </w:rPr>
+        <w:t>làm mới</w:t>
+      </w:r>
+      <w:r>
+        <w:rPr>
+          <w:rFonts w:asciiTheme="majorHAnsi" w:hAnsiTheme="majorHAnsi"/>
+        </w:rPr>
+        <w:t>).</w:t>
+      </w:r>
+    </w:p>
+    <w:p>
+      <w:pPr>
+        <w:pStyle w:val="ListParagraph"/>
+        <w:numPr>
+          <w:ilvl w:val="0"/>
+          <w:numId w:val="6"/>
+        </w:numPr>
+        <w:spacing w:after="0"/>
+        <w:jc w:val="both"/>
+        <w:rPr>
+          <w:rFonts w:asciiTheme="majorHAnsi" w:hAnsiTheme="majorHAnsi"/>
+          <w:b/>
+          <w:bCs/>
+        </w:rPr>
+      </w:pPr>
+      <w:r>
+        <w:rPr>
+          <w:rFonts w:asciiTheme="majorHAnsi" w:hAnsiTheme="majorHAnsi"/>
+          <w:b/>
+          <w:bCs/>
+        </w:rPr>
+        <w:t>Command Scheduler</w:t>
+      </w:r>
+    </w:p>
+    <w:p>
+      <w:pPr>
+        <w:pStyle w:val="ListParagraph"/>
+        <w:numPr>
+          <w:ilvl w:val="0"/>
+          <w:numId w:val="13"/>
+        </w:numPr>
+        <w:spacing w:after="0"/>
+        <w:jc w:val="both"/>
+        <w:rPr>
+          <w:rFonts w:asciiTheme="majorHAnsi" w:hAnsiTheme="majorHAnsi"/>
+          <w:b/>
+          <w:bCs/>
+        </w:rPr>
+      </w:pPr>
+      <w:r>
+        <w:rPr>
+          <w:rFonts w:asciiTheme="majorHAnsi" w:hAnsiTheme="majorHAnsi"/>
+        </w:rPr>
+        <w:t>Quản lý hàng đợi lệnh (Command Queue): Lưu trữ tạm thời tối đa 4 yêu cầu truy cập bộ nhớ (Slots 0 đến 3) từ giao diện AXI.</w:t>
+      </w:r>
+    </w:p>
+    <w:p>
+      <w:pPr>
+        <w:pStyle w:val="ListParagraph"/>
+        <w:numPr>
+          <w:ilvl w:val="0"/>
+          <w:numId w:val="13"/>
+        </w:numPr>
+        <w:spacing w:after="0"/>
+        <w:jc w:val="both"/>
+        <w:rPr>
+          <w:rFonts w:asciiTheme="majorHAnsi" w:hAnsiTheme="majorHAnsi"/>
+        </w:rPr>
+      </w:pPr>
+      <w:r>
+        <w:rPr>
+          <w:rFonts w:asciiTheme="majorHAnsi" w:hAnsiTheme="majorHAnsi"/>
+        </w:rPr>
+        <w:t>Tối ưu hóa băng thông (Bank Interleaving): Phân tích địa chỉ để chọn thực thi lệnh ở Bank khác với Bank vừa truy cập gần nhất, giúp che giấu thời gian trễ nạp/đóng hàng (tRCD/tRP) của DRAM.</w:t>
+      </w:r>
+    </w:p>
+    <w:p>
+      <w:pPr>
+        <w:rPr>
+          <w:rFonts w:asciiTheme="majorHAnsi" w:hAnsiTheme="majorHAnsi"/>
+        </w:rPr>
+      </w:pPr>
+      <w:r>
+        <w:rPr>
+          <w:rFonts w:asciiTheme="majorHAnsi" w:hAnsiTheme="majorHAnsi"/>
+        </w:rPr>
+        <w:br w:type="page"/>
+      </w:r>
+    </w:p>
+    <w:p>
+      <w:pPr>
+        <w:pStyle w:val="ListParagraph"/>
+        <w:numPr>
+          <w:ilvl w:val="0"/>
+          <w:numId w:val="6"/>
+        </w:numPr>
+        <w:spacing w:after="0"/>
+        <w:jc w:val="both"/>
+        <w:rPr>
+          <w:rFonts w:asciiTheme="majorHAnsi" w:hAnsiTheme="majorHAnsi"/>
+          <w:b/>
+          <w:bCs/>
+        </w:rPr>
+      </w:pPr>
+      <w:r>
+        <w:rPr>
+          <w:rFonts w:asciiTheme="majorHAnsi" w:hAnsiTheme="majorHAnsi"/>
+          <w:b/>
+          <w:bCs/>
+        </w:rPr>
+        <w:lastRenderedPageBreak/>
+        <w:t>Interface</w:t>
+      </w:r>
+    </w:p>
+    <w:p>
+      <w:pPr>
+        <w:pStyle w:val="ListParagraph"/>
+        <w:numPr>
+          <w:ilvl w:val="0"/>
+          <w:numId w:val="13"/>
+        </w:numPr>
+        <w:spacing w:after="0"/>
+        <w:jc w:val="both"/>
+        <w:rPr>
+          <w:rFonts w:asciiTheme="majorHAnsi" w:hAnsiTheme="majorHAnsi"/>
+        </w:rPr>
+      </w:pPr>
+      <w:r>
+        <w:rPr>
+          <w:rFonts w:asciiTheme="majorHAnsi" w:hAnsiTheme="majorHAnsi"/>
+          <w:b/>
+          <w:bCs/>
+        </w:rPr>
+        <w:t>Cầu nối giao tiếp SoC (Protocol Bridge):</w:t>
+      </w:r>
+      <w:r>
+        <w:rPr>
+          <w:rFonts w:asciiTheme="majorHAnsi" w:hAnsiTheme="majorHAnsi"/>
+        </w:rPr>
+        <w:t xml:space="preserve"> Đóng vai trò là mạch đích (Slave), tiếp nhận các yêu cầu truy cập bộ nhớ từ bộ vi xử lý hoặc các Master Bus trong hệ thống thông qua chuẩn bus tiêu chuẩn AXI4-Lite.</w:t>
+      </w:r>
+    </w:p>
+    <w:p>
+      <w:pPr>
+        <w:pStyle w:val="ListParagraph"/>
+        <w:numPr>
+          <w:ilvl w:val="0"/>
+          <w:numId w:val="13"/>
+        </w:numPr>
+        <w:spacing w:after="0"/>
+        <w:jc w:val="both"/>
+        <w:rPr>
+          <w:rFonts w:asciiTheme="majorHAnsi" w:hAnsiTheme="majorHAnsi"/>
+        </w:rPr>
+      </w:pPr>
+      <w:r>
+        <w:rPr>
+          <w:rFonts w:asciiTheme="majorHAnsi" w:hAnsiTheme="majorHAnsi"/>
+          <w:b/>
+          <w:bCs/>
+        </w:rPr>
+        <w:t>Đệm dữ liệu trung gian (Command Latching):</w:t>
+      </w:r>
+      <w:r>
+        <w:rPr>
+          <w:rFonts w:asciiTheme="majorHAnsi" w:hAnsiTheme="majorHAnsi"/>
+        </w:rPr>
+        <w:t xml:space="preserve"> Chốt chặn và lưu giữ tạm thời thông tin địa chỉ, dữ liệu ghi và phân loại tác vụ (Đọc/Ghi) từ bus AXI ngay khi quá trình bắt tay ở trạng thái rảnh thành công.</w:t>
+      </w:r>
+    </w:p>
+    <w:p>
+      <w:pPr>
+        <w:pStyle w:val="ListParagraph"/>
+        <w:numPr>
+          <w:ilvl w:val="0"/>
+          <w:numId w:val="13"/>
+        </w:numPr>
+        <w:spacing w:after="0"/>
+        <w:jc w:val="both"/>
+        <w:rPr>
+          <w:rFonts w:asciiTheme="majorHAnsi" w:hAnsiTheme="majorHAnsi"/>
+        </w:rPr>
+      </w:pPr>
+      <w:r>
+        <w:rPr>
+          <w:rFonts w:asciiTheme="majorHAnsi" w:hAnsiTheme="majorHAnsi"/>
+          <w:b/>
+          <w:bCs/>
+        </w:rPr>
+        <w:t>Đồng bộ hóa dữ liệu đọc trả về (Read Response Synchronization):</w:t>
+      </w:r>
+      <w:r>
+        <w:rPr>
+          <w:rFonts w:asciiTheme="majorHAnsi" w:hAnsiTheme="majorHAnsi"/>
+        </w:rPr>
+        <w:t xml:space="preserve"> Đón nhận dữ liệu đọc từ lõi DRAM gửi về (internal_rdata), kiểm tra tính hợp lệ (internal_rdata_valid) rồi đóng gói, phản hồi an toàn về cho Master của hệ thống theo đúng quy trình chuẩn AXI4-Lite.</w:t>
+      </w:r>
     </w:p>
     <w:sectPr>
       <w:pgSz w:w="11906" w:h="16838"/>
@@ -1922,6 +7105,119 @@
 <file path=word/numbering.xml><?xml version="1.0" encoding="utf-8"?>
 <w:numbering xmlns:wpc="http://schemas.microsoft.com/office/word/2010/wordprocessingCanvas" xmlns:cx="http://schemas.microsoft.com/office/drawing/2014/chartex" xmlns:cx1="http://schemas.microsoft.com/office/drawing/2015/9/8/chartex" xmlns:cx2="http://schemas.microsoft.com/office/drawing/2015/10/21/chartex" xmlns:cx3="http://schemas.microsoft.com/office/drawing/2016/5/9/chartex" xmlns:cx4="http://schemas.microsoft.com/office/drawing/2016/5/10/chartex" xmlns:cx5="http://schemas.microsoft.com/office/drawing/2016/5/11/chartex" xmlns:cx6="http://schemas.microsoft.com/office/drawing/2016/5/12/chartex" xmlns:cx7="http://schemas.microsoft.com/office/drawing/2016/5/13/chartex" xmlns:cx8="http://schemas.microsoft.com/office/drawing/2016/5/14/chartex" xmlns:mc="http://schemas.openxmlformats.org/markup-compatibility/2006" xmlns:aink="http://schemas.microsoft.com/office/drawing/2016/ink" xmlns:am3d="http://schemas.microsoft.com/office/drawing/2017/model3d" xmlns:o="urn:schemas-microsoft-com:office:office" xmlns:oel="http://schemas.microsoft.com/office/2019/extlst" xmlns:r="http://schemas.openxmlformats.org/officeDocument/2006/relationships" xmlns:m="http://schemas.openxmlformats.org/officeDocument/2006/math" xmlns:v="urn:schemas-microsoft-com:vml" xmlns:wp14="http://schemas.microsoft.com/office/word/2010/wordprocessingDrawing" xmlns:wp="http://schemas.openxmlformats.org/drawingml/2006/wordprocessingDrawing" xmlns:w10="urn:schemas-microsoft-com:office:word" xmlns:w="http://schemas.openxmlformats.org/wordprocessingml/2006/main" xmlns:w14="http://schemas.microsoft.com/office/word/2010/wordml" xmlns:w15="http://schemas.microsoft.com/office/word/2012/wordml" xmlns:w16cex="http://schemas.microsoft.com/office/word/2018/wordml/cex" xmlns:w16cid="http://schemas.microsoft.com/office/word/2016/wordml/cid" xmlns:w16="http://schemas.microsoft.com/office/word/2018/wordml" xmlns:w16du="http://schemas.microsoft.com/office/word/2023/wordml/word16du" xmlns:w16sdtdh="http://schemas.microsoft.com/office/word/2020/wordml/sdtdatahash" xmlns:w16sdtfl="http://schemas.microsoft.com/office/word/2024/wordml/sdtformatlock" xmlns:w16se="http://schemas.microsoft.com/office/word/2015/wordml/symex" xmlns:wpg="http://schemas.microsoft.com/office/word/2010/wordprocessingGroup" xmlns:wpi="http://schemas.microsoft.com/office/word/2010/wordprocessingInk" xmlns:wne="http://schemas.microsoft.com/office/word/2006/wordml" xmlns:wps="http://schemas.microsoft.com/office/word/2010/wordprocessingShape" mc:Ignorable="w14 w15 w16se w16cid w16 w16cex w16sdtdh w16sdtfl w16du wp14">
   <w:abstractNum w:abstractNumId="0" w15:restartNumberingAfterBreak="0">
+    <w:nsid w:val="20ED529E"/>
+    <w:multiLevelType w:val="hybridMultilevel"/>
+    <w:tmpl w:val="5824E97E"/>
+    <w:lvl w:ilvl="0" w:tplc="08C23AF6">
+      <w:start w:val="3"/>
+      <w:numFmt w:val="bullet"/>
+      <w:lvlText w:val="-"/>
+      <w:lvlJc w:val="left"/>
+      <w:pPr>
+        <w:ind w:left="1440" w:hanging="360"/>
+      </w:pPr>
+      <w:rPr>
+        <w:rFonts w:ascii="Aptos Display" w:eastAsiaTheme="minorHAnsi" w:hAnsi="Aptos Display" w:cstheme="minorBidi" w:hint="default"/>
+      </w:rPr>
+    </w:lvl>
+    <w:lvl w:ilvl="1" w:tplc="08090003" w:tentative="1">
+      <w:start w:val="1"/>
+      <w:numFmt w:val="bullet"/>
+      <w:lvlText w:val="o"/>
+      <w:lvlJc w:val="left"/>
+      <w:pPr>
+        <w:ind w:left="2160" w:hanging="360"/>
+      </w:pPr>
+      <w:rPr>
+        <w:rFonts w:ascii="Courier New" w:hAnsi="Courier New" w:cs="Courier New" w:hint="default"/>
+      </w:rPr>
+    </w:lvl>
+    <w:lvl w:ilvl="2" w:tplc="08090005" w:tentative="1">
+      <w:start w:val="1"/>
+      <w:numFmt w:val="bullet"/>
+      <w:lvlText w:val=""/>
+      <w:lvlJc w:val="left"/>
+      <w:pPr>
+        <w:ind w:left="2880" w:hanging="360"/>
+      </w:pPr>
+      <w:rPr>
+        <w:rFonts w:ascii="Wingdings" w:hAnsi="Wingdings" w:hint="default"/>
+      </w:rPr>
+    </w:lvl>
+    <w:lvl w:ilvl="3" w:tplc="08090001" w:tentative="1">
+      <w:start w:val="1"/>
+      <w:numFmt w:val="bullet"/>
+      <w:lvlText w:val=""/>
+      <w:lvlJc w:val="left"/>
+      <w:pPr>
+        <w:ind w:left="3600" w:hanging="360"/>
+      </w:pPr>
+      <w:rPr>
+        <w:rFonts w:ascii="Symbol" w:hAnsi="Symbol" w:hint="default"/>
+      </w:rPr>
+    </w:lvl>
+    <w:lvl w:ilvl="4" w:tplc="08090003" w:tentative="1">
+      <w:start w:val="1"/>
+      <w:numFmt w:val="bullet"/>
+      <w:lvlText w:val="o"/>
+      <w:lvlJc w:val="left"/>
+      <w:pPr>
+        <w:ind w:left="4320" w:hanging="360"/>
+      </w:pPr>
+      <w:rPr>
+        <w:rFonts w:ascii="Courier New" w:hAnsi="Courier New" w:cs="Courier New" w:hint="default"/>
+      </w:rPr>
+    </w:lvl>
+    <w:lvl w:ilvl="5" w:tplc="08090005" w:tentative="1">
+      <w:start w:val="1"/>
+      <w:numFmt w:val="bullet"/>
+      <w:lvlText w:val=""/>
+      <w:lvlJc w:val="left"/>
+      <w:pPr>
+        <w:ind w:left="5040" w:hanging="360"/>
+      </w:pPr>
+      <w:rPr>
+        <w:rFonts w:ascii="Wingdings" w:hAnsi="Wingdings" w:hint="default"/>
+      </w:rPr>
+    </w:lvl>
+    <w:lvl w:ilvl="6" w:tplc="08090001" w:tentative="1">
+      <w:start w:val="1"/>
+      <w:numFmt w:val="bullet"/>
+      <w:lvlText w:val=""/>
+      <w:lvlJc w:val="left"/>
+      <w:pPr>
+        <w:ind w:left="5760" w:hanging="360"/>
+      </w:pPr>
+      <w:rPr>
+        <w:rFonts w:ascii="Symbol" w:hAnsi="Symbol" w:hint="default"/>
+      </w:rPr>
+    </w:lvl>
+    <w:lvl w:ilvl="7" w:tplc="08090003" w:tentative="1">
+      <w:start w:val="1"/>
+      <w:numFmt w:val="bullet"/>
+      <w:lvlText w:val="o"/>
+      <w:lvlJc w:val="left"/>
+      <w:pPr>
+        <w:ind w:left="6480" w:hanging="360"/>
+      </w:pPr>
+      <w:rPr>
+        <w:rFonts w:ascii="Courier New" w:hAnsi="Courier New" w:cs="Courier New" w:hint="default"/>
+      </w:rPr>
+    </w:lvl>
+    <w:lvl w:ilvl="8" w:tplc="08090005" w:tentative="1">
+      <w:start w:val="1"/>
+      <w:numFmt w:val="bullet"/>
+      <w:lvlText w:val=""/>
+      <w:lvlJc w:val="left"/>
+      <w:pPr>
+        <w:ind w:left="7200" w:hanging="360"/>
+      </w:pPr>
+      <w:rPr>
+        <w:rFonts w:ascii="Wingdings" w:hAnsi="Wingdings" w:hint="default"/>
+      </w:rPr>
+    </w:lvl>
+  </w:abstractNum>
+  <w:abstractNum w:abstractNumId="1" w15:restartNumberingAfterBreak="0">
     <w:nsid w:val="227F07CD"/>
     <w:multiLevelType w:val="multilevel"/>
     <w:tmpl w:val="F2869C3C"/>
@@ -2066,7 +7362,179 @@
       </w:rPr>
     </w:lvl>
   </w:abstractNum>
-  <w:abstractNum w:abstractNumId="1" w15:restartNumberingAfterBreak="0">
+  <w:abstractNum w:abstractNumId="2" w15:restartNumberingAfterBreak="0">
+    <w:nsid w:val="22C064D9"/>
+    <w:multiLevelType w:val="hybridMultilevel"/>
+    <w:tmpl w:val="E7B0E292"/>
+    <w:lvl w:ilvl="0" w:tplc="08090019">
+      <w:start w:val="1"/>
+      <w:numFmt w:val="lowerLetter"/>
+      <w:lvlText w:val="%1."/>
+      <w:lvlJc w:val="left"/>
+      <w:pPr>
+        <w:ind w:left="1440" w:hanging="360"/>
+      </w:pPr>
+    </w:lvl>
+    <w:lvl w:ilvl="1" w:tplc="08090019" w:tentative="1">
+      <w:start w:val="1"/>
+      <w:numFmt w:val="lowerLetter"/>
+      <w:lvlText w:val="%2."/>
+      <w:lvlJc w:val="left"/>
+      <w:pPr>
+        <w:ind w:left="2160" w:hanging="360"/>
+      </w:pPr>
+    </w:lvl>
+    <w:lvl w:ilvl="2" w:tplc="0809001B" w:tentative="1">
+      <w:start w:val="1"/>
+      <w:numFmt w:val="lowerRoman"/>
+      <w:lvlText w:val="%3."/>
+      <w:lvlJc w:val="right"/>
+      <w:pPr>
+        <w:ind w:left="2880" w:hanging="180"/>
+      </w:pPr>
+    </w:lvl>
+    <w:lvl w:ilvl="3" w:tplc="0809000F" w:tentative="1">
+      <w:start w:val="1"/>
+      <w:numFmt w:val="decimal"/>
+      <w:lvlText w:val="%4."/>
+      <w:lvlJc w:val="left"/>
+      <w:pPr>
+        <w:ind w:left="3600" w:hanging="360"/>
+      </w:pPr>
+    </w:lvl>
+    <w:lvl w:ilvl="4" w:tplc="08090019" w:tentative="1">
+      <w:start w:val="1"/>
+      <w:numFmt w:val="lowerLetter"/>
+      <w:lvlText w:val="%5."/>
+      <w:lvlJc w:val="left"/>
+      <w:pPr>
+        <w:ind w:left="4320" w:hanging="360"/>
+      </w:pPr>
+    </w:lvl>
+    <w:lvl w:ilvl="5" w:tplc="0809001B" w:tentative="1">
+      <w:start w:val="1"/>
+      <w:numFmt w:val="lowerRoman"/>
+      <w:lvlText w:val="%6."/>
+      <w:lvlJc w:val="right"/>
+      <w:pPr>
+        <w:ind w:left="5040" w:hanging="180"/>
+      </w:pPr>
+    </w:lvl>
+    <w:lvl w:ilvl="6" w:tplc="0809000F" w:tentative="1">
+      <w:start w:val="1"/>
+      <w:numFmt w:val="decimal"/>
+      <w:lvlText w:val="%7."/>
+      <w:lvlJc w:val="left"/>
+      <w:pPr>
+        <w:ind w:left="5760" w:hanging="360"/>
+      </w:pPr>
+    </w:lvl>
+    <w:lvl w:ilvl="7" w:tplc="08090019" w:tentative="1">
+      <w:start w:val="1"/>
+      <w:numFmt w:val="lowerLetter"/>
+      <w:lvlText w:val="%8."/>
+      <w:lvlJc w:val="left"/>
+      <w:pPr>
+        <w:ind w:left="6480" w:hanging="360"/>
+      </w:pPr>
+    </w:lvl>
+    <w:lvl w:ilvl="8" w:tplc="0809001B" w:tentative="1">
+      <w:start w:val="1"/>
+      <w:numFmt w:val="lowerRoman"/>
+      <w:lvlText w:val="%9."/>
+      <w:lvlJc w:val="right"/>
+      <w:pPr>
+        <w:ind w:left="7200" w:hanging="180"/>
+      </w:pPr>
+    </w:lvl>
+  </w:abstractNum>
+  <w:abstractNum w:abstractNumId="3" w15:restartNumberingAfterBreak="0">
+    <w:nsid w:val="22D743D9"/>
+    <w:multiLevelType w:val="hybridMultilevel"/>
+    <w:tmpl w:val="1B944C18"/>
+    <w:lvl w:ilvl="0" w:tplc="FFFFFFFF">
+      <w:start w:val="1"/>
+      <w:numFmt w:val="lowerLetter"/>
+      <w:lvlText w:val="%1."/>
+      <w:lvlJc w:val="left"/>
+      <w:pPr>
+        <w:ind w:left="1440" w:hanging="360"/>
+      </w:pPr>
+    </w:lvl>
+    <w:lvl w:ilvl="1" w:tplc="FFFFFFFF" w:tentative="1">
+      <w:start w:val="1"/>
+      <w:numFmt w:val="lowerLetter"/>
+      <w:lvlText w:val="%2."/>
+      <w:lvlJc w:val="left"/>
+      <w:pPr>
+        <w:ind w:left="2160" w:hanging="360"/>
+      </w:pPr>
+    </w:lvl>
+    <w:lvl w:ilvl="2" w:tplc="FFFFFFFF" w:tentative="1">
+      <w:start w:val="1"/>
+      <w:numFmt w:val="lowerRoman"/>
+      <w:lvlText w:val="%3."/>
+      <w:lvlJc w:val="right"/>
+      <w:pPr>
+        <w:ind w:left="2880" w:hanging="180"/>
+      </w:pPr>
+    </w:lvl>
+    <w:lvl w:ilvl="3" w:tplc="FFFFFFFF" w:tentative="1">
+      <w:start w:val="1"/>
+      <w:numFmt w:val="decimal"/>
+      <w:lvlText w:val="%4."/>
+      <w:lvlJc w:val="left"/>
+      <w:pPr>
+        <w:ind w:left="3600" w:hanging="360"/>
+      </w:pPr>
+    </w:lvl>
+    <w:lvl w:ilvl="4" w:tplc="FFFFFFFF" w:tentative="1">
+      <w:start w:val="1"/>
+      <w:numFmt w:val="lowerLetter"/>
+      <w:lvlText w:val="%5."/>
+      <w:lvlJc w:val="left"/>
+      <w:pPr>
+        <w:ind w:left="4320" w:hanging="360"/>
+      </w:pPr>
+    </w:lvl>
+    <w:lvl w:ilvl="5" w:tplc="FFFFFFFF" w:tentative="1">
+      <w:start w:val="1"/>
+      <w:numFmt w:val="lowerRoman"/>
+      <w:lvlText w:val="%6."/>
+      <w:lvlJc w:val="right"/>
+      <w:pPr>
+        <w:ind w:left="5040" w:hanging="180"/>
+      </w:pPr>
+    </w:lvl>
+    <w:lvl w:ilvl="6" w:tplc="FFFFFFFF" w:tentative="1">
+      <w:start w:val="1"/>
+      <w:numFmt w:val="decimal"/>
+      <w:lvlText w:val="%7."/>
+      <w:lvlJc w:val="left"/>
+      <w:pPr>
+        <w:ind w:left="5760" w:hanging="360"/>
+      </w:pPr>
+    </w:lvl>
+    <w:lvl w:ilvl="7" w:tplc="FFFFFFFF" w:tentative="1">
+      <w:start w:val="1"/>
+      <w:numFmt w:val="lowerLetter"/>
+      <w:lvlText w:val="%8."/>
+      <w:lvlJc w:val="left"/>
+      <w:pPr>
+        <w:ind w:left="6480" w:hanging="360"/>
+      </w:pPr>
+    </w:lvl>
+    <w:lvl w:ilvl="8" w:tplc="FFFFFFFF" w:tentative="1">
+      <w:start w:val="1"/>
+      <w:numFmt w:val="lowerRoman"/>
+      <w:lvlText w:val="%9."/>
+      <w:lvlJc w:val="right"/>
+      <w:pPr>
+        <w:ind w:left="7200" w:hanging="180"/>
+      </w:pPr>
+    </w:lvl>
+  </w:abstractNum>
+  <w:abstractNum w:abstractNumId="4" w15:restartNumberingAfterBreak="0">
     <w:nsid w:val="3AE06BD9"/>
     <w:multiLevelType w:val="hybridMultilevel"/>
     <w:tmpl w:val="9280AE9C"/>
@@ -2178,7 +7646,305 @@
       </w:rPr>
     </w:lvl>
   </w:abstractNum>
-  <w:abstractNum w:abstractNumId="2" w15:restartNumberingAfterBreak="0">
+  <w:abstractNum w:abstractNumId="5" w15:restartNumberingAfterBreak="0">
+    <w:nsid w:val="3CC45FFB"/>
+    <w:multiLevelType w:val="multilevel"/>
+    <w:tmpl w:val="F808E182"/>
+    <w:lvl w:ilvl="0">
+      <w:start w:val="1"/>
+      <w:numFmt w:val="bullet"/>
+      <w:lvlText w:val=""/>
+      <w:lvlJc w:val="left"/>
+      <w:pPr>
+        <w:tabs>
+          <w:tab w:val="num" w:pos="1800"/>
+        </w:tabs>
+        <w:ind w:left="1800" w:hanging="360"/>
+      </w:pPr>
+      <w:rPr>
+        <w:rFonts w:ascii="Symbol" w:hAnsi="Symbol" w:hint="default"/>
+        <w:sz w:val="20"/>
+      </w:rPr>
+    </w:lvl>
+    <w:lvl w:ilvl="1">
+      <w:start w:val="1"/>
+      <w:numFmt w:val="bullet"/>
+      <w:lvlText w:val="o"/>
+      <w:lvlJc w:val="left"/>
+      <w:pPr>
+        <w:tabs>
+          <w:tab w:val="num" w:pos="2520"/>
+        </w:tabs>
+        <w:ind w:left="2520" w:hanging="360"/>
+      </w:pPr>
+      <w:rPr>
+        <w:rFonts w:ascii="Courier New" w:hAnsi="Courier New" w:hint="default"/>
+        <w:sz w:val="20"/>
+      </w:rPr>
+    </w:lvl>
+    <w:lvl w:ilvl="2" w:tentative="1">
+      <w:start w:val="1"/>
+      <w:numFmt w:val="bullet"/>
+      <w:lvlText w:val=""/>
+      <w:lvlJc w:val="left"/>
+      <w:pPr>
+        <w:tabs>
+          <w:tab w:val="num" w:pos="3240"/>
+        </w:tabs>
+        <w:ind w:left="3240" w:hanging="360"/>
+      </w:pPr>
+      <w:rPr>
+        <w:rFonts w:ascii="Wingdings" w:hAnsi="Wingdings" w:hint="default"/>
+        <w:sz w:val="20"/>
+      </w:rPr>
+    </w:lvl>
+    <w:lvl w:ilvl="3" w:tentative="1">
+      <w:start w:val="1"/>
+      <w:numFmt w:val="bullet"/>
+      <w:lvlText w:val=""/>
+      <w:lvlJc w:val="left"/>
+      <w:pPr>
+        <w:tabs>
+          <w:tab w:val="num" w:pos="3960"/>
+        </w:tabs>
+        <w:ind w:left="3960" w:hanging="360"/>
+      </w:pPr>
+      <w:rPr>
+        <w:rFonts w:ascii="Wingdings" w:hAnsi="Wingdings" w:hint="default"/>
+        <w:sz w:val="20"/>
+      </w:rPr>
+    </w:lvl>
+    <w:lvl w:ilvl="4" w:tentative="1">
+      <w:start w:val="1"/>
+      <w:numFmt w:val="bullet"/>
+      <w:lvlText w:val=""/>
+      <w:lvlJc w:val="left"/>
+      <w:pPr>
+        <w:tabs>
+          <w:tab w:val="num" w:pos="4680"/>
+        </w:tabs>
+        <w:ind w:left="4680" w:hanging="360"/>
+      </w:pPr>
+      <w:rPr>
+        <w:rFonts w:ascii="Wingdings" w:hAnsi="Wingdings" w:hint="default"/>
+        <w:sz w:val="20"/>
+      </w:rPr>
+    </w:lvl>
+    <w:lvl w:ilvl="5" w:tentative="1">
+      <w:start w:val="1"/>
+      <w:numFmt w:val="bullet"/>
+      <w:lvlText w:val=""/>
+      <w:lvlJc w:val="left"/>
+      <w:pPr>
+        <w:tabs>
+          <w:tab w:val="num" w:pos="5400"/>
+        </w:tabs>
+        <w:ind w:left="5400" w:hanging="360"/>
+      </w:pPr>
+      <w:rPr>
+        <w:rFonts w:ascii="Wingdings" w:hAnsi="Wingdings" w:hint="default"/>
+        <w:sz w:val="20"/>
+      </w:rPr>
+    </w:lvl>
+    <w:lvl w:ilvl="6" w:tentative="1">
+      <w:start w:val="1"/>
+      <w:numFmt w:val="bullet"/>
+      <w:lvlText w:val=""/>
+      <w:lvlJc w:val="left"/>
+      <w:pPr>
+        <w:tabs>
+          <w:tab w:val="num" w:pos="6120"/>
+        </w:tabs>
+        <w:ind w:left="6120" w:hanging="360"/>
+      </w:pPr>
+      <w:rPr>
+        <w:rFonts w:ascii="Wingdings" w:hAnsi="Wingdings" w:hint="default"/>
+        <w:sz w:val="20"/>
+      </w:rPr>
+    </w:lvl>
+    <w:lvl w:ilvl="7" w:tentative="1">
+      <w:start w:val="1"/>
+      <w:numFmt w:val="bullet"/>
+      <w:lvlText w:val=""/>
+      <w:lvlJc w:val="left"/>
+      <w:pPr>
+        <w:tabs>
+          <w:tab w:val="num" w:pos="6840"/>
+        </w:tabs>
+        <w:ind w:left="6840" w:hanging="360"/>
+      </w:pPr>
+      <w:rPr>
+        <w:rFonts w:ascii="Wingdings" w:hAnsi="Wingdings" w:hint="default"/>
+        <w:sz w:val="20"/>
+      </w:rPr>
+    </w:lvl>
+    <w:lvl w:ilvl="8" w:tentative="1">
+      <w:start w:val="1"/>
+      <w:numFmt w:val="bullet"/>
+      <w:lvlText w:val=""/>
+      <w:lvlJc w:val="left"/>
+      <w:pPr>
+        <w:tabs>
+          <w:tab w:val="num" w:pos="7560"/>
+        </w:tabs>
+        <w:ind w:left="7560" w:hanging="360"/>
+      </w:pPr>
+      <w:rPr>
+        <w:rFonts w:ascii="Wingdings" w:hAnsi="Wingdings" w:hint="default"/>
+        <w:sz w:val="20"/>
+      </w:rPr>
+    </w:lvl>
+  </w:abstractNum>
+  <w:abstractNum w:abstractNumId="6" w15:restartNumberingAfterBreak="0">
+    <w:nsid w:val="3D3021BD"/>
+    <w:multiLevelType w:val="multilevel"/>
+    <w:tmpl w:val="1806FDAC"/>
+    <w:lvl w:ilvl="0">
+      <w:start w:val="1"/>
+      <w:numFmt w:val="bullet"/>
+      <w:lvlText w:val=""/>
+      <w:lvlJc w:val="left"/>
+      <w:pPr>
+        <w:tabs>
+          <w:tab w:val="num" w:pos="720"/>
+        </w:tabs>
+        <w:ind w:left="720" w:hanging="360"/>
+      </w:pPr>
+      <w:rPr>
+        <w:rFonts w:ascii="Symbol" w:hAnsi="Symbol" w:hint="default"/>
+        <w:sz w:val="20"/>
+      </w:rPr>
+    </w:lvl>
+    <w:lvl w:ilvl="1">
+      <w:start w:val="1"/>
+      <w:numFmt w:val="bullet"/>
+      <w:lvlText w:val="o"/>
+      <w:lvlJc w:val="left"/>
+      <w:pPr>
+        <w:tabs>
+          <w:tab w:val="num" w:pos="1440"/>
+        </w:tabs>
+        <w:ind w:left="1440" w:hanging="360"/>
+      </w:pPr>
+      <w:rPr>
+        <w:rFonts w:ascii="Courier New" w:hAnsi="Courier New" w:hint="default"/>
+        <w:sz w:val="20"/>
+      </w:rPr>
+    </w:lvl>
+    <w:lvl w:ilvl="2" w:tentative="1">
+      <w:start w:val="1"/>
+      <w:numFmt w:val="bullet"/>
+      <w:lvlText w:val=""/>
+      <w:lvlJc w:val="left"/>
+      <w:pPr>
+        <w:tabs>
+          <w:tab w:val="num" w:pos="2160"/>
+        </w:tabs>
+        <w:ind w:left="2160" w:hanging="360"/>
+      </w:pPr>
+      <w:rPr>
+        <w:rFonts w:ascii="Wingdings" w:hAnsi="Wingdings" w:hint="default"/>
+        <w:sz w:val="20"/>
+      </w:rPr>
+    </w:lvl>
+    <w:lvl w:ilvl="3" w:tentative="1">
+      <w:start w:val="1"/>
+      <w:numFmt w:val="bullet"/>
+      <w:lvlText w:val=""/>
+      <w:lvlJc w:val="left"/>
+      <w:pPr>
+        <w:tabs>
+          <w:tab w:val="num" w:pos="2880"/>
+        </w:tabs>
+        <w:ind w:left="2880" w:hanging="360"/>
+      </w:pPr>
+      <w:rPr>
+        <w:rFonts w:ascii="Wingdings" w:hAnsi="Wingdings" w:hint="default"/>
+        <w:sz w:val="20"/>
+      </w:rPr>
+    </w:lvl>
+    <w:lvl w:ilvl="4" w:tentative="1">
+      <w:start w:val="1"/>
+      <w:numFmt w:val="bullet"/>
+      <w:lvlText w:val=""/>
+      <w:lvlJc w:val="left"/>
+      <w:pPr>
+        <w:tabs>
+          <w:tab w:val="num" w:pos="3600"/>
+        </w:tabs>
+        <w:ind w:left="3600" w:hanging="360"/>
+      </w:pPr>
+      <w:rPr>
+        <w:rFonts w:ascii="Wingdings" w:hAnsi="Wingdings" w:hint="default"/>
+        <w:sz w:val="20"/>
+      </w:rPr>
+    </w:lvl>
+    <w:lvl w:ilvl="5" w:tentative="1">
+      <w:start w:val="1"/>
+      <w:numFmt w:val="bullet"/>
+      <w:lvlText w:val=""/>
+      <w:lvlJc w:val="left"/>
+      <w:pPr>
+        <w:tabs>
+          <w:tab w:val="num" w:pos="4320"/>
+        </w:tabs>
+        <w:ind w:left="4320" w:hanging="360"/>
+      </w:pPr>
+      <w:rPr>
+        <w:rFonts w:ascii="Wingdings" w:hAnsi="Wingdings" w:hint="default"/>
+        <w:sz w:val="20"/>
+      </w:rPr>
+    </w:lvl>
+    <w:lvl w:ilvl="6" w:tentative="1">
+      <w:start w:val="1"/>
+      <w:numFmt w:val="bullet"/>
+      <w:lvlText w:val=""/>
+      <w:lvlJc w:val="left"/>
+      <w:pPr>
+        <w:tabs>
+          <w:tab w:val="num" w:pos="5040"/>
+        </w:tabs>
+        <w:ind w:left="5040" w:hanging="360"/>
+      </w:pPr>
+      <w:rPr>
+        <w:rFonts w:ascii="Wingdings" w:hAnsi="Wingdings" w:hint="default"/>
+        <w:sz w:val="20"/>
+      </w:rPr>
+    </w:lvl>
+    <w:lvl w:ilvl="7" w:tentative="1">
+      <w:start w:val="1"/>
+      <w:numFmt w:val="bullet"/>
+      <w:lvlText w:val=""/>
+      <w:lvlJc w:val="left"/>
+      <w:pPr>
+        <w:tabs>
+          <w:tab w:val="num" w:pos="5760"/>
+        </w:tabs>
+        <w:ind w:left="5760" w:hanging="360"/>
+      </w:pPr>
+      <w:rPr>
+        <w:rFonts w:ascii="Wingdings" w:hAnsi="Wingdings" w:hint="default"/>
+        <w:sz w:val="20"/>
+      </w:rPr>
+    </w:lvl>
+    <w:lvl w:ilvl="8" w:tentative="1">
+      <w:start w:val="1"/>
+      <w:numFmt w:val="bullet"/>
+      <w:lvlText w:val=""/>
+      <w:lvlJc w:val="left"/>
+      <w:pPr>
+        <w:tabs>
+          <w:tab w:val="num" w:pos="6480"/>
+        </w:tabs>
+        <w:ind w:left="6480" w:hanging="360"/>
+      </w:pPr>
+      <w:rPr>
+        <w:rFonts w:ascii="Wingdings" w:hAnsi="Wingdings" w:hint="default"/>
+        <w:sz w:val="20"/>
+      </w:rPr>
+    </w:lvl>
+  </w:abstractNum>
+  <w:abstractNum w:abstractNumId="7" w15:restartNumberingAfterBreak="0">
     <w:nsid w:val="48995A8C"/>
     <w:multiLevelType w:val="hybridMultilevel"/>
     <w:tmpl w:val="F6AA5A28"/>
@@ -2291,21 +8057,18 @@
       </w:rPr>
     </w:lvl>
   </w:abstractNum>
-  <w:abstractNum w:abstractNumId="3" w15:restartNumberingAfterBreak="0">
-    <w:nsid w:val="573C5C45"/>
+  <w:abstractNum w:abstractNumId="8" w15:restartNumberingAfterBreak="0">
+    <w:nsid w:val="4FF23663"/>
     <w:multiLevelType w:val="hybridMultilevel"/>
-    <w:tmpl w:val="357C2330"/>
-    <w:lvl w:ilvl="0" w:tplc="083C302E">
-      <w:start w:val="1"/>
-      <w:numFmt w:val="upperRoman"/>
+    <w:tmpl w:val="0FCC4448"/>
+    <w:lvl w:ilvl="0" w:tplc="0809000F">
+      <w:start w:val="1"/>
+      <w:numFmt w:val="decimal"/>
       <w:lvlText w:val="%1."/>
       <w:lvlJc w:val="left"/>
       <w:pPr>
-        <w:ind w:left="1080" w:hanging="720"/>
-      </w:pPr>
-      <w:rPr>
-        <w:rFonts w:hint="default"/>
-      </w:rPr>
+        <w:ind w:left="1080" w:hanging="360"/>
+      </w:pPr>
     </w:lvl>
     <w:lvl w:ilvl="1" w:tplc="08090019" w:tentative="1">
       <w:start w:val="1"/>
@@ -2313,7 +8076,7 @@
       <w:lvlText w:val="%2."/>
       <w:lvlJc w:val="left"/>
       <w:pPr>
-        <w:ind w:left="1440" w:hanging="360"/>
+        <w:ind w:left="1800" w:hanging="360"/>
       </w:pPr>
     </w:lvl>
     <w:lvl w:ilvl="2" w:tplc="0809001B" w:tentative="1">
@@ -2322,7 +8085,7 @@
       <w:lvlText w:val="%3."/>
       <w:lvlJc w:val="right"/>
       <w:pPr>
-        <w:ind w:left="2160" w:hanging="180"/>
+        <w:ind w:left="2520" w:hanging="180"/>
       </w:pPr>
     </w:lvl>
     <w:lvl w:ilvl="3" w:tplc="0809000F" w:tentative="1">
@@ -2331,7 +8094,7 @@
       <w:lvlText w:val="%4."/>
       <w:lvlJc w:val="left"/>
       <w:pPr>
-        <w:ind w:left="2880" w:hanging="360"/>
+        <w:ind w:left="3240" w:hanging="360"/>
       </w:pPr>
     </w:lvl>
     <w:lvl w:ilvl="4" w:tplc="08090019" w:tentative="1">
@@ -2340,7 +8103,7 @@
       <w:lvlText w:val="%5."/>
       <w:lvlJc w:val="left"/>
       <w:pPr>
-        <w:ind w:left="3600" w:hanging="360"/>
+        <w:ind w:left="3960" w:hanging="360"/>
       </w:pPr>
     </w:lvl>
     <w:lvl w:ilvl="5" w:tplc="0809001B" w:tentative="1">
@@ -2349,7 +8112,7 @@
       <w:lvlText w:val="%6."/>
       <w:lvlJc w:val="right"/>
       <w:pPr>
-        <w:ind w:left="4320" w:hanging="180"/>
+        <w:ind w:left="4680" w:hanging="180"/>
       </w:pPr>
     </w:lvl>
     <w:lvl w:ilvl="6" w:tplc="0809000F" w:tentative="1">
@@ -2358,7 +8121,7 @@
       <w:lvlText w:val="%7."/>
       <w:lvlJc w:val="left"/>
       <w:pPr>
-        <w:ind w:left="5040" w:hanging="360"/>
+        <w:ind w:left="5400" w:hanging="360"/>
       </w:pPr>
     </w:lvl>
     <w:lvl w:ilvl="7" w:tplc="08090019" w:tentative="1">
@@ -2367,7 +8130,7 @@
       <w:lvlText w:val="%8."/>
       <w:lvlJc w:val="left"/>
       <w:pPr>
-        <w:ind w:left="5760" w:hanging="360"/>
+        <w:ind w:left="6120" w:hanging="360"/>
       </w:pPr>
     </w:lvl>
     <w:lvl w:ilvl="8" w:tplc="0809001B" w:tentative="1">
@@ -2376,11 +8139,186 @@
       <w:lvlText w:val="%9."/>
       <w:lvlJc w:val="right"/>
       <w:pPr>
+        <w:ind w:left="6840" w:hanging="180"/>
+      </w:pPr>
+    </w:lvl>
+  </w:abstractNum>
+  <w:abstractNum w:abstractNumId="9" w15:restartNumberingAfterBreak="0">
+    <w:nsid w:val="527234E4"/>
+    <w:multiLevelType w:val="hybridMultilevel"/>
+    <w:tmpl w:val="E7B0E292"/>
+    <w:lvl w:ilvl="0" w:tplc="FFFFFFFF">
+      <w:start w:val="1"/>
+      <w:numFmt w:val="lowerLetter"/>
+      <w:lvlText w:val="%1."/>
+      <w:lvlJc w:val="left"/>
+      <w:pPr>
+        <w:ind w:left="1440" w:hanging="360"/>
+      </w:pPr>
+    </w:lvl>
+    <w:lvl w:ilvl="1" w:tplc="FFFFFFFF" w:tentative="1">
+      <w:start w:val="1"/>
+      <w:numFmt w:val="lowerLetter"/>
+      <w:lvlText w:val="%2."/>
+      <w:lvlJc w:val="left"/>
+      <w:pPr>
+        <w:ind w:left="2160" w:hanging="360"/>
+      </w:pPr>
+    </w:lvl>
+    <w:lvl w:ilvl="2" w:tplc="FFFFFFFF" w:tentative="1">
+      <w:start w:val="1"/>
+      <w:numFmt w:val="lowerRoman"/>
+      <w:lvlText w:val="%3."/>
+      <w:lvlJc w:val="right"/>
+      <w:pPr>
+        <w:ind w:left="2880" w:hanging="180"/>
+      </w:pPr>
+    </w:lvl>
+    <w:lvl w:ilvl="3" w:tplc="FFFFFFFF" w:tentative="1">
+      <w:start w:val="1"/>
+      <w:numFmt w:val="decimal"/>
+      <w:lvlText w:val="%4."/>
+      <w:lvlJc w:val="left"/>
+      <w:pPr>
+        <w:ind w:left="3600" w:hanging="360"/>
+      </w:pPr>
+    </w:lvl>
+    <w:lvl w:ilvl="4" w:tplc="FFFFFFFF" w:tentative="1">
+      <w:start w:val="1"/>
+      <w:numFmt w:val="lowerLetter"/>
+      <w:lvlText w:val="%5."/>
+      <w:lvlJc w:val="left"/>
+      <w:pPr>
+        <w:ind w:left="4320" w:hanging="360"/>
+      </w:pPr>
+    </w:lvl>
+    <w:lvl w:ilvl="5" w:tplc="FFFFFFFF" w:tentative="1">
+      <w:start w:val="1"/>
+      <w:numFmt w:val="lowerRoman"/>
+      <w:lvlText w:val="%6."/>
+      <w:lvlJc w:val="right"/>
+      <w:pPr>
+        <w:ind w:left="5040" w:hanging="180"/>
+      </w:pPr>
+    </w:lvl>
+    <w:lvl w:ilvl="6" w:tplc="FFFFFFFF" w:tentative="1">
+      <w:start w:val="1"/>
+      <w:numFmt w:val="decimal"/>
+      <w:lvlText w:val="%7."/>
+      <w:lvlJc w:val="left"/>
+      <w:pPr>
+        <w:ind w:left="5760" w:hanging="360"/>
+      </w:pPr>
+    </w:lvl>
+    <w:lvl w:ilvl="7" w:tplc="FFFFFFFF" w:tentative="1">
+      <w:start w:val="1"/>
+      <w:numFmt w:val="lowerLetter"/>
+      <w:lvlText w:val="%8."/>
+      <w:lvlJc w:val="left"/>
+      <w:pPr>
+        <w:ind w:left="6480" w:hanging="360"/>
+      </w:pPr>
+    </w:lvl>
+    <w:lvl w:ilvl="8" w:tplc="FFFFFFFF" w:tentative="1">
+      <w:start w:val="1"/>
+      <w:numFmt w:val="lowerRoman"/>
+      <w:lvlText w:val="%9."/>
+      <w:lvlJc w:val="right"/>
+      <w:pPr>
+        <w:ind w:left="7200" w:hanging="180"/>
+      </w:pPr>
+    </w:lvl>
+  </w:abstractNum>
+  <w:abstractNum w:abstractNumId="10" w15:restartNumberingAfterBreak="0">
+    <w:nsid w:val="573C5C45"/>
+    <w:multiLevelType w:val="hybridMultilevel"/>
+    <w:tmpl w:val="676CFDC8"/>
+    <w:lvl w:ilvl="0" w:tplc="083C302E">
+      <w:start w:val="1"/>
+      <w:numFmt w:val="upperRoman"/>
+      <w:lvlText w:val="%1."/>
+      <w:lvlJc w:val="left"/>
+      <w:pPr>
+        <w:ind w:left="1080" w:hanging="720"/>
+      </w:pPr>
+      <w:rPr>
+        <w:rFonts w:hint="default"/>
+      </w:rPr>
+    </w:lvl>
+    <w:lvl w:ilvl="1" w:tplc="08090019" w:tentative="1">
+      <w:start w:val="1"/>
+      <w:numFmt w:val="lowerLetter"/>
+      <w:lvlText w:val="%2."/>
+      <w:lvlJc w:val="left"/>
+      <w:pPr>
+        <w:ind w:left="1440" w:hanging="360"/>
+      </w:pPr>
+    </w:lvl>
+    <w:lvl w:ilvl="2" w:tplc="0809001B" w:tentative="1">
+      <w:start w:val="1"/>
+      <w:numFmt w:val="lowerRoman"/>
+      <w:lvlText w:val="%3."/>
+      <w:lvlJc w:val="right"/>
+      <w:pPr>
+        <w:ind w:left="2160" w:hanging="180"/>
+      </w:pPr>
+    </w:lvl>
+    <w:lvl w:ilvl="3" w:tplc="0809000F" w:tentative="1">
+      <w:start w:val="1"/>
+      <w:numFmt w:val="decimal"/>
+      <w:lvlText w:val="%4."/>
+      <w:lvlJc w:val="left"/>
+      <w:pPr>
+        <w:ind w:left="2880" w:hanging="360"/>
+      </w:pPr>
+    </w:lvl>
+    <w:lvl w:ilvl="4" w:tplc="08090019" w:tentative="1">
+      <w:start w:val="1"/>
+      <w:numFmt w:val="lowerLetter"/>
+      <w:lvlText w:val="%5."/>
+      <w:lvlJc w:val="left"/>
+      <w:pPr>
+        <w:ind w:left="3600" w:hanging="360"/>
+      </w:pPr>
+    </w:lvl>
+    <w:lvl w:ilvl="5" w:tplc="0809001B" w:tentative="1">
+      <w:start w:val="1"/>
+      <w:numFmt w:val="lowerRoman"/>
+      <w:lvlText w:val="%6."/>
+      <w:lvlJc w:val="right"/>
+      <w:pPr>
+        <w:ind w:left="4320" w:hanging="180"/>
+      </w:pPr>
+    </w:lvl>
+    <w:lvl w:ilvl="6" w:tplc="0809000F" w:tentative="1">
+      <w:start w:val="1"/>
+      <w:numFmt w:val="decimal"/>
+      <w:lvlText w:val="%7."/>
+      <w:lvlJc w:val="left"/>
+      <w:pPr>
+        <w:ind w:left="5040" w:hanging="360"/>
+      </w:pPr>
+    </w:lvl>
+    <w:lvl w:ilvl="7" w:tplc="08090019" w:tentative="1">
+      <w:start w:val="1"/>
+      <w:numFmt w:val="lowerLetter"/>
+      <w:lvlText w:val="%8."/>
+      <w:lvlJc w:val="left"/>
+      <w:pPr>
+        <w:ind w:left="5760" w:hanging="360"/>
+      </w:pPr>
+    </w:lvl>
+    <w:lvl w:ilvl="8" w:tplc="0809001B" w:tentative="1">
+      <w:start w:val="1"/>
+      <w:numFmt w:val="lowerRoman"/>
+      <w:lvlText w:val="%9."/>
+      <w:lvlJc w:val="right"/>
+      <w:pPr>
         <w:ind w:left="6480" w:hanging="180"/>
       </w:pPr>
     </w:lvl>
   </w:abstractNum>
-  <w:abstractNum w:abstractNumId="4" w15:restartNumberingAfterBreak="0">
+  <w:abstractNum w:abstractNumId="11" w15:restartNumberingAfterBreak="0">
     <w:nsid w:val="5A9019F7"/>
     <w:multiLevelType w:val="multilevel"/>
     <w:tmpl w:val="7CF8C8F2"/>
@@ -2529,20 +8467,763 @@
       </w:rPr>
     </w:lvl>
   </w:abstractNum>
+  <w:abstractNum w:abstractNumId="12" w15:restartNumberingAfterBreak="0">
+    <w:nsid w:val="5AB22C9D"/>
+    <w:multiLevelType w:val="multilevel"/>
+    <w:tmpl w:val="8AA8BEEA"/>
+    <w:lvl w:ilvl="0">
+      <w:start w:val="1"/>
+      <w:numFmt w:val="bullet"/>
+      <w:lvlText w:val=""/>
+      <w:lvlJc w:val="left"/>
+      <w:pPr>
+        <w:tabs>
+          <w:tab w:val="num" w:pos="1800"/>
+        </w:tabs>
+        <w:ind w:left="1800" w:hanging="360"/>
+      </w:pPr>
+      <w:rPr>
+        <w:rFonts w:ascii="Symbol" w:hAnsi="Symbol" w:hint="default"/>
+        <w:sz w:val="20"/>
+      </w:rPr>
+    </w:lvl>
+    <w:lvl w:ilvl="1" w:tentative="1">
+      <w:start w:val="1"/>
+      <w:numFmt w:val="bullet"/>
+      <w:lvlText w:val="o"/>
+      <w:lvlJc w:val="left"/>
+      <w:pPr>
+        <w:tabs>
+          <w:tab w:val="num" w:pos="2520"/>
+        </w:tabs>
+        <w:ind w:left="2520" w:hanging="360"/>
+      </w:pPr>
+      <w:rPr>
+        <w:rFonts w:ascii="Courier New" w:hAnsi="Courier New" w:hint="default"/>
+        <w:sz w:val="20"/>
+      </w:rPr>
+    </w:lvl>
+    <w:lvl w:ilvl="2" w:tentative="1">
+      <w:start w:val="1"/>
+      <w:numFmt w:val="bullet"/>
+      <w:lvlText w:val=""/>
+      <w:lvlJc w:val="left"/>
+      <w:pPr>
+        <w:tabs>
+          <w:tab w:val="num" w:pos="3240"/>
+        </w:tabs>
+        <w:ind w:left="3240" w:hanging="360"/>
+      </w:pPr>
+      <w:rPr>
+        <w:rFonts w:ascii="Wingdings" w:hAnsi="Wingdings" w:hint="default"/>
+        <w:sz w:val="20"/>
+      </w:rPr>
+    </w:lvl>
+    <w:lvl w:ilvl="3" w:tentative="1">
+      <w:start w:val="1"/>
+      <w:numFmt w:val="bullet"/>
+      <w:lvlText w:val=""/>
+      <w:lvlJc w:val="left"/>
+      <w:pPr>
+        <w:tabs>
+          <w:tab w:val="num" w:pos="3960"/>
+        </w:tabs>
+        <w:ind w:left="3960" w:hanging="360"/>
+      </w:pPr>
+      <w:rPr>
+        <w:rFonts w:ascii="Wingdings" w:hAnsi="Wingdings" w:hint="default"/>
+        <w:sz w:val="20"/>
+      </w:rPr>
+    </w:lvl>
+    <w:lvl w:ilvl="4" w:tentative="1">
+      <w:start w:val="1"/>
+      <w:numFmt w:val="bullet"/>
+      <w:lvlText w:val=""/>
+      <w:lvlJc w:val="left"/>
+      <w:pPr>
+        <w:tabs>
+          <w:tab w:val="num" w:pos="4680"/>
+        </w:tabs>
+        <w:ind w:left="4680" w:hanging="360"/>
+      </w:pPr>
+      <w:rPr>
+        <w:rFonts w:ascii="Wingdings" w:hAnsi="Wingdings" w:hint="default"/>
+        <w:sz w:val="20"/>
+      </w:rPr>
+    </w:lvl>
+    <w:lvl w:ilvl="5" w:tentative="1">
+      <w:start w:val="1"/>
+      <w:numFmt w:val="bullet"/>
+      <w:lvlText w:val=""/>
+      <w:lvlJc w:val="left"/>
+      <w:pPr>
+        <w:tabs>
+          <w:tab w:val="num" w:pos="5400"/>
+        </w:tabs>
+        <w:ind w:left="5400" w:hanging="360"/>
+      </w:pPr>
+      <w:rPr>
+        <w:rFonts w:ascii="Wingdings" w:hAnsi="Wingdings" w:hint="default"/>
+        <w:sz w:val="20"/>
+      </w:rPr>
+    </w:lvl>
+    <w:lvl w:ilvl="6" w:tentative="1">
+      <w:start w:val="1"/>
+      <w:numFmt w:val="bullet"/>
+      <w:lvlText w:val=""/>
+      <w:lvlJc w:val="left"/>
+      <w:pPr>
+        <w:tabs>
+          <w:tab w:val="num" w:pos="6120"/>
+        </w:tabs>
+        <w:ind w:left="6120" w:hanging="360"/>
+      </w:pPr>
+      <w:rPr>
+        <w:rFonts w:ascii="Wingdings" w:hAnsi="Wingdings" w:hint="default"/>
+        <w:sz w:val="20"/>
+      </w:rPr>
+    </w:lvl>
+    <w:lvl w:ilvl="7" w:tentative="1">
+      <w:start w:val="1"/>
+      <w:numFmt w:val="bullet"/>
+      <w:lvlText w:val=""/>
+      <w:lvlJc w:val="left"/>
+      <w:pPr>
+        <w:tabs>
+          <w:tab w:val="num" w:pos="6840"/>
+        </w:tabs>
+        <w:ind w:left="6840" w:hanging="360"/>
+      </w:pPr>
+      <w:rPr>
+        <w:rFonts w:ascii="Wingdings" w:hAnsi="Wingdings" w:hint="default"/>
+        <w:sz w:val="20"/>
+      </w:rPr>
+    </w:lvl>
+    <w:lvl w:ilvl="8" w:tentative="1">
+      <w:start w:val="1"/>
+      <w:numFmt w:val="bullet"/>
+      <w:lvlText w:val=""/>
+      <w:lvlJc w:val="left"/>
+      <w:pPr>
+        <w:tabs>
+          <w:tab w:val="num" w:pos="7560"/>
+        </w:tabs>
+        <w:ind w:left="7560" w:hanging="360"/>
+      </w:pPr>
+      <w:rPr>
+        <w:rFonts w:ascii="Wingdings" w:hAnsi="Wingdings" w:hint="default"/>
+        <w:sz w:val="20"/>
+      </w:rPr>
+    </w:lvl>
+  </w:abstractNum>
+  <w:abstractNum w:abstractNumId="13" w15:restartNumberingAfterBreak="0">
+    <w:nsid w:val="61AD64A6"/>
+    <w:multiLevelType w:val="multilevel"/>
+    <w:tmpl w:val="F69EC764"/>
+    <w:lvl w:ilvl="0">
+      <w:start w:val="1"/>
+      <w:numFmt w:val="bullet"/>
+      <w:lvlText w:val=""/>
+      <w:lvlJc w:val="left"/>
+      <w:pPr>
+        <w:tabs>
+          <w:tab w:val="num" w:pos="1800"/>
+        </w:tabs>
+        <w:ind w:left="1800" w:hanging="360"/>
+      </w:pPr>
+      <w:rPr>
+        <w:rFonts w:ascii="Symbol" w:hAnsi="Symbol" w:hint="default"/>
+        <w:sz w:val="20"/>
+      </w:rPr>
+    </w:lvl>
+    <w:lvl w:ilvl="1">
+      <w:start w:val="1"/>
+      <w:numFmt w:val="bullet"/>
+      <w:lvlText w:val="o"/>
+      <w:lvlJc w:val="left"/>
+      <w:pPr>
+        <w:tabs>
+          <w:tab w:val="num" w:pos="2520"/>
+        </w:tabs>
+        <w:ind w:left="2520" w:hanging="360"/>
+      </w:pPr>
+      <w:rPr>
+        <w:rFonts w:ascii="Courier New" w:hAnsi="Courier New" w:hint="default"/>
+        <w:sz w:val="20"/>
+      </w:rPr>
+    </w:lvl>
+    <w:lvl w:ilvl="2" w:tentative="1">
+      <w:start w:val="1"/>
+      <w:numFmt w:val="bullet"/>
+      <w:lvlText w:val=""/>
+      <w:lvlJc w:val="left"/>
+      <w:pPr>
+        <w:tabs>
+          <w:tab w:val="num" w:pos="3240"/>
+        </w:tabs>
+        <w:ind w:left="3240" w:hanging="360"/>
+      </w:pPr>
+      <w:rPr>
+        <w:rFonts w:ascii="Wingdings" w:hAnsi="Wingdings" w:hint="default"/>
+        <w:sz w:val="20"/>
+      </w:rPr>
+    </w:lvl>
+    <w:lvl w:ilvl="3" w:tentative="1">
+      <w:start w:val="1"/>
+      <w:numFmt w:val="bullet"/>
+      <w:lvlText w:val=""/>
+      <w:lvlJc w:val="left"/>
+      <w:pPr>
+        <w:tabs>
+          <w:tab w:val="num" w:pos="3960"/>
+        </w:tabs>
+        <w:ind w:left="3960" w:hanging="360"/>
+      </w:pPr>
+      <w:rPr>
+        <w:rFonts w:ascii="Wingdings" w:hAnsi="Wingdings" w:hint="default"/>
+        <w:sz w:val="20"/>
+      </w:rPr>
+    </w:lvl>
+    <w:lvl w:ilvl="4" w:tentative="1">
+      <w:start w:val="1"/>
+      <w:numFmt w:val="bullet"/>
+      <w:lvlText w:val=""/>
+      <w:lvlJc w:val="left"/>
+      <w:pPr>
+        <w:tabs>
+          <w:tab w:val="num" w:pos="4680"/>
+        </w:tabs>
+        <w:ind w:left="4680" w:hanging="360"/>
+      </w:pPr>
+      <w:rPr>
+        <w:rFonts w:ascii="Wingdings" w:hAnsi="Wingdings" w:hint="default"/>
+        <w:sz w:val="20"/>
+      </w:rPr>
+    </w:lvl>
+    <w:lvl w:ilvl="5" w:tentative="1">
+      <w:start w:val="1"/>
+      <w:numFmt w:val="bullet"/>
+      <w:lvlText w:val=""/>
+      <w:lvlJc w:val="left"/>
+      <w:pPr>
+        <w:tabs>
+          <w:tab w:val="num" w:pos="5400"/>
+        </w:tabs>
+        <w:ind w:left="5400" w:hanging="360"/>
+      </w:pPr>
+      <w:rPr>
+        <w:rFonts w:ascii="Wingdings" w:hAnsi="Wingdings" w:hint="default"/>
+        <w:sz w:val="20"/>
+      </w:rPr>
+    </w:lvl>
+    <w:lvl w:ilvl="6" w:tentative="1">
+      <w:start w:val="1"/>
+      <w:numFmt w:val="bullet"/>
+      <w:lvlText w:val=""/>
+      <w:lvlJc w:val="left"/>
+      <w:pPr>
+        <w:tabs>
+          <w:tab w:val="num" w:pos="6120"/>
+        </w:tabs>
+        <w:ind w:left="6120" w:hanging="360"/>
+      </w:pPr>
+      <w:rPr>
+        <w:rFonts w:ascii="Wingdings" w:hAnsi="Wingdings" w:hint="default"/>
+        <w:sz w:val="20"/>
+      </w:rPr>
+    </w:lvl>
+    <w:lvl w:ilvl="7" w:tentative="1">
+      <w:start w:val="1"/>
+      <w:numFmt w:val="bullet"/>
+      <w:lvlText w:val=""/>
+      <w:lvlJc w:val="left"/>
+      <w:pPr>
+        <w:tabs>
+          <w:tab w:val="num" w:pos="6840"/>
+        </w:tabs>
+        <w:ind w:left="6840" w:hanging="360"/>
+      </w:pPr>
+      <w:rPr>
+        <w:rFonts w:ascii="Wingdings" w:hAnsi="Wingdings" w:hint="default"/>
+        <w:sz w:val="20"/>
+      </w:rPr>
+    </w:lvl>
+    <w:lvl w:ilvl="8" w:tentative="1">
+      <w:start w:val="1"/>
+      <w:numFmt w:val="bullet"/>
+      <w:lvlText w:val=""/>
+      <w:lvlJc w:val="left"/>
+      <w:pPr>
+        <w:tabs>
+          <w:tab w:val="num" w:pos="7560"/>
+        </w:tabs>
+        <w:ind w:left="7560" w:hanging="360"/>
+      </w:pPr>
+      <w:rPr>
+        <w:rFonts w:ascii="Wingdings" w:hAnsi="Wingdings" w:hint="default"/>
+        <w:sz w:val="20"/>
+      </w:rPr>
+    </w:lvl>
+  </w:abstractNum>
+  <w:abstractNum w:abstractNumId="14" w15:restartNumberingAfterBreak="0">
+    <w:nsid w:val="6774074E"/>
+    <w:multiLevelType w:val="hybridMultilevel"/>
+    <w:tmpl w:val="8C528BD8"/>
+    <w:lvl w:ilvl="0" w:tplc="79505194">
+      <w:start w:val="1"/>
+      <w:numFmt w:val="bullet"/>
+      <w:lvlText w:val="-"/>
+      <w:lvlJc w:val="left"/>
+      <w:pPr>
+        <w:ind w:left="1440" w:hanging="360"/>
+      </w:pPr>
+      <w:rPr>
+        <w:rFonts w:ascii="Aptos Display" w:eastAsiaTheme="minorHAnsi" w:hAnsi="Aptos Display" w:cstheme="minorBidi" w:hint="default"/>
+        <w:b w:val="0"/>
+        <w:color w:val="000000" w:themeColor="text1"/>
+      </w:rPr>
+    </w:lvl>
+    <w:lvl w:ilvl="1" w:tplc="08090003">
+      <w:start w:val="1"/>
+      <w:numFmt w:val="bullet"/>
+      <w:lvlText w:val="o"/>
+      <w:lvlJc w:val="left"/>
+      <w:pPr>
+        <w:ind w:left="2160" w:hanging="360"/>
+      </w:pPr>
+      <w:rPr>
+        <w:rFonts w:ascii="Courier New" w:hAnsi="Courier New" w:cs="Courier New" w:hint="default"/>
+      </w:rPr>
+    </w:lvl>
+    <w:lvl w:ilvl="2" w:tplc="08090005" w:tentative="1">
+      <w:start w:val="1"/>
+      <w:numFmt w:val="bullet"/>
+      <w:lvlText w:val=""/>
+      <w:lvlJc w:val="left"/>
+      <w:pPr>
+        <w:ind w:left="2880" w:hanging="360"/>
+      </w:pPr>
+      <w:rPr>
+        <w:rFonts w:ascii="Wingdings" w:hAnsi="Wingdings" w:hint="default"/>
+      </w:rPr>
+    </w:lvl>
+    <w:lvl w:ilvl="3" w:tplc="08090001" w:tentative="1">
+      <w:start w:val="1"/>
+      <w:numFmt w:val="bullet"/>
+      <w:lvlText w:val=""/>
+      <w:lvlJc w:val="left"/>
+      <w:pPr>
+        <w:ind w:left="3600" w:hanging="360"/>
+      </w:pPr>
+      <w:rPr>
+        <w:rFonts w:ascii="Symbol" w:hAnsi="Symbol" w:hint="default"/>
+      </w:rPr>
+    </w:lvl>
+    <w:lvl w:ilvl="4" w:tplc="08090003" w:tentative="1">
+      <w:start w:val="1"/>
+      <w:numFmt w:val="bullet"/>
+      <w:lvlText w:val="o"/>
+      <w:lvlJc w:val="left"/>
+      <w:pPr>
+        <w:ind w:left="4320" w:hanging="360"/>
+      </w:pPr>
+      <w:rPr>
+        <w:rFonts w:ascii="Courier New" w:hAnsi="Courier New" w:cs="Courier New" w:hint="default"/>
+      </w:rPr>
+    </w:lvl>
+    <w:lvl w:ilvl="5" w:tplc="08090005" w:tentative="1">
+      <w:start w:val="1"/>
+      <w:numFmt w:val="bullet"/>
+      <w:lvlText w:val=""/>
+      <w:lvlJc w:val="left"/>
+      <w:pPr>
+        <w:ind w:left="5040" w:hanging="360"/>
+      </w:pPr>
+      <w:rPr>
+        <w:rFonts w:ascii="Wingdings" w:hAnsi="Wingdings" w:hint="default"/>
+      </w:rPr>
+    </w:lvl>
+    <w:lvl w:ilvl="6" w:tplc="08090001" w:tentative="1">
+      <w:start w:val="1"/>
+      <w:numFmt w:val="bullet"/>
+      <w:lvlText w:val=""/>
+      <w:lvlJc w:val="left"/>
+      <w:pPr>
+        <w:ind w:left="5760" w:hanging="360"/>
+      </w:pPr>
+      <w:rPr>
+        <w:rFonts w:ascii="Symbol" w:hAnsi="Symbol" w:hint="default"/>
+      </w:rPr>
+    </w:lvl>
+    <w:lvl w:ilvl="7" w:tplc="08090003" w:tentative="1">
+      <w:start w:val="1"/>
+      <w:numFmt w:val="bullet"/>
+      <w:lvlText w:val="o"/>
+      <w:lvlJc w:val="left"/>
+      <w:pPr>
+        <w:ind w:left="6480" w:hanging="360"/>
+      </w:pPr>
+      <w:rPr>
+        <w:rFonts w:ascii="Courier New" w:hAnsi="Courier New" w:cs="Courier New" w:hint="default"/>
+      </w:rPr>
+    </w:lvl>
+    <w:lvl w:ilvl="8" w:tplc="08090005" w:tentative="1">
+      <w:start w:val="1"/>
+      <w:numFmt w:val="bullet"/>
+      <w:lvlText w:val=""/>
+      <w:lvlJc w:val="left"/>
+      <w:pPr>
+        <w:ind w:left="7200" w:hanging="360"/>
+      </w:pPr>
+      <w:rPr>
+        <w:rFonts w:ascii="Wingdings" w:hAnsi="Wingdings" w:hint="default"/>
+      </w:rPr>
+    </w:lvl>
+  </w:abstractNum>
+  <w:abstractNum w:abstractNumId="15" w15:restartNumberingAfterBreak="0">
+    <w:nsid w:val="77860F5A"/>
+    <w:multiLevelType w:val="multilevel"/>
+    <w:tmpl w:val="44EC9B74"/>
+    <w:lvl w:ilvl="0">
+      <w:start w:val="1"/>
+      <w:numFmt w:val="bullet"/>
+      <w:lvlText w:val=""/>
+      <w:lvlJc w:val="left"/>
+      <w:pPr>
+        <w:tabs>
+          <w:tab w:val="num" w:pos="720"/>
+        </w:tabs>
+        <w:ind w:left="720" w:hanging="360"/>
+      </w:pPr>
+      <w:rPr>
+        <w:rFonts w:ascii="Symbol" w:hAnsi="Symbol" w:hint="default"/>
+        <w:sz w:val="20"/>
+      </w:rPr>
+    </w:lvl>
+    <w:lvl w:ilvl="1" w:tentative="1">
+      <w:start w:val="1"/>
+      <w:numFmt w:val="bullet"/>
+      <w:lvlText w:val="o"/>
+      <w:lvlJc w:val="left"/>
+      <w:pPr>
+        <w:tabs>
+          <w:tab w:val="num" w:pos="1440"/>
+        </w:tabs>
+        <w:ind w:left="1440" w:hanging="360"/>
+      </w:pPr>
+      <w:rPr>
+        <w:rFonts w:ascii="Courier New" w:hAnsi="Courier New" w:hint="default"/>
+        <w:sz w:val="20"/>
+      </w:rPr>
+    </w:lvl>
+    <w:lvl w:ilvl="2" w:tentative="1">
+      <w:start w:val="1"/>
+      <w:numFmt w:val="bullet"/>
+      <w:lvlText w:val=""/>
+      <w:lvlJc w:val="left"/>
+      <w:pPr>
+        <w:tabs>
+          <w:tab w:val="num" w:pos="2160"/>
+        </w:tabs>
+        <w:ind w:left="2160" w:hanging="360"/>
+      </w:pPr>
+      <w:rPr>
+        <w:rFonts w:ascii="Wingdings" w:hAnsi="Wingdings" w:hint="default"/>
+        <w:sz w:val="20"/>
+      </w:rPr>
+    </w:lvl>
+    <w:lvl w:ilvl="3" w:tentative="1">
+      <w:start w:val="1"/>
+      <w:numFmt w:val="bullet"/>
+      <w:lvlText w:val=""/>
+      <w:lvlJc w:val="left"/>
+      <w:pPr>
+        <w:tabs>
+          <w:tab w:val="num" w:pos="2880"/>
+        </w:tabs>
+        <w:ind w:left="2880" w:hanging="360"/>
+      </w:pPr>
+      <w:rPr>
+        <w:rFonts w:ascii="Wingdings" w:hAnsi="Wingdings" w:hint="default"/>
+        <w:sz w:val="20"/>
+      </w:rPr>
+    </w:lvl>
+    <w:lvl w:ilvl="4" w:tentative="1">
+      <w:start w:val="1"/>
+      <w:numFmt w:val="bullet"/>
+      <w:lvlText w:val=""/>
+      <w:lvlJc w:val="left"/>
+      <w:pPr>
+        <w:tabs>
+          <w:tab w:val="num" w:pos="3600"/>
+        </w:tabs>
+        <w:ind w:left="3600" w:hanging="360"/>
+      </w:pPr>
+      <w:rPr>
+        <w:rFonts w:ascii="Wingdings" w:hAnsi="Wingdings" w:hint="default"/>
+        <w:sz w:val="20"/>
+      </w:rPr>
+    </w:lvl>
+    <w:lvl w:ilvl="5" w:tentative="1">
+      <w:start w:val="1"/>
+      <w:numFmt w:val="bullet"/>
+      <w:lvlText w:val=""/>
+      <w:lvlJc w:val="left"/>
+      <w:pPr>
+        <w:tabs>
+          <w:tab w:val="num" w:pos="4320"/>
+        </w:tabs>
+        <w:ind w:left="4320" w:hanging="360"/>
+      </w:pPr>
+      <w:rPr>
+        <w:rFonts w:ascii="Wingdings" w:hAnsi="Wingdings" w:hint="default"/>
+        <w:sz w:val="20"/>
+      </w:rPr>
+    </w:lvl>
+    <w:lvl w:ilvl="6" w:tentative="1">
+      <w:start w:val="1"/>
+      <w:numFmt w:val="bullet"/>
+      <w:lvlText w:val=""/>
+      <w:lvlJc w:val="left"/>
+      <w:pPr>
+        <w:tabs>
+          <w:tab w:val="num" w:pos="5040"/>
+        </w:tabs>
+        <w:ind w:left="5040" w:hanging="360"/>
+      </w:pPr>
+      <w:rPr>
+        <w:rFonts w:ascii="Wingdings" w:hAnsi="Wingdings" w:hint="default"/>
+        <w:sz w:val="20"/>
+      </w:rPr>
+    </w:lvl>
+    <w:lvl w:ilvl="7" w:tentative="1">
+      <w:start w:val="1"/>
+      <w:numFmt w:val="bullet"/>
+      <w:lvlText w:val=""/>
+      <w:lvlJc w:val="left"/>
+      <w:pPr>
+        <w:tabs>
+          <w:tab w:val="num" w:pos="5760"/>
+        </w:tabs>
+        <w:ind w:left="5760" w:hanging="360"/>
+      </w:pPr>
+      <w:rPr>
+        <w:rFonts w:ascii="Wingdings" w:hAnsi="Wingdings" w:hint="default"/>
+        <w:sz w:val="20"/>
+      </w:rPr>
+    </w:lvl>
+    <w:lvl w:ilvl="8" w:tentative="1">
+      <w:start w:val="1"/>
+      <w:numFmt w:val="bullet"/>
+      <w:lvlText w:val=""/>
+      <w:lvlJc w:val="left"/>
+      <w:pPr>
+        <w:tabs>
+          <w:tab w:val="num" w:pos="6480"/>
+        </w:tabs>
+        <w:ind w:left="6480" w:hanging="360"/>
+      </w:pPr>
+      <w:rPr>
+        <w:rFonts w:ascii="Wingdings" w:hAnsi="Wingdings" w:hint="default"/>
+        <w:sz w:val="20"/>
+      </w:rPr>
+    </w:lvl>
+  </w:abstractNum>
+  <w:abstractNum w:abstractNumId="16" w15:restartNumberingAfterBreak="0">
+    <w:nsid w:val="7BAA0DA9"/>
+    <w:multiLevelType w:val="multilevel"/>
+    <w:tmpl w:val="970E8FCE"/>
+    <w:lvl w:ilvl="0">
+      <w:start w:val="1"/>
+      <w:numFmt w:val="bullet"/>
+      <w:lvlText w:val=""/>
+      <w:lvlJc w:val="left"/>
+      <w:pPr>
+        <w:tabs>
+          <w:tab w:val="num" w:pos="1080"/>
+        </w:tabs>
+        <w:ind w:left="1080" w:hanging="360"/>
+      </w:pPr>
+      <w:rPr>
+        <w:rFonts w:ascii="Symbol" w:hAnsi="Symbol" w:hint="default"/>
+        <w:sz w:val="20"/>
+      </w:rPr>
+    </w:lvl>
+    <w:lvl w:ilvl="1">
+      <w:start w:val="1"/>
+      <w:numFmt w:val="bullet"/>
+      <w:lvlText w:val="o"/>
+      <w:lvlJc w:val="left"/>
+      <w:pPr>
+        <w:tabs>
+          <w:tab w:val="num" w:pos="1800"/>
+        </w:tabs>
+        <w:ind w:left="1800" w:hanging="360"/>
+      </w:pPr>
+      <w:rPr>
+        <w:rFonts w:ascii="Courier New" w:hAnsi="Courier New" w:hint="default"/>
+        <w:sz w:val="20"/>
+      </w:rPr>
+    </w:lvl>
+    <w:lvl w:ilvl="2">
+      <w:start w:val="1"/>
+      <w:numFmt w:val="lowerLetter"/>
+      <w:lvlText w:val="%3."/>
+      <w:lvlJc w:val="left"/>
+      <w:pPr>
+        <w:ind w:left="2520" w:hanging="360"/>
+      </w:pPr>
+      <w:rPr>
+        <w:rFonts w:hint="default"/>
+      </w:rPr>
+    </w:lvl>
+    <w:lvl w:ilvl="3" w:tentative="1">
+      <w:start w:val="1"/>
+      <w:numFmt w:val="bullet"/>
+      <w:lvlText w:val=""/>
+      <w:lvlJc w:val="left"/>
+      <w:pPr>
+        <w:tabs>
+          <w:tab w:val="num" w:pos="3240"/>
+        </w:tabs>
+        <w:ind w:left="3240" w:hanging="360"/>
+      </w:pPr>
+      <w:rPr>
+        <w:rFonts w:ascii="Wingdings" w:hAnsi="Wingdings" w:hint="default"/>
+        <w:sz w:val="20"/>
+      </w:rPr>
+    </w:lvl>
+    <w:lvl w:ilvl="4" w:tentative="1">
+      <w:start w:val="1"/>
+      <w:numFmt w:val="bullet"/>
+      <w:lvlText w:val=""/>
+      <w:lvlJc w:val="left"/>
+      <w:pPr>
+        <w:tabs>
+          <w:tab w:val="num" w:pos="3960"/>
+        </w:tabs>
+        <w:ind w:left="3960" w:hanging="360"/>
+      </w:pPr>
+      <w:rPr>
+        <w:rFonts w:ascii="Wingdings" w:hAnsi="Wingdings" w:hint="default"/>
+        <w:sz w:val="20"/>
+      </w:rPr>
+    </w:lvl>
+    <w:lvl w:ilvl="5" w:tentative="1">
+      <w:start w:val="1"/>
+      <w:numFmt w:val="bullet"/>
+      <w:lvlText w:val=""/>
+      <w:lvlJc w:val="left"/>
+      <w:pPr>
+        <w:tabs>
+          <w:tab w:val="num" w:pos="4680"/>
+        </w:tabs>
+        <w:ind w:left="4680" w:hanging="360"/>
+      </w:pPr>
+      <w:rPr>
+        <w:rFonts w:ascii="Wingdings" w:hAnsi="Wingdings" w:hint="default"/>
+        <w:sz w:val="20"/>
+      </w:rPr>
+    </w:lvl>
+    <w:lvl w:ilvl="6" w:tentative="1">
+      <w:start w:val="1"/>
+      <w:numFmt w:val="bullet"/>
+      <w:lvlText w:val=""/>
+      <w:lvlJc w:val="left"/>
+      <w:pPr>
+        <w:tabs>
+          <w:tab w:val="num" w:pos="5400"/>
+        </w:tabs>
+        <w:ind w:left="5400" w:hanging="360"/>
+      </w:pPr>
+      <w:rPr>
+        <w:rFonts w:ascii="Wingdings" w:hAnsi="Wingdings" w:hint="default"/>
+        <w:sz w:val="20"/>
+      </w:rPr>
+    </w:lvl>
+    <w:lvl w:ilvl="7" w:tentative="1">
+      <w:start w:val="1"/>
+      <w:numFmt w:val="bullet"/>
+      <w:lvlText w:val=""/>
+      <w:lvlJc w:val="left"/>
+      <w:pPr>
+        <w:tabs>
+          <w:tab w:val="num" w:pos="6120"/>
+        </w:tabs>
+        <w:ind w:left="6120" w:hanging="360"/>
+      </w:pPr>
+      <w:rPr>
+        <w:rFonts w:ascii="Wingdings" w:hAnsi="Wingdings" w:hint="default"/>
+        <w:sz w:val="20"/>
+      </w:rPr>
+    </w:lvl>
+    <w:lvl w:ilvl="8" w:tentative="1">
+      <w:start w:val="1"/>
+      <w:numFmt w:val="bullet"/>
+      <w:lvlText w:val=""/>
+      <w:lvlJc w:val="left"/>
+      <w:pPr>
+        <w:tabs>
+          <w:tab w:val="num" w:pos="6840"/>
+        </w:tabs>
+        <w:ind w:left="6840" w:hanging="360"/>
+      </w:pPr>
+      <w:rPr>
+        <w:rFonts w:ascii="Wingdings" w:hAnsi="Wingdings" w:hint="default"/>
+        <w:sz w:val="20"/>
+      </w:rPr>
+    </w:lvl>
+  </w:abstractNum>
   <w:num w:numId="1" w16cid:durableId="1626885574">
+    <w:abstractNumId w:val="1"/>
+  </w:num>
+  <w:num w:numId="2" w16cid:durableId="1965385432">
+    <w:abstractNumId w:val="4"/>
+  </w:num>
+  <w:num w:numId="3" w16cid:durableId="306667504">
+    <w:abstractNumId w:val="7"/>
+  </w:num>
+  <w:num w:numId="4" w16cid:durableId="1362706705">
+    <w:abstractNumId w:val="11"/>
+  </w:num>
+  <w:num w:numId="5" w16cid:durableId="585110565">
+    <w:abstractNumId w:val="10"/>
+  </w:num>
+  <w:num w:numId="6" w16cid:durableId="1239485966">
+    <w:abstractNumId w:val="8"/>
+  </w:num>
+  <w:num w:numId="7" w16cid:durableId="1635136162">
+    <w:abstractNumId w:val="2"/>
+  </w:num>
+  <w:num w:numId="8" w16cid:durableId="859271085">
     <w:abstractNumId w:val="0"/>
   </w:num>
-  <w:num w:numId="2" w16cid:durableId="1965385432">
-    <w:abstractNumId w:val="1"/>
+  <w:num w:numId="9" w16cid:durableId="1749811924">
+    <w:abstractNumId w:val="12"/>
   </w:num>
-  <w:num w:numId="3" w16cid:durableId="306667504">
-    <w:abstractNumId w:val="2"/>
+  <w:num w:numId="10" w16cid:durableId="1672441047">
+    <w:abstractNumId w:val="5"/>
   </w:num>
-  <w:num w:numId="4" w16cid:durableId="1362706705">
-    <w:abstractNumId w:val="4"/>
+  <w:num w:numId="11" w16cid:durableId="870261895">
+    <w:abstractNumId w:val="6"/>
   </w:num>
-  <w:num w:numId="5" w16cid:durableId="585110565">
+  <w:num w:numId="12" w16cid:durableId="734622042">
+    <w:abstractNumId w:val="15"/>
+  </w:num>
+  <w:num w:numId="13" w16cid:durableId="429349473">
+    <w:abstractNumId w:val="14"/>
+  </w:num>
+  <w:num w:numId="14" w16cid:durableId="1905867440">
+    <w:abstractNumId w:val="13"/>
+  </w:num>
+  <w:num w:numId="15" w16cid:durableId="272791268">
     <w:abstractNumId w:val="3"/>
+  </w:num>
+  <w:num w:numId="16" w16cid:durableId="1890922644">
+    <w:abstractNumId w:val="16"/>
+  </w:num>
+  <w:num w:numId="17" w16cid:durableId="1428426580">
+    <w:abstractNumId w:val="9"/>
   </w:num>
 </w:numbering>
 </file>
@@ -2947,6 +9628,7 @@
   <w:style w:type="paragraph" w:default="1" w:styleId="Normal">
     <w:name w:val="Normal"/>
     <w:qFormat/>
+    <w:rsid w:val="00886CB6"/>
   </w:style>
   <w:style w:type="paragraph" w:styleId="Heading1">
     <w:name w:val="heading 1"/>
@@ -3594,6 +10276,323 @@
       </w:tcPr>
     </w:tblStylePr>
   </w:style>
+  <w:style w:type="table" w:styleId="TableGrid">
+    <w:name w:val="Table Grid"/>
+    <w:basedOn w:val="TableNormal"/>
+    <w:uiPriority w:val="39"/>
+    <w:rsid w:val="00EB5210"/>
+    <w:pPr>
+      <w:spacing w:after="0" w:line="240" w:lineRule="auto"/>
+    </w:pPr>
+    <w:tblPr>
+      <w:tblBorders>
+        <w:top w:val="single" w:sz="4" w:space="0" w:color="auto"/>
+        <w:left w:val="single" w:sz="4" w:space="0" w:color="auto"/>
+        <w:bottom w:val="single" w:sz="4" w:space="0" w:color="auto"/>
+        <w:right w:val="single" w:sz="4" w:space="0" w:color="auto"/>
+        <w:insideH w:val="single" w:sz="4" w:space="0" w:color="auto"/>
+        <w:insideV w:val="single" w:sz="4" w:space="0" w:color="auto"/>
+      </w:tblBorders>
+    </w:tblPr>
+  </w:style>
+  <w:style w:type="table" w:styleId="PlainTable2">
+    <w:name w:val="Plain Table 2"/>
+    <w:basedOn w:val="TableNormal"/>
+    <w:uiPriority w:val="42"/>
+    <w:rsid w:val="00D078F8"/>
+    <w:pPr>
+      <w:spacing w:after="0" w:line="240" w:lineRule="auto"/>
+    </w:pPr>
+    <w:tblPr>
+      <w:tblStyleRowBandSize w:val="1"/>
+      <w:tblStyleColBandSize w:val="1"/>
+      <w:tblBorders>
+        <w:top w:val="single" w:sz="4" w:space="0" w:color="7F7F7F" w:themeColor="text1" w:themeTint="80"/>
+        <w:bottom w:val="single" w:sz="4" w:space="0" w:color="7F7F7F" w:themeColor="text1" w:themeTint="80"/>
+      </w:tblBorders>
+    </w:tblPr>
+    <w:tblStylePr w:type="firstRow">
+      <w:rPr>
+        <w:b/>
+        <w:bCs/>
+      </w:rPr>
+      <w:tblPr/>
+      <w:tcPr>
+        <w:tcBorders>
+          <w:bottom w:val="single" w:sz="4" w:space="0" w:color="7F7F7F" w:themeColor="text1" w:themeTint="80"/>
+        </w:tcBorders>
+      </w:tcPr>
+    </w:tblStylePr>
+    <w:tblStylePr w:type="lastRow">
+      <w:rPr>
+        <w:b/>
+        <w:bCs/>
+      </w:rPr>
+      <w:tblPr/>
+      <w:tcPr>
+        <w:tcBorders>
+          <w:top w:val="single" w:sz="4" w:space="0" w:color="7F7F7F" w:themeColor="text1" w:themeTint="80"/>
+        </w:tcBorders>
+      </w:tcPr>
+    </w:tblStylePr>
+    <w:tblStylePr w:type="firstCol">
+      <w:rPr>
+        <w:b/>
+        <w:bCs/>
+      </w:rPr>
+    </w:tblStylePr>
+    <w:tblStylePr w:type="lastCol">
+      <w:rPr>
+        <w:b/>
+        <w:bCs/>
+      </w:rPr>
+    </w:tblStylePr>
+    <w:tblStylePr w:type="band1Vert">
+      <w:tblPr/>
+      <w:tcPr>
+        <w:tcBorders>
+          <w:left w:val="single" w:sz="4" w:space="0" w:color="7F7F7F" w:themeColor="text1" w:themeTint="80"/>
+          <w:right w:val="single" w:sz="4" w:space="0" w:color="7F7F7F" w:themeColor="text1" w:themeTint="80"/>
+        </w:tcBorders>
+      </w:tcPr>
+    </w:tblStylePr>
+    <w:tblStylePr w:type="band2Vert">
+      <w:tblPr/>
+      <w:tcPr>
+        <w:tcBorders>
+          <w:left w:val="single" w:sz="4" w:space="0" w:color="7F7F7F" w:themeColor="text1" w:themeTint="80"/>
+          <w:right w:val="single" w:sz="4" w:space="0" w:color="7F7F7F" w:themeColor="text1" w:themeTint="80"/>
+        </w:tcBorders>
+      </w:tcPr>
+    </w:tblStylePr>
+    <w:tblStylePr w:type="band1Horz">
+      <w:tblPr/>
+      <w:tcPr>
+        <w:tcBorders>
+          <w:top w:val="single" w:sz="4" w:space="0" w:color="7F7F7F" w:themeColor="text1" w:themeTint="80"/>
+          <w:bottom w:val="single" w:sz="4" w:space="0" w:color="7F7F7F" w:themeColor="text1" w:themeTint="80"/>
+        </w:tcBorders>
+      </w:tcPr>
+    </w:tblStylePr>
+  </w:style>
+  <w:style w:type="table" w:styleId="PlainTable3">
+    <w:name w:val="Plain Table 3"/>
+    <w:basedOn w:val="TableNormal"/>
+    <w:uiPriority w:val="43"/>
+    <w:rsid w:val="00D078F8"/>
+    <w:pPr>
+      <w:spacing w:after="0" w:line="240" w:lineRule="auto"/>
+    </w:pPr>
+    <w:tblPr>
+      <w:tblStyleRowBandSize w:val="1"/>
+      <w:tblStyleColBandSize w:val="1"/>
+    </w:tblPr>
+    <w:tblStylePr w:type="firstRow">
+      <w:rPr>
+        <w:b/>
+        <w:bCs/>
+        <w:caps/>
+      </w:rPr>
+      <w:tblPr/>
+      <w:tcPr>
+        <w:tcBorders>
+          <w:bottom w:val="single" w:sz="4" w:space="0" w:color="7F7F7F" w:themeColor="text1" w:themeTint="80"/>
+        </w:tcBorders>
+      </w:tcPr>
+    </w:tblStylePr>
+    <w:tblStylePr w:type="lastRow">
+      <w:rPr>
+        <w:b/>
+        <w:bCs/>
+        <w:caps/>
+      </w:rPr>
+      <w:tblPr/>
+      <w:tcPr>
+        <w:tcBorders>
+          <w:top w:val="nil"/>
+        </w:tcBorders>
+      </w:tcPr>
+    </w:tblStylePr>
+    <w:tblStylePr w:type="firstCol">
+      <w:rPr>
+        <w:b/>
+        <w:bCs/>
+        <w:caps/>
+      </w:rPr>
+      <w:tblPr/>
+      <w:tcPr>
+        <w:tcBorders>
+          <w:right w:val="single" w:sz="4" w:space="0" w:color="7F7F7F" w:themeColor="text1" w:themeTint="80"/>
+        </w:tcBorders>
+      </w:tcPr>
+    </w:tblStylePr>
+    <w:tblStylePr w:type="lastCol">
+      <w:rPr>
+        <w:b/>
+        <w:bCs/>
+        <w:caps/>
+      </w:rPr>
+      <w:tblPr/>
+      <w:tcPr>
+        <w:tcBorders>
+          <w:left w:val="nil"/>
+        </w:tcBorders>
+      </w:tcPr>
+    </w:tblStylePr>
+    <w:tblStylePr w:type="band1Vert">
+      <w:tblPr/>
+      <w:tcPr>
+        <w:shd w:val="clear" w:color="auto" w:fill="F2F2F2" w:themeFill="background1" w:themeFillShade="F2"/>
+      </w:tcPr>
+    </w:tblStylePr>
+    <w:tblStylePr w:type="band1Horz">
+      <w:tblPr/>
+      <w:tcPr>
+        <w:shd w:val="clear" w:color="auto" w:fill="F2F2F2" w:themeFill="background1" w:themeFillShade="F2"/>
+      </w:tcPr>
+    </w:tblStylePr>
+    <w:tblStylePr w:type="neCell">
+      <w:tblPr/>
+      <w:tcPr>
+        <w:tcBorders>
+          <w:left w:val="nil"/>
+        </w:tcBorders>
+      </w:tcPr>
+    </w:tblStylePr>
+    <w:tblStylePr w:type="nwCell">
+      <w:tblPr/>
+      <w:tcPr>
+        <w:tcBorders>
+          <w:right w:val="nil"/>
+        </w:tcBorders>
+      </w:tcPr>
+    </w:tblStylePr>
+  </w:style>
+  <w:style w:type="table" w:styleId="PlainTable5">
+    <w:name w:val="Plain Table 5"/>
+    <w:basedOn w:val="TableNormal"/>
+    <w:uiPriority w:val="45"/>
+    <w:rsid w:val="00D078F8"/>
+    <w:pPr>
+      <w:spacing w:after="0" w:line="240" w:lineRule="auto"/>
+    </w:pPr>
+    <w:tblPr>
+      <w:tblStyleRowBandSize w:val="1"/>
+      <w:tblStyleColBandSize w:val="1"/>
+    </w:tblPr>
+    <w:tblStylePr w:type="firstRow">
+      <w:rPr>
+        <w:rFonts w:asciiTheme="majorHAnsi" w:eastAsiaTheme="majorEastAsia" w:hAnsiTheme="majorHAnsi" w:cstheme="majorBidi"/>
+        <w:i/>
+        <w:iCs/>
+        <w:sz w:val="26"/>
+      </w:rPr>
+      <w:tblPr/>
+      <w:tcPr>
+        <w:tcBorders>
+          <w:bottom w:val="single" w:sz="4" w:space="0" w:color="7F7F7F" w:themeColor="text1" w:themeTint="80"/>
+        </w:tcBorders>
+        <w:shd w:val="clear" w:color="auto" w:fill="FFFFFF" w:themeFill="background1"/>
+      </w:tcPr>
+    </w:tblStylePr>
+    <w:tblStylePr w:type="lastRow">
+      <w:rPr>
+        <w:rFonts w:asciiTheme="majorHAnsi" w:eastAsiaTheme="majorEastAsia" w:hAnsiTheme="majorHAnsi" w:cstheme="majorBidi"/>
+        <w:i/>
+        <w:iCs/>
+        <w:sz w:val="26"/>
+      </w:rPr>
+      <w:tblPr/>
+      <w:tcPr>
+        <w:tcBorders>
+          <w:top w:val="single" w:sz="4" w:space="0" w:color="7F7F7F" w:themeColor="text1" w:themeTint="80"/>
+        </w:tcBorders>
+        <w:shd w:val="clear" w:color="auto" w:fill="FFFFFF" w:themeFill="background1"/>
+      </w:tcPr>
+    </w:tblStylePr>
+    <w:tblStylePr w:type="firstCol">
+      <w:pPr>
+        <w:jc w:val="right"/>
+      </w:pPr>
+      <w:rPr>
+        <w:rFonts w:asciiTheme="majorHAnsi" w:eastAsiaTheme="majorEastAsia" w:hAnsiTheme="majorHAnsi" w:cstheme="majorBidi"/>
+        <w:i/>
+        <w:iCs/>
+        <w:sz w:val="26"/>
+      </w:rPr>
+      <w:tblPr/>
+      <w:tcPr>
+        <w:tcBorders>
+          <w:right w:val="single" w:sz="4" w:space="0" w:color="7F7F7F" w:themeColor="text1" w:themeTint="80"/>
+        </w:tcBorders>
+        <w:shd w:val="clear" w:color="auto" w:fill="FFFFFF" w:themeFill="background1"/>
+      </w:tcPr>
+    </w:tblStylePr>
+    <w:tblStylePr w:type="lastCol">
+      <w:rPr>
+        <w:rFonts w:asciiTheme="majorHAnsi" w:eastAsiaTheme="majorEastAsia" w:hAnsiTheme="majorHAnsi" w:cstheme="majorBidi"/>
+        <w:i/>
+        <w:iCs/>
+        <w:sz w:val="26"/>
+      </w:rPr>
+      <w:tblPr/>
+      <w:tcPr>
+        <w:tcBorders>
+          <w:left w:val="single" w:sz="4" w:space="0" w:color="7F7F7F" w:themeColor="text1" w:themeTint="80"/>
+        </w:tcBorders>
+        <w:shd w:val="clear" w:color="auto" w:fill="FFFFFF" w:themeFill="background1"/>
+      </w:tcPr>
+    </w:tblStylePr>
+    <w:tblStylePr w:type="band1Vert">
+      <w:tblPr/>
+      <w:tcPr>
+        <w:shd w:val="clear" w:color="auto" w:fill="F2F2F2" w:themeFill="background1" w:themeFillShade="F2"/>
+      </w:tcPr>
+    </w:tblStylePr>
+    <w:tblStylePr w:type="band1Horz">
+      <w:tblPr/>
+      <w:tcPr>
+        <w:shd w:val="clear" w:color="auto" w:fill="F2F2F2" w:themeFill="background1" w:themeFillShade="F2"/>
+      </w:tcPr>
+    </w:tblStylePr>
+    <w:tblStylePr w:type="neCell">
+      <w:tblPr/>
+      <w:tcPr>
+        <w:tcBorders>
+          <w:left w:val="nil"/>
+        </w:tcBorders>
+      </w:tcPr>
+    </w:tblStylePr>
+    <w:tblStylePr w:type="nwCell">
+      <w:tblPr/>
+      <w:tcPr>
+        <w:tcBorders>
+          <w:right w:val="nil"/>
+        </w:tcBorders>
+      </w:tcPr>
+    </w:tblStylePr>
+    <w:tblStylePr w:type="seCell">
+      <w:tblPr/>
+      <w:tcPr>
+        <w:tcBorders>
+          <w:left w:val="nil"/>
+        </w:tcBorders>
+      </w:tcPr>
+    </w:tblStylePr>
+    <w:tblStylePr w:type="swCell">
+      <w:tblPr/>
+      <w:tcPr>
+        <w:tcBorders>
+          <w:right w:val="nil"/>
+        </w:tcBorders>
+      </w:tcPr>
+    </w:tblStylePr>
+  </w:style>
+  <w:style w:type="character" w:customStyle="1" w:styleId="math-inline">
+    <w:name w:val="math-inline"/>
+    <w:basedOn w:val="DefaultParagraphFont"/>
+    <w:rsid w:val="007202C9"/>
+  </w:style>
 </w:styles>
 </file>
 
